--- a/RESULTS.docx
+++ b/RESULTS.docx
@@ -11,7 +11,6 @@
         <w:t>RESULTS</w:t>
       </w:r>
     </w:p>
-    <w:p/>
     <w:p>
       <w:r>
         <w:rPr>
@@ -25,7 +24,15 @@
     </w:p>
     <w:p>
       <w:r>
-        <w:t>Understory vegetation density did not vary significantly along survey routes in the hunted and unhunted forests. Mean vertical leaf overlap in the hunted forest was 2.24, SD = 1.92 and mean = 2.30, SD = 2.12 in the unhunted forest (Supplementary Figure 1).</w:t>
+        <w:t xml:space="preserve">Understory vegetation density did not vary significantly along survey routes in the hunted and unhunted forests. Mean vertical leaf </w:t>
+      </w:r>
+      <w:proofErr w:type="gramStart"/>
+      <w:r>
+        <w:t>overlap</w:t>
+      </w:r>
+      <w:proofErr w:type="gramEnd"/>
+      <w:r>
+        <w:t xml:space="preserve"> in the hunted forest was 2.24, SD = 1.92 and mean = 2.30, SD = 2.12 in the unhunted forest (Supplementary Figure 1).</w:t>
       </w:r>
     </w:p>
     <w:p>
@@ -137,7 +144,15 @@
     </w:p>
     <w:p>
       <w:r>
-        <w:t>Relative humidity also varied between years and forest types during our study (Supplementary Figure 3). Mean relative humidity in 2025 during afternoon surveys was 89.53% (SD = 4.62) and 88.01% (SD = 9.21) in the unhunted and hunted forests, respectively. Nighttime surveys in 2025 had mean relative humidities of 91.35% (SD = 4.16) in the unhunted and 93.87% (SD = 3.72) in the hunted forest. In 2024, surveys were only conducted at night and mean relative humidities were 88.87% (SD = 5.27) in the unhunted forest and 90.17% (SD = 4.31) in the hunted forest.</w:t>
+        <w:t xml:space="preserve">Relative humidity also varied between years and forest types during our study (Supplementary Figure 3). Mean relative humidity in 2025 during afternoon surveys was 89.53% (SD = 4.62) and 88.01% (SD = 9.21) in the unhunted and hunted forests, respectively. Nighttime surveys in 2025 had </w:t>
+      </w:r>
+      <w:proofErr w:type="gramStart"/>
+      <w:r>
+        <w:t>mean</w:t>
+      </w:r>
+      <w:proofErr w:type="gramEnd"/>
+      <w:r>
+        <w:t xml:space="preserve"> relative humidities of 91.35% (SD = 4.16) in the unhunted and 93.87% (SD = 3.72) in the hunted forest. In 2024, surveys were only conducted at night and mean relative humidities were 88.87% (SD = 5.27) in the unhunted forest and 90.17% (SD = 4.31) in the hunted forest.</w:t>
       </w:r>
     </w:p>
     <w:p>
@@ -317,11 +332,11 @@
         <w:t>.</w:t>
       </w:r>
       <w:r>
-        <w:t xml:space="preserve"> Our top model based on lowest AIC had the fixed effects of Family, </w:t>
+        <w:t xml:space="preserve"> Our top model based on lowest AIC had the fixed effects of Family, Hunting Status and Humidity, as well as an interaction term for Humidity and Family and </w:t>
       </w:r>
       <w:r>
         <w:lastRenderedPageBreak/>
-        <w:t>Hunting Status and Humidity, as well as an interaction term for Humidity and Family and Hunting Status and family (</w:t>
+        <w:t>Hunting Status and family (</w:t>
       </w:r>
       <w:r>
         <w:rPr>
@@ -585,7 +600,15 @@
         <w:t xml:space="preserve"> 0.09 (SD = 1.10) in the hunted area. </w:t>
       </w:r>
       <w:r>
-        <w:t>Top model based on AIC included family, hunting status, their interaction, humidity, and temperature. There was a significant effect to</w:t>
+        <w:t xml:space="preserve">Top </w:t>
+      </w:r>
+      <w:proofErr w:type="gramStart"/>
+      <w:r>
+        <w:t>model</w:t>
+      </w:r>
+      <w:proofErr w:type="gramEnd"/>
+      <w:r>
+        <w:t xml:space="preserve"> based on AIC included family, hunting status, their interaction, humidity, and temperature. There was a significant effect to</w:t>
       </w:r>
     </w:p>
     <w:p/>
@@ -602,7 +625,15 @@
     </w:p>
     <w:p>
       <w:r>
-        <w:t xml:space="preserve">Overall, the number of snake detections did not vary between the forest types. We detected 51 individual snakes in total in the unhunted forest (mean per survey = 1.70 ± 0.31, SD = 1.68) and 50 in the hunted forest (mean per survey = 1.61 ± 0.26, SD = 1.43) (Figure XX). Investigated predictor variables (hunting, humidity, and temperature) did not improve model fit, making the our top model (Tweedie </w:t>
+        <w:t xml:space="preserve">Overall, the number of snake detections did not vary between the forest types. We detected 51 individual snakes in total in the unhunted forest (mean per survey = 1.70 ± 0.31, SD = 1.68) and 50 in the hunted forest (mean per survey = 1.61 ± 0.26, SD = 1.43) (Figure XX). Investigated predictor variables (hunting, humidity, and temperature) did not improve model fit, making </w:t>
+      </w:r>
+      <w:proofErr w:type="gramStart"/>
+      <w:r>
+        <w:t>the our</w:t>
+      </w:r>
+      <w:proofErr w:type="gramEnd"/>
+      <w:r>
+        <w:t xml:space="preserve"> top model (Tweedie </w:t>
       </w:r>
       <w:proofErr w:type="spellStart"/>
       <w:r>
@@ -687,6 +718,7 @@
       <w:r>
         <w:t xml:space="preserve"> Detection rates of snakes and their prey across hunted and unhunted forests. Detections are measured as a rate of </w:t>
       </w:r>
+      <w:proofErr w:type="gramStart"/>
       <w:r>
         <w:rPr>
           <w:i/>
@@ -695,7 +727,11 @@
         <w:t>n</w:t>
       </w:r>
       <w:r>
-        <w:t xml:space="preserve"> individuals encountered per 500 meters. Points represent mean detections, and error bars represent standard error of the mean.</w:t>
+        <w:t xml:space="preserve"> individuals</w:t>
+      </w:r>
+      <w:proofErr w:type="gramEnd"/>
+      <w:r>
+        <w:t xml:space="preserve"> encountered per 500 meters. Points represent mean detections, and error bars represent standard error of the mean.</w:t>
       </w:r>
     </w:p>
     <w:p/>
@@ -716,7 +752,23 @@
       </w:r>
       <w:r>
         <w:lastRenderedPageBreak/>
-        <w:t xml:space="preserve">both the hunted and unhunted site were dominated by species from the family Colubridae, but the hunted site visibly exhibited higher proportions of species from the family Boidae (Supplementary Figure 9). When opportunistic and third-party detections were taken into account, the highest occurring groups come from the genera </w:t>
+        <w:t xml:space="preserve">both the hunted and unhunted </w:t>
+      </w:r>
+      <w:proofErr w:type="gramStart"/>
+      <w:r>
+        <w:t>site</w:t>
+      </w:r>
+      <w:proofErr w:type="gramEnd"/>
+      <w:r>
+        <w:t xml:space="preserve"> were dominated by species from the family Colubridae, but the hunted site visibly exhibited higher proportions of species from the family Boidae (Supplementary Figure 9). When opportunistic and third-party detections were </w:t>
+      </w:r>
+      <w:proofErr w:type="gramStart"/>
+      <w:r>
+        <w:t>taken into account</w:t>
+      </w:r>
+      <w:proofErr w:type="gramEnd"/>
+      <w:r>
+        <w:t xml:space="preserve">, the highest occurring groups come from the genera </w:t>
       </w:r>
       <w:proofErr w:type="spellStart"/>
       <w:r>
@@ -23114,7 +23166,23 @@
                 <w:b/>
                 <w:bCs/>
               </w:rPr>
-              <w:t xml:space="preserve">Predicted (n individuals per </w:t>
+              <w:t>Predicted (</w:t>
+            </w:r>
+            <w:proofErr w:type="gramStart"/>
+            <w:r>
+              <w:rPr>
+                <w:b/>
+                <w:bCs/>
+              </w:rPr>
+              <w:t>n individuals</w:t>
+            </w:r>
+            <w:proofErr w:type="gramEnd"/>
+            <w:r>
+              <w:rPr>
+                <w:b/>
+                <w:bCs/>
+              </w:rPr>
+              <w:t xml:space="preserve"> per </w:t>
             </w:r>
             <w:proofErr w:type="spellStart"/>
             <w:r>
@@ -25291,7 +25359,23 @@
                 <w:b/>
                 <w:bCs/>
               </w:rPr>
-              <w:t xml:space="preserve">Predicted (n individuals per </w:t>
+              <w:t>Predicted (</w:t>
+            </w:r>
+            <w:proofErr w:type="gramStart"/>
+            <w:r>
+              <w:rPr>
+                <w:b/>
+                <w:bCs/>
+              </w:rPr>
+              <w:t>n individuals</w:t>
+            </w:r>
+            <w:proofErr w:type="gramEnd"/>
+            <w:r>
+              <w:rPr>
+                <w:b/>
+                <w:bCs/>
+              </w:rPr>
+              <w:t xml:space="preserve"> per </w:t>
             </w:r>
             <w:proofErr w:type="spellStart"/>
             <w:r>

--- a/RESULTS.docx
+++ b/RESULTS.docx
@@ -37,11 +37,7 @@
     </w:p>
     <w:p>
       <w:r>
-        <w:t xml:space="preserve">Temperature varied between years and forest types (hunted versus unhunted) during our study (Supplementary Figure 2). Mean temperature in 2025 in the unhunted forest type was </w:t>
-      </w:r>
-      <w:proofErr w:type="spellStart"/>
-      <w:r>
-        <w:t>80.56</w:t>
+        <w:t>Temperature varied between years and forest types (hunted versus unhunted) during our study (Supplementary Figure 2). Mean temperature in 2025 in the unhunted forest type was 80.56</w:t>
       </w:r>
       <w:r>
         <w:rPr>
@@ -50,15 +46,7 @@
         <w:t>0</w:t>
       </w:r>
       <w:r>
-        <w:t>F</w:t>
-      </w:r>
-      <w:proofErr w:type="spellEnd"/>
-      <w:r>
-        <w:t xml:space="preserve"> (1.91 SD) and </w:t>
-      </w:r>
-      <w:proofErr w:type="spellStart"/>
-      <w:r>
-        <w:t>77.11</w:t>
+        <w:t>F (1.91 SD) and 77.11</w:t>
       </w:r>
       <w:r>
         <w:rPr>
@@ -67,15 +55,7 @@
         <w:t>0</w:t>
       </w:r>
       <w:r>
-        <w:t>F</w:t>
-      </w:r>
-      <w:proofErr w:type="spellEnd"/>
-      <w:r>
-        <w:t xml:space="preserve"> (2.49 SD) during afternoon and nighttime surveys, respectively. In the hunted forest type, 2025 mean temperatures were </w:t>
-      </w:r>
-      <w:proofErr w:type="spellStart"/>
-      <w:r>
-        <w:t>79.37</w:t>
+        <w:t>F (2.49 SD) during afternoon and nighttime surveys, respectively. In the hunted forest type, 2025 mean temperatures were 79.37</w:t>
       </w:r>
       <w:r>
         <w:rPr>
@@ -84,15 +64,7 @@
         <w:t>0</w:t>
       </w:r>
       <w:r>
-        <w:t>F</w:t>
-      </w:r>
-      <w:proofErr w:type="spellEnd"/>
-      <w:r>
-        <w:t xml:space="preserve"> (3.00 SD) and </w:t>
-      </w:r>
-      <w:proofErr w:type="spellStart"/>
-      <w:r>
-        <w:t>75.57</w:t>
+        <w:t>F (3.00 SD) and 75.57</w:t>
       </w:r>
       <w:r>
         <w:rPr>
@@ -101,15 +73,7 @@
         <w:t>0</w:t>
       </w:r>
       <w:r>
-        <w:t>F</w:t>
-      </w:r>
-      <w:proofErr w:type="spellEnd"/>
-      <w:r>
-        <w:t xml:space="preserve"> (2.50 SD) during afternoon and nighttime surveys, respectively. During 2024, only nighttime surveys were conducted, for which mean temperatures were </w:t>
-      </w:r>
-      <w:proofErr w:type="spellStart"/>
-      <w:r>
-        <w:t>83.22</w:t>
+        <w:t>F (2.50 SD) during afternoon and nighttime surveys, respectively. During 2024, only nighttime surveys were conducted, for which mean temperatures were 83.22</w:t>
       </w:r>
       <w:r>
         <w:rPr>
@@ -118,15 +82,7 @@
         <w:t>0</w:t>
       </w:r>
       <w:r>
-        <w:t>F</w:t>
-      </w:r>
-      <w:proofErr w:type="spellEnd"/>
-      <w:r>
-        <w:t xml:space="preserve"> (7.06 SD) and </w:t>
-      </w:r>
-      <w:proofErr w:type="spellStart"/>
-      <w:r>
-        <w:t>83.83</w:t>
+        <w:t>F (7.06 SD) and 83.83</w:t>
       </w:r>
       <w:r>
         <w:rPr>
@@ -135,11 +91,7 @@
         <w:t>0</w:t>
       </w:r>
       <w:r>
-        <w:t>F</w:t>
-      </w:r>
-      <w:proofErr w:type="spellEnd"/>
-      <w:r>
-        <w:t xml:space="preserve"> (7.21 SD) in the unhunted and hunted forest types, respectively.</w:t>
+        <w:t>F (7.21 SD) in the unhunted and hunted forest types, respectively.</w:t>
       </w:r>
     </w:p>
     <w:p>
@@ -177,15 +129,7 @@
     </w:p>
     <w:p>
       <w:r>
-        <w:t xml:space="preserve">Small mammal detection rates (individuals found per 500 m) were on average ~ </w:t>
-      </w:r>
-      <w:proofErr w:type="spellStart"/>
-      <w:r>
-        <w:t>3.5x</w:t>
-      </w:r>
-      <w:proofErr w:type="spellEnd"/>
-      <w:r>
-        <w:t xml:space="preserve"> higher during surveys in the hunted forest relative to the unhunted forest. Cumulatively, we detected 50 small mammals in the unhunted forest and 176 in the hunted forest. Mean detections were 5.68 ± 0.38 SE</w:t>
+        <w:t>Small mammal detection rates (individuals found per 500 m) were on average ~ 3.5x higher during surveys in the hunted forest relative to the unhunted forest. Cumulatively, we detected 50 small mammals in the unhunted forest and 176 in the hunted forest. Mean detections were 5.68 ± 0.38 SE</w:t>
       </w:r>
       <w:r>
         <w:t xml:space="preserve"> (SD = 2.10)</w:t>
@@ -197,23 +141,7 @@
         <w:t xml:space="preserve">(SD = 1.35) </w:t>
       </w:r>
       <w:r>
-        <w:t xml:space="preserve">in the unhunted forest. Model results indicate significantly greater individuals detected per </w:t>
-      </w:r>
-      <w:proofErr w:type="spellStart"/>
-      <w:r>
-        <w:t>500m</w:t>
-      </w:r>
-      <w:proofErr w:type="spellEnd"/>
-      <w:r>
-        <w:t xml:space="preserve"> in the hunted forest relative to the unhunted forest (Tweedie </w:t>
-      </w:r>
-      <w:proofErr w:type="spellStart"/>
-      <w:r>
-        <w:t>GLMM</w:t>
-      </w:r>
-      <w:proofErr w:type="spellEnd"/>
-      <w:r>
-        <w:t xml:space="preserve">, hunted forest type estimate = 1.20, SD = 0.16, Z-value = 7.35, </w:t>
+        <w:t xml:space="preserve">in the unhunted forest. Model results indicate significantly greater individuals detected per 500m in the hunted forest relative to the unhunted forest (Tweedie GLMM, hunted forest type estimate = 1.20, SD = 0.16, Z-value = 7.35, </w:t>
       </w:r>
       <w:r>
         <w:rPr>
@@ -332,11 +260,56 @@
         <w:t>.</w:t>
       </w:r>
       <w:r>
-        <w:t xml:space="preserve"> Our top model based on lowest AIC had the fixed effects of Family, Hunting Status and Humidity, as well as an interaction term for Humidity and Family and </w:t>
+        <w:t xml:space="preserve"> Our top model based on lowest AIC had the fixed effects of </w:t>
+      </w:r>
+      <w:r>
+        <w:t>f</w:t>
+      </w:r>
+      <w:r>
+        <w:t xml:space="preserve">amily, </w:t>
+      </w:r>
+      <w:r>
+        <w:t>h</w:t>
+      </w:r>
+      <w:r>
+        <w:t xml:space="preserve">unting </w:t>
+      </w:r>
+      <w:r>
+        <w:t>s</w:t>
+      </w:r>
+      <w:r>
+        <w:t xml:space="preserve">tatus and </w:t>
+      </w:r>
+      <w:r>
+        <w:t>h</w:t>
+      </w:r>
+      <w:r>
+        <w:t xml:space="preserve">umidity, as well as an interaction term for </w:t>
+      </w:r>
+      <w:r>
+        <w:t>h</w:t>
+      </w:r>
+      <w:r>
+        <w:t xml:space="preserve">umidity and </w:t>
+      </w:r>
+      <w:r>
+        <w:t>f</w:t>
+      </w:r>
+      <w:r>
+        <w:t xml:space="preserve">amily and </w:t>
       </w:r>
       <w:r>
         <w:lastRenderedPageBreak/>
-        <w:t>Hunting Status and family (</w:t>
+        <w:t>h</w:t>
+      </w:r>
+      <w:r>
+        <w:t xml:space="preserve">unting </w:t>
+      </w:r>
+      <w:r>
+        <w:t>s</w:t>
+      </w:r>
+      <w:r>
+        <w:t>tatus and family (</w:t>
       </w:r>
       <w:r>
         <w:rPr>
@@ -347,7 +320,6 @@
       <w:r>
         <w:t>). Model results showed a significant interaction between family and hunting status (</w:t>
       </w:r>
-      <w:proofErr w:type="spellStart"/>
       <w:r>
         <w:rPr>
           <w:i/>
@@ -363,20 +335,11 @@
         </w:rPr>
         <w:t>2</w:t>
       </w:r>
-      <w:proofErr w:type="spellEnd"/>
       <w:r>
         <w:t xml:space="preserve"> </w:t>
       </w:r>
       <w:r>
-        <w:t xml:space="preserve">= 35.89, </w:t>
-      </w:r>
-      <w:proofErr w:type="spellStart"/>
-      <w:r>
-        <w:t>df</w:t>
-      </w:r>
-      <w:proofErr w:type="spellEnd"/>
-      <w:r>
-        <w:t xml:space="preserve"> = 10, </w:t>
+        <w:t xml:space="preserve">= 35.89, df = 10, </w:t>
       </w:r>
       <w:r>
         <w:rPr>
@@ -391,7 +354,6 @@
       <w:r>
         <w:t>(</w:t>
       </w:r>
-      <w:proofErr w:type="spellStart"/>
       <w:r>
         <w:rPr>
           <w:i/>
@@ -407,20 +369,11 @@
         </w:rPr>
         <w:t>2</w:t>
       </w:r>
-      <w:proofErr w:type="spellEnd"/>
       <w:r>
         <w:t xml:space="preserve"> =</w:t>
       </w:r>
       <w:r>
-        <w:t xml:space="preserve"> 31.68, </w:t>
-      </w:r>
-      <w:proofErr w:type="spellStart"/>
-      <w:r>
-        <w:t>df</w:t>
-      </w:r>
-      <w:proofErr w:type="spellEnd"/>
-      <w:r>
-        <w:t xml:space="preserve"> = 10, </w:t>
+        <w:t xml:space="preserve"> 31.68, df = 10, </w:t>
       </w:r>
       <w:r>
         <w:rPr>
@@ -432,7 +385,6 @@
       <w:r>
         <w:t xml:space="preserve"> &lt; 0.001). Family was also significant (</w:t>
       </w:r>
-      <w:proofErr w:type="spellStart"/>
       <w:r>
         <w:rPr>
           <w:i/>
@@ -448,17 +400,8 @@
         </w:rPr>
         <w:t>2</w:t>
       </w:r>
-      <w:proofErr w:type="spellEnd"/>
       <w:r>
-        <w:t xml:space="preserve"> = 254.39, </w:t>
-      </w:r>
-      <w:proofErr w:type="spellStart"/>
-      <w:r>
-        <w:t>df</w:t>
-      </w:r>
-      <w:proofErr w:type="spellEnd"/>
-      <w:r>
-        <w:t xml:space="preserve"> = 10, </w:t>
+        <w:t xml:space="preserve"> = 254.39, df = 10, </w:t>
       </w:r>
       <w:r>
         <w:rPr>
@@ -470,7 +413,6 @@
       <w:r>
         <w:t xml:space="preserve"> &lt; 0.001), while the fixed effect of hunting status was not (</w:t>
       </w:r>
-      <w:proofErr w:type="spellStart"/>
       <w:r>
         <w:rPr>
           <w:i/>
@@ -484,17 +426,8 @@
         </w:rPr>
         <w:t>2</w:t>
       </w:r>
-      <w:proofErr w:type="spellEnd"/>
       <w:r>
-        <w:t xml:space="preserve"> = 1.29, </w:t>
-      </w:r>
-      <w:proofErr w:type="spellStart"/>
-      <w:r>
-        <w:t>df</w:t>
-      </w:r>
-      <w:proofErr w:type="spellEnd"/>
-      <w:r>
-        <w:t xml:space="preserve"> = 1, </w:t>
+        <w:t xml:space="preserve"> = 1.29, df = 1, </w:t>
       </w:r>
       <w:r>
         <w:rPr>
@@ -512,7 +445,6 @@
       <w:r>
         <w:t>0.26) nor was humidity (</w:t>
       </w:r>
-      <w:proofErr w:type="spellStart"/>
       <w:r>
         <w:rPr>
           <w:i/>
@@ -528,7 +460,6 @@
         </w:rPr>
         <w:t>2</w:t>
       </w:r>
-      <w:proofErr w:type="spellEnd"/>
       <w:r>
         <w:t xml:space="preserve"> </w:t>
       </w:r>
@@ -536,15 +467,7 @@
         <w:t>= 1.</w:t>
       </w:r>
       <w:r>
-        <w:t xml:space="preserve">55, </w:t>
-      </w:r>
-      <w:proofErr w:type="spellStart"/>
-      <w:r>
-        <w:t>df</w:t>
-      </w:r>
-      <w:proofErr w:type="spellEnd"/>
-      <w:r>
-        <w:t xml:space="preserve"> = 1, </w:t>
+        <w:t xml:space="preserve">55, df = 1, </w:t>
       </w:r>
       <w:r>
         <w:rPr>
@@ -600,15 +523,28 @@
         <w:t xml:space="preserve"> 0.09 (SD = 1.10) in the hunted area. </w:t>
       </w:r>
       <w:r>
-        <w:t xml:space="preserve">Top </w:t>
+        <w:t xml:space="preserve">The best fit model based on AIC </w:t>
       </w:r>
-      <w:proofErr w:type="gramStart"/>
       <w:r>
-        <w:t>model</w:t>
+        <w:t xml:space="preserve">included </w:t>
       </w:r>
-      <w:proofErr w:type="gramEnd"/>
       <w:r>
-        <w:t xml:space="preserve"> based on AIC included family, hunting status, their interaction, humidity, and temperature. There was a significant effect to</w:t>
+        <w:t xml:space="preserve">the fixed effects of humidity, </w:t>
+      </w:r>
+      <w:r>
+        <w:t>famil</w:t>
+      </w:r>
+      <w:r>
+        <w:t xml:space="preserve">y and the interaction between family and </w:t>
+      </w:r>
+      <w:r>
+        <w:t xml:space="preserve">hunting status. </w:t>
+      </w:r>
+      <w:r>
+        <w:t>Fa</w:t>
+      </w:r>
+      <w:r>
+        <w:t>There was a significant effect to</w:t>
       </w:r>
     </w:p>
     <w:p/>
@@ -633,15 +569,7 @@
       </w:r>
       <w:proofErr w:type="gramEnd"/>
       <w:r>
-        <w:t xml:space="preserve"> top model (Tweedie </w:t>
-      </w:r>
-      <w:proofErr w:type="spellStart"/>
-      <w:r>
-        <w:t>GLMM</w:t>
-      </w:r>
-      <w:proofErr w:type="spellEnd"/>
-      <w:r>
-        <w:t xml:space="preserve">, intercept estimate = -1.19 ± 0.15 SE, Z-value = -7.70, </w:t>
+        <w:t xml:space="preserve"> top model (Tweedie GLMM, intercept estimate = -1.19 ± 0.15 SE, Z-value = -7.70, </w:t>
       </w:r>
       <w:r>
         <w:rPr>
@@ -656,6 +584,9 @@
     </w:p>
     <w:p>
       <w:r>
+        <w:rPr>
+          <w:noProof/>
+        </w:rPr>
         <w:lastRenderedPageBreak/>
         <w:drawing>
           <wp:inline distT="0" distB="0" distL="0" distR="0" wp14:anchorId="69F96A56" wp14:editId="0569A289">
@@ -770,7 +701,6 @@
       <w:r>
         <w:t xml:space="preserve">, the highest occurring groups come from the genera </w:t>
       </w:r>
-      <w:proofErr w:type="spellStart"/>
       <w:r>
         <w:rPr>
           <w:i/>
@@ -778,7 +708,6 @@
         </w:rPr>
         <w:t>Imantodes</w:t>
       </w:r>
-      <w:proofErr w:type="spellEnd"/>
       <w:r>
         <w:t xml:space="preserve">, </w:t>
       </w:r>
@@ -792,7 +721,6 @@
       <w:r>
         <w:t xml:space="preserve">, </w:t>
       </w:r>
-      <w:proofErr w:type="spellStart"/>
       <w:r>
         <w:rPr>
           <w:i/>
@@ -800,11 +728,9 @@
         </w:rPr>
         <w:t>Helicops</w:t>
       </w:r>
-      <w:proofErr w:type="spellEnd"/>
       <w:r>
         <w:t xml:space="preserve">, and </w:t>
       </w:r>
-      <w:proofErr w:type="spellStart"/>
       <w:r>
         <w:rPr>
           <w:i/>
@@ -812,11 +738,9 @@
         </w:rPr>
         <w:t>Corallus</w:t>
       </w:r>
-      <w:proofErr w:type="spellEnd"/>
       <w:r>
         <w:t xml:space="preserve">. Specifically, the hunted site had a higher portion of individuals from the genera </w:t>
       </w:r>
-      <w:proofErr w:type="spellStart"/>
       <w:r>
         <w:rPr>
           <w:i/>
@@ -824,7 +748,6 @@
         </w:rPr>
         <w:t>Corallus</w:t>
       </w:r>
-      <w:proofErr w:type="spellEnd"/>
       <w:r>
         <w:t xml:space="preserve">, and </w:t>
       </w:r>
@@ -1891,7 +1814,6 @@
                 <w14:ligatures w14:val="none"/>
               </w:rPr>
             </w:pPr>
-            <w:proofErr w:type="spellStart"/>
             <w:r>
               <w:rPr>
                 <w:rFonts w:ascii="Aptos Narrow" w:eastAsia="Times New Roman" w:hAnsi="Aptos Narrow" w:cs="Times New Roman"/>
@@ -1903,37 +1825,8 @@
                 <w:szCs w:val="20"/>
                 <w14:ligatures w14:val="none"/>
               </w:rPr>
-              <w:t>Atractus</w:t>
-            </w:r>
-            <w:proofErr w:type="spellEnd"/>
-            <w:r>
-              <w:rPr>
-                <w:rFonts w:ascii="Aptos Narrow" w:eastAsia="Times New Roman" w:hAnsi="Aptos Narrow" w:cs="Times New Roman"/>
-                <w:i/>
-                <w:iCs/>
-                <w:color w:val="000000"/>
-                <w:kern w:val="0"/>
-                <w:sz w:val="20"/>
-                <w:szCs w:val="20"/>
-                <w14:ligatures w14:val="none"/>
-              </w:rPr>
-              <w:t xml:space="preserve"> </w:t>
-            </w:r>
-            <w:proofErr w:type="spellStart"/>
-            <w:r>
-              <w:rPr>
-                <w:rFonts w:ascii="Aptos Narrow" w:eastAsia="Times New Roman" w:hAnsi="Aptos Narrow" w:cs="Times New Roman"/>
-                <w:i/>
-                <w:iCs/>
-                <w:color w:val="000000"/>
-                <w:kern w:val="0"/>
-                <w:sz w:val="20"/>
-                <w:szCs w:val="20"/>
-                <w14:ligatures w14:val="none"/>
-              </w:rPr>
-              <w:t>elaps</w:t>
-            </w:r>
-            <w:proofErr w:type="spellEnd"/>
+              <w:t>Atractus elaps</w:t>
+            </w:r>
           </w:p>
         </w:tc>
         <w:tc>
@@ -2383,7 +2276,6 @@
                 <w14:ligatures w14:val="none"/>
               </w:rPr>
             </w:pPr>
-            <w:proofErr w:type="spellStart"/>
             <w:r>
               <w:rPr>
                 <w:rFonts w:ascii="Aptos Narrow" w:eastAsia="Times New Roman" w:hAnsi="Aptos Narrow" w:cs="Times New Roman"/>
@@ -2395,21 +2287,7 @@
                 <w:szCs w:val="20"/>
                 <w14:ligatures w14:val="none"/>
               </w:rPr>
-              <w:t>Atractus</w:t>
-            </w:r>
-            <w:proofErr w:type="spellEnd"/>
-            <w:r>
-              <w:rPr>
-                <w:rFonts w:ascii="Aptos Narrow" w:eastAsia="Times New Roman" w:hAnsi="Aptos Narrow" w:cs="Times New Roman"/>
-                <w:i/>
-                <w:iCs/>
-                <w:color w:val="000000"/>
-                <w:kern w:val="0"/>
-                <w:sz w:val="20"/>
-                <w:szCs w:val="20"/>
-                <w14:ligatures w14:val="none"/>
-              </w:rPr>
-              <w:t xml:space="preserve"> major</w:t>
+              <w:t>Atractus major</w:t>
             </w:r>
           </w:p>
         </w:tc>
@@ -2860,7 +2738,6 @@
                 <w14:ligatures w14:val="none"/>
               </w:rPr>
             </w:pPr>
-            <w:proofErr w:type="spellStart"/>
             <w:r>
               <w:rPr>
                 <w:rFonts w:ascii="Aptos Narrow" w:eastAsia="Times New Roman" w:hAnsi="Aptos Narrow" w:cs="Times New Roman"/>
@@ -2874,7 +2751,6 @@
               </w:rPr>
               <w:t>Atractus</w:t>
             </w:r>
-            <w:proofErr w:type="spellEnd"/>
           </w:p>
         </w:tc>
         <w:tc>
@@ -3335,7 +3211,6 @@
                 <w14:ligatures w14:val="none"/>
               </w:rPr>
             </w:pPr>
-            <w:proofErr w:type="spellStart"/>
             <w:r>
               <w:rPr>
                 <w:rFonts w:ascii="Aptos Narrow" w:eastAsia="Times New Roman" w:hAnsi="Aptos Narrow" w:cs="Times New Roman"/>
@@ -3347,37 +3222,8 @@
                 <w:szCs w:val="20"/>
                 <w14:ligatures w14:val="none"/>
               </w:rPr>
-              <w:t>Chironius</w:t>
-            </w:r>
-            <w:proofErr w:type="spellEnd"/>
-            <w:r>
-              <w:rPr>
-                <w:rFonts w:ascii="Aptos Narrow" w:eastAsia="Times New Roman" w:hAnsi="Aptos Narrow" w:cs="Times New Roman"/>
-                <w:i/>
-                <w:iCs/>
-                <w:color w:val="000000"/>
-                <w:kern w:val="0"/>
-                <w:sz w:val="20"/>
-                <w:szCs w:val="20"/>
-                <w14:ligatures w14:val="none"/>
-              </w:rPr>
-              <w:t xml:space="preserve"> </w:t>
-            </w:r>
-            <w:proofErr w:type="spellStart"/>
-            <w:r>
-              <w:rPr>
-                <w:rFonts w:ascii="Aptos Narrow" w:eastAsia="Times New Roman" w:hAnsi="Aptos Narrow" w:cs="Times New Roman"/>
-                <w:i/>
-                <w:iCs/>
-                <w:color w:val="000000"/>
-                <w:kern w:val="0"/>
-                <w:sz w:val="20"/>
-                <w:szCs w:val="20"/>
-                <w14:ligatures w14:val="none"/>
-              </w:rPr>
-              <w:t>multiventris</w:t>
-            </w:r>
-            <w:proofErr w:type="spellEnd"/>
+              <w:t>Chironius multiventris</w:t>
+            </w:r>
           </w:p>
         </w:tc>
         <w:tc>
@@ -3827,7 +3673,6 @@
                 <w14:ligatures w14:val="none"/>
               </w:rPr>
             </w:pPr>
-            <w:proofErr w:type="spellStart"/>
             <w:r>
               <w:rPr>
                 <w:rFonts w:ascii="Aptos Narrow" w:eastAsia="Times New Roman" w:hAnsi="Aptos Narrow" w:cs="Times New Roman"/>
@@ -3839,37 +3684,8 @@
                 <w:szCs w:val="20"/>
                 <w14:ligatures w14:val="none"/>
               </w:rPr>
-              <w:t>Chironius</w:t>
-            </w:r>
-            <w:proofErr w:type="spellEnd"/>
-            <w:r>
-              <w:rPr>
-                <w:rFonts w:ascii="Aptos Narrow" w:eastAsia="Times New Roman" w:hAnsi="Aptos Narrow" w:cs="Times New Roman"/>
-                <w:i/>
-                <w:iCs/>
-                <w:color w:val="000000"/>
-                <w:kern w:val="0"/>
-                <w:sz w:val="20"/>
-                <w:szCs w:val="20"/>
-                <w14:ligatures w14:val="none"/>
-              </w:rPr>
-              <w:t xml:space="preserve"> </w:t>
-            </w:r>
-            <w:proofErr w:type="spellStart"/>
-            <w:r>
-              <w:rPr>
-                <w:rFonts w:ascii="Aptos Narrow" w:eastAsia="Times New Roman" w:hAnsi="Aptos Narrow" w:cs="Times New Roman"/>
-                <w:i/>
-                <w:iCs/>
-                <w:color w:val="000000"/>
-                <w:kern w:val="0"/>
-                <w:sz w:val="20"/>
-                <w:szCs w:val="20"/>
-                <w14:ligatures w14:val="none"/>
-              </w:rPr>
-              <w:t>scurrula</w:t>
-            </w:r>
-            <w:proofErr w:type="spellEnd"/>
+              <w:t>Chironius scurrula</w:t>
+            </w:r>
           </w:p>
         </w:tc>
         <w:tc>
@@ -4319,7 +4135,6 @@
                 <w14:ligatures w14:val="none"/>
               </w:rPr>
             </w:pPr>
-            <w:proofErr w:type="spellStart"/>
             <w:r>
               <w:rPr>
                 <w:rFonts w:ascii="Aptos Narrow" w:eastAsia="Times New Roman" w:hAnsi="Aptos Narrow" w:cs="Times New Roman"/>
@@ -4331,37 +4146,8 @@
                 <w:szCs w:val="20"/>
                 <w14:ligatures w14:val="none"/>
               </w:rPr>
-              <w:t>Dendrophidion</w:t>
-            </w:r>
-            <w:proofErr w:type="spellEnd"/>
-            <w:r>
-              <w:rPr>
-                <w:rFonts w:ascii="Aptos Narrow" w:eastAsia="Times New Roman" w:hAnsi="Aptos Narrow" w:cs="Times New Roman"/>
-                <w:i/>
-                <w:iCs/>
-                <w:color w:val="000000"/>
-                <w:kern w:val="0"/>
-                <w:sz w:val="20"/>
-                <w:szCs w:val="20"/>
-                <w14:ligatures w14:val="none"/>
-              </w:rPr>
-              <w:t xml:space="preserve"> </w:t>
-            </w:r>
-            <w:proofErr w:type="spellStart"/>
-            <w:r>
-              <w:rPr>
-                <w:rFonts w:ascii="Aptos Narrow" w:eastAsia="Times New Roman" w:hAnsi="Aptos Narrow" w:cs="Times New Roman"/>
-                <w:i/>
-                <w:iCs/>
-                <w:color w:val="000000"/>
-                <w:kern w:val="0"/>
-                <w:sz w:val="20"/>
-                <w:szCs w:val="20"/>
-                <w14:ligatures w14:val="none"/>
-              </w:rPr>
-              <w:t>dendrophis</w:t>
-            </w:r>
-            <w:proofErr w:type="spellEnd"/>
+              <w:t>Dendrophidion dendrophis</w:t>
+            </w:r>
           </w:p>
         </w:tc>
         <w:tc>
@@ -4822,23 +4608,8 @@
                 <w:szCs w:val="20"/>
                 <w14:ligatures w14:val="none"/>
               </w:rPr>
-              <w:t xml:space="preserve">Dipsas </w:t>
-            </w:r>
-            <w:proofErr w:type="spellStart"/>
-            <w:r>
-              <w:rPr>
-                <w:rFonts w:ascii="Aptos Narrow" w:eastAsia="Times New Roman" w:hAnsi="Aptos Narrow" w:cs="Times New Roman"/>
-                <w:i/>
-                <w:iCs/>
-                <w:color w:val="000000"/>
-                <w:kern w:val="0"/>
-                <w:sz w:val="20"/>
-                <w:szCs w:val="20"/>
-                <w14:ligatures w14:val="none"/>
-              </w:rPr>
-              <w:t>catesbyi</w:t>
-            </w:r>
-            <w:proofErr w:type="spellEnd"/>
+              <w:t>Dipsas catesbyi</w:t>
+            </w:r>
           </w:p>
         </w:tc>
         <w:tc>
@@ -5299,23 +5070,8 @@
                 <w:szCs w:val="20"/>
                 <w14:ligatures w14:val="none"/>
               </w:rPr>
-              <w:t xml:space="preserve">Dipsas </w:t>
-            </w:r>
-            <w:proofErr w:type="spellStart"/>
-            <w:r>
-              <w:rPr>
-                <w:rFonts w:ascii="Aptos Narrow" w:eastAsia="Times New Roman" w:hAnsi="Aptos Narrow" w:cs="Times New Roman"/>
-                <w:i/>
-                <w:iCs/>
-                <w:color w:val="000000"/>
-                <w:kern w:val="0"/>
-                <w:sz w:val="20"/>
-                <w:szCs w:val="20"/>
-                <w14:ligatures w14:val="none"/>
-              </w:rPr>
-              <w:t>pavonina</w:t>
-            </w:r>
-            <w:proofErr w:type="spellEnd"/>
+              <w:t>Dipsas pavonina</w:t>
+            </w:r>
           </w:p>
         </w:tc>
         <w:tc>
@@ -5765,7 +5521,6 @@
                 <w14:ligatures w14:val="none"/>
               </w:rPr>
             </w:pPr>
-            <w:proofErr w:type="spellStart"/>
             <w:r>
               <w:rPr>
                 <w:rFonts w:ascii="Aptos Narrow" w:eastAsia="Times New Roman" w:hAnsi="Aptos Narrow" w:cs="Times New Roman"/>
@@ -5777,37 +5532,8 @@
                 <w:szCs w:val="20"/>
                 <w14:ligatures w14:val="none"/>
               </w:rPr>
-              <w:t>Drepanoides</w:t>
-            </w:r>
-            <w:proofErr w:type="spellEnd"/>
-            <w:r>
-              <w:rPr>
-                <w:rFonts w:ascii="Aptos Narrow" w:eastAsia="Times New Roman" w:hAnsi="Aptos Narrow" w:cs="Times New Roman"/>
-                <w:i/>
-                <w:iCs/>
-                <w:color w:val="000000"/>
-                <w:kern w:val="0"/>
-                <w:sz w:val="20"/>
-                <w:szCs w:val="20"/>
-                <w14:ligatures w14:val="none"/>
-              </w:rPr>
-              <w:t xml:space="preserve"> </w:t>
-            </w:r>
-            <w:proofErr w:type="spellStart"/>
-            <w:r>
-              <w:rPr>
-                <w:rFonts w:ascii="Aptos Narrow" w:eastAsia="Times New Roman" w:hAnsi="Aptos Narrow" w:cs="Times New Roman"/>
-                <w:i/>
-                <w:iCs/>
-                <w:color w:val="000000"/>
-                <w:kern w:val="0"/>
-                <w:sz w:val="20"/>
-                <w:szCs w:val="20"/>
-                <w14:ligatures w14:val="none"/>
-              </w:rPr>
-              <w:t>anomalus</w:t>
-            </w:r>
-            <w:proofErr w:type="spellEnd"/>
+              <w:t>Drepanoides anomalus</w:t>
+            </w:r>
           </w:p>
         </w:tc>
         <w:tc>
@@ -6257,7 +5983,6 @@
                 <w14:ligatures w14:val="none"/>
               </w:rPr>
             </w:pPr>
-            <w:proofErr w:type="spellStart"/>
             <w:r>
               <w:rPr>
                 <w:rFonts w:ascii="Aptos Narrow" w:eastAsia="Times New Roman" w:hAnsi="Aptos Narrow" w:cs="Times New Roman"/>
@@ -6269,37 +5994,8 @@
                 <w:szCs w:val="20"/>
                 <w14:ligatures w14:val="none"/>
               </w:rPr>
-              <w:t>Drymobius</w:t>
-            </w:r>
-            <w:proofErr w:type="spellEnd"/>
-            <w:r>
-              <w:rPr>
-                <w:rFonts w:ascii="Aptos Narrow" w:eastAsia="Times New Roman" w:hAnsi="Aptos Narrow" w:cs="Times New Roman"/>
-                <w:i/>
-                <w:iCs/>
-                <w:color w:val="000000"/>
-                <w:kern w:val="0"/>
-                <w:sz w:val="20"/>
-                <w:szCs w:val="20"/>
-                <w14:ligatures w14:val="none"/>
-              </w:rPr>
-              <w:t xml:space="preserve"> </w:t>
-            </w:r>
-            <w:proofErr w:type="spellStart"/>
-            <w:r>
-              <w:rPr>
-                <w:rFonts w:ascii="Aptos Narrow" w:eastAsia="Times New Roman" w:hAnsi="Aptos Narrow" w:cs="Times New Roman"/>
-                <w:i/>
-                <w:iCs/>
-                <w:color w:val="000000"/>
-                <w:kern w:val="0"/>
-                <w:sz w:val="20"/>
-                <w:szCs w:val="20"/>
-                <w14:ligatures w14:val="none"/>
-              </w:rPr>
-              <w:t>rhombifer</w:t>
-            </w:r>
-            <w:proofErr w:type="spellEnd"/>
+              <w:t>Drymobius rhombifer</w:t>
+            </w:r>
           </w:p>
         </w:tc>
         <w:tc>
@@ -6749,7 +6445,6 @@
                 <w14:ligatures w14:val="none"/>
               </w:rPr>
             </w:pPr>
-            <w:proofErr w:type="spellStart"/>
             <w:r>
               <w:rPr>
                 <w:rFonts w:ascii="Aptos Narrow" w:eastAsia="Times New Roman" w:hAnsi="Aptos Narrow" w:cs="Times New Roman"/>
@@ -6761,37 +6456,8 @@
                 <w:szCs w:val="20"/>
                 <w14:ligatures w14:val="none"/>
               </w:rPr>
-              <w:t>Erythrolamprus</w:t>
-            </w:r>
-            <w:proofErr w:type="spellEnd"/>
-            <w:r>
-              <w:rPr>
-                <w:rFonts w:ascii="Aptos Narrow" w:eastAsia="Times New Roman" w:hAnsi="Aptos Narrow" w:cs="Times New Roman"/>
-                <w:i/>
-                <w:iCs/>
-                <w:color w:val="000000"/>
-                <w:kern w:val="0"/>
-                <w:sz w:val="20"/>
-                <w:szCs w:val="20"/>
-                <w14:ligatures w14:val="none"/>
-              </w:rPr>
-              <w:t xml:space="preserve"> </w:t>
-            </w:r>
-            <w:proofErr w:type="spellStart"/>
-            <w:r>
-              <w:rPr>
-                <w:rFonts w:ascii="Aptos Narrow" w:eastAsia="Times New Roman" w:hAnsi="Aptos Narrow" w:cs="Times New Roman"/>
-                <w:i/>
-                <w:iCs/>
-                <w:color w:val="000000"/>
-                <w:kern w:val="0"/>
-                <w:sz w:val="20"/>
-                <w:szCs w:val="20"/>
-                <w14:ligatures w14:val="none"/>
-              </w:rPr>
-              <w:t>aesculapii</w:t>
-            </w:r>
-            <w:proofErr w:type="spellEnd"/>
+              <w:t>Erythrolamprus aesculapii</w:t>
+            </w:r>
           </w:p>
         </w:tc>
         <w:tc>
@@ -6829,21 +6495,8 @@
                 <w:szCs w:val="20"/>
                 <w14:ligatures w14:val="none"/>
               </w:rPr>
-              <w:t xml:space="preserve">Aesculapian False </w:t>
-            </w:r>
-            <w:proofErr w:type="spellStart"/>
-            <w:r>
-              <w:rPr>
-                <w:rFonts w:ascii="Aptos Narrow" w:eastAsia="Times New Roman" w:hAnsi="Aptos Narrow" w:cs="Times New Roman"/>
-                <w:color w:val="000000"/>
-                <w:kern w:val="0"/>
-                <w:sz w:val="20"/>
-                <w:szCs w:val="20"/>
-                <w14:ligatures w14:val="none"/>
-              </w:rPr>
-              <w:t>Coralsnake</w:t>
-            </w:r>
-            <w:proofErr w:type="spellEnd"/>
+              <w:t>Aesculapian False Coralsnake</w:t>
+            </w:r>
           </w:p>
         </w:tc>
         <w:tc>
@@ -7254,7 +6907,6 @@
                 <w14:ligatures w14:val="none"/>
               </w:rPr>
             </w:pPr>
-            <w:proofErr w:type="spellStart"/>
             <w:r>
               <w:rPr>
                 <w:rFonts w:ascii="Aptos Narrow" w:eastAsia="Times New Roman" w:hAnsi="Aptos Narrow" w:cs="Times New Roman"/>
@@ -7266,37 +6918,8 @@
                 <w:szCs w:val="20"/>
                 <w14:ligatures w14:val="none"/>
               </w:rPr>
-              <w:t>Erythrolamprus</w:t>
-            </w:r>
-            <w:proofErr w:type="spellEnd"/>
-            <w:r>
-              <w:rPr>
-                <w:rFonts w:ascii="Aptos Narrow" w:eastAsia="Times New Roman" w:hAnsi="Aptos Narrow" w:cs="Times New Roman"/>
-                <w:i/>
-                <w:iCs/>
-                <w:color w:val="000000"/>
-                <w:kern w:val="0"/>
-                <w:sz w:val="20"/>
-                <w:szCs w:val="20"/>
-                <w14:ligatures w14:val="none"/>
-              </w:rPr>
-              <w:t xml:space="preserve"> </w:t>
-            </w:r>
-            <w:proofErr w:type="spellStart"/>
-            <w:r>
-              <w:rPr>
-                <w:rFonts w:ascii="Aptos Narrow" w:eastAsia="Times New Roman" w:hAnsi="Aptos Narrow" w:cs="Times New Roman"/>
-                <w:i/>
-                <w:iCs/>
-                <w:color w:val="000000"/>
-                <w:kern w:val="0"/>
-                <w:sz w:val="20"/>
-                <w:szCs w:val="20"/>
-                <w14:ligatures w14:val="none"/>
-              </w:rPr>
-              <w:t>reginae</w:t>
-            </w:r>
-            <w:proofErr w:type="spellEnd"/>
+              <w:t>Erythrolamprus reginae</w:t>
+            </w:r>
           </w:p>
         </w:tc>
         <w:tc>
@@ -7746,7 +7369,6 @@
                 <w14:ligatures w14:val="none"/>
               </w:rPr>
             </w:pPr>
-            <w:proofErr w:type="spellStart"/>
             <w:r>
               <w:rPr>
                 <w:rFonts w:ascii="Aptos Narrow" w:eastAsia="Times New Roman" w:hAnsi="Aptos Narrow" w:cs="Times New Roman"/>
@@ -7758,21 +7380,7 @@
                 <w:szCs w:val="20"/>
                 <w14:ligatures w14:val="none"/>
               </w:rPr>
-              <w:t>Helicops</w:t>
-            </w:r>
-            <w:proofErr w:type="spellEnd"/>
-            <w:r>
-              <w:rPr>
-                <w:rFonts w:ascii="Aptos Narrow" w:eastAsia="Times New Roman" w:hAnsi="Aptos Narrow" w:cs="Times New Roman"/>
-                <w:i/>
-                <w:iCs/>
-                <w:color w:val="000000"/>
-                <w:kern w:val="0"/>
-                <w:sz w:val="20"/>
-                <w:szCs w:val="20"/>
-                <w14:ligatures w14:val="none"/>
-              </w:rPr>
-              <w:t xml:space="preserve"> angulatus</w:t>
+              <w:t>Helicops angulatus</w:t>
             </w:r>
           </w:p>
         </w:tc>
@@ -7811,21 +7419,8 @@
                 <w:szCs w:val="20"/>
                 <w14:ligatures w14:val="none"/>
               </w:rPr>
-              <w:t xml:space="preserve">Brown-banded </w:t>
-            </w:r>
-            <w:proofErr w:type="spellStart"/>
-            <w:r>
-              <w:rPr>
-                <w:rFonts w:ascii="Aptos Narrow" w:eastAsia="Times New Roman" w:hAnsi="Aptos Narrow" w:cs="Times New Roman"/>
-                <w:color w:val="000000"/>
-                <w:kern w:val="0"/>
-                <w:sz w:val="20"/>
-                <w:szCs w:val="20"/>
-                <w14:ligatures w14:val="none"/>
-              </w:rPr>
-              <w:t>Watersnake</w:t>
-            </w:r>
-            <w:proofErr w:type="spellEnd"/>
+              <w:t>Brown-banded Watersnake</w:t>
+            </w:r>
           </w:p>
         </w:tc>
         <w:tc>
@@ -8236,7 +7831,6 @@
                 <w14:ligatures w14:val="none"/>
               </w:rPr>
             </w:pPr>
-            <w:proofErr w:type="spellStart"/>
             <w:r>
               <w:rPr>
                 <w:rFonts w:ascii="Aptos Narrow" w:eastAsia="Times New Roman" w:hAnsi="Aptos Narrow" w:cs="Times New Roman"/>
@@ -8248,37 +7842,8 @@
                 <w:szCs w:val="20"/>
                 <w14:ligatures w14:val="none"/>
               </w:rPr>
-              <w:t>Helicops</w:t>
-            </w:r>
-            <w:proofErr w:type="spellEnd"/>
-            <w:r>
-              <w:rPr>
-                <w:rFonts w:ascii="Aptos Narrow" w:eastAsia="Times New Roman" w:hAnsi="Aptos Narrow" w:cs="Times New Roman"/>
-                <w:i/>
-                <w:iCs/>
-                <w:color w:val="000000"/>
-                <w:kern w:val="0"/>
-                <w:sz w:val="20"/>
-                <w:szCs w:val="20"/>
-                <w14:ligatures w14:val="none"/>
-              </w:rPr>
-              <w:t xml:space="preserve"> </w:t>
-            </w:r>
-            <w:proofErr w:type="spellStart"/>
-            <w:r>
-              <w:rPr>
-                <w:rFonts w:ascii="Aptos Narrow" w:eastAsia="Times New Roman" w:hAnsi="Aptos Narrow" w:cs="Times New Roman"/>
-                <w:i/>
-                <w:iCs/>
-                <w:color w:val="000000"/>
-                <w:kern w:val="0"/>
-                <w:sz w:val="20"/>
-                <w:szCs w:val="20"/>
-                <w14:ligatures w14:val="none"/>
-              </w:rPr>
-              <w:t>pastazae</w:t>
-            </w:r>
-            <w:proofErr w:type="spellEnd"/>
+              <w:t>Helicops pastazae</w:t>
+            </w:r>
           </w:p>
         </w:tc>
         <w:tc>
@@ -8778,21 +8343,8 @@
                 <w:szCs w:val="20"/>
                 <w14:ligatures w14:val="none"/>
               </w:rPr>
-              <w:t xml:space="preserve">Triangle </w:t>
-            </w:r>
-            <w:proofErr w:type="spellStart"/>
-            <w:r>
-              <w:rPr>
-                <w:rFonts w:ascii="Aptos Narrow" w:eastAsia="Times New Roman" w:hAnsi="Aptos Narrow" w:cs="Times New Roman"/>
-                <w:color w:val="000000"/>
-                <w:kern w:val="0"/>
-                <w:sz w:val="20"/>
-                <w:szCs w:val="20"/>
-                <w14:ligatures w14:val="none"/>
-              </w:rPr>
-              <w:t>Watersnake</w:t>
-            </w:r>
-            <w:proofErr w:type="spellEnd"/>
+              <w:t>Triangle Watersnake</w:t>
+            </w:r>
           </w:p>
         </w:tc>
         <w:tc>
@@ -9203,7 +8755,6 @@
                 <w14:ligatures w14:val="none"/>
               </w:rPr>
             </w:pPr>
-            <w:proofErr w:type="spellStart"/>
             <w:r>
               <w:rPr>
                 <w:rFonts w:ascii="Aptos Narrow" w:eastAsia="Times New Roman" w:hAnsi="Aptos Narrow" w:cs="Times New Roman"/>
@@ -9215,37 +8766,8 @@
                 <w:szCs w:val="20"/>
                 <w14:ligatures w14:val="none"/>
               </w:rPr>
-              <w:t>Imantodes</w:t>
-            </w:r>
-            <w:proofErr w:type="spellEnd"/>
-            <w:r>
-              <w:rPr>
-                <w:rFonts w:ascii="Aptos Narrow" w:eastAsia="Times New Roman" w:hAnsi="Aptos Narrow" w:cs="Times New Roman"/>
-                <w:i/>
-                <w:iCs/>
-                <w:color w:val="000000"/>
-                <w:kern w:val="0"/>
-                <w:sz w:val="20"/>
-                <w:szCs w:val="20"/>
-                <w14:ligatures w14:val="none"/>
-              </w:rPr>
-              <w:t xml:space="preserve"> </w:t>
-            </w:r>
-            <w:proofErr w:type="spellStart"/>
-            <w:r>
-              <w:rPr>
-                <w:rFonts w:ascii="Aptos Narrow" w:eastAsia="Times New Roman" w:hAnsi="Aptos Narrow" w:cs="Times New Roman"/>
-                <w:i/>
-                <w:iCs/>
-                <w:color w:val="000000"/>
-                <w:kern w:val="0"/>
-                <w:sz w:val="20"/>
-                <w:szCs w:val="20"/>
-                <w14:ligatures w14:val="none"/>
-              </w:rPr>
-              <w:t>cenchoa</w:t>
-            </w:r>
-            <w:proofErr w:type="spellEnd"/>
+              <w:t>Imantodes cenchoa</w:t>
+            </w:r>
           </w:p>
         </w:tc>
         <w:tc>
@@ -9695,7 +9217,6 @@
                 <w14:ligatures w14:val="none"/>
               </w:rPr>
             </w:pPr>
-            <w:proofErr w:type="spellStart"/>
             <w:r>
               <w:rPr>
                 <w:rFonts w:ascii="Aptos Narrow" w:eastAsia="Times New Roman" w:hAnsi="Aptos Narrow" w:cs="Times New Roman"/>
@@ -9707,37 +9228,8 @@
                 <w:szCs w:val="20"/>
                 <w14:ligatures w14:val="none"/>
               </w:rPr>
-              <w:t>Imantodes</w:t>
-            </w:r>
-            <w:proofErr w:type="spellEnd"/>
-            <w:r>
-              <w:rPr>
-                <w:rFonts w:ascii="Aptos Narrow" w:eastAsia="Times New Roman" w:hAnsi="Aptos Narrow" w:cs="Times New Roman"/>
-                <w:i/>
-                <w:iCs/>
-                <w:color w:val="000000"/>
-                <w:kern w:val="0"/>
-                <w:sz w:val="20"/>
-                <w:szCs w:val="20"/>
-                <w14:ligatures w14:val="none"/>
-              </w:rPr>
-              <w:t xml:space="preserve"> </w:t>
-            </w:r>
-            <w:proofErr w:type="spellStart"/>
-            <w:r>
-              <w:rPr>
-                <w:rFonts w:ascii="Aptos Narrow" w:eastAsia="Times New Roman" w:hAnsi="Aptos Narrow" w:cs="Times New Roman"/>
-                <w:i/>
-                <w:iCs/>
-                <w:color w:val="000000"/>
-                <w:kern w:val="0"/>
-                <w:sz w:val="20"/>
-                <w:szCs w:val="20"/>
-                <w14:ligatures w14:val="none"/>
-              </w:rPr>
-              <w:t>lentiferus</w:t>
-            </w:r>
-            <w:proofErr w:type="spellEnd"/>
+              <w:t>Imantodes lentiferus</w:t>
+            </w:r>
           </w:p>
         </w:tc>
         <w:tc>
@@ -10187,7 +9679,6 @@
                 <w14:ligatures w14:val="none"/>
               </w:rPr>
             </w:pPr>
-            <w:proofErr w:type="spellStart"/>
             <w:r>
               <w:rPr>
                 <w:rFonts w:ascii="Aptos Narrow" w:eastAsia="Times New Roman" w:hAnsi="Aptos Narrow" w:cs="Times New Roman"/>
@@ -10199,37 +9690,8 @@
                 <w:szCs w:val="20"/>
                 <w14:ligatures w14:val="none"/>
               </w:rPr>
-              <w:t>Leptodeira</w:t>
-            </w:r>
-            <w:proofErr w:type="spellEnd"/>
-            <w:r>
-              <w:rPr>
-                <w:rFonts w:ascii="Aptos Narrow" w:eastAsia="Times New Roman" w:hAnsi="Aptos Narrow" w:cs="Times New Roman"/>
-                <w:i/>
-                <w:iCs/>
-                <w:color w:val="000000"/>
-                <w:kern w:val="0"/>
-                <w:sz w:val="20"/>
-                <w:szCs w:val="20"/>
-                <w14:ligatures w14:val="none"/>
-              </w:rPr>
-              <w:t xml:space="preserve"> </w:t>
-            </w:r>
-            <w:proofErr w:type="spellStart"/>
-            <w:r>
-              <w:rPr>
-                <w:rFonts w:ascii="Aptos Narrow" w:eastAsia="Times New Roman" w:hAnsi="Aptos Narrow" w:cs="Times New Roman"/>
-                <w:i/>
-                <w:iCs/>
-                <w:color w:val="000000"/>
-                <w:kern w:val="0"/>
-                <w:sz w:val="20"/>
-                <w:szCs w:val="20"/>
-                <w14:ligatures w14:val="none"/>
-              </w:rPr>
-              <w:t>approximans</w:t>
-            </w:r>
-            <w:proofErr w:type="spellEnd"/>
+              <w:t>Leptodeira approximans</w:t>
+            </w:r>
           </w:p>
         </w:tc>
         <w:tc>
@@ -10679,7 +10141,6 @@
                 <w14:ligatures w14:val="none"/>
               </w:rPr>
             </w:pPr>
-            <w:proofErr w:type="spellStart"/>
             <w:r>
               <w:rPr>
                 <w:rFonts w:ascii="Aptos Narrow" w:eastAsia="Times New Roman" w:hAnsi="Aptos Narrow" w:cs="Times New Roman"/>
@@ -10691,37 +10152,8 @@
                 <w:szCs w:val="20"/>
                 <w14:ligatures w14:val="none"/>
               </w:rPr>
-              <w:t>Leptophis</w:t>
-            </w:r>
-            <w:proofErr w:type="spellEnd"/>
-            <w:r>
-              <w:rPr>
-                <w:rFonts w:ascii="Aptos Narrow" w:eastAsia="Times New Roman" w:hAnsi="Aptos Narrow" w:cs="Times New Roman"/>
-                <w:i/>
-                <w:iCs/>
-                <w:color w:val="000000"/>
-                <w:kern w:val="0"/>
-                <w:sz w:val="20"/>
-                <w:szCs w:val="20"/>
-                <w14:ligatures w14:val="none"/>
-              </w:rPr>
-              <w:t xml:space="preserve"> </w:t>
-            </w:r>
-            <w:proofErr w:type="spellStart"/>
-            <w:r>
-              <w:rPr>
-                <w:rFonts w:ascii="Aptos Narrow" w:eastAsia="Times New Roman" w:hAnsi="Aptos Narrow" w:cs="Times New Roman"/>
-                <w:i/>
-                <w:iCs/>
-                <w:color w:val="000000"/>
-                <w:kern w:val="0"/>
-                <w:sz w:val="20"/>
-                <w:szCs w:val="20"/>
-                <w14:ligatures w14:val="none"/>
-              </w:rPr>
-              <w:t>cupreus</w:t>
-            </w:r>
-            <w:proofErr w:type="spellEnd"/>
+              <w:t>Leptophis cupreus</w:t>
+            </w:r>
           </w:p>
         </w:tc>
         <w:tc>
@@ -11171,7 +10603,6 @@
                 <w14:ligatures w14:val="none"/>
               </w:rPr>
             </w:pPr>
-            <w:proofErr w:type="spellStart"/>
             <w:r>
               <w:rPr>
                 <w:rFonts w:ascii="Aptos Narrow" w:eastAsia="Times New Roman" w:hAnsi="Aptos Narrow" w:cs="Times New Roman"/>
@@ -11183,37 +10614,8 @@
                 <w:szCs w:val="20"/>
                 <w14:ligatures w14:val="none"/>
               </w:rPr>
-              <w:t>Oxybelis</w:t>
-            </w:r>
-            <w:proofErr w:type="spellEnd"/>
-            <w:r>
-              <w:rPr>
-                <w:rFonts w:ascii="Aptos Narrow" w:eastAsia="Times New Roman" w:hAnsi="Aptos Narrow" w:cs="Times New Roman"/>
-                <w:i/>
-                <w:iCs/>
-                <w:color w:val="000000"/>
-                <w:kern w:val="0"/>
-                <w:sz w:val="20"/>
-                <w:szCs w:val="20"/>
-                <w14:ligatures w14:val="none"/>
-              </w:rPr>
-              <w:t xml:space="preserve"> </w:t>
-            </w:r>
-            <w:proofErr w:type="spellStart"/>
-            <w:r>
-              <w:rPr>
-                <w:rFonts w:ascii="Aptos Narrow" w:eastAsia="Times New Roman" w:hAnsi="Aptos Narrow" w:cs="Times New Roman"/>
-                <w:i/>
-                <w:iCs/>
-                <w:color w:val="000000"/>
-                <w:kern w:val="0"/>
-                <w:sz w:val="20"/>
-                <w:szCs w:val="20"/>
-                <w14:ligatures w14:val="none"/>
-              </w:rPr>
-              <w:t>inkaterra</w:t>
-            </w:r>
-            <w:proofErr w:type="spellEnd"/>
+              <w:t>Oxybelis inkaterra</w:t>
+            </w:r>
           </w:p>
         </w:tc>
         <w:tc>
@@ -11242,29 +10644,16 @@
                 <w14:ligatures w14:val="none"/>
               </w:rPr>
             </w:pPr>
-            <w:proofErr w:type="spellStart"/>
-            <w:r>
-              <w:rPr>
-                <w:rFonts w:ascii="Aptos Narrow" w:eastAsia="Times New Roman" w:hAnsi="Aptos Narrow" w:cs="Times New Roman"/>
-                <w:color w:val="000000"/>
-                <w:kern w:val="0"/>
-                <w:sz w:val="20"/>
-                <w:szCs w:val="20"/>
-                <w14:ligatures w14:val="none"/>
-              </w:rPr>
-              <w:t>Inkaterra</w:t>
-            </w:r>
-            <w:proofErr w:type="spellEnd"/>
-            <w:r>
-              <w:rPr>
-                <w:rFonts w:ascii="Aptos Narrow" w:eastAsia="Times New Roman" w:hAnsi="Aptos Narrow" w:cs="Times New Roman"/>
-                <w:color w:val="000000"/>
-                <w:kern w:val="0"/>
-                <w:sz w:val="20"/>
-                <w:szCs w:val="20"/>
-                <w14:ligatures w14:val="none"/>
-              </w:rPr>
-              <w:t xml:space="preserve"> Vine Snake</w:t>
+            <w:r>
+              <w:rPr>
+                <w:rFonts w:ascii="Aptos Narrow" w:eastAsia="Times New Roman" w:hAnsi="Aptos Narrow" w:cs="Times New Roman"/>
+                <w:color w:val="000000"/>
+                <w:kern w:val="0"/>
+                <w:sz w:val="20"/>
+                <w:szCs w:val="20"/>
+                <w14:ligatures w14:val="none"/>
+              </w:rPr>
+              <w:t>Inkaterra Vine Snake</w:t>
             </w:r>
           </w:p>
         </w:tc>
@@ -11676,7 +11065,6 @@
                 <w14:ligatures w14:val="none"/>
               </w:rPr>
             </w:pPr>
-            <w:proofErr w:type="spellStart"/>
             <w:r>
               <w:rPr>
                 <w:rFonts w:ascii="Aptos Narrow" w:eastAsia="Times New Roman" w:hAnsi="Aptos Narrow" w:cs="Times New Roman"/>
@@ -11688,37 +11076,8 @@
                 <w:szCs w:val="20"/>
                 <w14:ligatures w14:val="none"/>
               </w:rPr>
-              <w:t>Siphlophis</w:t>
-            </w:r>
-            <w:proofErr w:type="spellEnd"/>
-            <w:r>
-              <w:rPr>
-                <w:rFonts w:ascii="Aptos Narrow" w:eastAsia="Times New Roman" w:hAnsi="Aptos Narrow" w:cs="Times New Roman"/>
-                <w:i/>
-                <w:iCs/>
-                <w:color w:val="000000"/>
-                <w:kern w:val="0"/>
-                <w:sz w:val="20"/>
-                <w:szCs w:val="20"/>
-                <w14:ligatures w14:val="none"/>
-              </w:rPr>
-              <w:t xml:space="preserve"> </w:t>
-            </w:r>
-            <w:proofErr w:type="spellStart"/>
-            <w:r>
-              <w:rPr>
-                <w:rFonts w:ascii="Aptos Narrow" w:eastAsia="Times New Roman" w:hAnsi="Aptos Narrow" w:cs="Times New Roman"/>
-                <w:i/>
-                <w:iCs/>
-                <w:color w:val="000000"/>
-                <w:kern w:val="0"/>
-                <w:sz w:val="20"/>
-                <w:szCs w:val="20"/>
-                <w14:ligatures w14:val="none"/>
-              </w:rPr>
-              <w:t>cervinus</w:t>
-            </w:r>
-            <w:proofErr w:type="spellEnd"/>
+              <w:t>Siphlophis cervinus</w:t>
+            </w:r>
           </w:p>
         </w:tc>
         <w:tc>
@@ -11756,21 +11115,8 @@
                 <w:szCs w:val="20"/>
                 <w14:ligatures w14:val="none"/>
               </w:rPr>
-              <w:t xml:space="preserve">Panama Spotted </w:t>
-            </w:r>
-            <w:proofErr w:type="spellStart"/>
-            <w:r>
-              <w:rPr>
-                <w:rFonts w:ascii="Aptos Narrow" w:eastAsia="Times New Roman" w:hAnsi="Aptos Narrow" w:cs="Times New Roman"/>
-                <w:color w:val="000000"/>
-                <w:kern w:val="0"/>
-                <w:sz w:val="20"/>
-                <w:szCs w:val="20"/>
-                <w14:ligatures w14:val="none"/>
-              </w:rPr>
-              <w:t>Nightsnake</w:t>
-            </w:r>
-            <w:proofErr w:type="spellEnd"/>
+              <w:t>Panama Spotted Nightsnake</w:t>
+            </w:r>
           </w:p>
         </w:tc>
         <w:tc>
@@ -12181,7 +11527,6 @@
                 <w14:ligatures w14:val="none"/>
               </w:rPr>
             </w:pPr>
-            <w:proofErr w:type="spellStart"/>
             <w:r>
               <w:rPr>
                 <w:rFonts w:ascii="Aptos Narrow" w:eastAsia="Times New Roman" w:hAnsi="Aptos Narrow" w:cs="Times New Roman"/>
@@ -12193,21 +11538,7 @@
                 <w:szCs w:val="20"/>
                 <w14:ligatures w14:val="none"/>
               </w:rPr>
-              <w:t>Taeniophallus</w:t>
-            </w:r>
-            <w:proofErr w:type="spellEnd"/>
-            <w:r>
-              <w:rPr>
-                <w:rFonts w:ascii="Aptos Narrow" w:eastAsia="Times New Roman" w:hAnsi="Aptos Narrow" w:cs="Times New Roman"/>
-                <w:i/>
-                <w:iCs/>
-                <w:color w:val="000000"/>
-                <w:kern w:val="0"/>
-                <w:sz w:val="20"/>
-                <w:szCs w:val="20"/>
-                <w14:ligatures w14:val="none"/>
-              </w:rPr>
-              <w:t xml:space="preserve"> brevirostris</w:t>
+              <w:t>Taeniophallus brevirostris</w:t>
             </w:r>
           </w:p>
         </w:tc>
@@ -12246,21 +11577,8 @@
                 <w:szCs w:val="20"/>
                 <w14:ligatures w14:val="none"/>
               </w:rPr>
-              <w:t xml:space="preserve">Short-nosed </w:t>
-            </w:r>
-            <w:proofErr w:type="spellStart"/>
-            <w:r>
-              <w:rPr>
-                <w:rFonts w:ascii="Aptos Narrow" w:eastAsia="Times New Roman" w:hAnsi="Aptos Narrow" w:cs="Times New Roman"/>
-                <w:color w:val="000000"/>
-                <w:kern w:val="0"/>
-                <w:sz w:val="20"/>
-                <w:szCs w:val="20"/>
-                <w14:ligatures w14:val="none"/>
-              </w:rPr>
-              <w:t>Groundsnake</w:t>
-            </w:r>
-            <w:proofErr w:type="spellEnd"/>
+              <w:t>Short-nosed Groundsnake</w:t>
+            </w:r>
           </w:p>
         </w:tc>
         <w:tc>
@@ -12671,7 +11989,6 @@
                 <w14:ligatures w14:val="none"/>
               </w:rPr>
             </w:pPr>
-            <w:proofErr w:type="spellStart"/>
             <w:r>
               <w:rPr>
                 <w:rFonts w:ascii="Aptos Narrow" w:eastAsia="Times New Roman" w:hAnsi="Aptos Narrow" w:cs="Times New Roman"/>
@@ -12683,21 +12000,7 @@
                 <w:szCs w:val="20"/>
                 <w14:ligatures w14:val="none"/>
               </w:rPr>
-              <w:t>Tantilla</w:t>
-            </w:r>
-            <w:proofErr w:type="spellEnd"/>
-            <w:r>
-              <w:rPr>
-                <w:rFonts w:ascii="Aptos Narrow" w:eastAsia="Times New Roman" w:hAnsi="Aptos Narrow" w:cs="Times New Roman"/>
-                <w:i/>
-                <w:iCs/>
-                <w:color w:val="000000"/>
-                <w:kern w:val="0"/>
-                <w:sz w:val="20"/>
-                <w:szCs w:val="20"/>
-                <w14:ligatures w14:val="none"/>
-              </w:rPr>
-              <w:t xml:space="preserve"> melanocephala</w:t>
+              <w:t>Tantilla melanocephala</w:t>
             </w:r>
           </w:p>
         </w:tc>
@@ -13148,7 +12451,6 @@
                 <w14:ligatures w14:val="none"/>
               </w:rPr>
             </w:pPr>
-            <w:proofErr w:type="spellStart"/>
             <w:r>
               <w:rPr>
                 <w:rFonts w:ascii="Aptos Narrow" w:eastAsia="Times New Roman" w:hAnsi="Aptos Narrow" w:cs="Times New Roman"/>
@@ -13160,21 +12462,7 @@
                 <w:szCs w:val="20"/>
                 <w14:ligatures w14:val="none"/>
               </w:rPr>
-              <w:t>Xenoxybelis</w:t>
-            </w:r>
-            <w:proofErr w:type="spellEnd"/>
-            <w:r>
-              <w:rPr>
-                <w:rFonts w:ascii="Aptos Narrow" w:eastAsia="Times New Roman" w:hAnsi="Aptos Narrow" w:cs="Times New Roman"/>
-                <w:i/>
-                <w:iCs/>
-                <w:color w:val="000000"/>
-                <w:kern w:val="0"/>
-                <w:sz w:val="20"/>
-                <w:szCs w:val="20"/>
-                <w14:ligatures w14:val="none"/>
-              </w:rPr>
-              <w:t xml:space="preserve"> argenteus</w:t>
+              <w:t>Xenoxybelis argenteus</w:t>
             </w:r>
           </w:p>
         </w:tc>
@@ -13213,31 +12501,7 @@
                 <w:szCs w:val="20"/>
                 <w14:ligatures w14:val="none"/>
               </w:rPr>
-              <w:t>Striped-</w:t>
-            </w:r>
-            <w:proofErr w:type="spellStart"/>
-            <w:r>
-              <w:rPr>
-                <w:rFonts w:ascii="Aptos Narrow" w:eastAsia="Times New Roman" w:hAnsi="Aptos Narrow" w:cs="Times New Roman"/>
-                <w:color w:val="000000"/>
-                <w:kern w:val="0"/>
-                <w:sz w:val="20"/>
-                <w:szCs w:val="20"/>
-                <w14:ligatures w14:val="none"/>
-              </w:rPr>
-              <w:t>Sharpnose</w:t>
-            </w:r>
-            <w:proofErr w:type="spellEnd"/>
-            <w:r>
-              <w:rPr>
-                <w:rFonts w:ascii="Aptos Narrow" w:eastAsia="Times New Roman" w:hAnsi="Aptos Narrow" w:cs="Times New Roman"/>
-                <w:color w:val="000000"/>
-                <w:kern w:val="0"/>
-                <w:sz w:val="20"/>
-                <w:szCs w:val="20"/>
-                <w14:ligatures w14:val="none"/>
-              </w:rPr>
-              <w:t xml:space="preserve"> Snake</w:t>
+              <w:t>Striped-Sharpnose Snake</w:t>
             </w:r>
           </w:p>
         </w:tc>
@@ -13715,21 +12979,8 @@
                 <w:szCs w:val="20"/>
                 <w14:ligatures w14:val="none"/>
               </w:rPr>
-              <w:t xml:space="preserve">Aquatic </w:t>
-            </w:r>
-            <w:proofErr w:type="spellStart"/>
-            <w:r>
-              <w:rPr>
-                <w:rFonts w:ascii="Aptos Narrow" w:eastAsia="Times New Roman" w:hAnsi="Aptos Narrow" w:cs="Times New Roman"/>
-                <w:color w:val="000000"/>
-                <w:kern w:val="0"/>
-                <w:sz w:val="20"/>
-                <w:szCs w:val="20"/>
-                <w14:ligatures w14:val="none"/>
-              </w:rPr>
-              <w:t>Coralsnake</w:t>
-            </w:r>
-            <w:proofErr w:type="spellEnd"/>
+              <w:t>Aquatic Coralsnake</w:t>
+            </w:r>
           </w:p>
         </w:tc>
         <w:tc>
@@ -14190,21 +13441,8 @@
                 <w:szCs w:val="20"/>
                 <w14:ligatures w14:val="none"/>
               </w:rPr>
-              <w:t xml:space="preserve">Western Ribbon </w:t>
-            </w:r>
-            <w:proofErr w:type="spellStart"/>
-            <w:r>
-              <w:rPr>
-                <w:rFonts w:ascii="Aptos Narrow" w:eastAsia="Times New Roman" w:hAnsi="Aptos Narrow" w:cs="Times New Roman"/>
-                <w:color w:val="000000"/>
-                <w:kern w:val="0"/>
-                <w:sz w:val="20"/>
-                <w:szCs w:val="20"/>
-                <w14:ligatures w14:val="none"/>
-              </w:rPr>
-              <w:t>Coralsnake</w:t>
-            </w:r>
-            <w:proofErr w:type="spellEnd"/>
+              <w:t>Western Ribbon Coralsnake</w:t>
+            </w:r>
           </w:p>
         </w:tc>
         <w:tc>
@@ -14646,7 +13884,6 @@
                 <w14:ligatures w14:val="none"/>
               </w:rPr>
             </w:pPr>
-            <w:proofErr w:type="spellStart"/>
             <w:r>
               <w:rPr>
                 <w:rFonts w:ascii="Aptos Narrow" w:eastAsia="Times New Roman" w:hAnsi="Aptos Narrow" w:cs="Times New Roman"/>
@@ -14658,21 +13895,7 @@
                 <w:szCs w:val="20"/>
                 <w14:ligatures w14:val="none"/>
               </w:rPr>
-              <w:t>Chironius</w:t>
-            </w:r>
-            <w:proofErr w:type="spellEnd"/>
-            <w:r>
-              <w:rPr>
-                <w:rFonts w:ascii="Aptos Narrow" w:eastAsia="Times New Roman" w:hAnsi="Aptos Narrow" w:cs="Times New Roman"/>
-                <w:i/>
-                <w:iCs/>
-                <w:color w:val="000000"/>
-                <w:kern w:val="0"/>
-                <w:sz w:val="20"/>
-                <w:szCs w:val="20"/>
-                <w14:ligatures w14:val="none"/>
-              </w:rPr>
-              <w:t xml:space="preserve"> fuscus</w:t>
+              <w:t>Chironius fuscus</w:t>
             </w:r>
           </w:p>
         </w:tc>
@@ -15123,7 +14346,6 @@
                 <w14:ligatures w14:val="none"/>
               </w:rPr>
             </w:pPr>
-            <w:proofErr w:type="spellStart"/>
             <w:r>
               <w:rPr>
                 <w:rFonts w:ascii="Aptos Narrow" w:eastAsia="Times New Roman" w:hAnsi="Aptos Narrow" w:cs="Times New Roman"/>
@@ -15135,37 +14357,8 @@
                 <w:szCs w:val="20"/>
                 <w14:ligatures w14:val="none"/>
               </w:rPr>
-              <w:t>Drymarchon</w:t>
-            </w:r>
-            <w:proofErr w:type="spellEnd"/>
-            <w:r>
-              <w:rPr>
-                <w:rFonts w:ascii="Aptos Narrow" w:eastAsia="Times New Roman" w:hAnsi="Aptos Narrow" w:cs="Times New Roman"/>
-                <w:i/>
-                <w:iCs/>
-                <w:color w:val="000000"/>
-                <w:kern w:val="0"/>
-                <w:sz w:val="20"/>
-                <w:szCs w:val="20"/>
-                <w14:ligatures w14:val="none"/>
-              </w:rPr>
-              <w:t xml:space="preserve"> </w:t>
-            </w:r>
-            <w:proofErr w:type="spellStart"/>
-            <w:r>
-              <w:rPr>
-                <w:rFonts w:ascii="Aptos Narrow" w:eastAsia="Times New Roman" w:hAnsi="Aptos Narrow" w:cs="Times New Roman"/>
-                <w:i/>
-                <w:iCs/>
-                <w:color w:val="000000"/>
-                <w:kern w:val="0"/>
-                <w:sz w:val="20"/>
-                <w:szCs w:val="20"/>
-                <w14:ligatures w14:val="none"/>
-              </w:rPr>
-              <w:t>corais</w:t>
-            </w:r>
-            <w:proofErr w:type="spellEnd"/>
+              <w:t>Drymarchon corais</w:t>
+            </w:r>
           </w:p>
         </w:tc>
         <w:tc>
@@ -15203,21 +14396,8 @@
                 <w:szCs w:val="20"/>
                 <w14:ligatures w14:val="none"/>
               </w:rPr>
-              <w:t xml:space="preserve">Yellowtail </w:t>
-            </w:r>
-            <w:proofErr w:type="spellStart"/>
-            <w:r>
-              <w:rPr>
-                <w:rFonts w:ascii="Aptos Narrow" w:eastAsia="Times New Roman" w:hAnsi="Aptos Narrow" w:cs="Times New Roman"/>
-                <w:color w:val="000000"/>
-                <w:kern w:val="0"/>
-                <w:sz w:val="20"/>
-                <w:szCs w:val="20"/>
-                <w14:ligatures w14:val="none"/>
-              </w:rPr>
-              <w:t>Cribo</w:t>
-            </w:r>
-            <w:proofErr w:type="spellEnd"/>
+              <w:t>Yellowtail Cribo</w:t>
+            </w:r>
           </w:p>
         </w:tc>
         <w:tc>
@@ -15628,7 +14808,6 @@
                 <w14:ligatures w14:val="none"/>
               </w:rPr>
             </w:pPr>
-            <w:proofErr w:type="spellStart"/>
             <w:r>
               <w:rPr>
                 <w:rFonts w:ascii="Aptos Narrow" w:eastAsia="Times New Roman" w:hAnsi="Aptos Narrow" w:cs="Times New Roman"/>
@@ -15640,21 +14819,7 @@
                 <w:szCs w:val="20"/>
                 <w14:ligatures w14:val="none"/>
               </w:rPr>
-              <w:t>Oxyrhopus</w:t>
-            </w:r>
-            <w:proofErr w:type="spellEnd"/>
-            <w:r>
-              <w:rPr>
-                <w:rFonts w:ascii="Aptos Narrow" w:eastAsia="Times New Roman" w:hAnsi="Aptos Narrow" w:cs="Times New Roman"/>
-                <w:i/>
-                <w:iCs/>
-                <w:color w:val="000000"/>
-                <w:kern w:val="0"/>
-                <w:sz w:val="20"/>
-                <w:szCs w:val="20"/>
-                <w14:ligatures w14:val="none"/>
-              </w:rPr>
-              <w:t xml:space="preserve"> occipitalis</w:t>
+              <w:t>Oxyrhopus occipitalis</w:t>
             </w:r>
           </w:p>
         </w:tc>
@@ -16105,7 +15270,6 @@
                 <w14:ligatures w14:val="none"/>
               </w:rPr>
             </w:pPr>
-            <w:proofErr w:type="spellStart"/>
             <w:r>
               <w:rPr>
                 <w:rFonts w:ascii="Aptos Narrow" w:eastAsia="Times New Roman" w:hAnsi="Aptos Narrow" w:cs="Times New Roman"/>
@@ -16117,37 +15281,8 @@
                 <w:szCs w:val="20"/>
                 <w14:ligatures w14:val="none"/>
               </w:rPr>
-              <w:t>Oxyrhopus</w:t>
-            </w:r>
-            <w:proofErr w:type="spellEnd"/>
-            <w:r>
-              <w:rPr>
-                <w:rFonts w:ascii="Aptos Narrow" w:eastAsia="Times New Roman" w:hAnsi="Aptos Narrow" w:cs="Times New Roman"/>
-                <w:i/>
-                <w:iCs/>
-                <w:color w:val="000000"/>
-                <w:kern w:val="0"/>
-                <w:sz w:val="20"/>
-                <w:szCs w:val="20"/>
-                <w14:ligatures w14:val="none"/>
-              </w:rPr>
-              <w:t xml:space="preserve"> </w:t>
-            </w:r>
-            <w:proofErr w:type="spellStart"/>
-            <w:r>
-              <w:rPr>
-                <w:rFonts w:ascii="Aptos Narrow" w:eastAsia="Times New Roman" w:hAnsi="Aptos Narrow" w:cs="Times New Roman"/>
-                <w:i/>
-                <w:iCs/>
-                <w:color w:val="000000"/>
-                <w:kern w:val="0"/>
-                <w:sz w:val="20"/>
-                <w:szCs w:val="20"/>
-                <w14:ligatures w14:val="none"/>
-              </w:rPr>
-              <w:t>petolarius</w:t>
-            </w:r>
-            <w:proofErr w:type="spellEnd"/>
+              <w:t>Oxyrhopus petolarius</w:t>
+            </w:r>
           </w:p>
         </w:tc>
         <w:tc>
@@ -16597,7 +15732,6 @@
                 <w14:ligatures w14:val="none"/>
               </w:rPr>
             </w:pPr>
-            <w:proofErr w:type="spellStart"/>
             <w:r>
               <w:rPr>
                 <w:rFonts w:ascii="Aptos Narrow" w:eastAsia="Times New Roman" w:hAnsi="Aptos Narrow" w:cs="Times New Roman"/>
@@ -16609,37 +15743,8 @@
                 <w:szCs w:val="20"/>
                 <w14:ligatures w14:val="none"/>
               </w:rPr>
-              <w:t>Oxyrhopus</w:t>
-            </w:r>
-            <w:proofErr w:type="spellEnd"/>
-            <w:r>
-              <w:rPr>
-                <w:rFonts w:ascii="Aptos Narrow" w:eastAsia="Times New Roman" w:hAnsi="Aptos Narrow" w:cs="Times New Roman"/>
-                <w:i/>
-                <w:iCs/>
-                <w:color w:val="000000"/>
-                <w:kern w:val="0"/>
-                <w:sz w:val="20"/>
-                <w:szCs w:val="20"/>
-                <w14:ligatures w14:val="none"/>
-              </w:rPr>
-              <w:t xml:space="preserve"> </w:t>
-            </w:r>
-            <w:proofErr w:type="spellStart"/>
-            <w:r>
-              <w:rPr>
-                <w:rFonts w:ascii="Aptos Narrow" w:eastAsia="Times New Roman" w:hAnsi="Aptos Narrow" w:cs="Times New Roman"/>
-                <w:i/>
-                <w:iCs/>
-                <w:color w:val="000000"/>
-                <w:kern w:val="0"/>
-                <w:sz w:val="20"/>
-                <w:szCs w:val="20"/>
-                <w14:ligatures w14:val="none"/>
-              </w:rPr>
-              <w:t>vanidicus</w:t>
-            </w:r>
-            <w:proofErr w:type="spellEnd"/>
+              <w:t>Oxyrhopus vanidicus</w:t>
+            </w:r>
           </w:p>
         </w:tc>
         <w:tc>
@@ -17089,7 +16194,6 @@
                 <w14:ligatures w14:val="none"/>
               </w:rPr>
             </w:pPr>
-            <w:proofErr w:type="spellStart"/>
             <w:r>
               <w:rPr>
                 <w:rFonts w:ascii="Aptos Narrow" w:eastAsia="Times New Roman" w:hAnsi="Aptos Narrow" w:cs="Times New Roman"/>
@@ -17101,21 +16205,7 @@
                 <w:szCs w:val="20"/>
                 <w14:ligatures w14:val="none"/>
               </w:rPr>
-              <w:t>Pseudoboa</w:t>
-            </w:r>
-            <w:proofErr w:type="spellEnd"/>
-            <w:r>
-              <w:rPr>
-                <w:rFonts w:ascii="Aptos Narrow" w:eastAsia="Times New Roman" w:hAnsi="Aptos Narrow" w:cs="Times New Roman"/>
-                <w:i/>
-                <w:iCs/>
-                <w:color w:val="000000"/>
-                <w:kern w:val="0"/>
-                <w:sz w:val="20"/>
-                <w:szCs w:val="20"/>
-                <w14:ligatures w14:val="none"/>
-              </w:rPr>
-              <w:t xml:space="preserve"> coronata</w:t>
+              <w:t>Pseudoboa coronata</w:t>
             </w:r>
           </w:p>
         </w:tc>
@@ -17582,7 +16672,6 @@
                 <w14:ligatures w14:val="none"/>
               </w:rPr>
             </w:pPr>
-            <w:proofErr w:type="spellStart"/>
             <w:r>
               <w:rPr>
                 <w:rFonts w:ascii="Aptos Narrow" w:eastAsia="Times New Roman" w:hAnsi="Aptos Narrow" w:cs="Times New Roman"/>
@@ -17594,37 +16683,8 @@
                 <w:szCs w:val="20"/>
                 <w14:ligatures w14:val="none"/>
               </w:rPr>
-              <w:t>Bothrocophias</w:t>
-            </w:r>
-            <w:proofErr w:type="spellEnd"/>
-            <w:r>
-              <w:rPr>
-                <w:rFonts w:ascii="Aptos Narrow" w:eastAsia="Times New Roman" w:hAnsi="Aptos Narrow" w:cs="Times New Roman"/>
-                <w:i/>
-                <w:iCs/>
-                <w:color w:val="000000"/>
-                <w:kern w:val="0"/>
-                <w:sz w:val="20"/>
-                <w:szCs w:val="20"/>
-                <w14:ligatures w14:val="none"/>
-              </w:rPr>
-              <w:t xml:space="preserve"> </w:t>
-            </w:r>
-            <w:proofErr w:type="spellStart"/>
-            <w:r>
-              <w:rPr>
-                <w:rFonts w:ascii="Aptos Narrow" w:eastAsia="Times New Roman" w:hAnsi="Aptos Narrow" w:cs="Times New Roman"/>
-                <w:i/>
-                <w:iCs/>
-                <w:color w:val="000000"/>
-                <w:kern w:val="0"/>
-                <w:sz w:val="20"/>
-                <w:szCs w:val="20"/>
-                <w14:ligatures w14:val="none"/>
-              </w:rPr>
-              <w:t>hyoprora</w:t>
-            </w:r>
-            <w:proofErr w:type="spellEnd"/>
+              <w:t>Bothrocophias hyoprora</w:t>
+            </w:r>
           </w:p>
         </w:tc>
         <w:tc>
@@ -17662,21 +16722,8 @@
                 <w:szCs w:val="20"/>
                 <w14:ligatures w14:val="none"/>
               </w:rPr>
-              <w:t xml:space="preserve">Amazonian </w:t>
-            </w:r>
-            <w:proofErr w:type="spellStart"/>
-            <w:r>
-              <w:rPr>
-                <w:rFonts w:ascii="Aptos Narrow" w:eastAsia="Times New Roman" w:hAnsi="Aptos Narrow" w:cs="Times New Roman"/>
-                <w:color w:val="000000"/>
-                <w:kern w:val="0"/>
-                <w:sz w:val="20"/>
-                <w:szCs w:val="20"/>
-                <w14:ligatures w14:val="none"/>
-              </w:rPr>
-              <w:t>Toadhead</w:t>
-            </w:r>
-            <w:proofErr w:type="spellEnd"/>
+              <w:t>Amazonian Toadhead</w:t>
+            </w:r>
           </w:p>
         </w:tc>
         <w:tc>
@@ -18098,23 +17145,8 @@
                 <w:szCs w:val="20"/>
                 <w14:ligatures w14:val="none"/>
               </w:rPr>
-              <w:t xml:space="preserve">Bothrops </w:t>
-            </w:r>
-            <w:proofErr w:type="spellStart"/>
-            <w:r>
-              <w:rPr>
-                <w:rFonts w:ascii="Aptos Narrow" w:eastAsia="Times New Roman" w:hAnsi="Aptos Narrow" w:cs="Times New Roman"/>
-                <w:i/>
-                <w:iCs/>
-                <w:color w:val="000000"/>
-                <w:kern w:val="0"/>
-                <w:sz w:val="20"/>
-                <w:szCs w:val="20"/>
-                <w14:ligatures w14:val="none"/>
-              </w:rPr>
-              <w:t>atrox</w:t>
-            </w:r>
-            <w:proofErr w:type="spellEnd"/>
+              <w:t>Bothrops atrox</w:t>
+            </w:r>
           </w:p>
         </w:tc>
         <w:tc>
@@ -18614,21 +17646,8 @@
                 <w:szCs w:val="20"/>
                 <w14:ligatures w14:val="none"/>
               </w:rPr>
-              <w:t xml:space="preserve">Two-lined Forest </w:t>
-            </w:r>
-            <w:proofErr w:type="spellStart"/>
-            <w:r>
-              <w:rPr>
-                <w:rFonts w:ascii="Aptos Narrow" w:eastAsia="Times New Roman" w:hAnsi="Aptos Narrow" w:cs="Times New Roman"/>
-                <w:color w:val="000000"/>
-                <w:kern w:val="0"/>
-                <w:sz w:val="20"/>
-                <w:szCs w:val="20"/>
-                <w14:ligatures w14:val="none"/>
-              </w:rPr>
-              <w:t>Pitviper</w:t>
-            </w:r>
-            <w:proofErr w:type="spellEnd"/>
+              <w:t>Two-lined Forest Pitviper</w:t>
+            </w:r>
           </w:p>
         </w:tc>
         <w:tc>
@@ -19069,7 +18088,6 @@
                 <w14:ligatures w14:val="none"/>
               </w:rPr>
             </w:pPr>
-            <w:proofErr w:type="spellStart"/>
             <w:r>
               <w:rPr>
                 <w:rFonts w:ascii="Aptos Narrow" w:eastAsia="Times New Roman" w:hAnsi="Aptos Narrow" w:cs="Times New Roman"/>
@@ -19081,37 +18099,8 @@
                 <w:szCs w:val="20"/>
                 <w14:ligatures w14:val="none"/>
               </w:rPr>
-              <w:t>Spilotes</w:t>
-            </w:r>
-            <w:proofErr w:type="spellEnd"/>
-            <w:r>
-              <w:rPr>
-                <w:rFonts w:ascii="Aptos Narrow" w:eastAsia="Times New Roman" w:hAnsi="Aptos Narrow" w:cs="Times New Roman"/>
-                <w:i/>
-                <w:iCs/>
-                <w:color w:val="000000"/>
-                <w:kern w:val="0"/>
-                <w:sz w:val="20"/>
-                <w:szCs w:val="20"/>
-                <w14:ligatures w14:val="none"/>
-              </w:rPr>
-              <w:t xml:space="preserve"> </w:t>
-            </w:r>
-            <w:proofErr w:type="spellStart"/>
-            <w:r>
-              <w:rPr>
-                <w:rFonts w:ascii="Aptos Narrow" w:eastAsia="Times New Roman" w:hAnsi="Aptos Narrow" w:cs="Times New Roman"/>
-                <w:i/>
-                <w:iCs/>
-                <w:color w:val="000000"/>
-                <w:kern w:val="0"/>
-                <w:sz w:val="20"/>
-                <w:szCs w:val="20"/>
-                <w14:ligatures w14:val="none"/>
-              </w:rPr>
-              <w:t>pullatus</w:t>
-            </w:r>
-            <w:proofErr w:type="spellEnd"/>
+              <w:t>Spilotes pullatus</w:t>
+            </w:r>
           </w:p>
         </w:tc>
         <w:tc>
@@ -19149,21 +18138,8 @@
                 <w:szCs w:val="20"/>
                 <w14:ligatures w14:val="none"/>
               </w:rPr>
-              <w:t xml:space="preserve">Tiger </w:t>
-            </w:r>
-            <w:proofErr w:type="spellStart"/>
-            <w:r>
-              <w:rPr>
-                <w:rFonts w:ascii="Aptos Narrow" w:eastAsia="Times New Roman" w:hAnsi="Aptos Narrow" w:cs="Times New Roman"/>
-                <w:color w:val="000000"/>
-                <w:kern w:val="0"/>
-                <w:sz w:val="20"/>
-                <w:szCs w:val="20"/>
-                <w14:ligatures w14:val="none"/>
-              </w:rPr>
-              <w:t>Ratsnake</w:t>
-            </w:r>
-            <w:proofErr w:type="spellEnd"/>
+              <w:t>Tiger Ratsnake</w:t>
+            </w:r>
           </w:p>
         </w:tc>
         <w:tc>
@@ -19589,7 +18565,6 @@
                 <w14:ligatures w14:val="none"/>
               </w:rPr>
             </w:pPr>
-            <w:proofErr w:type="spellStart"/>
             <w:r>
               <w:rPr>
                 <w:rFonts w:ascii="Aptos Narrow" w:eastAsia="Times New Roman" w:hAnsi="Aptos Narrow" w:cs="Times New Roman"/>
@@ -19601,37 +18576,8 @@
                 <w:szCs w:val="20"/>
                 <w14:ligatures w14:val="none"/>
               </w:rPr>
-              <w:t>Corallus</w:t>
-            </w:r>
-            <w:proofErr w:type="spellEnd"/>
-            <w:r>
-              <w:rPr>
-                <w:rFonts w:ascii="Aptos Narrow" w:eastAsia="Times New Roman" w:hAnsi="Aptos Narrow" w:cs="Times New Roman"/>
-                <w:i/>
-                <w:iCs/>
-                <w:color w:val="000000"/>
-                <w:kern w:val="0"/>
-                <w:sz w:val="20"/>
-                <w:szCs w:val="20"/>
-                <w14:ligatures w14:val="none"/>
-              </w:rPr>
-              <w:t xml:space="preserve"> </w:t>
-            </w:r>
-            <w:proofErr w:type="spellStart"/>
-            <w:r>
-              <w:rPr>
-                <w:rFonts w:ascii="Aptos Narrow" w:eastAsia="Times New Roman" w:hAnsi="Aptos Narrow" w:cs="Times New Roman"/>
-                <w:i/>
-                <w:iCs/>
-                <w:color w:val="000000"/>
-                <w:kern w:val="0"/>
-                <w:sz w:val="20"/>
-                <w:szCs w:val="20"/>
-                <w14:ligatures w14:val="none"/>
-              </w:rPr>
-              <w:t>batesii</w:t>
-            </w:r>
-            <w:proofErr w:type="spellEnd"/>
+              <w:t>Corallus batesii</w:t>
+            </w:r>
           </w:p>
         </w:tc>
         <w:tc>
@@ -20081,7 +19027,6 @@
                 <w14:ligatures w14:val="none"/>
               </w:rPr>
             </w:pPr>
-            <w:proofErr w:type="spellStart"/>
             <w:r>
               <w:rPr>
                 <w:rFonts w:ascii="Aptos Narrow" w:eastAsia="Times New Roman" w:hAnsi="Aptos Narrow" w:cs="Times New Roman"/>
@@ -20093,37 +19038,8 @@
                 <w:szCs w:val="20"/>
                 <w14:ligatures w14:val="none"/>
               </w:rPr>
-              <w:t>Corallus</w:t>
-            </w:r>
-            <w:proofErr w:type="spellEnd"/>
-            <w:r>
-              <w:rPr>
-                <w:rFonts w:ascii="Aptos Narrow" w:eastAsia="Times New Roman" w:hAnsi="Aptos Narrow" w:cs="Times New Roman"/>
-                <w:i/>
-                <w:iCs/>
-                <w:color w:val="000000"/>
-                <w:kern w:val="0"/>
-                <w:sz w:val="20"/>
-                <w:szCs w:val="20"/>
-                <w14:ligatures w14:val="none"/>
-              </w:rPr>
-              <w:t xml:space="preserve"> </w:t>
-            </w:r>
-            <w:proofErr w:type="spellStart"/>
-            <w:r>
-              <w:rPr>
-                <w:rFonts w:ascii="Aptos Narrow" w:eastAsia="Times New Roman" w:hAnsi="Aptos Narrow" w:cs="Times New Roman"/>
-                <w:i/>
-                <w:iCs/>
-                <w:color w:val="000000"/>
-                <w:kern w:val="0"/>
-                <w:sz w:val="20"/>
-                <w:szCs w:val="20"/>
-                <w14:ligatures w14:val="none"/>
-              </w:rPr>
-              <w:t>hortulanus</w:t>
-            </w:r>
-            <w:proofErr w:type="spellEnd"/>
+              <w:t>Corallus hortulanus</w:t>
+            </w:r>
           </w:p>
         </w:tc>
         <w:tc>
@@ -20573,7 +19489,6 @@
                 <w14:ligatures w14:val="none"/>
               </w:rPr>
             </w:pPr>
-            <w:proofErr w:type="spellStart"/>
             <w:r>
               <w:rPr>
                 <w:rFonts w:ascii="Aptos Narrow" w:eastAsia="Times New Roman" w:hAnsi="Aptos Narrow" w:cs="Times New Roman"/>
@@ -20585,37 +19500,8 @@
                 <w:szCs w:val="20"/>
                 <w14:ligatures w14:val="none"/>
               </w:rPr>
-              <w:t>Epicrates</w:t>
-            </w:r>
-            <w:proofErr w:type="spellEnd"/>
-            <w:r>
-              <w:rPr>
-                <w:rFonts w:ascii="Aptos Narrow" w:eastAsia="Times New Roman" w:hAnsi="Aptos Narrow" w:cs="Times New Roman"/>
-                <w:i/>
-                <w:iCs/>
-                <w:color w:val="000000"/>
-                <w:kern w:val="0"/>
-                <w:sz w:val="20"/>
-                <w:szCs w:val="20"/>
-                <w14:ligatures w14:val="none"/>
-              </w:rPr>
-              <w:t xml:space="preserve"> </w:t>
-            </w:r>
-            <w:proofErr w:type="spellStart"/>
-            <w:r>
-              <w:rPr>
-                <w:rFonts w:ascii="Aptos Narrow" w:eastAsia="Times New Roman" w:hAnsi="Aptos Narrow" w:cs="Times New Roman"/>
-                <w:i/>
-                <w:iCs/>
-                <w:color w:val="000000"/>
-                <w:kern w:val="0"/>
-                <w:sz w:val="20"/>
-                <w:szCs w:val="20"/>
-                <w14:ligatures w14:val="none"/>
-              </w:rPr>
-              <w:t>cenchria</w:t>
-            </w:r>
-            <w:proofErr w:type="spellEnd"/>
+              <w:t>Epicrates cenchria</w:t>
+            </w:r>
           </w:p>
         </w:tc>
         <w:tc>
@@ -21922,15 +20808,7 @@
       </w:r>
       <w:r>
         <w:lastRenderedPageBreak/>
-        <w:t xml:space="preserve">no difference in densities of snakes that are not primarily mammal consuming species between the hunted and unhunted sites, while density estimates were marginally higher for mammal-eating snakes (Figure 9, Table 3) and significantly higher for the mammal consuming family, Boidae (Figure 10, Table 5) in the </w:t>
-      </w:r>
-      <w:proofErr w:type="spellStart"/>
-      <w:r>
-        <w:t>defaunated</w:t>
-      </w:r>
-      <w:proofErr w:type="spellEnd"/>
-      <w:r>
-        <w:t xml:space="preserve"> relative to the faunally intact sites. </w:t>
+        <w:t>no difference in densities of snakes that are not primarily mammal consuming species between the hunted and unhunted sites, while density estimates were marginally higher for mammal-eating snakes (Figure 9, Table 3) and significantly higher for the mammal consuming family, Boidae (Figure 10, Table 5) in the defaunated relative to the faunally intact sites. </w:t>
       </w:r>
     </w:p>
     <w:p/>
@@ -22045,7 +20923,6 @@
             <w:hideMark/>
           </w:tcPr>
           <w:p>
-            <w:proofErr w:type="spellStart"/>
             <w:r>
               <w:rPr>
                 <w:b/>
@@ -22053,7 +20930,6 @@
               </w:rPr>
               <w:t>AICc</w:t>
             </w:r>
-            <w:proofErr w:type="spellEnd"/>
           </w:p>
         </w:tc>
         <w:tc>
@@ -22080,17 +20956,8 @@
                 <w:b/>
                 <w:bCs/>
               </w:rPr>
-              <w:t xml:space="preserve">Delta </w:t>
-            </w:r>
-            <w:proofErr w:type="spellStart"/>
-            <w:r>
-              <w:rPr>
-                <w:b/>
-                <w:bCs/>
-              </w:rPr>
-              <w:t>AICc</w:t>
-            </w:r>
-            <w:proofErr w:type="spellEnd"/>
+              <w:t>Delta AICc</w:t>
+            </w:r>
           </w:p>
         </w:tc>
         <w:tc>
@@ -22112,7 +20979,6 @@
             <w:hideMark/>
           </w:tcPr>
           <w:p>
-            <w:proofErr w:type="spellStart"/>
             <w:r>
               <w:rPr>
                 <w:b/>
@@ -22120,7 +20986,6 @@
               </w:rPr>
               <w:t>AICcWt</w:t>
             </w:r>
-            <w:proofErr w:type="spellEnd"/>
           </w:p>
         </w:tc>
         <w:tc>
@@ -22142,7 +21007,6 @@
             <w:hideMark/>
           </w:tcPr>
           <w:p>
-            <w:proofErr w:type="spellStart"/>
             <w:r>
               <w:rPr>
                 <w:b/>
@@ -22150,7 +21014,6 @@
               </w:rPr>
               <w:t>CumWt</w:t>
             </w:r>
-            <w:proofErr w:type="spellEnd"/>
           </w:p>
         </w:tc>
         <w:tc>
@@ -23058,15 +21921,7 @@
         <w:t>Table 4:</w:t>
       </w:r>
       <w:r>
-        <w:t xml:space="preserve"> Estimated densities of snakes, split up by site and dietary guild, by our [~ Guild ~ Station + Station * Guild] model. Data associated with Figure </w:t>
-      </w:r>
-      <w:proofErr w:type="spellStart"/>
-      <w:r>
-        <w:t>xx2</w:t>
-      </w:r>
-      <w:proofErr w:type="spellEnd"/>
-      <w:r>
-        <w:t>.</w:t>
+        <w:t xml:space="preserve"> Estimated densities of snakes, split up by site and dietary guild, by our [~ Guild ~ Station + Station * Guild] model. Data associated with Figure xx2.</w:t>
       </w:r>
     </w:p>
     <w:tbl>
@@ -23182,15 +22037,7 @@
                 <w:b/>
                 <w:bCs/>
               </w:rPr>
-              <w:t xml:space="preserve"> per </w:t>
-            </w:r>
-            <w:proofErr w:type="spellStart"/>
-            <w:r>
-              <w:rPr>
-                <w:b/>
-                <w:bCs/>
-              </w:rPr>
-              <w:t>km</w:t>
+              <w:t xml:space="preserve"> per km</w:t>
             </w:r>
             <w:r>
               <w:rPr>
@@ -23200,7 +22047,6 @@
               </w:rPr>
               <w:t>2</w:t>
             </w:r>
-            <w:proofErr w:type="spellEnd"/>
             <w:r>
               <w:rPr>
                 <w:b/>
@@ -24246,7 +23092,6 @@
             <w:hideMark/>
           </w:tcPr>
           <w:p>
-            <w:proofErr w:type="spellStart"/>
             <w:r>
               <w:rPr>
                 <w:b/>
@@ -24254,7 +23099,6 @@
               </w:rPr>
               <w:t>AICc</w:t>
             </w:r>
-            <w:proofErr w:type="spellEnd"/>
           </w:p>
         </w:tc>
         <w:tc>
@@ -24281,17 +23125,8 @@
                 <w:b/>
                 <w:bCs/>
               </w:rPr>
-              <w:t xml:space="preserve">Delta </w:t>
-            </w:r>
-            <w:proofErr w:type="spellStart"/>
-            <w:r>
-              <w:rPr>
-                <w:b/>
-                <w:bCs/>
-              </w:rPr>
-              <w:t>AICc</w:t>
-            </w:r>
-            <w:proofErr w:type="spellEnd"/>
+              <w:t>Delta AICc</w:t>
+            </w:r>
           </w:p>
         </w:tc>
         <w:tc>
@@ -24313,7 +23148,6 @@
             <w:hideMark/>
           </w:tcPr>
           <w:p>
-            <w:proofErr w:type="spellStart"/>
             <w:r>
               <w:rPr>
                 <w:b/>
@@ -24321,7 +23155,6 @@
               </w:rPr>
               <w:t>AICcWt</w:t>
             </w:r>
-            <w:proofErr w:type="spellEnd"/>
           </w:p>
         </w:tc>
         <w:tc>
@@ -24343,7 +23176,6 @@
             <w:hideMark/>
           </w:tcPr>
           <w:p>
-            <w:proofErr w:type="spellStart"/>
             <w:r>
               <w:rPr>
                 <w:b/>
@@ -24351,7 +23183,6 @@
               </w:rPr>
               <w:t>CumWt</w:t>
             </w:r>
-            <w:proofErr w:type="spellEnd"/>
           </w:p>
         </w:tc>
         <w:tc>
@@ -25375,15 +24206,7 @@
                 <w:b/>
                 <w:bCs/>
               </w:rPr>
-              <w:t xml:space="preserve"> per </w:t>
-            </w:r>
-            <w:proofErr w:type="spellStart"/>
-            <w:r>
-              <w:rPr>
-                <w:b/>
-                <w:bCs/>
-              </w:rPr>
-              <w:t>km</w:t>
+              <w:t xml:space="preserve"> per km</w:t>
             </w:r>
             <w:r>
               <w:rPr>
@@ -25393,7 +24216,6 @@
               </w:rPr>
               <w:t>2</w:t>
             </w:r>
-            <w:proofErr w:type="spellEnd"/>
             <w:r>
               <w:rPr>
                 <w:b/>
@@ -26049,6 +24871,9 @@
     <w:p/>
     <w:p>
       <w:r>
+        <w:rPr>
+          <w:noProof/>
+        </w:rPr>
         <w:drawing>
           <wp:inline distT="0" distB="0" distL="0" distR="0" wp14:anchorId="20715676" wp14:editId="022E779C">
             <wp:extent cx="5943600" cy="3717290"/>
@@ -26118,11 +24943,7 @@
         <w:t>n</w:t>
       </w:r>
       <w:r>
-        <w:t xml:space="preserve"> per </w:t>
-      </w:r>
-      <w:proofErr w:type="spellStart"/>
-      <w:r>
-        <w:t>km</w:t>
+        <w:t xml:space="preserve"> per km</w:t>
       </w:r>
       <w:r>
         <w:rPr>
@@ -26130,7 +24951,6 @@
         </w:rPr>
         <w:t>2</w:t>
       </w:r>
-      <w:proofErr w:type="spellEnd"/>
       <w:r>
         <w:t>), separated by dietary guild and site, based on the detections from nocturnal visual encounter surveys. Bars represent ± SE. </w:t>
       </w:r>
@@ -27062,6 +25882,36 @@
       <w:spacing w:val="5"/>
     </w:rPr>
   </w:style>
+  <w:style w:type="paragraph" w:styleId="HTMLPreformatted">
+    <w:name w:val="HTML Preformatted"/>
+    <w:basedOn w:val="Normal"/>
+    <w:link w:val="HTMLPreformattedChar"/>
+    <w:uiPriority w:val="99"/>
+    <w:semiHidden/>
+    <w:unhideWhenUsed/>
+    <w:rsid w:val="00931B38"/>
+    <w:pPr>
+      <w:spacing w:after="0" w:line="240" w:lineRule="auto"/>
+    </w:pPr>
+    <w:rPr>
+      <w:rFonts w:ascii="Consolas" w:hAnsi="Consolas"/>
+      <w:sz w:val="20"/>
+      <w:szCs w:val="20"/>
+    </w:rPr>
+  </w:style>
+  <w:style w:type="character" w:customStyle="1" w:styleId="HTMLPreformattedChar">
+    <w:name w:val="HTML Preformatted Char"/>
+    <w:basedOn w:val="DefaultParagraphFont"/>
+    <w:link w:val="HTMLPreformatted"/>
+    <w:uiPriority w:val="99"/>
+    <w:semiHidden/>
+    <w:rsid w:val="00931B38"/>
+    <w:rPr>
+      <w:rFonts w:ascii="Consolas" w:hAnsi="Consolas"/>
+      <w:sz w:val="20"/>
+      <w:szCs w:val="20"/>
+    </w:rPr>
+  </w:style>
 </w:styles>
 </file>
 

--- a/RESULTS.docx
+++ b/RESULTS.docx
@@ -24,15 +24,7 @@
     </w:p>
     <w:p>
       <w:r>
-        <w:t xml:space="preserve">Understory vegetation density did not vary significantly along survey routes in the hunted and unhunted forests. Mean vertical leaf </w:t>
-      </w:r>
-      <w:proofErr w:type="gramStart"/>
-      <w:r>
-        <w:t>overlap</w:t>
-      </w:r>
-      <w:proofErr w:type="gramEnd"/>
-      <w:r>
-        <w:t xml:space="preserve"> in the hunted forest was 2.24, SD = 1.92 and mean = 2.30, SD = 2.12 in the unhunted forest (Supplementary Figure 1).</w:t>
+        <w:t>Understory vegetation density did not vary significantly along survey routes in the hunted and unhunted forests. Mean vertical leaf overlap in the hunted forest was 2.24, SD = 1.92 and mean = 2.30, SD = 2.12 in the unhunted forest (Supplementary Figure 1).</w:t>
       </w:r>
     </w:p>
     <w:p>
@@ -96,15 +88,7 @@
     </w:p>
     <w:p>
       <w:r>
-        <w:t xml:space="preserve">Relative humidity also varied between years and forest types during our study (Supplementary Figure 3). Mean relative humidity in 2025 during afternoon surveys was 89.53% (SD = 4.62) and 88.01% (SD = 9.21) in the unhunted and hunted forests, respectively. Nighttime surveys in 2025 had </w:t>
-      </w:r>
-      <w:proofErr w:type="gramStart"/>
-      <w:r>
-        <w:t>mean</w:t>
-      </w:r>
-      <w:proofErr w:type="gramEnd"/>
-      <w:r>
-        <w:t xml:space="preserve"> relative humidities of 91.35% (SD = 4.16) in the unhunted and 93.87% (SD = 3.72) in the hunted forest. In 2024, surveys were only conducted at night and mean relative humidities were 88.87% (SD = 5.27) in the unhunted forest and 90.17% (SD = 4.31) in the hunted forest.</w:t>
+        <w:t>Relative humidity also varied between years and forest types during our study (Supplementary Figure 3). Mean relative humidity in 2025 during afternoon surveys was 89.53% (SD = 4.62) and 88.01% (SD = 9.21) in the unhunted and hunted forests, respectively. Nighttime surveys in 2025 had mean relative humidities of 91.35% (SD = 4.16) in the unhunted and 93.87% (SD = 3.72) in the hunted forest. In 2024, surveys were only conducted at night and mean relative humidities were 88.87% (SD = 5.27) in the unhunted forest and 90.17% (SD = 4.31) in the hunted forest.</w:t>
       </w:r>
     </w:p>
     <w:p>
@@ -272,44 +256,32 @@
         <w:t>h</w:t>
       </w:r>
       <w:r>
-        <w:t xml:space="preserve">unting </w:t>
+        <w:t>unting</w:t>
       </w:r>
       <w:r>
-        <w:t>s</w:t>
+        <w:t>, and the family X</w:t>
       </w:r>
       <w:r>
-        <w:t xml:space="preserve">tatus and </w:t>
+        <w:t xml:space="preserve"> </w:t>
       </w:r>
       <w:r>
         <w:t>h</w:t>
       </w:r>
       <w:r>
-        <w:t xml:space="preserve">umidity, as well as an interaction term for </w:t>
+        <w:t>umidity</w:t>
       </w:r>
       <w:r>
-        <w:t>h</w:t>
-      </w:r>
-      <w:r>
-        <w:t xml:space="preserve">umidity and </w:t>
-      </w:r>
-      <w:r>
-        <w:t>f</w:t>
-      </w:r>
-      <w:r>
-        <w:t xml:space="preserve">amily and </w:t>
+        <w:t xml:space="preserve"> and family X hunting interaction terms. We found that </w:t>
       </w:r>
       <w:r>
         <w:lastRenderedPageBreak/>
-        <w:t>h</w:t>
+        <w:t xml:space="preserve">while there was no significant effect of hunting on total frog detections (X2 = 1.47, Df = 1, p = 0.22), there was a difference in detections in the hunted and unhunted study areas for some (family X hunting interaction (X2 = 32.72, DF = 10, p &lt; 0.001) (Fig XX). Family on its own was a significant predictor of detection rate (X2 = 262.99, DF = 10, p &lt; 0.001) as was the interaction between family X humidity (X2 = 22.06, DF = 11, p = 0.02) </w:t>
       </w:r>
       <w:r>
-        <w:t xml:space="preserve">unting </w:t>
+        <w:t xml:space="preserve">(supp fig xx) </w:t>
       </w:r>
       <w:r>
-        <w:t>s</w:t>
-      </w:r>
-      <w:r>
-        <w:t>tatus and family (</w:t>
+        <w:t>(</w:t>
       </w:r>
       <w:r>
         <w:rPr>
@@ -318,166 +290,7 @@
         <w:t>see Supplementary Table S# for model selection table</w:t>
       </w:r>
       <w:r>
-        <w:t>). Model results showed a significant interaction between family and hunting status (</w:t>
-      </w:r>
-      <w:r>
-        <w:rPr>
-          <w:i/>
-          <w:iCs/>
-        </w:rPr>
-        <w:t>X</w:t>
-      </w:r>
-      <w:r>
-        <w:rPr>
-          <w:i/>
-          <w:iCs/>
-          <w:vertAlign w:val="superscript"/>
-        </w:rPr>
-        <w:t>2</w:t>
-      </w:r>
-      <w:r>
-        <w:t xml:space="preserve"> </w:t>
-      </w:r>
-      <w:r>
-        <w:t xml:space="preserve">= 35.89, df = 10, </w:t>
-      </w:r>
-      <w:r>
-        <w:rPr>
-          <w:i/>
-          <w:iCs/>
-        </w:rPr>
-        <w:t>p</w:t>
-      </w:r>
-      <w:r>
-        <w:t xml:space="preserve"> &lt; 0.001) and for the interaction between family and humidity </w:t>
-      </w:r>
-      <w:r>
-        <w:t>(</w:t>
-      </w:r>
-      <w:r>
-        <w:rPr>
-          <w:i/>
-          <w:iCs/>
-        </w:rPr>
-        <w:t>X</w:t>
-      </w:r>
-      <w:r>
-        <w:rPr>
-          <w:i/>
-          <w:iCs/>
-          <w:vertAlign w:val="superscript"/>
-        </w:rPr>
-        <w:t>2</w:t>
-      </w:r>
-      <w:r>
-        <w:t xml:space="preserve"> =</w:t>
-      </w:r>
-      <w:r>
-        <w:t xml:space="preserve"> 31.68, df = 10, </w:t>
-      </w:r>
-      <w:r>
-        <w:rPr>
-          <w:i/>
-          <w:iCs/>
-        </w:rPr>
-        <w:t>p</w:t>
-      </w:r>
-      <w:r>
-        <w:t xml:space="preserve"> &lt; 0.001). Family was also significant (</w:t>
-      </w:r>
-      <w:r>
-        <w:rPr>
-          <w:i/>
-          <w:iCs/>
-        </w:rPr>
-        <w:t>X</w:t>
-      </w:r>
-      <w:r>
-        <w:rPr>
-          <w:i/>
-          <w:iCs/>
-          <w:vertAlign w:val="superscript"/>
-        </w:rPr>
-        <w:t>2</w:t>
-      </w:r>
-      <w:r>
-        <w:t xml:space="preserve"> = 254.39, df = 10, </w:t>
-      </w:r>
-      <w:r>
-        <w:rPr>
-          <w:i/>
-          <w:iCs/>
-        </w:rPr>
-        <w:t>p</w:t>
-      </w:r>
-      <w:r>
-        <w:t xml:space="preserve"> &lt; 0.001), while the fixed effect of hunting status was not (</w:t>
-      </w:r>
-      <w:r>
-        <w:rPr>
-          <w:i/>
-          <w:iCs/>
-        </w:rPr>
-        <w:t>X</w:t>
-      </w:r>
-      <w:r>
-        <w:rPr>
-          <w:vertAlign w:val="superscript"/>
-        </w:rPr>
-        <w:t>2</w:t>
-      </w:r>
-      <w:r>
-        <w:t xml:space="preserve"> = 1.29, df = 1, </w:t>
-      </w:r>
-      <w:r>
-        <w:rPr>
-          <w:i/>
-          <w:iCs/>
-        </w:rPr>
-        <w:t>p</w:t>
-      </w:r>
-      <w:r>
-        <w:t xml:space="preserve"> =</w:t>
-      </w:r>
-      <w:r>
-        <w:t xml:space="preserve"> </w:t>
-      </w:r>
-      <w:r>
-        <w:t>0.26) nor was humidity (</w:t>
-      </w:r>
-      <w:r>
-        <w:rPr>
-          <w:i/>
-          <w:iCs/>
-        </w:rPr>
-        <w:t>X</w:t>
-      </w:r>
-      <w:r>
-        <w:rPr>
-          <w:i/>
-          <w:iCs/>
-          <w:vertAlign w:val="superscript"/>
-        </w:rPr>
-        <w:t>2</w:t>
-      </w:r>
-      <w:r>
-        <w:t xml:space="preserve"> </w:t>
-      </w:r>
-      <w:r>
-        <w:t>= 1.</w:t>
-      </w:r>
-      <w:r>
-        <w:t xml:space="preserve">55, df = 1, </w:t>
-      </w:r>
-      <w:r>
-        <w:rPr>
-          <w:i/>
-          <w:iCs/>
-        </w:rPr>
-        <w:t>p</w:t>
-      </w:r>
-      <w:r>
-        <w:t xml:space="preserve"> = 0.21)</w:t>
+        <w:t>)</w:t>
       </w:r>
       <w:r>
         <w:t>.</w:t>
@@ -561,15 +374,7 @@
     </w:p>
     <w:p>
       <w:r>
-        <w:t xml:space="preserve">Overall, the number of snake detections did not vary between the forest types. We detected 51 individual snakes in total in the unhunted forest (mean per survey = 1.70 ± 0.31, SD = 1.68) and 50 in the hunted forest (mean per survey = 1.61 ± 0.26, SD = 1.43) (Figure XX). Investigated predictor variables (hunting, humidity, and temperature) did not improve model fit, making </w:t>
-      </w:r>
-      <w:proofErr w:type="gramStart"/>
-      <w:r>
-        <w:t>the our</w:t>
-      </w:r>
-      <w:proofErr w:type="gramEnd"/>
-      <w:r>
-        <w:t xml:space="preserve"> top model (Tweedie GLMM, intercept estimate = -1.19 ± 0.15 SE, Z-value = -7.70, </w:t>
+        <w:t xml:space="preserve">Overall, the number of snake detections did not vary between the forest types. We detected 51 individual snakes in total in the unhunted forest (mean per survey = 1.70 ± 0.31, SD = 1.68) and 50 in the hunted forest (mean per survey = 1.61 ± 0.26, SD = 1.43) (Figure XX). Investigated predictor variables (hunting, humidity, and temperature) did not improve model fit, making the our top model (Tweedie GLMM, intercept estimate = -1.19 ± 0.15 SE, Z-value = -7.70, </w:t>
       </w:r>
       <w:r>
         <w:rPr>
@@ -649,7 +454,6 @@
       <w:r>
         <w:t xml:space="preserve"> Detection rates of snakes and their prey across hunted and unhunted forests. Detections are measured as a rate of </w:t>
       </w:r>
-      <w:proofErr w:type="gramStart"/>
       <w:r>
         <w:rPr>
           <w:i/>
@@ -658,11 +462,7 @@
         <w:t>n</w:t>
       </w:r>
       <w:r>
-        <w:t xml:space="preserve"> individuals</w:t>
-      </w:r>
-      <w:proofErr w:type="gramEnd"/>
-      <w:r>
-        <w:t xml:space="preserve"> encountered per 500 meters. Points represent mean detections, and error bars represent standard error of the mean.</w:t>
+        <w:t xml:space="preserve"> individuals encountered per 500 meters. Points represent mean detections, and error bars represent standard error of the mean.</w:t>
       </w:r>
     </w:p>
     <w:p/>
@@ -683,23 +483,7 @@
       </w:r>
       <w:r>
         <w:lastRenderedPageBreak/>
-        <w:t xml:space="preserve">both the hunted and unhunted </w:t>
-      </w:r>
-      <w:proofErr w:type="gramStart"/>
-      <w:r>
-        <w:t>site</w:t>
-      </w:r>
-      <w:proofErr w:type="gramEnd"/>
-      <w:r>
-        <w:t xml:space="preserve"> were dominated by species from the family Colubridae, but the hunted site visibly exhibited higher proportions of species from the family Boidae (Supplementary Figure 9). When opportunistic and third-party detections were </w:t>
-      </w:r>
-      <w:proofErr w:type="gramStart"/>
-      <w:r>
-        <w:t>taken into account</w:t>
-      </w:r>
-      <w:proofErr w:type="gramEnd"/>
-      <w:r>
-        <w:t xml:space="preserve">, the highest occurring groups come from the genera </w:t>
+        <w:t xml:space="preserve">both the hunted and unhunted site were dominated by species from the family Colubridae, but the hunted site visibly exhibited higher proportions of species from the family Boidae (Supplementary Figure 9). When opportunistic and third-party detections were taken into account, the highest occurring groups come from the genera </w:t>
       </w:r>
       <w:r>
         <w:rPr>
@@ -22021,23 +21805,7 @@
                 <w:b/>
                 <w:bCs/>
               </w:rPr>
-              <w:t>Predicted (</w:t>
-            </w:r>
-            <w:proofErr w:type="gramStart"/>
-            <w:r>
-              <w:rPr>
-                <w:b/>
-                <w:bCs/>
-              </w:rPr>
-              <w:t>n individuals</w:t>
-            </w:r>
-            <w:proofErr w:type="gramEnd"/>
-            <w:r>
-              <w:rPr>
-                <w:b/>
-                <w:bCs/>
-              </w:rPr>
-              <w:t xml:space="preserve"> per km</w:t>
+              <w:t>Predicted (n individuals per km</w:t>
             </w:r>
             <w:r>
               <w:rPr>
@@ -24190,23 +23958,7 @@
                 <w:b/>
                 <w:bCs/>
               </w:rPr>
-              <w:t>Predicted (</w:t>
-            </w:r>
-            <w:proofErr w:type="gramStart"/>
-            <w:r>
-              <w:rPr>
-                <w:b/>
-                <w:bCs/>
-              </w:rPr>
-              <w:t>n individuals</w:t>
-            </w:r>
-            <w:proofErr w:type="gramEnd"/>
-            <w:r>
-              <w:rPr>
-                <w:b/>
-                <w:bCs/>
-              </w:rPr>
-              <w:t xml:space="preserve"> per km</w:t>
+              <w:t>Predicted (n individuals per km</w:t>
             </w:r>
             <w:r>
               <w:rPr>
@@ -25569,6 +25321,7 @@
   <w:style w:type="character" w:default="1" w:styleId="DefaultParagraphFont">
     <w:name w:val="Default Paragraph Font"/>
     <w:uiPriority w:val="1"/>
+    <w:semiHidden/>
     <w:unhideWhenUsed/>
   </w:style>
   <w:style w:type="table" w:default="1" w:styleId="TableNormal">

--- a/RESULTS.docx
+++ b/RESULTS.docx
@@ -24,12 +24,113 @@
     </w:p>
     <w:p>
       <w:r>
-        <w:t>Understory vegetation density did not vary significantly along survey routes in the hunted and unhunted forests. Mean vertical leaf overlap in the hunted forest was 2.24, SD = 1.92 and mean = 2.30, SD = 2.12 in the unhunted forest (Supplementary Figure 1).</w:t>
+        <w:t xml:space="preserve">Understory vegetation density did not vary significantly along survey routes in the hunted and unhunted forests. Mean vertical leaf </w:t>
+      </w:r>
+      <w:proofErr w:type="gramStart"/>
+      <w:r>
+        <w:t>overlap</w:t>
+      </w:r>
+      <w:proofErr w:type="gramEnd"/>
+      <w:r>
+        <w:t xml:space="preserve"> </w:t>
+      </w:r>
+      <w:r>
+        <w:t xml:space="preserve">across both years </w:t>
+      </w:r>
+      <w:r>
+        <w:t xml:space="preserve">in the </w:t>
+      </w:r>
+      <w:r>
+        <w:t>un</w:t>
+      </w:r>
+      <w:r>
+        <w:t>hunted forest was 2.2</w:t>
+      </w:r>
+      <w:r>
+        <w:t>3</w:t>
+      </w:r>
+      <w:r>
+        <w:t xml:space="preserve"> </w:t>
+      </w:r>
+      <w:r>
+        <w:t>±</w:t>
+      </w:r>
+      <w:r>
+        <w:t xml:space="preserve"> 0.12,</w:t>
+      </w:r>
+      <w:r>
+        <w:t xml:space="preserve"> SD = </w:t>
+      </w:r>
+      <w:r>
+        <w:t>2</w:t>
+      </w:r>
+      <w:r>
+        <w:t>.</w:t>
+      </w:r>
+      <w:r>
+        <w:t>04</w:t>
+      </w:r>
+      <w:r>
+        <w:t xml:space="preserve"> and </w:t>
+      </w:r>
+      <w:r>
+        <w:t xml:space="preserve">in the hunted forest </w:t>
+      </w:r>
+      <w:r>
+        <w:t>mean =</w:t>
+      </w:r>
+      <w:r>
+        <w:t xml:space="preserve"> 2.17 </w:t>
+      </w:r>
+      <w:r>
+        <w:t>±</w:t>
+      </w:r>
+      <w:r>
+        <w:t xml:space="preserve"> 0.10, SD = 1.89</w:t>
+      </w:r>
+      <w:r>
+        <w:t>.</w:t>
       </w:r>
     </w:p>
     <w:p>
       <w:r>
-        <w:t>Temperature varied between years and forest types (hunted versus unhunted) during our study (Supplementary Figure 2). Mean temperature in 2025 in the unhunted forest type was 80.56</w:t>
+        <w:t>M</w:t>
+      </w:r>
+      <w:r>
+        <w:t>ean temperature</w:t>
+      </w:r>
+      <w:r>
+        <w:t>s</w:t>
+      </w:r>
+      <w:r>
+        <w:t xml:space="preserve"> </w:t>
+      </w:r>
+      <w:r>
+        <w:t xml:space="preserve">during nighttime surveys </w:t>
+      </w:r>
+      <w:r>
+        <w:t>in 202</w:t>
+      </w:r>
+      <w:r>
+        <w:t>4</w:t>
+      </w:r>
+      <w:r>
+        <w:t xml:space="preserve"> </w:t>
+      </w:r>
+      <w:r>
+        <w:t xml:space="preserve">were comparable between forest types: </w:t>
+      </w:r>
+      <w:r>
+        <w:t>8</w:t>
+      </w:r>
+      <w:r>
+        <w:t>3</w:t>
+      </w:r>
+      <w:r>
+        <w:t>.</w:t>
+      </w:r>
+      <w:r>
+        <w:t>22</w:t>
       </w:r>
       <w:r>
         <w:rPr>
@@ -38,7 +139,25 @@
         <w:t>0</w:t>
       </w:r>
       <w:r>
-        <w:t>F (1.91 SD) and 77.11</w:t>
+        <w:rPr>
+          <w:vertAlign w:val="superscript"/>
+        </w:rPr>
+        <w:t xml:space="preserve"> </w:t>
+      </w:r>
+      <w:r>
+        <w:t xml:space="preserve">F </w:t>
+      </w:r>
+      <w:r>
+        <w:t>±</w:t>
+      </w:r>
+      <w:r>
+        <w:t xml:space="preserve"> 0.55 SE (SD = 7.06) </w:t>
+      </w:r>
+      <w:r>
+        <w:t>in the unhunted</w:t>
+      </w:r>
+      <w:r>
+        <w:t xml:space="preserve"> and 83.83</w:t>
       </w:r>
       <w:r>
         <w:rPr>
@@ -47,7 +166,19 @@
         <w:t>0</w:t>
       </w:r>
       <w:r>
-        <w:t>F (2.49 SD) during afternoon and nighttime surveys, respectively. In the hunted forest type, 2025 mean temperatures were 79.37</w:t>
+        <w:t xml:space="preserve"> F </w:t>
+      </w:r>
+      <w:r>
+        <w:t>±</w:t>
+      </w:r>
+      <w:r>
+        <w:t xml:space="preserve"> 0.59 (SD = 7.21) in the hunted forest</w:t>
+      </w:r>
+      <w:r>
+        <w:t>.</w:t>
+      </w:r>
+      <w:r>
+        <w:t xml:space="preserve"> In 2025, nighttime survey temperatures were slightly higher on average during surveys in the unhunted forest: mean = 77.11</w:t>
       </w:r>
       <w:r>
         <w:rPr>
@@ -56,7 +187,19 @@
         <w:t>0</w:t>
       </w:r>
       <w:r>
-        <w:t>F (3.00 SD) and 75.57</w:t>
+        <w:t xml:space="preserve"> F </w:t>
+      </w:r>
+      <w:r>
+        <w:t>±</w:t>
+      </w:r>
+      <w:r>
+        <w:t xml:space="preserve"> 0.26 SE (SD = 2.49) relative to the hunted forest</w:t>
+      </w:r>
+      <w:r>
+        <w:t xml:space="preserve">: </w:t>
+      </w:r>
+      <w:r>
+        <w:t>mean = 75.57</w:t>
       </w:r>
       <w:r>
         <w:rPr>
@@ -65,7 +208,18 @@
         <w:t>0</w:t>
       </w:r>
       <w:r>
-        <w:t>F (2.50 SD) during afternoon and nighttime surveys, respectively. During 2024, only nighttime surveys were conducted, for which mean temperatures were 83.22</w:t>
+        <w:t xml:space="preserve"> F </w:t>
+      </w:r>
+      <w:r>
+        <w:t>±</w:t>
+      </w:r>
+      <w:r>
+        <w:t xml:space="preserve"> 0.25 SE (SD = 2.50).</w:t>
+      </w:r>
+    </w:p>
+    <w:p>
+      <w:r>
+        <w:t>Day time surveys were only conducted in 2025, during which temperatures were comparable on average between forest types (unhunted forest mean = 80.56</w:t>
       </w:r>
       <w:r>
         <w:rPr>
@@ -74,7 +228,13 @@
         <w:t>0</w:t>
       </w:r>
       <w:r>
-        <w:t>F (7.06 SD) and 83.83</w:t>
+        <w:t xml:space="preserve"> F </w:t>
+      </w:r>
+      <w:r>
+        <w:t>±</w:t>
+      </w:r>
+      <w:r>
+        <w:t xml:space="preserve"> 0.33, SD = 1.91; hunted forest mean = 79.36</w:t>
       </w:r>
       <w:r>
         <w:rPr>
@@ -83,12 +243,63 @@
         <w:t>0</w:t>
       </w:r>
       <w:r>
-        <w:t>F (7.21 SD) in the unhunted and hunted forest types, respectively.</w:t>
+        <w:t xml:space="preserve"> F </w:t>
+      </w:r>
+      <w:r>
+        <w:t>±</w:t>
+      </w:r>
+      <w:r>
+        <w:t xml:space="preserve"> 0.51 SE, SD = 2.99).</w:t>
       </w:r>
     </w:p>
     <w:p>
       <w:r>
-        <w:t>Relative humidity also varied between years and forest types during our study (Supplementary Figure 3). Mean relative humidity in 2025 during afternoon surveys was 89.53% (SD = 4.62) and 88.01% (SD = 9.21) in the unhunted and hunted forests, respectively. Nighttime surveys in 2025 had mean relative humidities of 91.35% (SD = 4.16) in the unhunted and 93.87% (SD = 3.72) in the hunted forest. In 2024, surveys were only conducted at night and mean relative humidities were 88.87% (SD = 5.27) in the unhunted forest and 90.17% (SD = 4.31) in the hunted forest.</w:t>
+        <w:t xml:space="preserve">Mean relative humidity during nighttime surveys were slightly higher in the hunted forest in 2024 (mean = 90.17% </w:t>
+      </w:r>
+      <w:r>
+        <w:t>±</w:t>
+      </w:r>
+      <w:r>
+        <w:t xml:space="preserve"> 0.50, SD = 4.31) relative to the unhunted (mean = 88.87% </w:t>
+      </w:r>
+      <w:r>
+        <w:t>±</w:t>
+      </w:r>
+      <w:r>
+        <w:t xml:space="preserve"> 0.58, SD = 5.27) and in 2025 </w:t>
+      </w:r>
+      <w:r>
+        <w:t xml:space="preserve">(hunted forest </w:t>
+      </w:r>
+      <w:r>
+        <w:t xml:space="preserve">mean </w:t>
+      </w:r>
+      <w:r>
+        <w:t xml:space="preserve">relative humidity </w:t>
+      </w:r>
+      <w:r>
+        <w:t xml:space="preserve">= </w:t>
+      </w:r>
+      <w:r>
+        <w:t xml:space="preserve">93.87% </w:t>
+      </w:r>
+      <w:r>
+        <w:t>±</w:t>
+      </w:r>
+      <w:r>
+        <w:t xml:space="preserve"> 0.37, SD = 3.72; unhunted = 91.36% </w:t>
+      </w:r>
+      <w:r>
+        <w:t>±</w:t>
+      </w:r>
+      <w:r>
+        <w:t xml:space="preserve"> 0.44, SD = 4.16)</w:t>
+      </w:r>
+      <w:r>
+        <w:t>.</w:t>
+      </w:r>
+      <w:r>
+        <w:t xml:space="preserve"> </w:t>
       </w:r>
     </w:p>
     <w:p>
@@ -113,29 +324,132 @@
     </w:p>
     <w:p>
       <w:r>
-        <w:t>Small mammal detection rates (individuals found per 500 m) were on average ~ 3.5x higher during surveys in the hunted forest relative to the unhunted forest. Cumulatively, we detected 50 small mammals in the unhunted forest and 176 in the hunted forest. Mean detections were 5.68 ± 0.38 SE</w:t>
-      </w:r>
-      <w:r>
-        <w:t xml:space="preserve"> (SD = 2.10)</w:t>
-      </w:r>
-      <w:r>
-        <w:t xml:space="preserve"> individuals per survey in the hunted forest and 1.67 ± 0.25 SE </w:t>
-      </w:r>
-      <w:r>
-        <w:t xml:space="preserve">(SD = 1.35) </w:t>
-      </w:r>
-      <w:r>
-        <w:t xml:space="preserve">in the unhunted forest. Model results indicate significantly greater individuals detected per 500m in the hunted forest relative to the unhunted forest (Tweedie GLMM, hunted forest type estimate = 1.20, SD = 0.16, Z-value = 7.35, </w:t>
-      </w:r>
-      <w:r>
-        <w:rPr>
-          <w:i/>
-          <w:iCs/>
-        </w:rPr>
-        <w:t>p</w:t>
-      </w:r>
-      <w:r>
-        <w:t xml:space="preserve"> &lt; 0.001) (Figure 1). </w:t>
+        <w:t xml:space="preserve">Small mammal detection rates (individuals found per 500 m) </w:t>
+      </w:r>
+      <w:r>
+        <w:t>were significantly greater in the hunted forest (</w:t>
+      </w:r>
+      <w:proofErr w:type="spellStart"/>
+      <w:r>
+        <w:t>X2</w:t>
+      </w:r>
+      <w:proofErr w:type="spellEnd"/>
+      <w:r>
+        <w:t xml:space="preserve"> = 53.95, </w:t>
+      </w:r>
+      <w:proofErr w:type="spellStart"/>
+      <w:r>
+        <w:t>d</w:t>
+      </w:r>
+      <w:r>
+        <w:t>f</w:t>
+      </w:r>
+      <w:proofErr w:type="spellEnd"/>
+      <w:r>
+        <w:t xml:space="preserve"> = 1, p &lt; 0.001). Approximately</w:t>
+      </w:r>
+      <w:r>
+        <w:t xml:space="preserve"> ~ </w:t>
+      </w:r>
+      <w:proofErr w:type="spellStart"/>
+      <w:r>
+        <w:t>3.5x</w:t>
+      </w:r>
+      <w:proofErr w:type="spellEnd"/>
+      <w:r>
+        <w:t xml:space="preserve"> </w:t>
+      </w:r>
+      <w:r>
+        <w:t>more small mammals, primarily rodents, were detected during nighttime surveys</w:t>
+      </w:r>
+      <w:r>
+        <w:t xml:space="preserve"> in the hunted </w:t>
+      </w:r>
+      <w:r>
+        <w:t xml:space="preserve">relative to the unhunted </w:t>
+      </w:r>
+      <w:r>
+        <w:t>forest</w:t>
+      </w:r>
+      <w:r>
+        <w:t xml:space="preserve"> (Figure </w:t>
+      </w:r>
+      <w:proofErr w:type="spellStart"/>
+      <w:r>
+        <w:t>1a</w:t>
+      </w:r>
+      <w:proofErr w:type="spellEnd"/>
+      <w:r>
+        <w:t>)</w:t>
+      </w:r>
+      <w:r>
+        <w:t xml:space="preserve">. Cumulatively, we detected 50 small mammals in the unhunted forest and 176 in the hunted forest. Mean detections </w:t>
+      </w:r>
+      <w:r>
+        <w:t xml:space="preserve">per 500 m </w:t>
+      </w:r>
+      <w:r>
+        <w:t xml:space="preserve">were </w:t>
+      </w:r>
+      <w:r>
+        <w:t>1.20</w:t>
+      </w:r>
+      <w:r>
+        <w:t xml:space="preserve"> ± 0.</w:t>
+      </w:r>
+      <w:r>
+        <w:t>0</w:t>
+      </w:r>
+      <w:r>
+        <w:t>8 SE</w:t>
+      </w:r>
+      <w:r>
+        <w:t xml:space="preserve"> (SD = </w:t>
+      </w:r>
+      <w:r>
+        <w:t>0.45</w:t>
+      </w:r>
+      <w:r>
+        <w:t>)</w:t>
+      </w:r>
+      <w:r>
+        <w:t xml:space="preserve"> </w:t>
+      </w:r>
+      <w:r>
+        <w:t>i</w:t>
+      </w:r>
+      <w:r>
+        <w:t xml:space="preserve">n the hunted forest and </w:t>
+      </w:r>
+      <w:r>
+        <w:t>0.37</w:t>
+      </w:r>
+      <w:r>
+        <w:t xml:space="preserve"> ± 0.</w:t>
+      </w:r>
+      <w:r>
+        <w:t>06</w:t>
+      </w:r>
+      <w:r>
+        <w:t xml:space="preserve"> SE </w:t>
+      </w:r>
+      <w:r>
+        <w:t xml:space="preserve">(SD = </w:t>
+      </w:r>
+      <w:r>
+        <w:t>0</w:t>
+      </w:r>
+      <w:r>
+        <w:t>.3</w:t>
+      </w:r>
+      <w:r>
+        <w:t>3</w:t>
+      </w:r>
+      <w:r>
+        <w:t xml:space="preserve">) </w:t>
+      </w:r>
+      <w:r>
+        <w:t xml:space="preserve">in the unhunted forest. </w:t>
       </w:r>
     </w:p>
     <w:p>
@@ -244,56 +558,186 @@
         <w:t>.</w:t>
       </w:r>
       <w:r>
-        <w:t xml:space="preserve"> Our top model based on lowest AIC had the fixed effects of </w:t>
+        <w:t xml:space="preserve"> Our top model based on lowest AIC</w:t>
+      </w:r>
+      <w:r>
+        <w:t xml:space="preserve"> </w:t>
+      </w:r>
+      <w:r>
+        <w:t xml:space="preserve">had the fixed effects of </w:t>
+      </w:r>
+      <w:proofErr w:type="gramStart"/>
+      <w:r>
+        <w:t>family,</w:t>
+      </w:r>
+      <w:proofErr w:type="gramEnd"/>
+      <w:r>
+        <w:t xml:space="preserve"> hunting, and</w:t>
+      </w:r>
+      <w:r>
+        <w:t xml:space="preserve"> an </w:t>
+      </w:r>
+      <w:r>
+        <w:t xml:space="preserve">interaction between family and hunting </w:t>
+      </w:r>
+      <w:r>
+        <w:t>and between</w:t>
+      </w:r>
+      <w:r>
+        <w:t xml:space="preserve"> family and humidity</w:t>
+      </w:r>
+      <w:r>
+        <w:t>. Model results indicated hunting did not have a significant overall effect on frog detection rates (</w:t>
+      </w:r>
+      <w:proofErr w:type="spellStart"/>
+      <w:r>
+        <w:t>X</w:t>
+      </w:r>
+      <w:r>
+        <w:rPr>
+          <w:vertAlign w:val="superscript"/>
+        </w:rPr>
+        <w:t>2</w:t>
+      </w:r>
+      <w:proofErr w:type="spellEnd"/>
+      <w:r>
+        <w:t xml:space="preserve"> = 1.47, </w:t>
+      </w:r>
+      <w:proofErr w:type="spellStart"/>
+      <w:r>
+        <w:t>d</w:t>
       </w:r>
       <w:r>
         <w:t>f</w:t>
       </w:r>
-      <w:r>
-        <w:t xml:space="preserve">amily, </w:t>
-      </w:r>
-      <w:r>
-        <w:t>h</w:t>
-      </w:r>
-      <w:r>
-        <w:t>unting</w:t>
-      </w:r>
-      <w:r>
-        <w:t>, and the family X</w:t>
-      </w:r>
-      <w:r>
+      <w:proofErr w:type="spellEnd"/>
+      <w:r>
+        <w:t xml:space="preserve"> = 1, </w:t>
+      </w:r>
+      <w:r>
+        <w:rPr>
+          <w:i/>
+          <w:iCs/>
+        </w:rPr>
+        <w:t>p</w:t>
+      </w:r>
+      <w:r>
+        <w:t xml:space="preserve"> = 0.22), but detection rates varied for different families (</w:t>
+      </w:r>
+      <w:proofErr w:type="spellStart"/>
+      <w:r>
+        <w:t>X</w:t>
+      </w:r>
+      <w:r>
+        <w:rPr>
+          <w:vertAlign w:val="superscript"/>
+        </w:rPr>
+        <w:t>2</w:t>
+      </w:r>
+      <w:proofErr w:type="spellEnd"/>
+      <w:r>
+        <w:t xml:space="preserve"> = 262.99, </w:t>
+      </w:r>
+      <w:proofErr w:type="spellStart"/>
+      <w:r>
+        <w:t>d</w:t>
+      </w:r>
+      <w:r>
+        <w:t>f</w:t>
+      </w:r>
+      <w:proofErr w:type="spellEnd"/>
+      <w:r>
+        <w:t xml:space="preserve"> = 10, </w:t>
+      </w:r>
+      <w:r>
+        <w:rPr>
+          <w:i/>
+          <w:iCs/>
+        </w:rPr>
+        <w:t>p</w:t>
+      </w:r>
+      <w:r>
+        <w:t xml:space="preserve"> &lt; 0.001) and there was a significant interaction between hunting and </w:t>
+      </w:r>
+      <w:r>
+        <w:lastRenderedPageBreak/>
+        <w:t>family (</w:t>
+      </w:r>
+      <w:proofErr w:type="spellStart"/>
+      <w:r>
+        <w:t>X</w:t>
+      </w:r>
+      <w:r>
+        <w:rPr>
+          <w:vertAlign w:val="superscript"/>
+        </w:rPr>
+        <w:t>2</w:t>
+      </w:r>
+      <w:proofErr w:type="spellEnd"/>
+      <w:r>
+        <w:rPr>
+          <w:vertAlign w:val="superscript"/>
+        </w:rPr>
         <w:t xml:space="preserve"> </w:t>
       </w:r>
       <w:r>
-        <w:t>h</w:t>
-      </w:r>
-      <w:r>
-        <w:t>umidity</w:t>
-      </w:r>
-      <w:r>
-        <w:t xml:space="preserve"> and family X hunting interaction terms. We found that </w:t>
-      </w:r>
-      <w:r>
-        <w:lastRenderedPageBreak/>
-        <w:t xml:space="preserve">while there was no significant effect of hunting on total frog detections (X2 = 1.47, Df = 1, p = 0.22), there was a difference in detections in the hunted and unhunted study areas for some (family X hunting interaction (X2 = 32.72, DF = 10, p &lt; 0.001) (Fig XX). Family on its own was a significant predictor of detection rate (X2 = 262.99, DF = 10, p &lt; 0.001) as was the interaction between family X humidity (X2 = 22.06, DF = 11, p = 0.02) </w:t>
-      </w:r>
-      <w:r>
-        <w:t xml:space="preserve">(supp fig xx) </w:t>
-      </w:r>
-      <w:r>
-        <w:t>(</w:t>
+        <w:t xml:space="preserve">= 32.72, </w:t>
+      </w:r>
+      <w:proofErr w:type="spellStart"/>
+      <w:r>
+        <w:t>d</w:t>
+      </w:r>
+      <w:r>
+        <w:t>f</w:t>
+      </w:r>
+      <w:proofErr w:type="spellEnd"/>
+      <w:r>
+        <w:t xml:space="preserve"> = 10, </w:t>
       </w:r>
       <w:r>
         <w:rPr>
-          <w:highlight w:val="yellow"/>
+          <w:i/>
+          <w:iCs/>
         </w:rPr>
-        <w:t>see Supplementary Table S# for model selection table</w:t>
-      </w:r>
-      <w:r>
-        <w:t>)</w:t>
-      </w:r>
-      <w:r>
-        <w:t>.</w:t>
+        <w:t>p</w:t>
+      </w:r>
+      <w:r>
+        <w:t xml:space="preserve"> &lt; 0.001) as well as family and relative humidity (</w:t>
+      </w:r>
+      <w:proofErr w:type="spellStart"/>
+      <w:r>
+        <w:t>X</w:t>
+      </w:r>
+      <w:r>
+        <w:rPr>
+          <w:vertAlign w:val="superscript"/>
+        </w:rPr>
+        <w:t>2</w:t>
+      </w:r>
+      <w:proofErr w:type="spellEnd"/>
+      <w:r>
+        <w:t xml:space="preserve"> = 22.06, </w:t>
+      </w:r>
+      <w:proofErr w:type="spellStart"/>
+      <w:r>
+        <w:t>d</w:t>
+      </w:r>
+      <w:r>
+        <w:t>f</w:t>
+      </w:r>
+      <w:proofErr w:type="spellEnd"/>
+      <w:r>
+        <w:t xml:space="preserve"> = 11, </w:t>
+      </w:r>
+      <w:r>
+        <w:rPr>
+          <w:i/>
+          <w:iCs/>
+        </w:rPr>
+        <w:t>p</w:t>
+      </w:r>
+      <w:r>
+        <w:t xml:space="preserve"> = 0.02).</w:t>
       </w:r>
     </w:p>
     <w:p>
@@ -318,155 +762,220 @@
     </w:p>
     <w:p>
       <w:r>
-        <w:t xml:space="preserve">We found 99 lizards in the unhunted study area and 55 in the hunted area belonging to 14 and 11 different species, respectively. </w:t>
-      </w:r>
-      <w:r>
-        <w:t xml:space="preserve">Mean lizards per 500 m in the unhunted study area was 0.67 </w:t>
+        <w:t>Cumulatively, w</w:t>
+      </w:r>
+      <w:r>
+        <w:t xml:space="preserve">e found 99 lizards in the unhunted study area and 55 in the hunted area belonging to 14 and 11 different species, respectively. </w:t>
+      </w:r>
+      <w:r>
+        <w:t xml:space="preserve">Mean </w:t>
+      </w:r>
+      <w:r>
+        <w:t>detections (</w:t>
+      </w:r>
+      <w:r>
+        <w:t>lizards per 500 m</w:t>
+      </w:r>
+      <w:r>
+        <w:t>) were higher</w:t>
+      </w:r>
+      <w:r>
+        <w:t xml:space="preserve"> in the unhunted </w:t>
+      </w:r>
+      <w:r>
+        <w:t>forest (</w:t>
+      </w:r>
+      <w:r>
+        <w:t xml:space="preserve">0.67 </w:t>
       </w:r>
       <w:r>
         <w:t>±</w:t>
       </w:r>
       <w:r>
-        <w:t xml:space="preserve"> 0.11 SE (SD = 1.26) and 0.48 </w:t>
+        <w:t xml:space="preserve"> 0.11 SE</w:t>
+      </w:r>
+      <w:r>
+        <w:t xml:space="preserve">, </w:t>
+      </w:r>
+      <w:r>
+        <w:t xml:space="preserve">SD = 1.26) </w:t>
+      </w:r>
+      <w:r>
+        <w:t>relative to the hunted forest (mean =</w:t>
+      </w:r>
+      <w:r>
+        <w:t xml:space="preserve"> 0.48 </w:t>
       </w:r>
       <w:r>
         <w:t>±</w:t>
       </w:r>
       <w:r>
-        <w:t xml:space="preserve"> 0.09 (SD = 1.10) in the hunted area. </w:t>
-      </w:r>
-      <w:r>
-        <w:t xml:space="preserve">The best fit model based on AIC </w:t>
+        <w:t xml:space="preserve"> 0.09</w:t>
+      </w:r>
+      <w:r>
+        <w:t xml:space="preserve">, </w:t>
+      </w:r>
+      <w:r>
+        <w:t xml:space="preserve">SD = 1.10). </w:t>
+      </w:r>
+      <w:r>
+        <w:t xml:space="preserve">The best fit model </w:t>
       </w:r>
       <w:r>
         <w:t xml:space="preserve">included </w:t>
       </w:r>
       <w:r>
-        <w:t xml:space="preserve">the fixed effects of humidity, </w:t>
-      </w:r>
-      <w:r>
-        <w:t>famil</w:t>
-      </w:r>
-      <w:r>
-        <w:t xml:space="preserve">y and the interaction between family and </w:t>
-      </w:r>
-      <w:r>
-        <w:t xml:space="preserve">hunting status. </w:t>
-      </w:r>
-      <w:r>
-        <w:t>Fa</w:t>
-      </w:r>
-      <w:r>
-        <w:t>There was a significant effect to</w:t>
+        <w:t xml:space="preserve">the fixed effects of </w:t>
+      </w:r>
+      <w:r>
+        <w:t>family</w:t>
+      </w:r>
+      <w:r>
+        <w:t xml:space="preserve">, </w:t>
+      </w:r>
+      <w:r>
+        <w:t xml:space="preserve">humidity, temperature, </w:t>
+      </w:r>
+      <w:r>
+        <w:t xml:space="preserve">and the interaction between family and </w:t>
+      </w:r>
+      <w:r>
+        <w:t>hunting status.</w:t>
+      </w:r>
+      <w:r>
+        <w:t xml:space="preserve"> Detection rates varied significantly between families (</w:t>
+      </w:r>
+      <w:proofErr w:type="spellStart"/>
+      <w:r>
+        <w:t>X</w:t>
+      </w:r>
+      <w:r>
+        <w:rPr>
+          <w:vertAlign w:val="superscript"/>
+        </w:rPr>
+        <w:t>2</w:t>
+      </w:r>
+      <w:proofErr w:type="spellEnd"/>
+      <w:r>
+        <w:t xml:space="preserve"> = 146.21, </w:t>
+      </w:r>
+      <w:proofErr w:type="spellStart"/>
+      <w:r>
+        <w:t>df</w:t>
+      </w:r>
+      <w:proofErr w:type="spellEnd"/>
+      <w:r>
+        <w:t xml:space="preserve"> = 7, p &lt; 0.001) and hunting impacted families differently (family x hunting interaction: </w:t>
+      </w:r>
+      <w:proofErr w:type="spellStart"/>
+      <w:r>
+        <w:t>X</w:t>
+      </w:r>
+      <w:r>
+        <w:rPr>
+          <w:vertAlign w:val="superscript"/>
+        </w:rPr>
+        <w:t>2</w:t>
+      </w:r>
+      <w:proofErr w:type="spellEnd"/>
+      <w:r>
+        <w:t xml:space="preserve"> = 16.28, </w:t>
+      </w:r>
+      <w:proofErr w:type="spellStart"/>
+      <w:r>
+        <w:t>df</w:t>
+      </w:r>
+      <w:proofErr w:type="spellEnd"/>
+      <w:r>
+        <w:t xml:space="preserve"> = 8, </w:t>
+      </w:r>
+      <w:r>
+        <w:rPr>
+          <w:i/>
+          <w:iCs/>
+        </w:rPr>
+        <w:t>p</w:t>
+      </w:r>
+      <w:r>
+        <w:t xml:space="preserve"> = 0.04). </w:t>
+      </w:r>
+      <w:r>
+        <w:t>Temperature did not significantly affect lizard detection rates (</w:t>
+      </w:r>
+      <w:proofErr w:type="spellStart"/>
+      <w:r>
+        <w:t>X</w:t>
+      </w:r>
+      <w:r>
+        <w:rPr>
+          <w:vertAlign w:val="superscript"/>
+        </w:rPr>
+        <w:t>2</w:t>
+      </w:r>
+      <w:proofErr w:type="spellEnd"/>
+      <w:r>
+        <w:t xml:space="preserve"> = 2.40, </w:t>
+      </w:r>
+      <w:proofErr w:type="spellStart"/>
+      <w:r>
+        <w:t>df</w:t>
+      </w:r>
+      <w:proofErr w:type="spellEnd"/>
+      <w:r>
+        <w:t xml:space="preserve"> = 1, </w:t>
+      </w:r>
+      <w:r>
+        <w:rPr>
+          <w:i/>
+          <w:iCs/>
+        </w:rPr>
+        <w:t>p</w:t>
+      </w:r>
+      <w:r>
+        <w:t xml:space="preserve"> = 0.12) nor did humidity (</w:t>
+      </w:r>
+      <w:proofErr w:type="spellStart"/>
+      <w:r>
+        <w:t>X</w:t>
+      </w:r>
+      <w:r>
+        <w:rPr>
+          <w:vertAlign w:val="superscript"/>
+        </w:rPr>
+        <w:t>2</w:t>
+      </w:r>
+      <w:proofErr w:type="spellEnd"/>
+      <w:r>
+        <w:t xml:space="preserve"> = 0.36, </w:t>
+      </w:r>
+      <w:proofErr w:type="spellStart"/>
+      <w:r>
+        <w:t>df</w:t>
+      </w:r>
+      <w:proofErr w:type="spellEnd"/>
+      <w:r>
+        <w:t xml:space="preserve"> = 1, </w:t>
+      </w:r>
+      <w:r>
+        <w:rPr>
+          <w:i/>
+          <w:iCs/>
+        </w:rPr>
+        <w:t>p</w:t>
+      </w:r>
+      <w:r>
+        <w:t xml:space="preserve"> = 0.54).</w:t>
       </w:r>
     </w:p>
-    <w:p/>
     <w:p>
-      <w:r>
+      <w:pPr>
         <w:rPr>
           <w:b/>
           <w:bCs/>
           <w:i/>
           <w:iCs/>
         </w:rPr>
-        <w:t>Snake detection rates</w:t>
-      </w:r>
-    </w:p>
-    <w:p>
-      <w:r>
-        <w:t xml:space="preserve">Overall, the number of snake detections did not vary between the forest types. We detected 51 individual snakes in total in the unhunted forest (mean per survey = 1.70 ± 0.31, SD = 1.68) and 50 in the hunted forest (mean per survey = 1.61 ± 0.26, SD = 1.43) (Figure XX). Investigated predictor variables (hunting, humidity, and temperature) did not improve model fit, making the our top model (Tweedie GLMM, intercept estimate = -1.19 ± 0.15 SE, Z-value = -7.70, </w:t>
-      </w:r>
-      <w:r>
-        <w:rPr>
-          <w:i/>
-          <w:iCs/>
-        </w:rPr>
-        <w:t>p</w:t>
-      </w:r>
-      <w:r>
-        <w:t xml:space="preserve"> &lt; 0.001).</w:t>
-      </w:r>
-    </w:p>
-    <w:p>
-      <w:r>
-        <w:rPr>
-          <w:noProof/>
-        </w:rPr>
-        <w:lastRenderedPageBreak/>
-        <w:drawing>
-          <wp:inline distT="0" distB="0" distL="0" distR="0" wp14:anchorId="69F96A56" wp14:editId="0569A289">
-            <wp:extent cx="5943600" cy="4457700"/>
-            <wp:effectExtent l="0" t="0" r="0" b="0"/>
-            <wp:docPr id="1484228024" name="Picture 4"/>
-            <wp:cNvGraphicFramePr>
-              <a:graphicFrameLocks xmlns:a="http://schemas.openxmlformats.org/drawingml/2006/main" noChangeAspect="1"/>
-            </wp:cNvGraphicFramePr>
-            <a:graphic xmlns:a="http://schemas.openxmlformats.org/drawingml/2006/main">
-              <a:graphicData uri="http://schemas.openxmlformats.org/drawingml/2006/picture">
-                <pic:pic xmlns:pic="http://schemas.openxmlformats.org/drawingml/2006/picture">
-                  <pic:nvPicPr>
-                    <pic:cNvPr id="0" name="Picture 11"/>
-                    <pic:cNvPicPr>
-                      <a:picLocks noChangeAspect="1" noChangeArrowheads="1"/>
-                    </pic:cNvPicPr>
-                  </pic:nvPicPr>
-                  <pic:blipFill>
-                    <a:blip r:embed="rId4">
-                      <a:extLst>
-                        <a:ext uri="{28A0092B-C50C-407E-A947-70E740481C1C}">
-                          <a14:useLocalDpi xmlns:a14="http://schemas.microsoft.com/office/drawing/2010/main" val="0"/>
-                        </a:ext>
-                      </a:extLst>
-                    </a:blip>
-                    <a:srcRect/>
-                    <a:stretch>
-                      <a:fillRect/>
-                    </a:stretch>
-                  </pic:blipFill>
-                  <pic:spPr bwMode="auto">
-                    <a:xfrm>
-                      <a:off x="0" y="0"/>
-                      <a:ext cx="5943600" cy="4457700"/>
-                    </a:xfrm>
-                    <a:prstGeom prst="rect">
-                      <a:avLst/>
-                    </a:prstGeom>
-                    <a:noFill/>
-                    <a:ln>
-                      <a:noFill/>
-                    </a:ln>
-                  </pic:spPr>
-                </pic:pic>
-              </a:graphicData>
-            </a:graphic>
-          </wp:inline>
-        </w:drawing>
-      </w:r>
-    </w:p>
-    <w:p>
-      <w:r>
-        <w:rPr>
-          <w:b/>
-          <w:bCs/>
-        </w:rPr>
-        <w:t>Figure 21:</w:t>
-      </w:r>
-      <w:r>
-        <w:t xml:space="preserve"> Detection rates of snakes and their prey across hunted and unhunted forests. Detections are measured as a rate of </w:t>
-      </w:r>
-      <w:r>
-        <w:rPr>
-          <w:i/>
-          <w:iCs/>
-        </w:rPr>
-        <w:t>n</w:t>
-      </w:r>
-      <w:r>
-        <w:t xml:space="preserve"> individuals encountered per 500 meters. Points represent mean detections, and error bars represent standard error of the mean.</w:t>
-      </w:r>
-    </w:p>
-    <w:p/>
-    <w:p>
+      </w:pPr>
       <w:r>
         <w:rPr>
           <w:b/>
@@ -474,17 +983,120 @@
           <w:i/>
           <w:iCs/>
         </w:rPr>
-        <w:t>Snake Communities</w:t>
+        <w:t>Snake</w:t>
+      </w:r>
+      <w:r>
+        <w:rPr>
+          <w:b/>
+          <w:bCs/>
+          <w:i/>
+          <w:iCs/>
+        </w:rPr>
+        <w:t>s</w:t>
       </w:r>
     </w:p>
     <w:p>
       <w:r>
-        <w:t xml:space="preserve">During our surveys, we detected a total of 101 individual snakes representing 17 unique species at the unhunted forest and 16 unique species at the hunted forest. Of these, 51 individuals were detected in the unhunted forest and 50 in the hunted. When opportunistic and third-party detections were included, total detections increased to 205 individuals, comprising 27 unique species in the unhunted forest and 29 in the hunted forest. In the unhunted forest, we had 24 opportunistic detections and 30 third-party detections and the hunted forest had 28 opportunistic detections and 22 third-party detections (Table 1). In general, when detection types were pooled (survey, opportunistic, and third-party observations), broad community composition differences between the hunted and unhunted study areas were apparent (Supplementary Figure 9). From surveyed snakes, </w:t>
-      </w:r>
-      <w:r>
-        <w:lastRenderedPageBreak/>
-        <w:t xml:space="preserve">both the hunted and unhunted site were dominated by species from the family Colubridae, but the hunted site visibly exhibited higher proportions of species from the family Boidae (Supplementary Figure 9). When opportunistic and third-party detections were taken into account, the highest occurring groups come from the genera </w:t>
-      </w:r>
+        <w:t xml:space="preserve">Cumulatively, we found </w:t>
+      </w:r>
+      <w:r>
+        <w:t>51 snakes in the unhunted forest</w:t>
+      </w:r>
+      <w:r>
+        <w:t xml:space="preserve"> and </w:t>
+      </w:r>
+      <w:r>
+        <w:t>50 in the hunted forest</w:t>
+      </w:r>
+      <w:r>
+        <w:t xml:space="preserve">. Species richness was 17 in both forest types. </w:t>
+      </w:r>
+      <w:r>
+        <w:t>Overall snake d</w:t>
+      </w:r>
+      <w:r>
+        <w:t xml:space="preserve">etection rates (individuals per </w:t>
+      </w:r>
+      <w:r>
+        <w:t xml:space="preserve">500 m) did not vary with hunting. The mean detection rate in the unhunted forest was 0.34 </w:t>
+      </w:r>
+      <w:r>
+        <w:t>±</w:t>
+      </w:r>
+      <w:r>
+        <w:t xml:space="preserve"> 0.07 SE (SD = 0.87) and in the hunted forest it was 0.35 </w:t>
+      </w:r>
+      <w:r>
+        <w:t>±</w:t>
+      </w:r>
+      <w:r>
+        <w:t xml:space="preserve"> 0.08 (SD = 1.09).</w:t>
+      </w:r>
+      <w:r>
+        <w:t xml:space="preserve"> Our best fit model </w:t>
+      </w:r>
+      <w:r>
+        <w:t xml:space="preserve">testing overall detection rates (not accounting for dietary guild or family) only included a term for </w:t>
+      </w:r>
+      <w:r>
+        <w:t xml:space="preserve">relative humidity, although </w:t>
+      </w:r>
+      <w:r>
+        <w:t xml:space="preserve">it </w:t>
+      </w:r>
+      <w:r>
+        <w:t>was not a significant predictor (</w:t>
+      </w:r>
+      <w:proofErr w:type="spellStart"/>
+      <w:r>
+        <w:t>X</w:t>
+      </w:r>
+      <w:r>
+        <w:rPr>
+          <w:vertAlign w:val="superscript"/>
+        </w:rPr>
+        <w:t>2</w:t>
+      </w:r>
+      <w:proofErr w:type="spellEnd"/>
+      <w:r>
+        <w:t xml:space="preserve"> = 1.09, </w:t>
+      </w:r>
+      <w:proofErr w:type="spellStart"/>
+      <w:r>
+        <w:t>df</w:t>
+      </w:r>
+      <w:proofErr w:type="spellEnd"/>
+      <w:r>
+        <w:t xml:space="preserve"> = 1, </w:t>
+      </w:r>
+      <w:r>
+        <w:rPr>
+          <w:i/>
+          <w:iCs/>
+        </w:rPr>
+        <w:t>p</w:t>
+      </w:r>
+      <w:r>
+        <w:t xml:space="preserve"> = 0.30).</w:t>
+      </w:r>
+    </w:p>
+    <w:p>
+      <w:r>
+        <w:t>When opportunistic and third-party detections were included, total detections increased to 205 individuals, comprising 27 unique species in the unhunted forest and 29 in the hunted forest. In the unhunted forest, we had 24 opportunistic detections and 30 third-party detections and the hunted forest had 28 opportunistic detections and 22 third-party detections (Table 1). In general, when detection types were pooled (survey, opportunistic, and third-party observations), broad community composition differences between the hunted and unhunted study areas were apparent (Supplementary Figure 9</w:t>
+      </w:r>
+      <w:r>
+        <w:t>). T</w:t>
+      </w:r>
+      <w:r>
+        <w:t>he highest occurring g</w:t>
+      </w:r>
+      <w:r>
+        <w:t>enera were</w:t>
+      </w:r>
+      <w:r>
+        <w:t xml:space="preserve"> </w:t>
+      </w:r>
+      <w:proofErr w:type="spellStart"/>
       <w:r>
         <w:rPr>
           <w:i/>
@@ -492,6 +1104,7 @@
         </w:rPr>
         <w:t>Imantodes</w:t>
       </w:r>
+      <w:proofErr w:type="spellEnd"/>
       <w:r>
         <w:t xml:space="preserve">, </w:t>
       </w:r>
@@ -505,6 +1118,7 @@
       <w:r>
         <w:t xml:space="preserve">, </w:t>
       </w:r>
+      <w:proofErr w:type="spellStart"/>
       <w:r>
         <w:rPr>
           <w:i/>
@@ -512,9 +1126,11 @@
         </w:rPr>
         <w:t>Helicops</w:t>
       </w:r>
+      <w:proofErr w:type="spellEnd"/>
       <w:r>
         <w:t xml:space="preserve">, and </w:t>
       </w:r>
+      <w:proofErr w:type="spellStart"/>
       <w:r>
         <w:rPr>
           <w:i/>
@@ -522,9 +1138,20 @@
         </w:rPr>
         <w:t>Corallus</w:t>
       </w:r>
-      <w:r>
-        <w:t xml:space="preserve">. Specifically, the hunted site had a higher portion of individuals from the genera </w:t>
-      </w:r>
+      <w:proofErr w:type="spellEnd"/>
+      <w:r>
+        <w:t>, with t</w:t>
+      </w:r>
+      <w:r>
+        <w:t>he hunted site ha</w:t>
+      </w:r>
+      <w:r>
+        <w:t>ving</w:t>
+      </w:r>
+      <w:r>
+        <w:t xml:space="preserve"> a higher portion of individuals from the genera </w:t>
+      </w:r>
+      <w:proofErr w:type="spellStart"/>
       <w:r>
         <w:rPr>
           <w:i/>
@@ -532,8 +1159,9 @@
         </w:rPr>
         <w:t>Corallus</w:t>
       </w:r>
-      <w:r>
-        <w:t xml:space="preserve">, and </w:t>
+      <w:proofErr w:type="spellEnd"/>
+      <w:r>
+        <w:t xml:space="preserve"> and </w:t>
       </w:r>
       <w:r>
         <w:rPr>
@@ -543,9 +1171,168 @@
         <w:t>Eunectes</w:t>
       </w:r>
       <w:r>
-        <w:t xml:space="preserve"> (Supplementary Figure 10). </w:t>
+        <w:t xml:space="preserve"> (Supplementary Figure 10).</w:t>
       </w:r>
     </w:p>
+    <w:p>
+      <w:r>
+        <w:t>B</w:t>
+      </w:r>
+      <w:r>
+        <w:t xml:space="preserve">oth the hunted and unhunted </w:t>
+      </w:r>
+      <w:r>
+        <w:t>forests</w:t>
+      </w:r>
+      <w:r>
+        <w:t xml:space="preserve"> </w:t>
+      </w:r>
+      <w:r>
+        <w:t>were dominated by species from the famil</w:t>
+      </w:r>
+      <w:r>
+        <w:t>ies of</w:t>
+      </w:r>
+      <w:r>
+        <w:t xml:space="preserve"> Colubridae</w:t>
+      </w:r>
+      <w:r>
+        <w:t xml:space="preserve"> </w:t>
+      </w:r>
+      <w:r>
+        <w:t xml:space="preserve">and </w:t>
+      </w:r>
+      <w:r>
+        <w:t>Boidae</w:t>
+      </w:r>
+      <w:r>
+        <w:t xml:space="preserve">. </w:t>
+      </w:r>
+      <w:r>
+        <w:t xml:space="preserve">Recorded snakes were primarily Colubridae, which was detected approximately </w:t>
+      </w:r>
+      <w:proofErr w:type="spellStart"/>
+      <w:r>
+        <w:t>6.5x</w:t>
+      </w:r>
+      <w:proofErr w:type="spellEnd"/>
+      <w:r>
+        <w:t xml:space="preserve"> more frequently than individuals belonging to other families</w:t>
+      </w:r>
+      <w:r>
+        <w:t>.</w:t>
+      </w:r>
+      <w:r>
+        <w:t xml:space="preserve"> Of our models testing predictors of Colubridae and Boidae detection rates, the top model included a fixed effect for family (Boidae or Colubridae), humidity, and an interaction </w:t>
+      </w:r>
+      <w:r>
+        <w:lastRenderedPageBreak/>
+        <w:t>between family and hunting</w:t>
+      </w:r>
+      <w:r>
+        <w:t>. Family was significant (</w:t>
+      </w:r>
+      <w:proofErr w:type="spellStart"/>
+      <w:r>
+        <w:t>X</w:t>
+      </w:r>
+      <w:r>
+        <w:rPr>
+          <w:vertAlign w:val="superscript"/>
+        </w:rPr>
+        <w:t>2</w:t>
+      </w:r>
+      <w:proofErr w:type="spellEnd"/>
+      <w:r>
+        <w:t xml:space="preserve"> = 31.25, </w:t>
+      </w:r>
+      <w:proofErr w:type="spellStart"/>
+      <w:r>
+        <w:t>df</w:t>
+      </w:r>
+      <w:proofErr w:type="spellEnd"/>
+      <w:r>
+        <w:t xml:space="preserve"> = 1, </w:t>
+      </w:r>
+      <w:r>
+        <w:rPr>
+          <w:i/>
+          <w:iCs/>
+        </w:rPr>
+        <w:t>p</w:t>
+      </w:r>
+      <w:r>
+        <w:t xml:space="preserve"> &lt; 0.001), humidity was marginally insignificant (</w:t>
+      </w:r>
+      <w:proofErr w:type="spellStart"/>
+      <w:r>
+        <w:t>X</w:t>
+      </w:r>
+      <w:r>
+        <w:rPr>
+          <w:vertAlign w:val="superscript"/>
+        </w:rPr>
+        <w:t>2</w:t>
+      </w:r>
+      <w:proofErr w:type="spellEnd"/>
+      <w:r>
+        <w:t xml:space="preserve"> = 3.40, </w:t>
+      </w:r>
+      <w:proofErr w:type="spellStart"/>
+      <w:r>
+        <w:t>df</w:t>
+      </w:r>
+      <w:proofErr w:type="spellEnd"/>
+      <w:r>
+        <w:t xml:space="preserve"> = 1, </w:t>
+      </w:r>
+      <w:r>
+        <w:rPr>
+          <w:i/>
+          <w:iCs/>
+        </w:rPr>
+        <w:t>p</w:t>
+      </w:r>
+      <w:r>
+        <w:t xml:space="preserve"> = 0.06), and there hunting interacted significantly with family (</w:t>
+      </w:r>
+      <w:proofErr w:type="spellStart"/>
+      <w:r>
+        <w:t>X</w:t>
+      </w:r>
+      <w:r>
+        <w:rPr>
+          <w:vertAlign w:val="superscript"/>
+        </w:rPr>
+        <w:t>2</w:t>
+      </w:r>
+      <w:proofErr w:type="spellEnd"/>
+      <w:r>
+        <w:t xml:space="preserve"> = 6.60, </w:t>
+      </w:r>
+      <w:proofErr w:type="spellStart"/>
+      <w:r>
+        <w:t>df</w:t>
+      </w:r>
+      <w:proofErr w:type="spellEnd"/>
+      <w:r>
+        <w:t xml:space="preserve"> = 2, </w:t>
+      </w:r>
+      <w:r>
+        <w:rPr>
+          <w:i/>
+          <w:iCs/>
+        </w:rPr>
+        <w:t>p</w:t>
+      </w:r>
+      <w:r>
+        <w:t xml:space="preserve"> = 0.03), with Boidae detected more frequently in the hunted forest relative to the unhunted forest.</w:t>
+      </w:r>
+      <w:r>
+        <w:t xml:space="preserve"> </w:t>
+      </w:r>
+    </w:p>
+    <w:p/>
     <w:p>
       <w:r>
         <w:rPr>
@@ -558,16 +1345,28 @@
         <w:t xml:space="preserve">: </w:t>
       </w:r>
       <w:r>
-        <w:t xml:space="preserve">Total </w:t>
-      </w:r>
-      <w:r>
-        <w:t xml:space="preserve">snakes </w:t>
-      </w:r>
-      <w:r>
-        <w:t>found. Dietary guild, family, species, common name</w:t>
-      </w:r>
-      <w:r>
-        <w:t>, and detection method (survey, opportunistic, or third party)</w:t>
+        <w:t>Dietary guild, family, species, common name</w:t>
+      </w:r>
+      <w:r>
+        <w:t>, and detection method (</w:t>
+      </w:r>
+      <w:r>
+        <w:t xml:space="preserve">S = </w:t>
+      </w:r>
+      <w:r>
+        <w:t xml:space="preserve">survey, </w:t>
+      </w:r>
+      <w:r>
+        <w:t xml:space="preserve">O = </w:t>
+      </w:r>
+      <w:r>
+        <w:t xml:space="preserve">opportunistic, or </w:t>
+      </w:r>
+      <w:r>
+        <w:t xml:space="preserve">TP = </w:t>
+      </w:r>
+      <w:r>
+        <w:t>third party)</w:t>
       </w:r>
       <w:r>
         <w:t xml:space="preserve"> are given for each individual </w:t>
@@ -582,10 +1381,10 @@
         <w:t>and</w:t>
       </w:r>
       <w:r>
-        <w:t xml:space="preserve"> unhunted study area</w:t>
-      </w:r>
-      <w:r>
-        <w:t>s</w:t>
+        <w:t xml:space="preserve"> unhunted </w:t>
+      </w:r>
+      <w:r>
+        <w:t>forest</w:t>
       </w:r>
       <w:r>
         <w:t>.</w:t>
@@ -598,15 +1397,15 @@
       </w:tblPr>
       <w:tblGrid>
         <w:gridCol w:w="660"/>
-        <w:gridCol w:w="780"/>
+        <w:gridCol w:w="840"/>
         <w:gridCol w:w="1890"/>
         <w:gridCol w:w="2520"/>
         <w:gridCol w:w="524"/>
         <w:gridCol w:w="423"/>
         <w:gridCol w:w="419"/>
         <w:gridCol w:w="628"/>
-        <w:gridCol w:w="162"/>
-        <w:gridCol w:w="162"/>
+        <w:gridCol w:w="132"/>
+        <w:gridCol w:w="132"/>
         <w:gridCol w:w="348"/>
         <w:gridCol w:w="415"/>
         <w:gridCol w:w="628"/>
@@ -1598,6 +2397,7 @@
                 <w14:ligatures w14:val="none"/>
               </w:rPr>
             </w:pPr>
+            <w:proofErr w:type="spellStart"/>
             <w:r>
               <w:rPr>
                 <w:rFonts w:ascii="Aptos Narrow" w:eastAsia="Times New Roman" w:hAnsi="Aptos Narrow" w:cs="Times New Roman"/>
@@ -1609,8 +2409,37 @@
                 <w:szCs w:val="20"/>
                 <w14:ligatures w14:val="none"/>
               </w:rPr>
-              <w:t>Atractus elaps</w:t>
-            </w:r>
+              <w:t>Atractus</w:t>
+            </w:r>
+            <w:proofErr w:type="spellEnd"/>
+            <w:r>
+              <w:rPr>
+                <w:rFonts w:ascii="Aptos Narrow" w:eastAsia="Times New Roman" w:hAnsi="Aptos Narrow" w:cs="Times New Roman"/>
+                <w:i/>
+                <w:iCs/>
+                <w:color w:val="000000"/>
+                <w:kern w:val="0"/>
+                <w:sz w:val="20"/>
+                <w:szCs w:val="20"/>
+                <w14:ligatures w14:val="none"/>
+              </w:rPr>
+              <w:t xml:space="preserve"> </w:t>
+            </w:r>
+            <w:proofErr w:type="spellStart"/>
+            <w:r>
+              <w:rPr>
+                <w:rFonts w:ascii="Aptos Narrow" w:eastAsia="Times New Roman" w:hAnsi="Aptos Narrow" w:cs="Times New Roman"/>
+                <w:i/>
+                <w:iCs/>
+                <w:color w:val="000000"/>
+                <w:kern w:val="0"/>
+                <w:sz w:val="20"/>
+                <w:szCs w:val="20"/>
+                <w14:ligatures w14:val="none"/>
+              </w:rPr>
+              <w:t>elaps</w:t>
+            </w:r>
+            <w:proofErr w:type="spellEnd"/>
           </w:p>
         </w:tc>
         <w:tc>
@@ -2060,6 +2889,7 @@
                 <w14:ligatures w14:val="none"/>
               </w:rPr>
             </w:pPr>
+            <w:proofErr w:type="spellStart"/>
             <w:r>
               <w:rPr>
                 <w:rFonts w:ascii="Aptos Narrow" w:eastAsia="Times New Roman" w:hAnsi="Aptos Narrow" w:cs="Times New Roman"/>
@@ -2071,7 +2901,21 @@
                 <w:szCs w:val="20"/>
                 <w14:ligatures w14:val="none"/>
               </w:rPr>
-              <w:t>Atractus major</w:t>
+              <w:t>Atractus</w:t>
+            </w:r>
+            <w:proofErr w:type="spellEnd"/>
+            <w:r>
+              <w:rPr>
+                <w:rFonts w:ascii="Aptos Narrow" w:eastAsia="Times New Roman" w:hAnsi="Aptos Narrow" w:cs="Times New Roman"/>
+                <w:i/>
+                <w:iCs/>
+                <w:color w:val="000000"/>
+                <w:kern w:val="0"/>
+                <w:sz w:val="20"/>
+                <w:szCs w:val="20"/>
+                <w14:ligatures w14:val="none"/>
+              </w:rPr>
+              <w:t xml:space="preserve"> major</w:t>
             </w:r>
           </w:p>
         </w:tc>
@@ -2522,6 +3366,7 @@
                 <w14:ligatures w14:val="none"/>
               </w:rPr>
             </w:pPr>
+            <w:proofErr w:type="spellStart"/>
             <w:r>
               <w:rPr>
                 <w:rFonts w:ascii="Aptos Narrow" w:eastAsia="Times New Roman" w:hAnsi="Aptos Narrow" w:cs="Times New Roman"/>
@@ -2535,6 +3380,7 @@
               </w:rPr>
               <w:t>Atractus</w:t>
             </w:r>
+            <w:proofErr w:type="spellEnd"/>
           </w:p>
         </w:tc>
         <w:tc>
@@ -2995,6 +3841,7 @@
                 <w14:ligatures w14:val="none"/>
               </w:rPr>
             </w:pPr>
+            <w:proofErr w:type="spellStart"/>
             <w:r>
               <w:rPr>
                 <w:rFonts w:ascii="Aptos Narrow" w:eastAsia="Times New Roman" w:hAnsi="Aptos Narrow" w:cs="Times New Roman"/>
@@ -3006,8 +3853,37 @@
                 <w:szCs w:val="20"/>
                 <w14:ligatures w14:val="none"/>
               </w:rPr>
-              <w:t>Chironius multiventris</w:t>
-            </w:r>
+              <w:t>Chironius</w:t>
+            </w:r>
+            <w:proofErr w:type="spellEnd"/>
+            <w:r>
+              <w:rPr>
+                <w:rFonts w:ascii="Aptos Narrow" w:eastAsia="Times New Roman" w:hAnsi="Aptos Narrow" w:cs="Times New Roman"/>
+                <w:i/>
+                <w:iCs/>
+                <w:color w:val="000000"/>
+                <w:kern w:val="0"/>
+                <w:sz w:val="20"/>
+                <w:szCs w:val="20"/>
+                <w14:ligatures w14:val="none"/>
+              </w:rPr>
+              <w:t xml:space="preserve"> </w:t>
+            </w:r>
+            <w:proofErr w:type="spellStart"/>
+            <w:r>
+              <w:rPr>
+                <w:rFonts w:ascii="Aptos Narrow" w:eastAsia="Times New Roman" w:hAnsi="Aptos Narrow" w:cs="Times New Roman"/>
+                <w:i/>
+                <w:iCs/>
+                <w:color w:val="000000"/>
+                <w:kern w:val="0"/>
+                <w:sz w:val="20"/>
+                <w:szCs w:val="20"/>
+                <w14:ligatures w14:val="none"/>
+              </w:rPr>
+              <w:t>multiventris</w:t>
+            </w:r>
+            <w:proofErr w:type="spellEnd"/>
           </w:p>
         </w:tc>
         <w:tc>
@@ -3457,6 +4333,7 @@
                 <w14:ligatures w14:val="none"/>
               </w:rPr>
             </w:pPr>
+            <w:proofErr w:type="spellStart"/>
             <w:r>
               <w:rPr>
                 <w:rFonts w:ascii="Aptos Narrow" w:eastAsia="Times New Roman" w:hAnsi="Aptos Narrow" w:cs="Times New Roman"/>
@@ -3468,8 +4345,37 @@
                 <w:szCs w:val="20"/>
                 <w14:ligatures w14:val="none"/>
               </w:rPr>
-              <w:t>Chironius scurrula</w:t>
-            </w:r>
+              <w:t>Chironius</w:t>
+            </w:r>
+            <w:proofErr w:type="spellEnd"/>
+            <w:r>
+              <w:rPr>
+                <w:rFonts w:ascii="Aptos Narrow" w:eastAsia="Times New Roman" w:hAnsi="Aptos Narrow" w:cs="Times New Roman"/>
+                <w:i/>
+                <w:iCs/>
+                <w:color w:val="000000"/>
+                <w:kern w:val="0"/>
+                <w:sz w:val="20"/>
+                <w:szCs w:val="20"/>
+                <w14:ligatures w14:val="none"/>
+              </w:rPr>
+              <w:t xml:space="preserve"> </w:t>
+            </w:r>
+            <w:proofErr w:type="spellStart"/>
+            <w:r>
+              <w:rPr>
+                <w:rFonts w:ascii="Aptos Narrow" w:eastAsia="Times New Roman" w:hAnsi="Aptos Narrow" w:cs="Times New Roman"/>
+                <w:i/>
+                <w:iCs/>
+                <w:color w:val="000000"/>
+                <w:kern w:val="0"/>
+                <w:sz w:val="20"/>
+                <w:szCs w:val="20"/>
+                <w14:ligatures w14:val="none"/>
+              </w:rPr>
+              <w:t>scurrula</w:t>
+            </w:r>
+            <w:proofErr w:type="spellEnd"/>
           </w:p>
         </w:tc>
         <w:tc>
@@ -3919,6 +4825,7 @@
                 <w14:ligatures w14:val="none"/>
               </w:rPr>
             </w:pPr>
+            <w:proofErr w:type="spellStart"/>
             <w:r>
               <w:rPr>
                 <w:rFonts w:ascii="Aptos Narrow" w:eastAsia="Times New Roman" w:hAnsi="Aptos Narrow" w:cs="Times New Roman"/>
@@ -3930,8 +4837,37 @@
                 <w:szCs w:val="20"/>
                 <w14:ligatures w14:val="none"/>
               </w:rPr>
-              <w:t>Dendrophidion dendrophis</w:t>
-            </w:r>
+              <w:t>Dendrophidion</w:t>
+            </w:r>
+            <w:proofErr w:type="spellEnd"/>
+            <w:r>
+              <w:rPr>
+                <w:rFonts w:ascii="Aptos Narrow" w:eastAsia="Times New Roman" w:hAnsi="Aptos Narrow" w:cs="Times New Roman"/>
+                <w:i/>
+                <w:iCs/>
+                <w:color w:val="000000"/>
+                <w:kern w:val="0"/>
+                <w:sz w:val="20"/>
+                <w:szCs w:val="20"/>
+                <w14:ligatures w14:val="none"/>
+              </w:rPr>
+              <w:t xml:space="preserve"> </w:t>
+            </w:r>
+            <w:proofErr w:type="spellStart"/>
+            <w:r>
+              <w:rPr>
+                <w:rFonts w:ascii="Aptos Narrow" w:eastAsia="Times New Roman" w:hAnsi="Aptos Narrow" w:cs="Times New Roman"/>
+                <w:i/>
+                <w:iCs/>
+                <w:color w:val="000000"/>
+                <w:kern w:val="0"/>
+                <w:sz w:val="20"/>
+                <w:szCs w:val="20"/>
+                <w14:ligatures w14:val="none"/>
+              </w:rPr>
+              <w:t>dendrophis</w:t>
+            </w:r>
+            <w:proofErr w:type="spellEnd"/>
           </w:p>
         </w:tc>
         <w:tc>
@@ -4392,8 +5328,23 @@
                 <w:szCs w:val="20"/>
                 <w14:ligatures w14:val="none"/>
               </w:rPr>
-              <w:t>Dipsas catesbyi</w:t>
-            </w:r>
+              <w:t xml:space="preserve">Dipsas </w:t>
+            </w:r>
+            <w:proofErr w:type="spellStart"/>
+            <w:r>
+              <w:rPr>
+                <w:rFonts w:ascii="Aptos Narrow" w:eastAsia="Times New Roman" w:hAnsi="Aptos Narrow" w:cs="Times New Roman"/>
+                <w:i/>
+                <w:iCs/>
+                <w:color w:val="000000"/>
+                <w:kern w:val="0"/>
+                <w:sz w:val="20"/>
+                <w:szCs w:val="20"/>
+                <w14:ligatures w14:val="none"/>
+              </w:rPr>
+              <w:t>catesbyi</w:t>
+            </w:r>
+            <w:proofErr w:type="spellEnd"/>
           </w:p>
         </w:tc>
         <w:tc>
@@ -4854,8 +5805,23 @@
                 <w:szCs w:val="20"/>
                 <w14:ligatures w14:val="none"/>
               </w:rPr>
-              <w:t>Dipsas pavonina</w:t>
-            </w:r>
+              <w:t xml:space="preserve">Dipsas </w:t>
+            </w:r>
+            <w:proofErr w:type="spellStart"/>
+            <w:r>
+              <w:rPr>
+                <w:rFonts w:ascii="Aptos Narrow" w:eastAsia="Times New Roman" w:hAnsi="Aptos Narrow" w:cs="Times New Roman"/>
+                <w:i/>
+                <w:iCs/>
+                <w:color w:val="000000"/>
+                <w:kern w:val="0"/>
+                <w:sz w:val="20"/>
+                <w:szCs w:val="20"/>
+                <w14:ligatures w14:val="none"/>
+              </w:rPr>
+              <w:t>pavonina</w:t>
+            </w:r>
+            <w:proofErr w:type="spellEnd"/>
           </w:p>
         </w:tc>
         <w:tc>
@@ -5305,6 +6271,7 @@
                 <w14:ligatures w14:val="none"/>
               </w:rPr>
             </w:pPr>
+            <w:proofErr w:type="spellStart"/>
             <w:r>
               <w:rPr>
                 <w:rFonts w:ascii="Aptos Narrow" w:eastAsia="Times New Roman" w:hAnsi="Aptos Narrow" w:cs="Times New Roman"/>
@@ -5316,8 +6283,37 @@
                 <w:szCs w:val="20"/>
                 <w14:ligatures w14:val="none"/>
               </w:rPr>
-              <w:t>Drepanoides anomalus</w:t>
-            </w:r>
+              <w:t>Drepanoides</w:t>
+            </w:r>
+            <w:proofErr w:type="spellEnd"/>
+            <w:r>
+              <w:rPr>
+                <w:rFonts w:ascii="Aptos Narrow" w:eastAsia="Times New Roman" w:hAnsi="Aptos Narrow" w:cs="Times New Roman"/>
+                <w:i/>
+                <w:iCs/>
+                <w:color w:val="000000"/>
+                <w:kern w:val="0"/>
+                <w:sz w:val="20"/>
+                <w:szCs w:val="20"/>
+                <w14:ligatures w14:val="none"/>
+              </w:rPr>
+              <w:t xml:space="preserve"> </w:t>
+            </w:r>
+            <w:proofErr w:type="spellStart"/>
+            <w:r>
+              <w:rPr>
+                <w:rFonts w:ascii="Aptos Narrow" w:eastAsia="Times New Roman" w:hAnsi="Aptos Narrow" w:cs="Times New Roman"/>
+                <w:i/>
+                <w:iCs/>
+                <w:color w:val="000000"/>
+                <w:kern w:val="0"/>
+                <w:sz w:val="20"/>
+                <w:szCs w:val="20"/>
+                <w14:ligatures w14:val="none"/>
+              </w:rPr>
+              <w:t>anomalus</w:t>
+            </w:r>
+            <w:proofErr w:type="spellEnd"/>
           </w:p>
         </w:tc>
         <w:tc>
@@ -5767,6 +6763,7 @@
                 <w14:ligatures w14:val="none"/>
               </w:rPr>
             </w:pPr>
+            <w:proofErr w:type="spellStart"/>
             <w:r>
               <w:rPr>
                 <w:rFonts w:ascii="Aptos Narrow" w:eastAsia="Times New Roman" w:hAnsi="Aptos Narrow" w:cs="Times New Roman"/>
@@ -5778,8 +6775,37 @@
                 <w:szCs w:val="20"/>
                 <w14:ligatures w14:val="none"/>
               </w:rPr>
-              <w:t>Drymobius rhombifer</w:t>
-            </w:r>
+              <w:t>Drymobius</w:t>
+            </w:r>
+            <w:proofErr w:type="spellEnd"/>
+            <w:r>
+              <w:rPr>
+                <w:rFonts w:ascii="Aptos Narrow" w:eastAsia="Times New Roman" w:hAnsi="Aptos Narrow" w:cs="Times New Roman"/>
+                <w:i/>
+                <w:iCs/>
+                <w:color w:val="000000"/>
+                <w:kern w:val="0"/>
+                <w:sz w:val="20"/>
+                <w:szCs w:val="20"/>
+                <w14:ligatures w14:val="none"/>
+              </w:rPr>
+              <w:t xml:space="preserve"> </w:t>
+            </w:r>
+            <w:proofErr w:type="spellStart"/>
+            <w:r>
+              <w:rPr>
+                <w:rFonts w:ascii="Aptos Narrow" w:eastAsia="Times New Roman" w:hAnsi="Aptos Narrow" w:cs="Times New Roman"/>
+                <w:i/>
+                <w:iCs/>
+                <w:color w:val="000000"/>
+                <w:kern w:val="0"/>
+                <w:sz w:val="20"/>
+                <w:szCs w:val="20"/>
+                <w14:ligatures w14:val="none"/>
+              </w:rPr>
+              <w:t>rhombifer</w:t>
+            </w:r>
+            <w:proofErr w:type="spellEnd"/>
           </w:p>
         </w:tc>
         <w:tc>
@@ -6229,6 +7255,7 @@
                 <w14:ligatures w14:val="none"/>
               </w:rPr>
             </w:pPr>
+            <w:proofErr w:type="spellStart"/>
             <w:r>
               <w:rPr>
                 <w:rFonts w:ascii="Aptos Narrow" w:eastAsia="Times New Roman" w:hAnsi="Aptos Narrow" w:cs="Times New Roman"/>
@@ -6240,8 +7267,37 @@
                 <w:szCs w:val="20"/>
                 <w14:ligatures w14:val="none"/>
               </w:rPr>
-              <w:t>Erythrolamprus aesculapii</w:t>
-            </w:r>
+              <w:t>Erythrolamprus</w:t>
+            </w:r>
+            <w:proofErr w:type="spellEnd"/>
+            <w:r>
+              <w:rPr>
+                <w:rFonts w:ascii="Aptos Narrow" w:eastAsia="Times New Roman" w:hAnsi="Aptos Narrow" w:cs="Times New Roman"/>
+                <w:i/>
+                <w:iCs/>
+                <w:color w:val="000000"/>
+                <w:kern w:val="0"/>
+                <w:sz w:val="20"/>
+                <w:szCs w:val="20"/>
+                <w14:ligatures w14:val="none"/>
+              </w:rPr>
+              <w:t xml:space="preserve"> </w:t>
+            </w:r>
+            <w:proofErr w:type="spellStart"/>
+            <w:r>
+              <w:rPr>
+                <w:rFonts w:ascii="Aptos Narrow" w:eastAsia="Times New Roman" w:hAnsi="Aptos Narrow" w:cs="Times New Roman"/>
+                <w:i/>
+                <w:iCs/>
+                <w:color w:val="000000"/>
+                <w:kern w:val="0"/>
+                <w:sz w:val="20"/>
+                <w:szCs w:val="20"/>
+                <w14:ligatures w14:val="none"/>
+              </w:rPr>
+              <w:t>aesculapii</w:t>
+            </w:r>
+            <w:proofErr w:type="spellEnd"/>
           </w:p>
         </w:tc>
         <w:tc>
@@ -6279,8 +7335,21 @@
                 <w:szCs w:val="20"/>
                 <w14:ligatures w14:val="none"/>
               </w:rPr>
-              <w:t>Aesculapian False Coralsnake</w:t>
-            </w:r>
+              <w:t xml:space="preserve">Aesculapian False </w:t>
+            </w:r>
+            <w:proofErr w:type="spellStart"/>
+            <w:r>
+              <w:rPr>
+                <w:rFonts w:ascii="Aptos Narrow" w:eastAsia="Times New Roman" w:hAnsi="Aptos Narrow" w:cs="Times New Roman"/>
+                <w:color w:val="000000"/>
+                <w:kern w:val="0"/>
+                <w:sz w:val="20"/>
+                <w:szCs w:val="20"/>
+                <w14:ligatures w14:val="none"/>
+              </w:rPr>
+              <w:t>Coralsnake</w:t>
+            </w:r>
+            <w:proofErr w:type="spellEnd"/>
           </w:p>
         </w:tc>
         <w:tc>
@@ -6691,6 +7760,7 @@
                 <w14:ligatures w14:val="none"/>
               </w:rPr>
             </w:pPr>
+            <w:proofErr w:type="spellStart"/>
             <w:r>
               <w:rPr>
                 <w:rFonts w:ascii="Aptos Narrow" w:eastAsia="Times New Roman" w:hAnsi="Aptos Narrow" w:cs="Times New Roman"/>
@@ -6702,8 +7772,37 @@
                 <w:szCs w:val="20"/>
                 <w14:ligatures w14:val="none"/>
               </w:rPr>
-              <w:t>Erythrolamprus reginae</w:t>
-            </w:r>
+              <w:t>Erythrolamprus</w:t>
+            </w:r>
+            <w:proofErr w:type="spellEnd"/>
+            <w:r>
+              <w:rPr>
+                <w:rFonts w:ascii="Aptos Narrow" w:eastAsia="Times New Roman" w:hAnsi="Aptos Narrow" w:cs="Times New Roman"/>
+                <w:i/>
+                <w:iCs/>
+                <w:color w:val="000000"/>
+                <w:kern w:val="0"/>
+                <w:sz w:val="20"/>
+                <w:szCs w:val="20"/>
+                <w14:ligatures w14:val="none"/>
+              </w:rPr>
+              <w:t xml:space="preserve"> </w:t>
+            </w:r>
+            <w:proofErr w:type="spellStart"/>
+            <w:r>
+              <w:rPr>
+                <w:rFonts w:ascii="Aptos Narrow" w:eastAsia="Times New Roman" w:hAnsi="Aptos Narrow" w:cs="Times New Roman"/>
+                <w:i/>
+                <w:iCs/>
+                <w:color w:val="000000"/>
+                <w:kern w:val="0"/>
+                <w:sz w:val="20"/>
+                <w:szCs w:val="20"/>
+                <w14:ligatures w14:val="none"/>
+              </w:rPr>
+              <w:t>reginae</w:t>
+            </w:r>
+            <w:proofErr w:type="spellEnd"/>
           </w:p>
         </w:tc>
         <w:tc>
@@ -7153,6 +8252,7 @@
                 <w14:ligatures w14:val="none"/>
               </w:rPr>
             </w:pPr>
+            <w:proofErr w:type="spellStart"/>
             <w:r>
               <w:rPr>
                 <w:rFonts w:ascii="Aptos Narrow" w:eastAsia="Times New Roman" w:hAnsi="Aptos Narrow" w:cs="Times New Roman"/>
@@ -7164,7 +8264,21 @@
                 <w:szCs w:val="20"/>
                 <w14:ligatures w14:val="none"/>
               </w:rPr>
-              <w:t>Helicops angulatus</w:t>
+              <w:t>Helicops</w:t>
+            </w:r>
+            <w:proofErr w:type="spellEnd"/>
+            <w:r>
+              <w:rPr>
+                <w:rFonts w:ascii="Aptos Narrow" w:eastAsia="Times New Roman" w:hAnsi="Aptos Narrow" w:cs="Times New Roman"/>
+                <w:i/>
+                <w:iCs/>
+                <w:color w:val="000000"/>
+                <w:kern w:val="0"/>
+                <w:sz w:val="20"/>
+                <w:szCs w:val="20"/>
+                <w14:ligatures w14:val="none"/>
+              </w:rPr>
+              <w:t xml:space="preserve"> angulatus</w:t>
             </w:r>
           </w:p>
         </w:tc>
@@ -7203,8 +8317,21 @@
                 <w:szCs w:val="20"/>
                 <w14:ligatures w14:val="none"/>
               </w:rPr>
-              <w:t>Brown-banded Watersnake</w:t>
-            </w:r>
+              <w:t xml:space="preserve">Brown-banded </w:t>
+            </w:r>
+            <w:proofErr w:type="spellStart"/>
+            <w:r>
+              <w:rPr>
+                <w:rFonts w:ascii="Aptos Narrow" w:eastAsia="Times New Roman" w:hAnsi="Aptos Narrow" w:cs="Times New Roman"/>
+                <w:color w:val="000000"/>
+                <w:kern w:val="0"/>
+                <w:sz w:val="20"/>
+                <w:szCs w:val="20"/>
+                <w14:ligatures w14:val="none"/>
+              </w:rPr>
+              <w:t>Watersnake</w:t>
+            </w:r>
+            <w:proofErr w:type="spellEnd"/>
           </w:p>
         </w:tc>
         <w:tc>
@@ -7615,6 +8742,7 @@
                 <w14:ligatures w14:val="none"/>
               </w:rPr>
             </w:pPr>
+            <w:proofErr w:type="spellStart"/>
             <w:r>
               <w:rPr>
                 <w:rFonts w:ascii="Aptos Narrow" w:eastAsia="Times New Roman" w:hAnsi="Aptos Narrow" w:cs="Times New Roman"/>
@@ -7626,8 +8754,37 @@
                 <w:szCs w:val="20"/>
                 <w14:ligatures w14:val="none"/>
               </w:rPr>
-              <w:t>Helicops pastazae</w:t>
-            </w:r>
+              <w:t>Helicops</w:t>
+            </w:r>
+            <w:proofErr w:type="spellEnd"/>
+            <w:r>
+              <w:rPr>
+                <w:rFonts w:ascii="Aptos Narrow" w:eastAsia="Times New Roman" w:hAnsi="Aptos Narrow" w:cs="Times New Roman"/>
+                <w:i/>
+                <w:iCs/>
+                <w:color w:val="000000"/>
+                <w:kern w:val="0"/>
+                <w:sz w:val="20"/>
+                <w:szCs w:val="20"/>
+                <w14:ligatures w14:val="none"/>
+              </w:rPr>
+              <w:t xml:space="preserve"> </w:t>
+            </w:r>
+            <w:proofErr w:type="spellStart"/>
+            <w:r>
+              <w:rPr>
+                <w:rFonts w:ascii="Aptos Narrow" w:eastAsia="Times New Roman" w:hAnsi="Aptos Narrow" w:cs="Times New Roman"/>
+                <w:i/>
+                <w:iCs/>
+                <w:color w:val="000000"/>
+                <w:kern w:val="0"/>
+                <w:sz w:val="20"/>
+                <w:szCs w:val="20"/>
+                <w14:ligatures w14:val="none"/>
+              </w:rPr>
+              <w:t>pastazae</w:t>
+            </w:r>
+            <w:proofErr w:type="spellEnd"/>
           </w:p>
         </w:tc>
         <w:tc>
@@ -8127,8 +9284,21 @@
                 <w:szCs w:val="20"/>
                 <w14:ligatures w14:val="none"/>
               </w:rPr>
-              <w:t>Triangle Watersnake</w:t>
-            </w:r>
+              <w:t xml:space="preserve">Triangle </w:t>
+            </w:r>
+            <w:proofErr w:type="spellStart"/>
+            <w:r>
+              <w:rPr>
+                <w:rFonts w:ascii="Aptos Narrow" w:eastAsia="Times New Roman" w:hAnsi="Aptos Narrow" w:cs="Times New Roman"/>
+                <w:color w:val="000000"/>
+                <w:kern w:val="0"/>
+                <w:sz w:val="20"/>
+                <w:szCs w:val="20"/>
+                <w14:ligatures w14:val="none"/>
+              </w:rPr>
+              <w:t>Watersnake</w:t>
+            </w:r>
+            <w:proofErr w:type="spellEnd"/>
           </w:p>
         </w:tc>
         <w:tc>
@@ -8539,6 +9709,7 @@
                 <w14:ligatures w14:val="none"/>
               </w:rPr>
             </w:pPr>
+            <w:proofErr w:type="spellStart"/>
             <w:r>
               <w:rPr>
                 <w:rFonts w:ascii="Aptos Narrow" w:eastAsia="Times New Roman" w:hAnsi="Aptos Narrow" w:cs="Times New Roman"/>
@@ -8550,8 +9721,37 @@
                 <w:szCs w:val="20"/>
                 <w14:ligatures w14:val="none"/>
               </w:rPr>
-              <w:t>Imantodes cenchoa</w:t>
-            </w:r>
+              <w:t>Imantodes</w:t>
+            </w:r>
+            <w:proofErr w:type="spellEnd"/>
+            <w:r>
+              <w:rPr>
+                <w:rFonts w:ascii="Aptos Narrow" w:eastAsia="Times New Roman" w:hAnsi="Aptos Narrow" w:cs="Times New Roman"/>
+                <w:i/>
+                <w:iCs/>
+                <w:color w:val="000000"/>
+                <w:kern w:val="0"/>
+                <w:sz w:val="20"/>
+                <w:szCs w:val="20"/>
+                <w14:ligatures w14:val="none"/>
+              </w:rPr>
+              <w:t xml:space="preserve"> </w:t>
+            </w:r>
+            <w:proofErr w:type="spellStart"/>
+            <w:r>
+              <w:rPr>
+                <w:rFonts w:ascii="Aptos Narrow" w:eastAsia="Times New Roman" w:hAnsi="Aptos Narrow" w:cs="Times New Roman"/>
+                <w:i/>
+                <w:iCs/>
+                <w:color w:val="000000"/>
+                <w:kern w:val="0"/>
+                <w:sz w:val="20"/>
+                <w:szCs w:val="20"/>
+                <w14:ligatures w14:val="none"/>
+              </w:rPr>
+              <w:t>cenchoa</w:t>
+            </w:r>
+            <w:proofErr w:type="spellEnd"/>
           </w:p>
         </w:tc>
         <w:tc>
@@ -9001,6 +10201,7 @@
                 <w14:ligatures w14:val="none"/>
               </w:rPr>
             </w:pPr>
+            <w:proofErr w:type="spellStart"/>
             <w:r>
               <w:rPr>
                 <w:rFonts w:ascii="Aptos Narrow" w:eastAsia="Times New Roman" w:hAnsi="Aptos Narrow" w:cs="Times New Roman"/>
@@ -9012,8 +10213,37 @@
                 <w:szCs w:val="20"/>
                 <w14:ligatures w14:val="none"/>
               </w:rPr>
-              <w:t>Imantodes lentiferus</w:t>
-            </w:r>
+              <w:t>Imantodes</w:t>
+            </w:r>
+            <w:proofErr w:type="spellEnd"/>
+            <w:r>
+              <w:rPr>
+                <w:rFonts w:ascii="Aptos Narrow" w:eastAsia="Times New Roman" w:hAnsi="Aptos Narrow" w:cs="Times New Roman"/>
+                <w:i/>
+                <w:iCs/>
+                <w:color w:val="000000"/>
+                <w:kern w:val="0"/>
+                <w:sz w:val="20"/>
+                <w:szCs w:val="20"/>
+                <w14:ligatures w14:val="none"/>
+              </w:rPr>
+              <w:t xml:space="preserve"> </w:t>
+            </w:r>
+            <w:proofErr w:type="spellStart"/>
+            <w:r>
+              <w:rPr>
+                <w:rFonts w:ascii="Aptos Narrow" w:eastAsia="Times New Roman" w:hAnsi="Aptos Narrow" w:cs="Times New Roman"/>
+                <w:i/>
+                <w:iCs/>
+                <w:color w:val="000000"/>
+                <w:kern w:val="0"/>
+                <w:sz w:val="20"/>
+                <w:szCs w:val="20"/>
+                <w14:ligatures w14:val="none"/>
+              </w:rPr>
+              <w:t>lentiferus</w:t>
+            </w:r>
+            <w:proofErr w:type="spellEnd"/>
           </w:p>
         </w:tc>
         <w:tc>
@@ -9463,6 +10693,7 @@
                 <w14:ligatures w14:val="none"/>
               </w:rPr>
             </w:pPr>
+            <w:proofErr w:type="spellStart"/>
             <w:r>
               <w:rPr>
                 <w:rFonts w:ascii="Aptos Narrow" w:eastAsia="Times New Roman" w:hAnsi="Aptos Narrow" w:cs="Times New Roman"/>
@@ -9474,8 +10705,37 @@
                 <w:szCs w:val="20"/>
                 <w14:ligatures w14:val="none"/>
               </w:rPr>
-              <w:t>Leptodeira approximans</w:t>
-            </w:r>
+              <w:t>Leptodeira</w:t>
+            </w:r>
+            <w:proofErr w:type="spellEnd"/>
+            <w:r>
+              <w:rPr>
+                <w:rFonts w:ascii="Aptos Narrow" w:eastAsia="Times New Roman" w:hAnsi="Aptos Narrow" w:cs="Times New Roman"/>
+                <w:i/>
+                <w:iCs/>
+                <w:color w:val="000000"/>
+                <w:kern w:val="0"/>
+                <w:sz w:val="20"/>
+                <w:szCs w:val="20"/>
+                <w14:ligatures w14:val="none"/>
+              </w:rPr>
+              <w:t xml:space="preserve"> </w:t>
+            </w:r>
+            <w:proofErr w:type="spellStart"/>
+            <w:r>
+              <w:rPr>
+                <w:rFonts w:ascii="Aptos Narrow" w:eastAsia="Times New Roman" w:hAnsi="Aptos Narrow" w:cs="Times New Roman"/>
+                <w:i/>
+                <w:iCs/>
+                <w:color w:val="000000"/>
+                <w:kern w:val="0"/>
+                <w:sz w:val="20"/>
+                <w:szCs w:val="20"/>
+                <w14:ligatures w14:val="none"/>
+              </w:rPr>
+              <w:t>approximans</w:t>
+            </w:r>
+            <w:proofErr w:type="spellEnd"/>
           </w:p>
         </w:tc>
         <w:tc>
@@ -9925,6 +11185,7 @@
                 <w14:ligatures w14:val="none"/>
               </w:rPr>
             </w:pPr>
+            <w:proofErr w:type="spellStart"/>
             <w:r>
               <w:rPr>
                 <w:rFonts w:ascii="Aptos Narrow" w:eastAsia="Times New Roman" w:hAnsi="Aptos Narrow" w:cs="Times New Roman"/>
@@ -9936,8 +11197,37 @@
                 <w:szCs w:val="20"/>
                 <w14:ligatures w14:val="none"/>
               </w:rPr>
-              <w:t>Leptophis cupreus</w:t>
-            </w:r>
+              <w:t>Leptophis</w:t>
+            </w:r>
+            <w:proofErr w:type="spellEnd"/>
+            <w:r>
+              <w:rPr>
+                <w:rFonts w:ascii="Aptos Narrow" w:eastAsia="Times New Roman" w:hAnsi="Aptos Narrow" w:cs="Times New Roman"/>
+                <w:i/>
+                <w:iCs/>
+                <w:color w:val="000000"/>
+                <w:kern w:val="0"/>
+                <w:sz w:val="20"/>
+                <w:szCs w:val="20"/>
+                <w14:ligatures w14:val="none"/>
+              </w:rPr>
+              <w:t xml:space="preserve"> </w:t>
+            </w:r>
+            <w:proofErr w:type="spellStart"/>
+            <w:r>
+              <w:rPr>
+                <w:rFonts w:ascii="Aptos Narrow" w:eastAsia="Times New Roman" w:hAnsi="Aptos Narrow" w:cs="Times New Roman"/>
+                <w:i/>
+                <w:iCs/>
+                <w:color w:val="000000"/>
+                <w:kern w:val="0"/>
+                <w:sz w:val="20"/>
+                <w:szCs w:val="20"/>
+                <w14:ligatures w14:val="none"/>
+              </w:rPr>
+              <w:t>cupreus</w:t>
+            </w:r>
+            <w:proofErr w:type="spellEnd"/>
           </w:p>
         </w:tc>
         <w:tc>
@@ -10387,6 +11677,7 @@
                 <w14:ligatures w14:val="none"/>
               </w:rPr>
             </w:pPr>
+            <w:proofErr w:type="spellStart"/>
             <w:r>
               <w:rPr>
                 <w:rFonts w:ascii="Aptos Narrow" w:eastAsia="Times New Roman" w:hAnsi="Aptos Narrow" w:cs="Times New Roman"/>
@@ -10398,8 +11689,37 @@
                 <w:szCs w:val="20"/>
                 <w14:ligatures w14:val="none"/>
               </w:rPr>
-              <w:t>Oxybelis inkaterra</w:t>
-            </w:r>
+              <w:t>Oxybelis</w:t>
+            </w:r>
+            <w:proofErr w:type="spellEnd"/>
+            <w:r>
+              <w:rPr>
+                <w:rFonts w:ascii="Aptos Narrow" w:eastAsia="Times New Roman" w:hAnsi="Aptos Narrow" w:cs="Times New Roman"/>
+                <w:i/>
+                <w:iCs/>
+                <w:color w:val="000000"/>
+                <w:kern w:val="0"/>
+                <w:sz w:val="20"/>
+                <w:szCs w:val="20"/>
+                <w14:ligatures w14:val="none"/>
+              </w:rPr>
+              <w:t xml:space="preserve"> </w:t>
+            </w:r>
+            <w:proofErr w:type="spellStart"/>
+            <w:r>
+              <w:rPr>
+                <w:rFonts w:ascii="Aptos Narrow" w:eastAsia="Times New Roman" w:hAnsi="Aptos Narrow" w:cs="Times New Roman"/>
+                <w:i/>
+                <w:iCs/>
+                <w:color w:val="000000"/>
+                <w:kern w:val="0"/>
+                <w:sz w:val="20"/>
+                <w:szCs w:val="20"/>
+                <w14:ligatures w14:val="none"/>
+              </w:rPr>
+              <w:t>inkaterra</w:t>
+            </w:r>
+            <w:proofErr w:type="spellEnd"/>
           </w:p>
         </w:tc>
         <w:tc>
@@ -10428,16 +11748,29 @@
                 <w14:ligatures w14:val="none"/>
               </w:rPr>
             </w:pPr>
-            <w:r>
-              <w:rPr>
-                <w:rFonts w:ascii="Aptos Narrow" w:eastAsia="Times New Roman" w:hAnsi="Aptos Narrow" w:cs="Times New Roman"/>
-                <w:color w:val="000000"/>
-                <w:kern w:val="0"/>
-                <w:sz w:val="20"/>
-                <w:szCs w:val="20"/>
-                <w14:ligatures w14:val="none"/>
-              </w:rPr>
-              <w:t>Inkaterra Vine Snake</w:t>
+            <w:proofErr w:type="spellStart"/>
+            <w:r>
+              <w:rPr>
+                <w:rFonts w:ascii="Aptos Narrow" w:eastAsia="Times New Roman" w:hAnsi="Aptos Narrow" w:cs="Times New Roman"/>
+                <w:color w:val="000000"/>
+                <w:kern w:val="0"/>
+                <w:sz w:val="20"/>
+                <w:szCs w:val="20"/>
+                <w14:ligatures w14:val="none"/>
+              </w:rPr>
+              <w:t>Inkaterra</w:t>
+            </w:r>
+            <w:proofErr w:type="spellEnd"/>
+            <w:r>
+              <w:rPr>
+                <w:rFonts w:ascii="Aptos Narrow" w:eastAsia="Times New Roman" w:hAnsi="Aptos Narrow" w:cs="Times New Roman"/>
+                <w:color w:val="000000"/>
+                <w:kern w:val="0"/>
+                <w:sz w:val="20"/>
+                <w:szCs w:val="20"/>
+                <w14:ligatures w14:val="none"/>
+              </w:rPr>
+              <w:t xml:space="preserve"> Vine Snake</w:t>
             </w:r>
           </w:p>
         </w:tc>
@@ -10849,6 +12182,7 @@
                 <w14:ligatures w14:val="none"/>
               </w:rPr>
             </w:pPr>
+            <w:proofErr w:type="spellStart"/>
             <w:r>
               <w:rPr>
                 <w:rFonts w:ascii="Aptos Narrow" w:eastAsia="Times New Roman" w:hAnsi="Aptos Narrow" w:cs="Times New Roman"/>
@@ -10860,8 +12194,37 @@
                 <w:szCs w:val="20"/>
                 <w14:ligatures w14:val="none"/>
               </w:rPr>
-              <w:t>Siphlophis cervinus</w:t>
-            </w:r>
+              <w:t>Siphlophis</w:t>
+            </w:r>
+            <w:proofErr w:type="spellEnd"/>
+            <w:r>
+              <w:rPr>
+                <w:rFonts w:ascii="Aptos Narrow" w:eastAsia="Times New Roman" w:hAnsi="Aptos Narrow" w:cs="Times New Roman"/>
+                <w:i/>
+                <w:iCs/>
+                <w:color w:val="000000"/>
+                <w:kern w:val="0"/>
+                <w:sz w:val="20"/>
+                <w:szCs w:val="20"/>
+                <w14:ligatures w14:val="none"/>
+              </w:rPr>
+              <w:t xml:space="preserve"> </w:t>
+            </w:r>
+            <w:proofErr w:type="spellStart"/>
+            <w:r>
+              <w:rPr>
+                <w:rFonts w:ascii="Aptos Narrow" w:eastAsia="Times New Roman" w:hAnsi="Aptos Narrow" w:cs="Times New Roman"/>
+                <w:i/>
+                <w:iCs/>
+                <w:color w:val="000000"/>
+                <w:kern w:val="0"/>
+                <w:sz w:val="20"/>
+                <w:szCs w:val="20"/>
+                <w14:ligatures w14:val="none"/>
+              </w:rPr>
+              <w:t>cervinus</w:t>
+            </w:r>
+            <w:proofErr w:type="spellEnd"/>
           </w:p>
         </w:tc>
         <w:tc>
@@ -10899,8 +12262,21 @@
                 <w:szCs w:val="20"/>
                 <w14:ligatures w14:val="none"/>
               </w:rPr>
-              <w:t>Panama Spotted Nightsnake</w:t>
-            </w:r>
+              <w:t xml:space="preserve">Panama Spotted </w:t>
+            </w:r>
+            <w:proofErr w:type="spellStart"/>
+            <w:r>
+              <w:rPr>
+                <w:rFonts w:ascii="Aptos Narrow" w:eastAsia="Times New Roman" w:hAnsi="Aptos Narrow" w:cs="Times New Roman"/>
+                <w:color w:val="000000"/>
+                <w:kern w:val="0"/>
+                <w:sz w:val="20"/>
+                <w:szCs w:val="20"/>
+                <w14:ligatures w14:val="none"/>
+              </w:rPr>
+              <w:t>Nightsnake</w:t>
+            </w:r>
+            <w:proofErr w:type="spellEnd"/>
           </w:p>
         </w:tc>
         <w:tc>
@@ -11311,6 +12687,7 @@
                 <w14:ligatures w14:val="none"/>
               </w:rPr>
             </w:pPr>
+            <w:proofErr w:type="spellStart"/>
             <w:r>
               <w:rPr>
                 <w:rFonts w:ascii="Aptos Narrow" w:eastAsia="Times New Roman" w:hAnsi="Aptos Narrow" w:cs="Times New Roman"/>
@@ -11322,7 +12699,21 @@
                 <w:szCs w:val="20"/>
                 <w14:ligatures w14:val="none"/>
               </w:rPr>
-              <w:t>Taeniophallus brevirostris</w:t>
+              <w:t>Taeniophallus</w:t>
+            </w:r>
+            <w:proofErr w:type="spellEnd"/>
+            <w:r>
+              <w:rPr>
+                <w:rFonts w:ascii="Aptos Narrow" w:eastAsia="Times New Roman" w:hAnsi="Aptos Narrow" w:cs="Times New Roman"/>
+                <w:i/>
+                <w:iCs/>
+                <w:color w:val="000000"/>
+                <w:kern w:val="0"/>
+                <w:sz w:val="20"/>
+                <w:szCs w:val="20"/>
+                <w14:ligatures w14:val="none"/>
+              </w:rPr>
+              <w:t xml:space="preserve"> brevirostris</w:t>
             </w:r>
           </w:p>
         </w:tc>
@@ -11361,8 +12752,21 @@
                 <w:szCs w:val="20"/>
                 <w14:ligatures w14:val="none"/>
               </w:rPr>
-              <w:t>Short-nosed Groundsnake</w:t>
-            </w:r>
+              <w:t xml:space="preserve">Short-nosed </w:t>
+            </w:r>
+            <w:proofErr w:type="spellStart"/>
+            <w:r>
+              <w:rPr>
+                <w:rFonts w:ascii="Aptos Narrow" w:eastAsia="Times New Roman" w:hAnsi="Aptos Narrow" w:cs="Times New Roman"/>
+                <w:color w:val="000000"/>
+                <w:kern w:val="0"/>
+                <w:sz w:val="20"/>
+                <w:szCs w:val="20"/>
+                <w14:ligatures w14:val="none"/>
+              </w:rPr>
+              <w:t>Groundsnake</w:t>
+            </w:r>
+            <w:proofErr w:type="spellEnd"/>
           </w:p>
         </w:tc>
         <w:tc>
@@ -11773,6 +13177,7 @@
                 <w14:ligatures w14:val="none"/>
               </w:rPr>
             </w:pPr>
+            <w:proofErr w:type="spellStart"/>
             <w:r>
               <w:rPr>
                 <w:rFonts w:ascii="Aptos Narrow" w:eastAsia="Times New Roman" w:hAnsi="Aptos Narrow" w:cs="Times New Roman"/>
@@ -11784,7 +13189,21 @@
                 <w:szCs w:val="20"/>
                 <w14:ligatures w14:val="none"/>
               </w:rPr>
-              <w:t>Tantilla melanocephala</w:t>
+              <w:t>Tantilla</w:t>
+            </w:r>
+            <w:proofErr w:type="spellEnd"/>
+            <w:r>
+              <w:rPr>
+                <w:rFonts w:ascii="Aptos Narrow" w:eastAsia="Times New Roman" w:hAnsi="Aptos Narrow" w:cs="Times New Roman"/>
+                <w:i/>
+                <w:iCs/>
+                <w:color w:val="000000"/>
+                <w:kern w:val="0"/>
+                <w:sz w:val="20"/>
+                <w:szCs w:val="20"/>
+                <w14:ligatures w14:val="none"/>
+              </w:rPr>
+              <w:t xml:space="preserve"> melanocephala</w:t>
             </w:r>
           </w:p>
         </w:tc>
@@ -12235,6 +13654,7 @@
                 <w14:ligatures w14:val="none"/>
               </w:rPr>
             </w:pPr>
+            <w:proofErr w:type="spellStart"/>
             <w:r>
               <w:rPr>
                 <w:rFonts w:ascii="Aptos Narrow" w:eastAsia="Times New Roman" w:hAnsi="Aptos Narrow" w:cs="Times New Roman"/>
@@ -12246,7 +13666,21 @@
                 <w:szCs w:val="20"/>
                 <w14:ligatures w14:val="none"/>
               </w:rPr>
-              <w:t>Xenoxybelis argenteus</w:t>
+              <w:t>Xenoxybelis</w:t>
+            </w:r>
+            <w:proofErr w:type="spellEnd"/>
+            <w:r>
+              <w:rPr>
+                <w:rFonts w:ascii="Aptos Narrow" w:eastAsia="Times New Roman" w:hAnsi="Aptos Narrow" w:cs="Times New Roman"/>
+                <w:i/>
+                <w:iCs/>
+                <w:color w:val="000000"/>
+                <w:kern w:val="0"/>
+                <w:sz w:val="20"/>
+                <w:szCs w:val="20"/>
+                <w14:ligatures w14:val="none"/>
+              </w:rPr>
+              <w:t xml:space="preserve"> argenteus</w:t>
             </w:r>
           </w:p>
         </w:tc>
@@ -12285,7 +13719,31 @@
                 <w:szCs w:val="20"/>
                 <w14:ligatures w14:val="none"/>
               </w:rPr>
-              <w:t>Striped-Sharpnose Snake</w:t>
+              <w:t>Striped-</w:t>
+            </w:r>
+            <w:proofErr w:type="spellStart"/>
+            <w:r>
+              <w:rPr>
+                <w:rFonts w:ascii="Aptos Narrow" w:eastAsia="Times New Roman" w:hAnsi="Aptos Narrow" w:cs="Times New Roman"/>
+                <w:color w:val="000000"/>
+                <w:kern w:val="0"/>
+                <w:sz w:val="20"/>
+                <w:szCs w:val="20"/>
+                <w14:ligatures w14:val="none"/>
+              </w:rPr>
+              <w:t>Sharpnose</w:t>
+            </w:r>
+            <w:proofErr w:type="spellEnd"/>
+            <w:r>
+              <w:rPr>
+                <w:rFonts w:ascii="Aptos Narrow" w:eastAsia="Times New Roman" w:hAnsi="Aptos Narrow" w:cs="Times New Roman"/>
+                <w:color w:val="000000"/>
+                <w:kern w:val="0"/>
+                <w:sz w:val="20"/>
+                <w:szCs w:val="20"/>
+                <w14:ligatures w14:val="none"/>
+              </w:rPr>
+              <w:t xml:space="preserve"> Snake</w:t>
             </w:r>
           </w:p>
         </w:tc>
@@ -12654,14 +14112,12 @@
             </w:tcBorders>
             <w:shd w:val="clear" w:color="000000" w:fill="FFFFFF"/>
             <w:noWrap/>
-            <w:textDirection w:val="btLr"/>
             <w:vAlign w:val="center"/>
             <w:hideMark/>
           </w:tcPr>
           <w:p>
             <w:pPr>
               <w:spacing w:after="0" w:line="240" w:lineRule="auto"/>
-              <w:ind w:left="113" w:right="113"/>
               <w:jc w:val="center"/>
               <w:rPr>
                 <w:rFonts w:ascii="Aptos Narrow" w:eastAsia="Times New Roman" w:hAnsi="Aptos Narrow" w:cs="Times New Roman"/>
@@ -12763,8 +14219,21 @@
                 <w:szCs w:val="20"/>
                 <w14:ligatures w14:val="none"/>
               </w:rPr>
-              <w:t>Aquatic Coralsnake</w:t>
-            </w:r>
+              <w:t xml:space="preserve">Aquatic </w:t>
+            </w:r>
+            <w:proofErr w:type="spellStart"/>
+            <w:r>
+              <w:rPr>
+                <w:rFonts w:ascii="Aptos Narrow" w:eastAsia="Times New Roman" w:hAnsi="Aptos Narrow" w:cs="Times New Roman"/>
+                <w:color w:val="000000"/>
+                <w:kern w:val="0"/>
+                <w:sz w:val="20"/>
+                <w:szCs w:val="20"/>
+                <w14:ligatures w14:val="none"/>
+              </w:rPr>
+              <w:t>Coralsnake</w:t>
+            </w:r>
+            <w:proofErr w:type="spellEnd"/>
           </w:p>
         </w:tc>
         <w:tc>
@@ -13225,8 +14694,21 @@
                 <w:szCs w:val="20"/>
                 <w14:ligatures w14:val="none"/>
               </w:rPr>
-              <w:t>Western Ribbon Coralsnake</w:t>
-            </w:r>
+              <w:t xml:space="preserve">Western Ribbon </w:t>
+            </w:r>
+            <w:proofErr w:type="spellStart"/>
+            <w:r>
+              <w:rPr>
+                <w:rFonts w:ascii="Aptos Narrow" w:eastAsia="Times New Roman" w:hAnsi="Aptos Narrow" w:cs="Times New Roman"/>
+                <w:color w:val="000000"/>
+                <w:kern w:val="0"/>
+                <w:sz w:val="20"/>
+                <w:szCs w:val="20"/>
+                <w14:ligatures w14:val="none"/>
+              </w:rPr>
+              <w:t>Coralsnake</w:t>
+            </w:r>
+            <w:proofErr w:type="spellEnd"/>
           </w:p>
         </w:tc>
         <w:tc>
@@ -13668,6 +15150,7 @@
                 <w14:ligatures w14:val="none"/>
               </w:rPr>
             </w:pPr>
+            <w:proofErr w:type="spellStart"/>
             <w:r>
               <w:rPr>
                 <w:rFonts w:ascii="Aptos Narrow" w:eastAsia="Times New Roman" w:hAnsi="Aptos Narrow" w:cs="Times New Roman"/>
@@ -13679,7 +15162,21 @@
                 <w:szCs w:val="20"/>
                 <w14:ligatures w14:val="none"/>
               </w:rPr>
-              <w:t>Chironius fuscus</w:t>
+              <w:t>Chironius</w:t>
+            </w:r>
+            <w:proofErr w:type="spellEnd"/>
+            <w:r>
+              <w:rPr>
+                <w:rFonts w:ascii="Aptos Narrow" w:eastAsia="Times New Roman" w:hAnsi="Aptos Narrow" w:cs="Times New Roman"/>
+                <w:i/>
+                <w:iCs/>
+                <w:color w:val="000000"/>
+                <w:kern w:val="0"/>
+                <w:sz w:val="20"/>
+                <w:szCs w:val="20"/>
+                <w14:ligatures w14:val="none"/>
+              </w:rPr>
+              <w:t xml:space="preserve"> fuscus</w:t>
             </w:r>
           </w:p>
         </w:tc>
@@ -14130,6 +15627,7 @@
                 <w14:ligatures w14:val="none"/>
               </w:rPr>
             </w:pPr>
+            <w:proofErr w:type="spellStart"/>
             <w:r>
               <w:rPr>
                 <w:rFonts w:ascii="Aptos Narrow" w:eastAsia="Times New Roman" w:hAnsi="Aptos Narrow" w:cs="Times New Roman"/>
@@ -14141,8 +15639,37 @@
                 <w:szCs w:val="20"/>
                 <w14:ligatures w14:val="none"/>
               </w:rPr>
-              <w:t>Drymarchon corais</w:t>
-            </w:r>
+              <w:t>Drymarchon</w:t>
+            </w:r>
+            <w:proofErr w:type="spellEnd"/>
+            <w:r>
+              <w:rPr>
+                <w:rFonts w:ascii="Aptos Narrow" w:eastAsia="Times New Roman" w:hAnsi="Aptos Narrow" w:cs="Times New Roman"/>
+                <w:i/>
+                <w:iCs/>
+                <w:color w:val="000000"/>
+                <w:kern w:val="0"/>
+                <w:sz w:val="20"/>
+                <w:szCs w:val="20"/>
+                <w14:ligatures w14:val="none"/>
+              </w:rPr>
+              <w:t xml:space="preserve"> </w:t>
+            </w:r>
+            <w:proofErr w:type="spellStart"/>
+            <w:r>
+              <w:rPr>
+                <w:rFonts w:ascii="Aptos Narrow" w:eastAsia="Times New Roman" w:hAnsi="Aptos Narrow" w:cs="Times New Roman"/>
+                <w:i/>
+                <w:iCs/>
+                <w:color w:val="000000"/>
+                <w:kern w:val="0"/>
+                <w:sz w:val="20"/>
+                <w:szCs w:val="20"/>
+                <w14:ligatures w14:val="none"/>
+              </w:rPr>
+              <w:t>corais</w:t>
+            </w:r>
+            <w:proofErr w:type="spellEnd"/>
           </w:p>
         </w:tc>
         <w:tc>
@@ -14180,8 +15707,21 @@
                 <w:szCs w:val="20"/>
                 <w14:ligatures w14:val="none"/>
               </w:rPr>
-              <w:t>Yellowtail Cribo</w:t>
-            </w:r>
+              <w:t xml:space="preserve">Yellowtail </w:t>
+            </w:r>
+            <w:proofErr w:type="spellStart"/>
+            <w:r>
+              <w:rPr>
+                <w:rFonts w:ascii="Aptos Narrow" w:eastAsia="Times New Roman" w:hAnsi="Aptos Narrow" w:cs="Times New Roman"/>
+                <w:color w:val="000000"/>
+                <w:kern w:val="0"/>
+                <w:sz w:val="20"/>
+                <w:szCs w:val="20"/>
+                <w14:ligatures w14:val="none"/>
+              </w:rPr>
+              <w:t>Cribo</w:t>
+            </w:r>
+            <w:proofErr w:type="spellEnd"/>
           </w:p>
         </w:tc>
         <w:tc>
@@ -14592,6 +16132,7 @@
                 <w14:ligatures w14:val="none"/>
               </w:rPr>
             </w:pPr>
+            <w:proofErr w:type="spellStart"/>
             <w:r>
               <w:rPr>
                 <w:rFonts w:ascii="Aptos Narrow" w:eastAsia="Times New Roman" w:hAnsi="Aptos Narrow" w:cs="Times New Roman"/>
@@ -14603,7 +16144,21 @@
                 <w:szCs w:val="20"/>
                 <w14:ligatures w14:val="none"/>
               </w:rPr>
-              <w:t>Oxyrhopus occipitalis</w:t>
+              <w:t>Oxyrhopus</w:t>
+            </w:r>
+            <w:proofErr w:type="spellEnd"/>
+            <w:r>
+              <w:rPr>
+                <w:rFonts w:ascii="Aptos Narrow" w:eastAsia="Times New Roman" w:hAnsi="Aptos Narrow" w:cs="Times New Roman"/>
+                <w:i/>
+                <w:iCs/>
+                <w:color w:val="000000"/>
+                <w:kern w:val="0"/>
+                <w:sz w:val="20"/>
+                <w:szCs w:val="20"/>
+                <w14:ligatures w14:val="none"/>
+              </w:rPr>
+              <w:t xml:space="preserve"> occipitalis</w:t>
             </w:r>
           </w:p>
         </w:tc>
@@ -15054,6 +16609,7 @@
                 <w14:ligatures w14:val="none"/>
               </w:rPr>
             </w:pPr>
+            <w:proofErr w:type="spellStart"/>
             <w:r>
               <w:rPr>
                 <w:rFonts w:ascii="Aptos Narrow" w:eastAsia="Times New Roman" w:hAnsi="Aptos Narrow" w:cs="Times New Roman"/>
@@ -15065,8 +16621,37 @@
                 <w:szCs w:val="20"/>
                 <w14:ligatures w14:val="none"/>
               </w:rPr>
-              <w:t>Oxyrhopus petolarius</w:t>
-            </w:r>
+              <w:t>Oxyrhopus</w:t>
+            </w:r>
+            <w:proofErr w:type="spellEnd"/>
+            <w:r>
+              <w:rPr>
+                <w:rFonts w:ascii="Aptos Narrow" w:eastAsia="Times New Roman" w:hAnsi="Aptos Narrow" w:cs="Times New Roman"/>
+                <w:i/>
+                <w:iCs/>
+                <w:color w:val="000000"/>
+                <w:kern w:val="0"/>
+                <w:sz w:val="20"/>
+                <w:szCs w:val="20"/>
+                <w14:ligatures w14:val="none"/>
+              </w:rPr>
+              <w:t xml:space="preserve"> </w:t>
+            </w:r>
+            <w:proofErr w:type="spellStart"/>
+            <w:r>
+              <w:rPr>
+                <w:rFonts w:ascii="Aptos Narrow" w:eastAsia="Times New Roman" w:hAnsi="Aptos Narrow" w:cs="Times New Roman"/>
+                <w:i/>
+                <w:iCs/>
+                <w:color w:val="000000"/>
+                <w:kern w:val="0"/>
+                <w:sz w:val="20"/>
+                <w:szCs w:val="20"/>
+                <w14:ligatures w14:val="none"/>
+              </w:rPr>
+              <w:t>petolarius</w:t>
+            </w:r>
+            <w:proofErr w:type="spellEnd"/>
           </w:p>
         </w:tc>
         <w:tc>
@@ -15516,6 +17101,7 @@
                 <w14:ligatures w14:val="none"/>
               </w:rPr>
             </w:pPr>
+            <w:proofErr w:type="spellStart"/>
             <w:r>
               <w:rPr>
                 <w:rFonts w:ascii="Aptos Narrow" w:eastAsia="Times New Roman" w:hAnsi="Aptos Narrow" w:cs="Times New Roman"/>
@@ -15527,8 +17113,37 @@
                 <w:szCs w:val="20"/>
                 <w14:ligatures w14:val="none"/>
               </w:rPr>
-              <w:t>Oxyrhopus vanidicus</w:t>
-            </w:r>
+              <w:t>Oxyrhopus</w:t>
+            </w:r>
+            <w:proofErr w:type="spellEnd"/>
+            <w:r>
+              <w:rPr>
+                <w:rFonts w:ascii="Aptos Narrow" w:eastAsia="Times New Roman" w:hAnsi="Aptos Narrow" w:cs="Times New Roman"/>
+                <w:i/>
+                <w:iCs/>
+                <w:color w:val="000000"/>
+                <w:kern w:val="0"/>
+                <w:sz w:val="20"/>
+                <w:szCs w:val="20"/>
+                <w14:ligatures w14:val="none"/>
+              </w:rPr>
+              <w:t xml:space="preserve"> </w:t>
+            </w:r>
+            <w:proofErr w:type="spellStart"/>
+            <w:r>
+              <w:rPr>
+                <w:rFonts w:ascii="Aptos Narrow" w:eastAsia="Times New Roman" w:hAnsi="Aptos Narrow" w:cs="Times New Roman"/>
+                <w:i/>
+                <w:iCs/>
+                <w:color w:val="000000"/>
+                <w:kern w:val="0"/>
+                <w:sz w:val="20"/>
+                <w:szCs w:val="20"/>
+                <w14:ligatures w14:val="none"/>
+              </w:rPr>
+              <w:t>vanidicus</w:t>
+            </w:r>
+            <w:proofErr w:type="spellEnd"/>
           </w:p>
         </w:tc>
         <w:tc>
@@ -15978,6 +17593,7 @@
                 <w14:ligatures w14:val="none"/>
               </w:rPr>
             </w:pPr>
+            <w:proofErr w:type="spellStart"/>
             <w:r>
               <w:rPr>
                 <w:rFonts w:ascii="Aptos Narrow" w:eastAsia="Times New Roman" w:hAnsi="Aptos Narrow" w:cs="Times New Roman"/>
@@ -15989,7 +17605,21 @@
                 <w:szCs w:val="20"/>
                 <w14:ligatures w14:val="none"/>
               </w:rPr>
-              <w:t>Pseudoboa coronata</w:t>
+              <w:t>Pseudoboa</w:t>
+            </w:r>
+            <w:proofErr w:type="spellEnd"/>
+            <w:r>
+              <w:rPr>
+                <w:rFonts w:ascii="Aptos Narrow" w:eastAsia="Times New Roman" w:hAnsi="Aptos Narrow" w:cs="Times New Roman"/>
+                <w:i/>
+                <w:iCs/>
+                <w:color w:val="000000"/>
+                <w:kern w:val="0"/>
+                <w:sz w:val="20"/>
+                <w:szCs w:val="20"/>
+                <w14:ligatures w14:val="none"/>
+              </w:rPr>
+              <w:t xml:space="preserve"> coronata</w:t>
             </w:r>
           </w:p>
         </w:tc>
@@ -16456,6 +18086,7 @@
                 <w14:ligatures w14:val="none"/>
               </w:rPr>
             </w:pPr>
+            <w:proofErr w:type="spellStart"/>
             <w:r>
               <w:rPr>
                 <w:rFonts w:ascii="Aptos Narrow" w:eastAsia="Times New Roman" w:hAnsi="Aptos Narrow" w:cs="Times New Roman"/>
@@ -16467,8 +18098,37 @@
                 <w:szCs w:val="20"/>
                 <w14:ligatures w14:val="none"/>
               </w:rPr>
-              <w:t>Bothrocophias hyoprora</w:t>
-            </w:r>
+              <w:t>Bothrocophias</w:t>
+            </w:r>
+            <w:proofErr w:type="spellEnd"/>
+            <w:r>
+              <w:rPr>
+                <w:rFonts w:ascii="Aptos Narrow" w:eastAsia="Times New Roman" w:hAnsi="Aptos Narrow" w:cs="Times New Roman"/>
+                <w:i/>
+                <w:iCs/>
+                <w:color w:val="000000"/>
+                <w:kern w:val="0"/>
+                <w:sz w:val="20"/>
+                <w:szCs w:val="20"/>
+                <w14:ligatures w14:val="none"/>
+              </w:rPr>
+              <w:t xml:space="preserve"> </w:t>
+            </w:r>
+            <w:proofErr w:type="spellStart"/>
+            <w:r>
+              <w:rPr>
+                <w:rFonts w:ascii="Aptos Narrow" w:eastAsia="Times New Roman" w:hAnsi="Aptos Narrow" w:cs="Times New Roman"/>
+                <w:i/>
+                <w:iCs/>
+                <w:color w:val="000000"/>
+                <w:kern w:val="0"/>
+                <w:sz w:val="20"/>
+                <w:szCs w:val="20"/>
+                <w14:ligatures w14:val="none"/>
+              </w:rPr>
+              <w:t>hyoprora</w:t>
+            </w:r>
+            <w:proofErr w:type="spellEnd"/>
           </w:p>
         </w:tc>
         <w:tc>
@@ -16506,8 +18166,21 @@
                 <w:szCs w:val="20"/>
                 <w14:ligatures w14:val="none"/>
               </w:rPr>
-              <w:t>Amazonian Toadhead</w:t>
-            </w:r>
+              <w:t xml:space="preserve">Amazonian </w:t>
+            </w:r>
+            <w:proofErr w:type="spellStart"/>
+            <w:r>
+              <w:rPr>
+                <w:rFonts w:ascii="Aptos Narrow" w:eastAsia="Times New Roman" w:hAnsi="Aptos Narrow" w:cs="Times New Roman"/>
+                <w:color w:val="000000"/>
+                <w:kern w:val="0"/>
+                <w:sz w:val="20"/>
+                <w:szCs w:val="20"/>
+                <w14:ligatures w14:val="none"/>
+              </w:rPr>
+              <w:t>Toadhead</w:t>
+            </w:r>
+            <w:proofErr w:type="spellEnd"/>
           </w:p>
         </w:tc>
         <w:tc>
@@ -16929,8 +18602,23 @@
                 <w:szCs w:val="20"/>
                 <w14:ligatures w14:val="none"/>
               </w:rPr>
-              <w:t>Bothrops atrox</w:t>
-            </w:r>
+              <w:t xml:space="preserve">Bothrops </w:t>
+            </w:r>
+            <w:proofErr w:type="spellStart"/>
+            <w:r>
+              <w:rPr>
+                <w:rFonts w:ascii="Aptos Narrow" w:eastAsia="Times New Roman" w:hAnsi="Aptos Narrow" w:cs="Times New Roman"/>
+                <w:i/>
+                <w:iCs/>
+                <w:color w:val="000000"/>
+                <w:kern w:val="0"/>
+                <w:sz w:val="20"/>
+                <w:szCs w:val="20"/>
+                <w14:ligatures w14:val="none"/>
+              </w:rPr>
+              <w:t>atrox</w:t>
+            </w:r>
+            <w:proofErr w:type="spellEnd"/>
           </w:p>
         </w:tc>
         <w:tc>
@@ -17430,8 +19118,21 @@
                 <w:szCs w:val="20"/>
                 <w14:ligatures w14:val="none"/>
               </w:rPr>
-              <w:t>Two-lined Forest Pitviper</w:t>
-            </w:r>
+              <w:t xml:space="preserve">Two-lined Forest </w:t>
+            </w:r>
+            <w:proofErr w:type="spellStart"/>
+            <w:r>
+              <w:rPr>
+                <w:rFonts w:ascii="Aptos Narrow" w:eastAsia="Times New Roman" w:hAnsi="Aptos Narrow" w:cs="Times New Roman"/>
+                <w:color w:val="000000"/>
+                <w:kern w:val="0"/>
+                <w:sz w:val="20"/>
+                <w:szCs w:val="20"/>
+                <w14:ligatures w14:val="none"/>
+              </w:rPr>
+              <w:t>Pitviper</w:t>
+            </w:r>
+            <w:proofErr w:type="spellEnd"/>
           </w:p>
         </w:tc>
         <w:tc>
@@ -17872,6 +19573,7 @@
                 <w14:ligatures w14:val="none"/>
               </w:rPr>
             </w:pPr>
+            <w:proofErr w:type="spellStart"/>
             <w:r>
               <w:rPr>
                 <w:rFonts w:ascii="Aptos Narrow" w:eastAsia="Times New Roman" w:hAnsi="Aptos Narrow" w:cs="Times New Roman"/>
@@ -17883,8 +19585,37 @@
                 <w:szCs w:val="20"/>
                 <w14:ligatures w14:val="none"/>
               </w:rPr>
-              <w:t>Spilotes pullatus</w:t>
-            </w:r>
+              <w:t>Spilotes</w:t>
+            </w:r>
+            <w:proofErr w:type="spellEnd"/>
+            <w:r>
+              <w:rPr>
+                <w:rFonts w:ascii="Aptos Narrow" w:eastAsia="Times New Roman" w:hAnsi="Aptos Narrow" w:cs="Times New Roman"/>
+                <w:i/>
+                <w:iCs/>
+                <w:color w:val="000000"/>
+                <w:kern w:val="0"/>
+                <w:sz w:val="20"/>
+                <w:szCs w:val="20"/>
+                <w14:ligatures w14:val="none"/>
+              </w:rPr>
+              <w:t xml:space="preserve"> </w:t>
+            </w:r>
+            <w:proofErr w:type="spellStart"/>
+            <w:r>
+              <w:rPr>
+                <w:rFonts w:ascii="Aptos Narrow" w:eastAsia="Times New Roman" w:hAnsi="Aptos Narrow" w:cs="Times New Roman"/>
+                <w:i/>
+                <w:iCs/>
+                <w:color w:val="000000"/>
+                <w:kern w:val="0"/>
+                <w:sz w:val="20"/>
+                <w:szCs w:val="20"/>
+                <w14:ligatures w14:val="none"/>
+              </w:rPr>
+              <w:t>pullatus</w:t>
+            </w:r>
+            <w:proofErr w:type="spellEnd"/>
           </w:p>
         </w:tc>
         <w:tc>
@@ -17922,8 +19653,21 @@
                 <w:szCs w:val="20"/>
                 <w14:ligatures w14:val="none"/>
               </w:rPr>
-              <w:t>Tiger Ratsnake</w:t>
-            </w:r>
+              <w:t xml:space="preserve">Tiger </w:t>
+            </w:r>
+            <w:proofErr w:type="spellStart"/>
+            <w:r>
+              <w:rPr>
+                <w:rFonts w:ascii="Aptos Narrow" w:eastAsia="Times New Roman" w:hAnsi="Aptos Narrow" w:cs="Times New Roman"/>
+                <w:color w:val="000000"/>
+                <w:kern w:val="0"/>
+                <w:sz w:val="20"/>
+                <w:szCs w:val="20"/>
+                <w14:ligatures w14:val="none"/>
+              </w:rPr>
+              <w:t>Ratsnake</w:t>
+            </w:r>
+            <w:proofErr w:type="spellEnd"/>
           </w:p>
         </w:tc>
         <w:tc>
@@ -18349,6 +20093,7 @@
                 <w14:ligatures w14:val="none"/>
               </w:rPr>
             </w:pPr>
+            <w:proofErr w:type="spellStart"/>
             <w:r>
               <w:rPr>
                 <w:rFonts w:ascii="Aptos Narrow" w:eastAsia="Times New Roman" w:hAnsi="Aptos Narrow" w:cs="Times New Roman"/>
@@ -18360,8 +20105,37 @@
                 <w:szCs w:val="20"/>
                 <w14:ligatures w14:val="none"/>
               </w:rPr>
-              <w:t>Corallus batesii</w:t>
-            </w:r>
+              <w:t>Corallus</w:t>
+            </w:r>
+            <w:proofErr w:type="spellEnd"/>
+            <w:r>
+              <w:rPr>
+                <w:rFonts w:ascii="Aptos Narrow" w:eastAsia="Times New Roman" w:hAnsi="Aptos Narrow" w:cs="Times New Roman"/>
+                <w:i/>
+                <w:iCs/>
+                <w:color w:val="000000"/>
+                <w:kern w:val="0"/>
+                <w:sz w:val="20"/>
+                <w:szCs w:val="20"/>
+                <w14:ligatures w14:val="none"/>
+              </w:rPr>
+              <w:t xml:space="preserve"> </w:t>
+            </w:r>
+            <w:proofErr w:type="spellStart"/>
+            <w:r>
+              <w:rPr>
+                <w:rFonts w:ascii="Aptos Narrow" w:eastAsia="Times New Roman" w:hAnsi="Aptos Narrow" w:cs="Times New Roman"/>
+                <w:i/>
+                <w:iCs/>
+                <w:color w:val="000000"/>
+                <w:kern w:val="0"/>
+                <w:sz w:val="20"/>
+                <w:szCs w:val="20"/>
+                <w14:ligatures w14:val="none"/>
+              </w:rPr>
+              <w:t>batesii</w:t>
+            </w:r>
+            <w:proofErr w:type="spellEnd"/>
           </w:p>
         </w:tc>
         <w:tc>
@@ -18811,6 +20585,7 @@
                 <w14:ligatures w14:val="none"/>
               </w:rPr>
             </w:pPr>
+            <w:proofErr w:type="spellStart"/>
             <w:r>
               <w:rPr>
                 <w:rFonts w:ascii="Aptos Narrow" w:eastAsia="Times New Roman" w:hAnsi="Aptos Narrow" w:cs="Times New Roman"/>
@@ -18822,8 +20597,37 @@
                 <w:szCs w:val="20"/>
                 <w14:ligatures w14:val="none"/>
               </w:rPr>
-              <w:t>Corallus hortulanus</w:t>
-            </w:r>
+              <w:t>Corallus</w:t>
+            </w:r>
+            <w:proofErr w:type="spellEnd"/>
+            <w:r>
+              <w:rPr>
+                <w:rFonts w:ascii="Aptos Narrow" w:eastAsia="Times New Roman" w:hAnsi="Aptos Narrow" w:cs="Times New Roman"/>
+                <w:i/>
+                <w:iCs/>
+                <w:color w:val="000000"/>
+                <w:kern w:val="0"/>
+                <w:sz w:val="20"/>
+                <w:szCs w:val="20"/>
+                <w14:ligatures w14:val="none"/>
+              </w:rPr>
+              <w:t xml:space="preserve"> </w:t>
+            </w:r>
+            <w:proofErr w:type="spellStart"/>
+            <w:r>
+              <w:rPr>
+                <w:rFonts w:ascii="Aptos Narrow" w:eastAsia="Times New Roman" w:hAnsi="Aptos Narrow" w:cs="Times New Roman"/>
+                <w:i/>
+                <w:iCs/>
+                <w:color w:val="000000"/>
+                <w:kern w:val="0"/>
+                <w:sz w:val="20"/>
+                <w:szCs w:val="20"/>
+                <w14:ligatures w14:val="none"/>
+              </w:rPr>
+              <w:t>hortulanus</w:t>
+            </w:r>
+            <w:proofErr w:type="spellEnd"/>
           </w:p>
         </w:tc>
         <w:tc>
@@ -19273,6 +21077,7 @@
                 <w14:ligatures w14:val="none"/>
               </w:rPr>
             </w:pPr>
+            <w:proofErr w:type="spellStart"/>
             <w:r>
               <w:rPr>
                 <w:rFonts w:ascii="Aptos Narrow" w:eastAsia="Times New Roman" w:hAnsi="Aptos Narrow" w:cs="Times New Roman"/>
@@ -19284,8 +21089,37 @@
                 <w:szCs w:val="20"/>
                 <w14:ligatures w14:val="none"/>
               </w:rPr>
-              <w:t>Epicrates cenchria</w:t>
-            </w:r>
+              <w:t>Epicrates</w:t>
+            </w:r>
+            <w:proofErr w:type="spellEnd"/>
+            <w:r>
+              <w:rPr>
+                <w:rFonts w:ascii="Aptos Narrow" w:eastAsia="Times New Roman" w:hAnsi="Aptos Narrow" w:cs="Times New Roman"/>
+                <w:i/>
+                <w:iCs/>
+                <w:color w:val="000000"/>
+                <w:kern w:val="0"/>
+                <w:sz w:val="20"/>
+                <w:szCs w:val="20"/>
+                <w14:ligatures w14:val="none"/>
+              </w:rPr>
+              <w:t xml:space="preserve"> </w:t>
+            </w:r>
+            <w:proofErr w:type="spellStart"/>
+            <w:r>
+              <w:rPr>
+                <w:rFonts w:ascii="Aptos Narrow" w:eastAsia="Times New Roman" w:hAnsi="Aptos Narrow" w:cs="Times New Roman"/>
+                <w:i/>
+                <w:iCs/>
+                <w:color w:val="000000"/>
+                <w:kern w:val="0"/>
+                <w:sz w:val="20"/>
+                <w:szCs w:val="20"/>
+                <w14:ligatures w14:val="none"/>
+              </w:rPr>
+              <w:t>cenchria</w:t>
+            </w:r>
+            <w:proofErr w:type="spellEnd"/>
           </w:p>
         </w:tc>
         <w:tc>
@@ -20586,4127 +22420,7 @@
         <w:t>Snake Density Estimates</w:t>
       </w:r>
     </w:p>
-    <w:p>
-      <w:r>
-        <w:t xml:space="preserve">The top model based on AIC for estimating densities of snakes per feeding guild was ~Guild ~Hunting Status + Hunting Status*Guild and similarly the top model for estimating densities of the two dominant snake families was ~Family ~Hunting Status + Hunting Status * Family (Tables 2 &amp; 4). Predicted densities based on top models indicated little to </w:t>
-      </w:r>
-      <w:r>
-        <w:lastRenderedPageBreak/>
-        <w:t>no difference in densities of snakes that are not primarily mammal consuming species between the hunted and unhunted sites, while density estimates were marginally higher for mammal-eating snakes (Figure 9, Table 3) and significantly higher for the mammal consuming family, Boidae (Figure 10, Table 5) in the defaunated relative to the faunally intact sites. </w:t>
-      </w:r>
-    </w:p>
     <w:p/>
-    <w:p>
-      <w:r>
-        <w:rPr>
-          <w:b/>
-          <w:bCs/>
-        </w:rPr>
-        <w:t xml:space="preserve">Table 3: </w:t>
-      </w:r>
-      <w:r>
-        <w:t>Model selection table for density estimates of three dietary guilds: no mammals, mixed, and mostly mammals. Models are ranked by AIC score. Covariates of detection are given on the lefthand side of model equations followed by covariates of density.</w:t>
-      </w:r>
-    </w:p>
-    <w:tbl>
-      <w:tblPr>
-        <w:tblW w:w="0" w:type="auto"/>
-        <w:tblCellMar>
-          <w:top w:w="15" w:type="dxa"/>
-          <w:left w:w="15" w:type="dxa"/>
-          <w:bottom w:w="15" w:type="dxa"/>
-          <w:right w:w="15" w:type="dxa"/>
-        </w:tblCellMar>
-        <w:tblLook w:val="04A0" w:firstRow="1" w:lastRow="0" w:firstColumn="1" w:lastColumn="0" w:noHBand="0" w:noVBand="1"/>
-      </w:tblPr>
-      <w:tblGrid>
-        <w:gridCol w:w="3508"/>
-        <w:gridCol w:w="230"/>
-        <w:gridCol w:w="790"/>
-        <w:gridCol w:w="1240"/>
-        <w:gridCol w:w="907"/>
-        <w:gridCol w:w="914"/>
-        <w:gridCol w:w="872"/>
-      </w:tblGrid>
-      <w:tr>
-        <w:trPr>
-          <w:trHeight w:val="315"/>
-        </w:trPr>
-        <w:tc>
-          <w:tcPr>
-            <w:tcW w:w="0" w:type="auto"/>
-            <w:tcBorders>
-              <w:top w:val="single" w:sz="8" w:space="0" w:color="CCCCCC"/>
-              <w:left w:val="single" w:sz="8" w:space="0" w:color="CCCCCC"/>
-              <w:bottom w:val="single" w:sz="8" w:space="0" w:color="CCCCCC"/>
-              <w:right w:val="single" w:sz="8" w:space="0" w:color="CCCCCC"/>
-            </w:tcBorders>
-            <w:tcMar>
-              <w:top w:w="40" w:type="dxa"/>
-              <w:left w:w="40" w:type="dxa"/>
-              <w:bottom w:w="40" w:type="dxa"/>
-              <w:right w:w="40" w:type="dxa"/>
-            </w:tcMar>
-            <w:vAlign w:val="bottom"/>
-            <w:hideMark/>
-          </w:tcPr>
-          <w:p>
-            <w:r>
-              <w:rPr>
-                <w:b/>
-                <w:bCs/>
-              </w:rPr>
-              <w:t>Model</w:t>
-            </w:r>
-          </w:p>
-        </w:tc>
-        <w:tc>
-          <w:tcPr>
-            <w:tcW w:w="0" w:type="auto"/>
-            <w:tcBorders>
-              <w:top w:val="single" w:sz="8" w:space="0" w:color="CCCCCC"/>
-              <w:left w:val="single" w:sz="8" w:space="0" w:color="CCCCCC"/>
-              <w:bottom w:val="single" w:sz="8" w:space="0" w:color="CCCCCC"/>
-              <w:right w:val="single" w:sz="8" w:space="0" w:color="CCCCCC"/>
-            </w:tcBorders>
-            <w:tcMar>
-              <w:top w:w="40" w:type="dxa"/>
-              <w:left w:w="40" w:type="dxa"/>
-              <w:bottom w:w="40" w:type="dxa"/>
-              <w:right w:w="40" w:type="dxa"/>
-            </w:tcMar>
-            <w:vAlign w:val="bottom"/>
-            <w:hideMark/>
-          </w:tcPr>
-          <w:p>
-            <w:r>
-              <w:rPr>
-                <w:b/>
-                <w:bCs/>
-              </w:rPr>
-              <w:t>K</w:t>
-            </w:r>
-          </w:p>
-        </w:tc>
-        <w:tc>
-          <w:tcPr>
-            <w:tcW w:w="0" w:type="auto"/>
-            <w:tcBorders>
-              <w:top w:val="single" w:sz="8" w:space="0" w:color="CCCCCC"/>
-              <w:left w:val="single" w:sz="8" w:space="0" w:color="CCCCCC"/>
-              <w:bottom w:val="single" w:sz="8" w:space="0" w:color="CCCCCC"/>
-              <w:right w:val="single" w:sz="8" w:space="0" w:color="CCCCCC"/>
-            </w:tcBorders>
-            <w:tcMar>
-              <w:top w:w="40" w:type="dxa"/>
-              <w:left w:w="40" w:type="dxa"/>
-              <w:bottom w:w="40" w:type="dxa"/>
-              <w:right w:w="40" w:type="dxa"/>
-            </w:tcMar>
-            <w:vAlign w:val="bottom"/>
-            <w:hideMark/>
-          </w:tcPr>
-          <w:p>
-            <w:r>
-              <w:rPr>
-                <w:b/>
-                <w:bCs/>
-              </w:rPr>
-              <w:t>AICc</w:t>
-            </w:r>
-          </w:p>
-        </w:tc>
-        <w:tc>
-          <w:tcPr>
-            <w:tcW w:w="0" w:type="auto"/>
-            <w:tcBorders>
-              <w:top w:val="single" w:sz="8" w:space="0" w:color="CCCCCC"/>
-              <w:left w:val="single" w:sz="8" w:space="0" w:color="CCCCCC"/>
-              <w:bottom w:val="single" w:sz="8" w:space="0" w:color="CCCCCC"/>
-              <w:right w:val="single" w:sz="8" w:space="0" w:color="CCCCCC"/>
-            </w:tcBorders>
-            <w:tcMar>
-              <w:top w:w="40" w:type="dxa"/>
-              <w:left w:w="40" w:type="dxa"/>
-              <w:bottom w:w="40" w:type="dxa"/>
-              <w:right w:w="40" w:type="dxa"/>
-            </w:tcMar>
-            <w:vAlign w:val="bottom"/>
-            <w:hideMark/>
-          </w:tcPr>
-          <w:p>
-            <w:r>
-              <w:rPr>
-                <w:b/>
-                <w:bCs/>
-              </w:rPr>
-              <w:t>Delta AICc</w:t>
-            </w:r>
-          </w:p>
-        </w:tc>
-        <w:tc>
-          <w:tcPr>
-            <w:tcW w:w="0" w:type="auto"/>
-            <w:tcBorders>
-              <w:top w:val="single" w:sz="8" w:space="0" w:color="CCCCCC"/>
-              <w:left w:val="single" w:sz="8" w:space="0" w:color="CCCCCC"/>
-              <w:bottom w:val="single" w:sz="8" w:space="0" w:color="CCCCCC"/>
-              <w:right w:val="single" w:sz="8" w:space="0" w:color="CCCCCC"/>
-            </w:tcBorders>
-            <w:tcMar>
-              <w:top w:w="40" w:type="dxa"/>
-              <w:left w:w="40" w:type="dxa"/>
-              <w:bottom w:w="40" w:type="dxa"/>
-              <w:right w:w="40" w:type="dxa"/>
-            </w:tcMar>
-            <w:vAlign w:val="bottom"/>
-            <w:hideMark/>
-          </w:tcPr>
-          <w:p>
-            <w:r>
-              <w:rPr>
-                <w:b/>
-                <w:bCs/>
-              </w:rPr>
-              <w:t>AICcWt</w:t>
-            </w:r>
-          </w:p>
-        </w:tc>
-        <w:tc>
-          <w:tcPr>
-            <w:tcW w:w="0" w:type="auto"/>
-            <w:tcBorders>
-              <w:top w:val="single" w:sz="8" w:space="0" w:color="CCCCCC"/>
-              <w:left w:val="single" w:sz="8" w:space="0" w:color="CCCCCC"/>
-              <w:bottom w:val="single" w:sz="8" w:space="0" w:color="CCCCCC"/>
-              <w:right w:val="single" w:sz="8" w:space="0" w:color="CCCCCC"/>
-            </w:tcBorders>
-            <w:tcMar>
-              <w:top w:w="40" w:type="dxa"/>
-              <w:left w:w="40" w:type="dxa"/>
-              <w:bottom w:w="40" w:type="dxa"/>
-              <w:right w:w="40" w:type="dxa"/>
-            </w:tcMar>
-            <w:vAlign w:val="bottom"/>
-            <w:hideMark/>
-          </w:tcPr>
-          <w:p>
-            <w:r>
-              <w:rPr>
-                <w:b/>
-                <w:bCs/>
-              </w:rPr>
-              <w:t>CumWt</w:t>
-            </w:r>
-          </w:p>
-        </w:tc>
-        <w:tc>
-          <w:tcPr>
-            <w:tcW w:w="0" w:type="auto"/>
-            <w:tcBorders>
-              <w:top w:val="single" w:sz="8" w:space="0" w:color="CCCCCC"/>
-              <w:left w:val="single" w:sz="8" w:space="0" w:color="CCCCCC"/>
-              <w:bottom w:val="single" w:sz="8" w:space="0" w:color="CCCCCC"/>
-              <w:right w:val="single" w:sz="8" w:space="0" w:color="CCCCCC"/>
-            </w:tcBorders>
-            <w:tcMar>
-              <w:top w:w="40" w:type="dxa"/>
-              <w:left w:w="40" w:type="dxa"/>
-              <w:bottom w:w="40" w:type="dxa"/>
-              <w:right w:w="40" w:type="dxa"/>
-            </w:tcMar>
-            <w:vAlign w:val="bottom"/>
-            <w:hideMark/>
-          </w:tcPr>
-          <w:p>
-            <w:r>
-              <w:rPr>
-                <w:b/>
-                <w:bCs/>
-              </w:rPr>
-              <w:t>LL</w:t>
-            </w:r>
-          </w:p>
-        </w:tc>
-      </w:tr>
-      <w:tr>
-        <w:trPr>
-          <w:trHeight w:val="315"/>
-        </w:trPr>
-        <w:tc>
-          <w:tcPr>
-            <w:tcW w:w="0" w:type="auto"/>
-            <w:tcBorders>
-              <w:top w:val="single" w:sz="8" w:space="0" w:color="CCCCCC"/>
-              <w:left w:val="single" w:sz="8" w:space="0" w:color="CCCCCC"/>
-              <w:bottom w:val="single" w:sz="8" w:space="0" w:color="CCCCCC"/>
-              <w:right w:val="single" w:sz="8" w:space="0" w:color="CCCCCC"/>
-            </w:tcBorders>
-            <w:tcMar>
-              <w:top w:w="40" w:type="dxa"/>
-              <w:left w:w="40" w:type="dxa"/>
-              <w:bottom w:w="40" w:type="dxa"/>
-              <w:right w:w="40" w:type="dxa"/>
-            </w:tcMar>
-            <w:vAlign w:val="bottom"/>
-            <w:hideMark/>
-          </w:tcPr>
-          <w:p>
-            <w:r>
-              <w:t>~ Guild ~ Station + Station * Guild</w:t>
-            </w:r>
-          </w:p>
-        </w:tc>
-        <w:tc>
-          <w:tcPr>
-            <w:tcW w:w="0" w:type="auto"/>
-            <w:tcBorders>
-              <w:top w:val="single" w:sz="8" w:space="0" w:color="CCCCCC"/>
-              <w:left w:val="single" w:sz="8" w:space="0" w:color="CCCCCC"/>
-              <w:bottom w:val="single" w:sz="8" w:space="0" w:color="CCCCCC"/>
-              <w:right w:val="single" w:sz="8" w:space="0" w:color="CCCCCC"/>
-            </w:tcBorders>
-            <w:tcMar>
-              <w:top w:w="40" w:type="dxa"/>
-              <w:left w:w="40" w:type="dxa"/>
-              <w:bottom w:w="40" w:type="dxa"/>
-              <w:right w:w="40" w:type="dxa"/>
-            </w:tcMar>
-            <w:vAlign w:val="bottom"/>
-            <w:hideMark/>
-          </w:tcPr>
-          <w:p>
-            <w:r>
-              <w:t>9</w:t>
-            </w:r>
-          </w:p>
-        </w:tc>
-        <w:tc>
-          <w:tcPr>
-            <w:tcW w:w="0" w:type="auto"/>
-            <w:tcBorders>
-              <w:top w:val="single" w:sz="8" w:space="0" w:color="CCCCCC"/>
-              <w:left w:val="single" w:sz="8" w:space="0" w:color="CCCCCC"/>
-              <w:bottom w:val="single" w:sz="8" w:space="0" w:color="CCCCCC"/>
-              <w:right w:val="single" w:sz="8" w:space="0" w:color="CCCCCC"/>
-            </w:tcBorders>
-            <w:tcMar>
-              <w:top w:w="40" w:type="dxa"/>
-              <w:left w:w="40" w:type="dxa"/>
-              <w:bottom w:w="40" w:type="dxa"/>
-              <w:right w:w="40" w:type="dxa"/>
-            </w:tcMar>
-            <w:vAlign w:val="bottom"/>
-            <w:hideMark/>
-          </w:tcPr>
-          <w:p>
-            <w:r>
-              <w:t>917.67</w:t>
-            </w:r>
-          </w:p>
-        </w:tc>
-        <w:tc>
-          <w:tcPr>
-            <w:tcW w:w="0" w:type="auto"/>
-            <w:tcBorders>
-              <w:top w:val="single" w:sz="8" w:space="0" w:color="CCCCCC"/>
-              <w:left w:val="single" w:sz="8" w:space="0" w:color="CCCCCC"/>
-              <w:bottom w:val="single" w:sz="8" w:space="0" w:color="CCCCCC"/>
-              <w:right w:val="single" w:sz="8" w:space="0" w:color="CCCCCC"/>
-            </w:tcBorders>
-            <w:tcMar>
-              <w:top w:w="40" w:type="dxa"/>
-              <w:left w:w="40" w:type="dxa"/>
-              <w:bottom w:w="40" w:type="dxa"/>
-              <w:right w:w="40" w:type="dxa"/>
-            </w:tcMar>
-            <w:vAlign w:val="bottom"/>
-            <w:hideMark/>
-          </w:tcPr>
-          <w:p>
-            <w:r>
-              <w:t>0</w:t>
-            </w:r>
-          </w:p>
-        </w:tc>
-        <w:tc>
-          <w:tcPr>
-            <w:tcW w:w="0" w:type="auto"/>
-            <w:tcBorders>
-              <w:top w:val="single" w:sz="8" w:space="0" w:color="CCCCCC"/>
-              <w:left w:val="single" w:sz="8" w:space="0" w:color="CCCCCC"/>
-              <w:bottom w:val="single" w:sz="8" w:space="0" w:color="CCCCCC"/>
-              <w:right w:val="single" w:sz="8" w:space="0" w:color="CCCCCC"/>
-            </w:tcBorders>
-            <w:tcMar>
-              <w:top w:w="40" w:type="dxa"/>
-              <w:left w:w="40" w:type="dxa"/>
-              <w:bottom w:w="40" w:type="dxa"/>
-              <w:right w:w="40" w:type="dxa"/>
-            </w:tcMar>
-            <w:vAlign w:val="bottom"/>
-            <w:hideMark/>
-          </w:tcPr>
-          <w:p>
-            <w:r>
-              <w:t>1</w:t>
-            </w:r>
-          </w:p>
-        </w:tc>
-        <w:tc>
-          <w:tcPr>
-            <w:tcW w:w="0" w:type="auto"/>
-            <w:tcBorders>
-              <w:top w:val="single" w:sz="8" w:space="0" w:color="CCCCCC"/>
-              <w:left w:val="single" w:sz="8" w:space="0" w:color="CCCCCC"/>
-              <w:bottom w:val="single" w:sz="8" w:space="0" w:color="CCCCCC"/>
-              <w:right w:val="single" w:sz="8" w:space="0" w:color="CCCCCC"/>
-            </w:tcBorders>
-            <w:tcMar>
-              <w:top w:w="40" w:type="dxa"/>
-              <w:left w:w="40" w:type="dxa"/>
-              <w:bottom w:w="40" w:type="dxa"/>
-              <w:right w:w="40" w:type="dxa"/>
-            </w:tcMar>
-            <w:vAlign w:val="bottom"/>
-            <w:hideMark/>
-          </w:tcPr>
-          <w:p>
-            <w:r>
-              <w:t>1</w:t>
-            </w:r>
-          </w:p>
-        </w:tc>
-        <w:tc>
-          <w:tcPr>
-            <w:tcW w:w="0" w:type="auto"/>
-            <w:tcBorders>
-              <w:top w:val="single" w:sz="8" w:space="0" w:color="CCCCCC"/>
-              <w:left w:val="single" w:sz="8" w:space="0" w:color="CCCCCC"/>
-              <w:bottom w:val="single" w:sz="8" w:space="0" w:color="CCCCCC"/>
-              <w:right w:val="single" w:sz="8" w:space="0" w:color="CCCCCC"/>
-            </w:tcBorders>
-            <w:tcMar>
-              <w:top w:w="40" w:type="dxa"/>
-              <w:left w:w="40" w:type="dxa"/>
-              <w:bottom w:w="40" w:type="dxa"/>
-              <w:right w:w="40" w:type="dxa"/>
-            </w:tcMar>
-            <w:vAlign w:val="bottom"/>
-            <w:hideMark/>
-          </w:tcPr>
-          <w:p>
-            <w:r>
-              <w:t>-449.74</w:t>
-            </w:r>
-          </w:p>
-        </w:tc>
-      </w:tr>
-      <w:tr>
-        <w:trPr>
-          <w:trHeight w:val="315"/>
-        </w:trPr>
-        <w:tc>
-          <w:tcPr>
-            <w:tcW w:w="0" w:type="auto"/>
-            <w:tcBorders>
-              <w:top w:val="single" w:sz="8" w:space="0" w:color="CCCCCC"/>
-              <w:left w:val="single" w:sz="8" w:space="0" w:color="CCCCCC"/>
-              <w:bottom w:val="single" w:sz="8" w:space="0" w:color="CCCCCC"/>
-              <w:right w:val="single" w:sz="8" w:space="0" w:color="CCCCCC"/>
-            </w:tcBorders>
-            <w:tcMar>
-              <w:top w:w="40" w:type="dxa"/>
-              <w:left w:w="40" w:type="dxa"/>
-              <w:bottom w:w="40" w:type="dxa"/>
-              <w:right w:w="40" w:type="dxa"/>
-            </w:tcMar>
-            <w:vAlign w:val="bottom"/>
-            <w:hideMark/>
-          </w:tcPr>
-          <w:p>
-            <w:r>
-              <w:t>~ Guild ~ Year</w:t>
-            </w:r>
-          </w:p>
-        </w:tc>
-        <w:tc>
-          <w:tcPr>
-            <w:tcW w:w="0" w:type="auto"/>
-            <w:tcBorders>
-              <w:top w:val="single" w:sz="8" w:space="0" w:color="CCCCCC"/>
-              <w:left w:val="single" w:sz="8" w:space="0" w:color="CCCCCC"/>
-              <w:bottom w:val="single" w:sz="8" w:space="0" w:color="CCCCCC"/>
-              <w:right w:val="single" w:sz="8" w:space="0" w:color="CCCCCC"/>
-            </w:tcBorders>
-            <w:tcMar>
-              <w:top w:w="40" w:type="dxa"/>
-              <w:left w:w="40" w:type="dxa"/>
-              <w:bottom w:w="40" w:type="dxa"/>
-              <w:right w:w="40" w:type="dxa"/>
-            </w:tcMar>
-            <w:vAlign w:val="bottom"/>
-            <w:hideMark/>
-          </w:tcPr>
-          <w:p>
-            <w:r>
-              <w:t>5</w:t>
-            </w:r>
-          </w:p>
-        </w:tc>
-        <w:tc>
-          <w:tcPr>
-            <w:tcW w:w="0" w:type="auto"/>
-            <w:tcBorders>
-              <w:top w:val="single" w:sz="8" w:space="0" w:color="CCCCCC"/>
-              <w:left w:val="single" w:sz="8" w:space="0" w:color="CCCCCC"/>
-              <w:bottom w:val="single" w:sz="8" w:space="0" w:color="CCCCCC"/>
-              <w:right w:val="single" w:sz="8" w:space="0" w:color="CCCCCC"/>
-            </w:tcBorders>
-            <w:tcMar>
-              <w:top w:w="40" w:type="dxa"/>
-              <w:left w:w="40" w:type="dxa"/>
-              <w:bottom w:w="40" w:type="dxa"/>
-              <w:right w:w="40" w:type="dxa"/>
-            </w:tcMar>
-            <w:vAlign w:val="bottom"/>
-            <w:hideMark/>
-          </w:tcPr>
-          <w:p>
-            <w:r>
-              <w:t>936.39</w:t>
-            </w:r>
-          </w:p>
-        </w:tc>
-        <w:tc>
-          <w:tcPr>
-            <w:tcW w:w="0" w:type="auto"/>
-            <w:tcBorders>
-              <w:top w:val="single" w:sz="8" w:space="0" w:color="CCCCCC"/>
-              <w:left w:val="single" w:sz="8" w:space="0" w:color="CCCCCC"/>
-              <w:bottom w:val="single" w:sz="8" w:space="0" w:color="CCCCCC"/>
-              <w:right w:val="single" w:sz="8" w:space="0" w:color="CCCCCC"/>
-            </w:tcBorders>
-            <w:tcMar>
-              <w:top w:w="40" w:type="dxa"/>
-              <w:left w:w="40" w:type="dxa"/>
-              <w:bottom w:w="40" w:type="dxa"/>
-              <w:right w:w="40" w:type="dxa"/>
-            </w:tcMar>
-            <w:vAlign w:val="bottom"/>
-            <w:hideMark/>
-          </w:tcPr>
-          <w:p>
-            <w:r>
-              <w:t>18.72</w:t>
-            </w:r>
-          </w:p>
-        </w:tc>
-        <w:tc>
-          <w:tcPr>
-            <w:tcW w:w="0" w:type="auto"/>
-            <w:tcBorders>
-              <w:top w:val="single" w:sz="8" w:space="0" w:color="CCCCCC"/>
-              <w:left w:val="single" w:sz="8" w:space="0" w:color="CCCCCC"/>
-              <w:bottom w:val="single" w:sz="8" w:space="0" w:color="CCCCCC"/>
-              <w:right w:val="single" w:sz="8" w:space="0" w:color="CCCCCC"/>
-            </w:tcBorders>
-            <w:tcMar>
-              <w:top w:w="40" w:type="dxa"/>
-              <w:left w:w="40" w:type="dxa"/>
-              <w:bottom w:w="40" w:type="dxa"/>
-              <w:right w:w="40" w:type="dxa"/>
-            </w:tcMar>
-            <w:vAlign w:val="bottom"/>
-            <w:hideMark/>
-          </w:tcPr>
-          <w:p>
-            <w:r>
-              <w:t>0</w:t>
-            </w:r>
-          </w:p>
-        </w:tc>
-        <w:tc>
-          <w:tcPr>
-            <w:tcW w:w="0" w:type="auto"/>
-            <w:tcBorders>
-              <w:top w:val="single" w:sz="8" w:space="0" w:color="CCCCCC"/>
-              <w:left w:val="single" w:sz="8" w:space="0" w:color="CCCCCC"/>
-              <w:bottom w:val="single" w:sz="8" w:space="0" w:color="CCCCCC"/>
-              <w:right w:val="single" w:sz="8" w:space="0" w:color="CCCCCC"/>
-            </w:tcBorders>
-            <w:tcMar>
-              <w:top w:w="40" w:type="dxa"/>
-              <w:left w:w="40" w:type="dxa"/>
-              <w:bottom w:w="40" w:type="dxa"/>
-              <w:right w:w="40" w:type="dxa"/>
-            </w:tcMar>
-            <w:vAlign w:val="bottom"/>
-            <w:hideMark/>
-          </w:tcPr>
-          <w:p>
-            <w:r>
-              <w:t>1</w:t>
-            </w:r>
-          </w:p>
-        </w:tc>
-        <w:tc>
-          <w:tcPr>
-            <w:tcW w:w="0" w:type="auto"/>
-            <w:tcBorders>
-              <w:top w:val="single" w:sz="8" w:space="0" w:color="CCCCCC"/>
-              <w:left w:val="single" w:sz="8" w:space="0" w:color="CCCCCC"/>
-              <w:bottom w:val="single" w:sz="8" w:space="0" w:color="CCCCCC"/>
-              <w:right w:val="single" w:sz="8" w:space="0" w:color="CCCCCC"/>
-            </w:tcBorders>
-            <w:tcMar>
-              <w:top w:w="40" w:type="dxa"/>
-              <w:left w:w="40" w:type="dxa"/>
-              <w:bottom w:w="40" w:type="dxa"/>
-              <w:right w:w="40" w:type="dxa"/>
-            </w:tcMar>
-            <w:vAlign w:val="bottom"/>
-            <w:hideMark/>
-          </w:tcPr>
-          <w:p>
-            <w:r>
-              <w:t>-463.17</w:t>
-            </w:r>
-          </w:p>
-        </w:tc>
-      </w:tr>
-      <w:tr>
-        <w:trPr>
-          <w:trHeight w:val="315"/>
-        </w:trPr>
-        <w:tc>
-          <w:tcPr>
-            <w:tcW w:w="0" w:type="auto"/>
-            <w:tcBorders>
-              <w:top w:val="single" w:sz="8" w:space="0" w:color="CCCCCC"/>
-              <w:left w:val="single" w:sz="8" w:space="0" w:color="CCCCCC"/>
-              <w:bottom w:val="single" w:sz="8" w:space="0" w:color="CCCCCC"/>
-              <w:right w:val="single" w:sz="8" w:space="0" w:color="CCCCCC"/>
-            </w:tcBorders>
-            <w:tcMar>
-              <w:top w:w="40" w:type="dxa"/>
-              <w:left w:w="40" w:type="dxa"/>
-              <w:bottom w:w="40" w:type="dxa"/>
-              <w:right w:w="40" w:type="dxa"/>
-            </w:tcMar>
-            <w:vAlign w:val="bottom"/>
-            <w:hideMark/>
-          </w:tcPr>
-          <w:p>
-            <w:r>
-              <w:t>~ Guild ~ 1</w:t>
-            </w:r>
-          </w:p>
-        </w:tc>
-        <w:tc>
-          <w:tcPr>
-            <w:tcW w:w="0" w:type="auto"/>
-            <w:tcBorders>
-              <w:top w:val="single" w:sz="8" w:space="0" w:color="CCCCCC"/>
-              <w:left w:val="single" w:sz="8" w:space="0" w:color="CCCCCC"/>
-              <w:bottom w:val="single" w:sz="8" w:space="0" w:color="CCCCCC"/>
-              <w:right w:val="single" w:sz="8" w:space="0" w:color="CCCCCC"/>
-            </w:tcBorders>
-            <w:tcMar>
-              <w:top w:w="40" w:type="dxa"/>
-              <w:left w:w="40" w:type="dxa"/>
-              <w:bottom w:w="40" w:type="dxa"/>
-              <w:right w:w="40" w:type="dxa"/>
-            </w:tcMar>
-            <w:vAlign w:val="bottom"/>
-            <w:hideMark/>
-          </w:tcPr>
-          <w:p>
-            <w:r>
-              <w:t>4</w:t>
-            </w:r>
-          </w:p>
-        </w:tc>
-        <w:tc>
-          <w:tcPr>
-            <w:tcW w:w="0" w:type="auto"/>
-            <w:tcBorders>
-              <w:top w:val="single" w:sz="8" w:space="0" w:color="CCCCCC"/>
-              <w:left w:val="single" w:sz="8" w:space="0" w:color="CCCCCC"/>
-              <w:bottom w:val="single" w:sz="8" w:space="0" w:color="CCCCCC"/>
-              <w:right w:val="single" w:sz="8" w:space="0" w:color="CCCCCC"/>
-            </w:tcBorders>
-            <w:tcMar>
-              <w:top w:w="40" w:type="dxa"/>
-              <w:left w:w="40" w:type="dxa"/>
-              <w:bottom w:w="40" w:type="dxa"/>
-              <w:right w:w="40" w:type="dxa"/>
-            </w:tcMar>
-            <w:vAlign w:val="bottom"/>
-            <w:hideMark/>
-          </w:tcPr>
-          <w:p>
-            <w:r>
-              <w:t>937.26</w:t>
-            </w:r>
-          </w:p>
-        </w:tc>
-        <w:tc>
-          <w:tcPr>
-            <w:tcW w:w="0" w:type="auto"/>
-            <w:tcBorders>
-              <w:top w:val="single" w:sz="8" w:space="0" w:color="CCCCCC"/>
-              <w:left w:val="single" w:sz="8" w:space="0" w:color="CCCCCC"/>
-              <w:bottom w:val="single" w:sz="8" w:space="0" w:color="CCCCCC"/>
-              <w:right w:val="single" w:sz="8" w:space="0" w:color="CCCCCC"/>
-            </w:tcBorders>
-            <w:tcMar>
-              <w:top w:w="40" w:type="dxa"/>
-              <w:left w:w="40" w:type="dxa"/>
-              <w:bottom w:w="40" w:type="dxa"/>
-              <w:right w:w="40" w:type="dxa"/>
-            </w:tcMar>
-            <w:vAlign w:val="bottom"/>
-            <w:hideMark/>
-          </w:tcPr>
-          <w:p>
-            <w:r>
-              <w:t>19.59</w:t>
-            </w:r>
-          </w:p>
-        </w:tc>
-        <w:tc>
-          <w:tcPr>
-            <w:tcW w:w="0" w:type="auto"/>
-            <w:tcBorders>
-              <w:top w:val="single" w:sz="8" w:space="0" w:color="CCCCCC"/>
-              <w:left w:val="single" w:sz="8" w:space="0" w:color="CCCCCC"/>
-              <w:bottom w:val="single" w:sz="8" w:space="0" w:color="CCCCCC"/>
-              <w:right w:val="single" w:sz="8" w:space="0" w:color="CCCCCC"/>
-            </w:tcBorders>
-            <w:tcMar>
-              <w:top w:w="40" w:type="dxa"/>
-              <w:left w:w="40" w:type="dxa"/>
-              <w:bottom w:w="40" w:type="dxa"/>
-              <w:right w:w="40" w:type="dxa"/>
-            </w:tcMar>
-            <w:vAlign w:val="bottom"/>
-            <w:hideMark/>
-          </w:tcPr>
-          <w:p>
-            <w:r>
-              <w:t>0</w:t>
-            </w:r>
-          </w:p>
-        </w:tc>
-        <w:tc>
-          <w:tcPr>
-            <w:tcW w:w="0" w:type="auto"/>
-            <w:tcBorders>
-              <w:top w:val="single" w:sz="8" w:space="0" w:color="CCCCCC"/>
-              <w:left w:val="single" w:sz="8" w:space="0" w:color="CCCCCC"/>
-              <w:bottom w:val="single" w:sz="8" w:space="0" w:color="CCCCCC"/>
-              <w:right w:val="single" w:sz="8" w:space="0" w:color="CCCCCC"/>
-            </w:tcBorders>
-            <w:tcMar>
-              <w:top w:w="40" w:type="dxa"/>
-              <w:left w:w="40" w:type="dxa"/>
-              <w:bottom w:w="40" w:type="dxa"/>
-              <w:right w:w="40" w:type="dxa"/>
-            </w:tcMar>
-            <w:vAlign w:val="bottom"/>
-            <w:hideMark/>
-          </w:tcPr>
-          <w:p>
-            <w:r>
-              <w:t>1</w:t>
-            </w:r>
-          </w:p>
-        </w:tc>
-        <w:tc>
-          <w:tcPr>
-            <w:tcW w:w="0" w:type="auto"/>
-            <w:tcBorders>
-              <w:top w:val="single" w:sz="8" w:space="0" w:color="CCCCCC"/>
-              <w:left w:val="single" w:sz="8" w:space="0" w:color="CCCCCC"/>
-              <w:bottom w:val="single" w:sz="8" w:space="0" w:color="CCCCCC"/>
-              <w:right w:val="single" w:sz="8" w:space="0" w:color="CCCCCC"/>
-            </w:tcBorders>
-            <w:tcMar>
-              <w:top w:w="40" w:type="dxa"/>
-              <w:left w:w="40" w:type="dxa"/>
-              <w:bottom w:w="40" w:type="dxa"/>
-              <w:right w:w="40" w:type="dxa"/>
-            </w:tcMar>
-            <w:vAlign w:val="bottom"/>
-            <w:hideMark/>
-          </w:tcPr>
-          <w:p>
-            <w:r>
-              <w:t>-464.61</w:t>
-            </w:r>
-          </w:p>
-        </w:tc>
-      </w:tr>
-      <w:tr>
-        <w:trPr>
-          <w:trHeight w:val="315"/>
-        </w:trPr>
-        <w:tc>
-          <w:tcPr>
-            <w:tcW w:w="0" w:type="auto"/>
-            <w:tcBorders>
-              <w:top w:val="single" w:sz="8" w:space="0" w:color="CCCCCC"/>
-              <w:left w:val="single" w:sz="8" w:space="0" w:color="CCCCCC"/>
-              <w:bottom w:val="single" w:sz="8" w:space="0" w:color="CCCCCC"/>
-              <w:right w:val="single" w:sz="8" w:space="0" w:color="CCCCCC"/>
-            </w:tcBorders>
-            <w:tcMar>
-              <w:top w:w="40" w:type="dxa"/>
-              <w:left w:w="40" w:type="dxa"/>
-              <w:bottom w:w="40" w:type="dxa"/>
-              <w:right w:w="40" w:type="dxa"/>
-            </w:tcMar>
-            <w:vAlign w:val="bottom"/>
-            <w:hideMark/>
-          </w:tcPr>
-          <w:p>
-            <w:r>
-              <w:t>~ Guild ~ 1</w:t>
-            </w:r>
-          </w:p>
-        </w:tc>
-        <w:tc>
-          <w:tcPr>
-            <w:tcW w:w="0" w:type="auto"/>
-            <w:tcBorders>
-              <w:top w:val="single" w:sz="8" w:space="0" w:color="CCCCCC"/>
-              <w:left w:val="single" w:sz="8" w:space="0" w:color="CCCCCC"/>
-              <w:bottom w:val="single" w:sz="8" w:space="0" w:color="CCCCCC"/>
-              <w:right w:val="single" w:sz="8" w:space="0" w:color="CCCCCC"/>
-            </w:tcBorders>
-            <w:tcMar>
-              <w:top w:w="40" w:type="dxa"/>
-              <w:left w:w="40" w:type="dxa"/>
-              <w:bottom w:w="40" w:type="dxa"/>
-              <w:right w:w="40" w:type="dxa"/>
-            </w:tcMar>
-            <w:vAlign w:val="bottom"/>
-            <w:hideMark/>
-          </w:tcPr>
-          <w:p>
-            <w:r>
-              <w:t>5</w:t>
-            </w:r>
-          </w:p>
-        </w:tc>
-        <w:tc>
-          <w:tcPr>
-            <w:tcW w:w="0" w:type="auto"/>
-            <w:tcBorders>
-              <w:top w:val="single" w:sz="8" w:space="0" w:color="CCCCCC"/>
-              <w:left w:val="single" w:sz="8" w:space="0" w:color="CCCCCC"/>
-              <w:bottom w:val="single" w:sz="8" w:space="0" w:color="CCCCCC"/>
-              <w:right w:val="single" w:sz="8" w:space="0" w:color="CCCCCC"/>
-            </w:tcBorders>
-            <w:tcMar>
-              <w:top w:w="40" w:type="dxa"/>
-              <w:left w:w="40" w:type="dxa"/>
-              <w:bottom w:w="40" w:type="dxa"/>
-              <w:right w:w="40" w:type="dxa"/>
-            </w:tcMar>
-            <w:vAlign w:val="bottom"/>
-            <w:hideMark/>
-          </w:tcPr>
-          <w:p>
-            <w:r>
-              <w:t>938.95</w:t>
-            </w:r>
-          </w:p>
-        </w:tc>
-        <w:tc>
-          <w:tcPr>
-            <w:tcW w:w="0" w:type="auto"/>
-            <w:tcBorders>
-              <w:top w:val="single" w:sz="8" w:space="0" w:color="CCCCCC"/>
-              <w:left w:val="single" w:sz="8" w:space="0" w:color="CCCCCC"/>
-              <w:bottom w:val="single" w:sz="8" w:space="0" w:color="CCCCCC"/>
-              <w:right w:val="single" w:sz="8" w:space="0" w:color="CCCCCC"/>
-            </w:tcBorders>
-            <w:tcMar>
-              <w:top w:w="40" w:type="dxa"/>
-              <w:left w:w="40" w:type="dxa"/>
-              <w:bottom w:w="40" w:type="dxa"/>
-              <w:right w:w="40" w:type="dxa"/>
-            </w:tcMar>
-            <w:vAlign w:val="bottom"/>
-            <w:hideMark/>
-          </w:tcPr>
-          <w:p>
-            <w:r>
-              <w:t>21.27</w:t>
-            </w:r>
-          </w:p>
-        </w:tc>
-        <w:tc>
-          <w:tcPr>
-            <w:tcW w:w="0" w:type="auto"/>
-            <w:tcBorders>
-              <w:top w:val="single" w:sz="8" w:space="0" w:color="CCCCCC"/>
-              <w:left w:val="single" w:sz="8" w:space="0" w:color="CCCCCC"/>
-              <w:bottom w:val="single" w:sz="8" w:space="0" w:color="CCCCCC"/>
-              <w:right w:val="single" w:sz="8" w:space="0" w:color="CCCCCC"/>
-            </w:tcBorders>
-            <w:tcMar>
-              <w:top w:w="40" w:type="dxa"/>
-              <w:left w:w="40" w:type="dxa"/>
-              <w:bottom w:w="40" w:type="dxa"/>
-              <w:right w:w="40" w:type="dxa"/>
-            </w:tcMar>
-            <w:vAlign w:val="bottom"/>
-            <w:hideMark/>
-          </w:tcPr>
-          <w:p>
-            <w:r>
-              <w:t>0</w:t>
-            </w:r>
-          </w:p>
-        </w:tc>
-        <w:tc>
-          <w:tcPr>
-            <w:tcW w:w="0" w:type="auto"/>
-            <w:tcBorders>
-              <w:top w:val="single" w:sz="8" w:space="0" w:color="CCCCCC"/>
-              <w:left w:val="single" w:sz="8" w:space="0" w:color="CCCCCC"/>
-              <w:bottom w:val="single" w:sz="8" w:space="0" w:color="CCCCCC"/>
-              <w:right w:val="single" w:sz="8" w:space="0" w:color="CCCCCC"/>
-            </w:tcBorders>
-            <w:tcMar>
-              <w:top w:w="40" w:type="dxa"/>
-              <w:left w:w="40" w:type="dxa"/>
-              <w:bottom w:w="40" w:type="dxa"/>
-              <w:right w:w="40" w:type="dxa"/>
-            </w:tcMar>
-            <w:vAlign w:val="bottom"/>
-            <w:hideMark/>
-          </w:tcPr>
-          <w:p>
-            <w:r>
-              <w:t>1</w:t>
-            </w:r>
-          </w:p>
-        </w:tc>
-        <w:tc>
-          <w:tcPr>
-            <w:tcW w:w="0" w:type="auto"/>
-            <w:tcBorders>
-              <w:top w:val="single" w:sz="8" w:space="0" w:color="CCCCCC"/>
-              <w:left w:val="single" w:sz="8" w:space="0" w:color="CCCCCC"/>
-              <w:bottom w:val="single" w:sz="8" w:space="0" w:color="CCCCCC"/>
-              <w:right w:val="single" w:sz="8" w:space="0" w:color="CCCCCC"/>
-            </w:tcBorders>
-            <w:tcMar>
-              <w:top w:w="40" w:type="dxa"/>
-              <w:left w:w="40" w:type="dxa"/>
-              <w:bottom w:w="40" w:type="dxa"/>
-              <w:right w:w="40" w:type="dxa"/>
-            </w:tcMar>
-            <w:vAlign w:val="bottom"/>
-            <w:hideMark/>
-          </w:tcPr>
-          <w:p>
-            <w:r>
-              <w:t>-464.44</w:t>
-            </w:r>
-          </w:p>
-        </w:tc>
-      </w:tr>
-      <w:tr>
-        <w:trPr>
-          <w:trHeight w:val="315"/>
-        </w:trPr>
-        <w:tc>
-          <w:tcPr>
-            <w:tcW w:w="0" w:type="auto"/>
-            <w:tcBorders>
-              <w:top w:val="single" w:sz="8" w:space="0" w:color="CCCCCC"/>
-              <w:left w:val="single" w:sz="8" w:space="0" w:color="CCCCCC"/>
-              <w:bottom w:val="single" w:sz="8" w:space="0" w:color="CCCCCC"/>
-              <w:right w:val="single" w:sz="8" w:space="0" w:color="CCCCCC"/>
-            </w:tcBorders>
-            <w:tcMar>
-              <w:top w:w="40" w:type="dxa"/>
-              <w:left w:w="40" w:type="dxa"/>
-              <w:bottom w:w="40" w:type="dxa"/>
-              <w:right w:w="40" w:type="dxa"/>
-            </w:tcMar>
-            <w:vAlign w:val="bottom"/>
-            <w:hideMark/>
-          </w:tcPr>
-          <w:p>
-            <w:r>
-              <w:t>~1 ~ 1</w:t>
-            </w:r>
-          </w:p>
-        </w:tc>
-        <w:tc>
-          <w:tcPr>
-            <w:tcW w:w="0" w:type="auto"/>
-            <w:tcBorders>
-              <w:top w:val="single" w:sz="8" w:space="0" w:color="CCCCCC"/>
-              <w:left w:val="single" w:sz="8" w:space="0" w:color="CCCCCC"/>
-              <w:bottom w:val="single" w:sz="8" w:space="0" w:color="CCCCCC"/>
-              <w:right w:val="single" w:sz="8" w:space="0" w:color="CCCCCC"/>
-            </w:tcBorders>
-            <w:tcMar>
-              <w:top w:w="40" w:type="dxa"/>
-              <w:left w:w="40" w:type="dxa"/>
-              <w:bottom w:w="40" w:type="dxa"/>
-              <w:right w:w="40" w:type="dxa"/>
-            </w:tcMar>
-            <w:vAlign w:val="bottom"/>
-            <w:hideMark/>
-          </w:tcPr>
-          <w:p>
-            <w:r>
-              <w:t>2</w:t>
-            </w:r>
-          </w:p>
-        </w:tc>
-        <w:tc>
-          <w:tcPr>
-            <w:tcW w:w="0" w:type="auto"/>
-            <w:tcBorders>
-              <w:top w:val="single" w:sz="8" w:space="0" w:color="CCCCCC"/>
-              <w:left w:val="single" w:sz="8" w:space="0" w:color="CCCCCC"/>
-              <w:bottom w:val="single" w:sz="8" w:space="0" w:color="CCCCCC"/>
-              <w:right w:val="single" w:sz="8" w:space="0" w:color="CCCCCC"/>
-            </w:tcBorders>
-            <w:tcMar>
-              <w:top w:w="40" w:type="dxa"/>
-              <w:left w:w="40" w:type="dxa"/>
-              <w:bottom w:w="40" w:type="dxa"/>
-              <w:right w:w="40" w:type="dxa"/>
-            </w:tcMar>
-            <w:vAlign w:val="bottom"/>
-            <w:hideMark/>
-          </w:tcPr>
-          <w:p>
-            <w:r>
-              <w:t>965.36</w:t>
-            </w:r>
-          </w:p>
-        </w:tc>
-        <w:tc>
-          <w:tcPr>
-            <w:tcW w:w="0" w:type="auto"/>
-            <w:tcBorders>
-              <w:top w:val="single" w:sz="8" w:space="0" w:color="CCCCCC"/>
-              <w:left w:val="single" w:sz="8" w:space="0" w:color="CCCCCC"/>
-              <w:bottom w:val="single" w:sz="8" w:space="0" w:color="CCCCCC"/>
-              <w:right w:val="single" w:sz="8" w:space="0" w:color="CCCCCC"/>
-            </w:tcBorders>
-            <w:tcMar>
-              <w:top w:w="40" w:type="dxa"/>
-              <w:left w:w="40" w:type="dxa"/>
-              <w:bottom w:w="40" w:type="dxa"/>
-              <w:right w:w="40" w:type="dxa"/>
-            </w:tcMar>
-            <w:vAlign w:val="bottom"/>
-            <w:hideMark/>
-          </w:tcPr>
-          <w:p>
-            <w:r>
-              <w:t>47.69</w:t>
-            </w:r>
-          </w:p>
-        </w:tc>
-        <w:tc>
-          <w:tcPr>
-            <w:tcW w:w="0" w:type="auto"/>
-            <w:tcBorders>
-              <w:top w:val="single" w:sz="8" w:space="0" w:color="CCCCCC"/>
-              <w:left w:val="single" w:sz="8" w:space="0" w:color="CCCCCC"/>
-              <w:bottom w:val="single" w:sz="8" w:space="0" w:color="CCCCCC"/>
-              <w:right w:val="single" w:sz="8" w:space="0" w:color="CCCCCC"/>
-            </w:tcBorders>
-            <w:tcMar>
-              <w:top w:w="40" w:type="dxa"/>
-              <w:left w:w="40" w:type="dxa"/>
-              <w:bottom w:w="40" w:type="dxa"/>
-              <w:right w:w="40" w:type="dxa"/>
-            </w:tcMar>
-            <w:vAlign w:val="bottom"/>
-            <w:hideMark/>
-          </w:tcPr>
-          <w:p>
-            <w:r>
-              <w:t>0</w:t>
-            </w:r>
-          </w:p>
-        </w:tc>
-        <w:tc>
-          <w:tcPr>
-            <w:tcW w:w="0" w:type="auto"/>
-            <w:tcBorders>
-              <w:top w:val="single" w:sz="8" w:space="0" w:color="CCCCCC"/>
-              <w:left w:val="single" w:sz="8" w:space="0" w:color="CCCCCC"/>
-              <w:bottom w:val="single" w:sz="8" w:space="0" w:color="CCCCCC"/>
-              <w:right w:val="single" w:sz="8" w:space="0" w:color="CCCCCC"/>
-            </w:tcBorders>
-            <w:tcMar>
-              <w:top w:w="40" w:type="dxa"/>
-              <w:left w:w="40" w:type="dxa"/>
-              <w:bottom w:w="40" w:type="dxa"/>
-              <w:right w:w="40" w:type="dxa"/>
-            </w:tcMar>
-            <w:vAlign w:val="bottom"/>
-            <w:hideMark/>
-          </w:tcPr>
-          <w:p>
-            <w:r>
-              <w:t>1</w:t>
-            </w:r>
-          </w:p>
-        </w:tc>
-        <w:tc>
-          <w:tcPr>
-            <w:tcW w:w="0" w:type="auto"/>
-            <w:tcBorders>
-              <w:top w:val="single" w:sz="8" w:space="0" w:color="CCCCCC"/>
-              <w:left w:val="single" w:sz="8" w:space="0" w:color="CCCCCC"/>
-              <w:bottom w:val="single" w:sz="8" w:space="0" w:color="CCCCCC"/>
-              <w:right w:val="single" w:sz="8" w:space="0" w:color="CCCCCC"/>
-            </w:tcBorders>
-            <w:tcMar>
-              <w:top w:w="40" w:type="dxa"/>
-              <w:left w:w="40" w:type="dxa"/>
-              <w:bottom w:w="40" w:type="dxa"/>
-              <w:right w:w="40" w:type="dxa"/>
-            </w:tcMar>
-            <w:vAlign w:val="bottom"/>
-            <w:hideMark/>
-          </w:tcPr>
-          <w:p>
-            <w:r>
-              <w:t>-480.68</w:t>
-            </w:r>
-          </w:p>
-        </w:tc>
-      </w:tr>
-    </w:tbl>
-    <w:p/>
-    <w:p>
-      <w:r>
-        <w:rPr>
-          <w:b/>
-          <w:bCs/>
-        </w:rPr>
-        <w:t>Table 4:</w:t>
-      </w:r>
-      <w:r>
-        <w:t xml:space="preserve"> Estimated densities of snakes, split up by site and dietary guild, by our [~ Guild ~ Station + Station * Guild] model. Data associated with Figure xx2.</w:t>
-      </w:r>
-    </w:p>
-    <w:tbl>
-      <w:tblPr>
-        <w:tblW w:w="0" w:type="auto"/>
-        <w:tblCellMar>
-          <w:top w:w="15" w:type="dxa"/>
-          <w:left w:w="15" w:type="dxa"/>
-          <w:bottom w:w="15" w:type="dxa"/>
-          <w:right w:w="15" w:type="dxa"/>
-        </w:tblCellMar>
-        <w:tblLook w:val="04A0" w:firstRow="1" w:lastRow="0" w:firstColumn="1" w:lastColumn="0" w:noHBand="0" w:noVBand="1"/>
-      </w:tblPr>
-      <w:tblGrid>
-        <w:gridCol w:w="1232"/>
-        <w:gridCol w:w="1702"/>
-        <w:gridCol w:w="2874"/>
-        <w:gridCol w:w="782"/>
-        <w:gridCol w:w="1371"/>
-        <w:gridCol w:w="1379"/>
-      </w:tblGrid>
-      <w:tr>
-        <w:tc>
-          <w:tcPr>
-            <w:tcW w:w="0" w:type="auto"/>
-            <w:tcBorders>
-              <w:top w:val="single" w:sz="8" w:space="0" w:color="000000"/>
-              <w:left w:val="single" w:sz="8" w:space="0" w:color="000000"/>
-              <w:bottom w:val="single" w:sz="8" w:space="0" w:color="000000"/>
-              <w:right w:val="single" w:sz="8" w:space="0" w:color="000000"/>
-            </w:tcBorders>
-            <w:tcMar>
-              <w:top w:w="100" w:type="dxa"/>
-              <w:left w:w="100" w:type="dxa"/>
-              <w:bottom w:w="100" w:type="dxa"/>
-              <w:right w:w="100" w:type="dxa"/>
-            </w:tcMar>
-            <w:hideMark/>
-          </w:tcPr>
-          <w:p>
-            <w:r>
-              <w:rPr>
-                <w:b/>
-                <w:bCs/>
-              </w:rPr>
-              <w:t>Station</w:t>
-            </w:r>
-          </w:p>
-        </w:tc>
-        <w:tc>
-          <w:tcPr>
-            <w:tcW w:w="0" w:type="auto"/>
-            <w:tcBorders>
-              <w:top w:val="single" w:sz="8" w:space="0" w:color="000000"/>
-              <w:left w:val="single" w:sz="8" w:space="0" w:color="000000"/>
-              <w:bottom w:val="single" w:sz="8" w:space="0" w:color="000000"/>
-              <w:right w:val="single" w:sz="8" w:space="0" w:color="000000"/>
-            </w:tcBorders>
-            <w:tcMar>
-              <w:top w:w="100" w:type="dxa"/>
-              <w:left w:w="100" w:type="dxa"/>
-              <w:bottom w:w="100" w:type="dxa"/>
-              <w:right w:w="100" w:type="dxa"/>
-            </w:tcMar>
-            <w:hideMark/>
-          </w:tcPr>
-          <w:p>
-            <w:r>
-              <w:rPr>
-                <w:b/>
-                <w:bCs/>
-              </w:rPr>
-              <w:t>Diet Type</w:t>
-            </w:r>
-          </w:p>
-        </w:tc>
-        <w:tc>
-          <w:tcPr>
-            <w:tcW w:w="0" w:type="auto"/>
-            <w:tcBorders>
-              <w:top w:val="single" w:sz="8" w:space="0" w:color="000000"/>
-              <w:left w:val="single" w:sz="8" w:space="0" w:color="000000"/>
-              <w:bottom w:val="single" w:sz="8" w:space="0" w:color="000000"/>
-              <w:right w:val="single" w:sz="8" w:space="0" w:color="000000"/>
-            </w:tcBorders>
-            <w:tcMar>
-              <w:top w:w="100" w:type="dxa"/>
-              <w:left w:w="100" w:type="dxa"/>
-              <w:bottom w:w="100" w:type="dxa"/>
-              <w:right w:w="100" w:type="dxa"/>
-            </w:tcMar>
-            <w:hideMark/>
-          </w:tcPr>
-          <w:p>
-            <w:r>
-              <w:rPr>
-                <w:b/>
-                <w:bCs/>
-              </w:rPr>
-              <w:t>Predicted (n individuals per km</w:t>
-            </w:r>
-            <w:r>
-              <w:rPr>
-                <w:b/>
-                <w:bCs/>
-                <w:vertAlign w:val="superscript"/>
-              </w:rPr>
-              <w:t>2</w:t>
-            </w:r>
-            <w:r>
-              <w:rPr>
-                <w:b/>
-                <w:bCs/>
-              </w:rPr>
-              <w:t>)</w:t>
-            </w:r>
-          </w:p>
-        </w:tc>
-        <w:tc>
-          <w:tcPr>
-            <w:tcW w:w="0" w:type="auto"/>
-            <w:tcBorders>
-              <w:top w:val="single" w:sz="8" w:space="0" w:color="000000"/>
-              <w:left w:val="single" w:sz="8" w:space="0" w:color="000000"/>
-              <w:bottom w:val="single" w:sz="8" w:space="0" w:color="000000"/>
-              <w:right w:val="single" w:sz="8" w:space="0" w:color="000000"/>
-            </w:tcBorders>
-            <w:tcMar>
-              <w:top w:w="100" w:type="dxa"/>
-              <w:left w:w="100" w:type="dxa"/>
-              <w:bottom w:w="100" w:type="dxa"/>
-              <w:right w:w="100" w:type="dxa"/>
-            </w:tcMar>
-            <w:hideMark/>
-          </w:tcPr>
-          <w:p>
-            <w:r>
-              <w:rPr>
-                <w:b/>
-                <w:bCs/>
-              </w:rPr>
-              <w:t>SE</w:t>
-            </w:r>
-          </w:p>
-        </w:tc>
-        <w:tc>
-          <w:tcPr>
-            <w:tcW w:w="0" w:type="auto"/>
-            <w:tcBorders>
-              <w:top w:val="single" w:sz="8" w:space="0" w:color="000000"/>
-              <w:left w:val="single" w:sz="8" w:space="0" w:color="000000"/>
-              <w:bottom w:val="single" w:sz="8" w:space="0" w:color="000000"/>
-              <w:right w:val="single" w:sz="8" w:space="0" w:color="000000"/>
-            </w:tcBorders>
-            <w:tcMar>
-              <w:top w:w="100" w:type="dxa"/>
-              <w:left w:w="100" w:type="dxa"/>
-              <w:bottom w:w="100" w:type="dxa"/>
-              <w:right w:w="100" w:type="dxa"/>
-            </w:tcMar>
-            <w:hideMark/>
-          </w:tcPr>
-          <w:p>
-            <w:r>
-              <w:rPr>
-                <w:b/>
-                <w:bCs/>
-              </w:rPr>
-              <w:t>95% CI Lower</w:t>
-            </w:r>
-          </w:p>
-        </w:tc>
-        <w:tc>
-          <w:tcPr>
-            <w:tcW w:w="0" w:type="auto"/>
-            <w:tcBorders>
-              <w:top w:val="single" w:sz="8" w:space="0" w:color="000000"/>
-              <w:left w:val="single" w:sz="8" w:space="0" w:color="000000"/>
-              <w:bottom w:val="single" w:sz="8" w:space="0" w:color="000000"/>
-              <w:right w:val="single" w:sz="8" w:space="0" w:color="000000"/>
-            </w:tcBorders>
-            <w:tcMar>
-              <w:top w:w="100" w:type="dxa"/>
-              <w:left w:w="100" w:type="dxa"/>
-              <w:bottom w:w="100" w:type="dxa"/>
-              <w:right w:w="100" w:type="dxa"/>
-            </w:tcMar>
-            <w:hideMark/>
-          </w:tcPr>
-          <w:p>
-            <w:r>
-              <w:rPr>
-                <w:b/>
-                <w:bCs/>
-              </w:rPr>
-              <w:t>95% CI Upper</w:t>
-            </w:r>
-          </w:p>
-        </w:tc>
-      </w:tr>
-      <w:tr>
-        <w:tc>
-          <w:tcPr>
-            <w:tcW w:w="0" w:type="auto"/>
-            <w:tcBorders>
-              <w:top w:val="single" w:sz="8" w:space="0" w:color="000000"/>
-              <w:left w:val="single" w:sz="8" w:space="0" w:color="000000"/>
-              <w:bottom w:val="single" w:sz="8" w:space="0" w:color="000000"/>
-              <w:right w:val="single" w:sz="8" w:space="0" w:color="000000"/>
-            </w:tcBorders>
-            <w:tcMar>
-              <w:top w:w="100" w:type="dxa"/>
-              <w:left w:w="100" w:type="dxa"/>
-              <w:bottom w:w="100" w:type="dxa"/>
-              <w:right w:w="100" w:type="dxa"/>
-            </w:tcMar>
-            <w:hideMark/>
-          </w:tcPr>
-          <w:p>
-            <w:r>
-              <w:t>Unhunted</w:t>
-            </w:r>
-          </w:p>
-        </w:tc>
-        <w:tc>
-          <w:tcPr>
-            <w:tcW w:w="0" w:type="auto"/>
-            <w:tcBorders>
-              <w:top w:val="single" w:sz="8" w:space="0" w:color="000000"/>
-              <w:left w:val="single" w:sz="8" w:space="0" w:color="000000"/>
-              <w:bottom w:val="single" w:sz="8" w:space="0" w:color="000000"/>
-              <w:right w:val="single" w:sz="8" w:space="0" w:color="000000"/>
-            </w:tcBorders>
-            <w:tcMar>
-              <w:top w:w="100" w:type="dxa"/>
-              <w:left w:w="100" w:type="dxa"/>
-              <w:bottom w:w="100" w:type="dxa"/>
-              <w:right w:w="100" w:type="dxa"/>
-            </w:tcMar>
-            <w:hideMark/>
-          </w:tcPr>
-          <w:p>
-            <w:r>
-              <w:t>No Mammals</w:t>
-            </w:r>
-          </w:p>
-        </w:tc>
-        <w:tc>
-          <w:tcPr>
-            <w:tcW w:w="0" w:type="auto"/>
-            <w:tcBorders>
-              <w:top w:val="single" w:sz="8" w:space="0" w:color="000000"/>
-              <w:left w:val="single" w:sz="8" w:space="0" w:color="000000"/>
-              <w:bottom w:val="single" w:sz="8" w:space="0" w:color="000000"/>
-              <w:right w:val="single" w:sz="8" w:space="0" w:color="000000"/>
-            </w:tcBorders>
-            <w:tcMar>
-              <w:top w:w="100" w:type="dxa"/>
-              <w:left w:w="100" w:type="dxa"/>
-              <w:bottom w:w="100" w:type="dxa"/>
-              <w:right w:w="100" w:type="dxa"/>
-            </w:tcMar>
-            <w:hideMark/>
-          </w:tcPr>
-          <w:p>
-            <w:r>
-              <w:t>64.53</w:t>
-            </w:r>
-          </w:p>
-        </w:tc>
-        <w:tc>
-          <w:tcPr>
-            <w:tcW w:w="0" w:type="auto"/>
-            <w:tcBorders>
-              <w:top w:val="single" w:sz="8" w:space="0" w:color="000000"/>
-              <w:left w:val="single" w:sz="8" w:space="0" w:color="000000"/>
-              <w:bottom w:val="single" w:sz="8" w:space="0" w:color="000000"/>
-              <w:right w:val="single" w:sz="8" w:space="0" w:color="000000"/>
-            </w:tcBorders>
-            <w:tcMar>
-              <w:top w:w="100" w:type="dxa"/>
-              <w:left w:w="100" w:type="dxa"/>
-              <w:bottom w:w="100" w:type="dxa"/>
-              <w:right w:w="100" w:type="dxa"/>
-            </w:tcMar>
-            <w:hideMark/>
-          </w:tcPr>
-          <w:p>
-            <w:r>
-              <w:t>11.78</w:t>
-            </w:r>
-          </w:p>
-        </w:tc>
-        <w:tc>
-          <w:tcPr>
-            <w:tcW w:w="0" w:type="auto"/>
-            <w:tcBorders>
-              <w:top w:val="single" w:sz="8" w:space="0" w:color="000000"/>
-              <w:left w:val="single" w:sz="8" w:space="0" w:color="000000"/>
-              <w:bottom w:val="single" w:sz="8" w:space="0" w:color="000000"/>
-              <w:right w:val="single" w:sz="8" w:space="0" w:color="000000"/>
-            </w:tcBorders>
-            <w:tcMar>
-              <w:top w:w="100" w:type="dxa"/>
-              <w:left w:w="100" w:type="dxa"/>
-              <w:bottom w:w="100" w:type="dxa"/>
-              <w:right w:w="100" w:type="dxa"/>
-            </w:tcMar>
-            <w:hideMark/>
-          </w:tcPr>
-          <w:p>
-            <w:r>
-              <w:t>45.12</w:t>
-            </w:r>
-          </w:p>
-        </w:tc>
-        <w:tc>
-          <w:tcPr>
-            <w:tcW w:w="0" w:type="auto"/>
-            <w:tcBorders>
-              <w:top w:val="single" w:sz="8" w:space="0" w:color="000000"/>
-              <w:left w:val="single" w:sz="8" w:space="0" w:color="000000"/>
-              <w:bottom w:val="single" w:sz="8" w:space="0" w:color="000000"/>
-              <w:right w:val="single" w:sz="8" w:space="0" w:color="000000"/>
-            </w:tcBorders>
-            <w:tcMar>
-              <w:top w:w="100" w:type="dxa"/>
-              <w:left w:w="100" w:type="dxa"/>
-              <w:bottom w:w="100" w:type="dxa"/>
-              <w:right w:w="100" w:type="dxa"/>
-            </w:tcMar>
-            <w:hideMark/>
-          </w:tcPr>
-          <w:p>
-            <w:r>
-              <w:t>92.28</w:t>
-            </w:r>
-          </w:p>
-        </w:tc>
-      </w:tr>
-      <w:tr>
-        <w:tc>
-          <w:tcPr>
-            <w:tcW w:w="0" w:type="auto"/>
-            <w:tcBorders>
-              <w:top w:val="single" w:sz="8" w:space="0" w:color="000000"/>
-              <w:left w:val="single" w:sz="8" w:space="0" w:color="000000"/>
-              <w:bottom w:val="single" w:sz="8" w:space="0" w:color="000000"/>
-              <w:right w:val="single" w:sz="8" w:space="0" w:color="000000"/>
-            </w:tcBorders>
-            <w:tcMar>
-              <w:top w:w="100" w:type="dxa"/>
-              <w:left w:w="100" w:type="dxa"/>
-              <w:bottom w:w="100" w:type="dxa"/>
-              <w:right w:w="100" w:type="dxa"/>
-            </w:tcMar>
-            <w:hideMark/>
-          </w:tcPr>
-          <w:p>
-            <w:r>
-              <w:t>Hunted</w:t>
-            </w:r>
-          </w:p>
-        </w:tc>
-        <w:tc>
-          <w:tcPr>
-            <w:tcW w:w="0" w:type="auto"/>
-            <w:tcBorders>
-              <w:top w:val="single" w:sz="8" w:space="0" w:color="000000"/>
-              <w:left w:val="single" w:sz="8" w:space="0" w:color="000000"/>
-              <w:bottom w:val="single" w:sz="8" w:space="0" w:color="000000"/>
-              <w:right w:val="single" w:sz="8" w:space="0" w:color="000000"/>
-            </w:tcBorders>
-            <w:tcMar>
-              <w:top w:w="100" w:type="dxa"/>
-              <w:left w:w="100" w:type="dxa"/>
-              <w:bottom w:w="100" w:type="dxa"/>
-              <w:right w:w="100" w:type="dxa"/>
-            </w:tcMar>
-            <w:hideMark/>
-          </w:tcPr>
-          <w:p>
-            <w:r>
-              <w:t>No Mammals</w:t>
-            </w:r>
-          </w:p>
-        </w:tc>
-        <w:tc>
-          <w:tcPr>
-            <w:tcW w:w="0" w:type="auto"/>
-            <w:tcBorders>
-              <w:top w:val="single" w:sz="8" w:space="0" w:color="000000"/>
-              <w:left w:val="single" w:sz="8" w:space="0" w:color="000000"/>
-              <w:bottom w:val="single" w:sz="8" w:space="0" w:color="000000"/>
-              <w:right w:val="single" w:sz="8" w:space="0" w:color="000000"/>
-            </w:tcBorders>
-            <w:tcMar>
-              <w:top w:w="100" w:type="dxa"/>
-              <w:left w:w="100" w:type="dxa"/>
-              <w:bottom w:w="100" w:type="dxa"/>
-              <w:right w:w="100" w:type="dxa"/>
-            </w:tcMar>
-            <w:hideMark/>
-          </w:tcPr>
-          <w:p>
-            <w:r>
-              <w:t>54.61</w:t>
-            </w:r>
-          </w:p>
-        </w:tc>
-        <w:tc>
-          <w:tcPr>
-            <w:tcW w:w="0" w:type="auto"/>
-            <w:tcBorders>
-              <w:top w:val="single" w:sz="8" w:space="0" w:color="000000"/>
-              <w:left w:val="single" w:sz="8" w:space="0" w:color="000000"/>
-              <w:bottom w:val="single" w:sz="8" w:space="0" w:color="000000"/>
-              <w:right w:val="single" w:sz="8" w:space="0" w:color="000000"/>
-            </w:tcBorders>
-            <w:tcMar>
-              <w:top w:w="100" w:type="dxa"/>
-              <w:left w:w="100" w:type="dxa"/>
-              <w:bottom w:w="100" w:type="dxa"/>
-              <w:right w:w="100" w:type="dxa"/>
-            </w:tcMar>
-            <w:hideMark/>
-          </w:tcPr>
-          <w:p>
-            <w:r>
-              <w:t>10.54</w:t>
-            </w:r>
-          </w:p>
-        </w:tc>
-        <w:tc>
-          <w:tcPr>
-            <w:tcW w:w="0" w:type="auto"/>
-            <w:tcBorders>
-              <w:top w:val="single" w:sz="8" w:space="0" w:color="000000"/>
-              <w:left w:val="single" w:sz="8" w:space="0" w:color="000000"/>
-              <w:bottom w:val="single" w:sz="8" w:space="0" w:color="000000"/>
-              <w:right w:val="single" w:sz="8" w:space="0" w:color="000000"/>
-            </w:tcBorders>
-            <w:tcMar>
-              <w:top w:w="100" w:type="dxa"/>
-              <w:left w:w="100" w:type="dxa"/>
-              <w:bottom w:w="100" w:type="dxa"/>
-              <w:right w:w="100" w:type="dxa"/>
-            </w:tcMar>
-            <w:hideMark/>
-          </w:tcPr>
-          <w:p>
-            <w:r>
-              <w:t>37.40</w:t>
-            </w:r>
-          </w:p>
-        </w:tc>
-        <w:tc>
-          <w:tcPr>
-            <w:tcW w:w="0" w:type="auto"/>
-            <w:tcBorders>
-              <w:top w:val="single" w:sz="8" w:space="0" w:color="000000"/>
-              <w:left w:val="single" w:sz="8" w:space="0" w:color="000000"/>
-              <w:bottom w:val="single" w:sz="8" w:space="0" w:color="000000"/>
-              <w:right w:val="single" w:sz="8" w:space="0" w:color="000000"/>
-            </w:tcBorders>
-            <w:tcMar>
-              <w:top w:w="100" w:type="dxa"/>
-              <w:left w:w="100" w:type="dxa"/>
-              <w:bottom w:w="100" w:type="dxa"/>
-              <w:right w:w="100" w:type="dxa"/>
-            </w:tcMar>
-            <w:hideMark/>
-          </w:tcPr>
-          <w:p>
-            <w:r>
-              <w:t>79.73</w:t>
-            </w:r>
-          </w:p>
-        </w:tc>
-      </w:tr>
-      <w:tr>
-        <w:tc>
-          <w:tcPr>
-            <w:tcW w:w="0" w:type="auto"/>
-            <w:tcBorders>
-              <w:top w:val="single" w:sz="8" w:space="0" w:color="000000"/>
-              <w:left w:val="single" w:sz="8" w:space="0" w:color="000000"/>
-              <w:bottom w:val="single" w:sz="8" w:space="0" w:color="000000"/>
-              <w:right w:val="single" w:sz="8" w:space="0" w:color="000000"/>
-            </w:tcBorders>
-            <w:tcMar>
-              <w:top w:w="100" w:type="dxa"/>
-              <w:left w:w="100" w:type="dxa"/>
-              <w:bottom w:w="100" w:type="dxa"/>
-              <w:right w:w="100" w:type="dxa"/>
-            </w:tcMar>
-            <w:hideMark/>
-          </w:tcPr>
-          <w:p>
-            <w:r>
-              <w:t>Unhunted</w:t>
-            </w:r>
-          </w:p>
-        </w:tc>
-        <w:tc>
-          <w:tcPr>
-            <w:tcW w:w="0" w:type="auto"/>
-            <w:tcBorders>
-              <w:top w:val="single" w:sz="8" w:space="0" w:color="000000"/>
-              <w:left w:val="single" w:sz="8" w:space="0" w:color="000000"/>
-              <w:bottom w:val="single" w:sz="8" w:space="0" w:color="000000"/>
-              <w:right w:val="single" w:sz="8" w:space="0" w:color="000000"/>
-            </w:tcBorders>
-            <w:tcMar>
-              <w:top w:w="100" w:type="dxa"/>
-              <w:left w:w="100" w:type="dxa"/>
-              <w:bottom w:w="100" w:type="dxa"/>
-              <w:right w:w="100" w:type="dxa"/>
-            </w:tcMar>
-            <w:hideMark/>
-          </w:tcPr>
-          <w:p>
-            <w:r>
-              <w:t>Mixed</w:t>
-            </w:r>
-          </w:p>
-        </w:tc>
-        <w:tc>
-          <w:tcPr>
-            <w:tcW w:w="0" w:type="auto"/>
-            <w:tcBorders>
-              <w:top w:val="single" w:sz="8" w:space="0" w:color="000000"/>
-              <w:left w:val="single" w:sz="8" w:space="0" w:color="000000"/>
-              <w:bottom w:val="single" w:sz="8" w:space="0" w:color="000000"/>
-              <w:right w:val="single" w:sz="8" w:space="0" w:color="000000"/>
-            </w:tcBorders>
-            <w:tcMar>
-              <w:top w:w="100" w:type="dxa"/>
-              <w:left w:w="100" w:type="dxa"/>
-              <w:bottom w:w="100" w:type="dxa"/>
-              <w:right w:w="100" w:type="dxa"/>
-            </w:tcMar>
-            <w:hideMark/>
-          </w:tcPr>
-          <w:p>
-            <w:r>
-              <w:t>15.55</w:t>
-            </w:r>
-          </w:p>
-        </w:tc>
-        <w:tc>
-          <w:tcPr>
-            <w:tcW w:w="0" w:type="auto"/>
-            <w:tcBorders>
-              <w:top w:val="single" w:sz="8" w:space="0" w:color="000000"/>
-              <w:left w:val="single" w:sz="8" w:space="0" w:color="000000"/>
-              <w:bottom w:val="single" w:sz="8" w:space="0" w:color="000000"/>
-              <w:right w:val="single" w:sz="8" w:space="0" w:color="000000"/>
-            </w:tcBorders>
-            <w:tcMar>
-              <w:top w:w="100" w:type="dxa"/>
-              <w:left w:w="100" w:type="dxa"/>
-              <w:bottom w:w="100" w:type="dxa"/>
-              <w:right w:w="100" w:type="dxa"/>
-            </w:tcMar>
-            <w:hideMark/>
-          </w:tcPr>
-          <w:p>
-            <w:r>
-              <w:t>7.34</w:t>
-            </w:r>
-          </w:p>
-        </w:tc>
-        <w:tc>
-          <w:tcPr>
-            <w:tcW w:w="0" w:type="auto"/>
-            <w:tcBorders>
-              <w:top w:val="single" w:sz="8" w:space="0" w:color="000000"/>
-              <w:left w:val="single" w:sz="8" w:space="0" w:color="000000"/>
-              <w:bottom w:val="single" w:sz="8" w:space="0" w:color="000000"/>
-              <w:right w:val="single" w:sz="8" w:space="0" w:color="000000"/>
-            </w:tcBorders>
-            <w:tcMar>
-              <w:top w:w="100" w:type="dxa"/>
-              <w:left w:w="100" w:type="dxa"/>
-              <w:bottom w:w="100" w:type="dxa"/>
-              <w:right w:w="100" w:type="dxa"/>
-            </w:tcMar>
-            <w:hideMark/>
-          </w:tcPr>
-          <w:p>
-            <w:r>
-              <w:t>6.16</w:t>
-            </w:r>
-          </w:p>
-        </w:tc>
-        <w:tc>
-          <w:tcPr>
-            <w:tcW w:w="0" w:type="auto"/>
-            <w:tcBorders>
-              <w:top w:val="single" w:sz="8" w:space="0" w:color="000000"/>
-              <w:left w:val="single" w:sz="8" w:space="0" w:color="000000"/>
-              <w:bottom w:val="single" w:sz="8" w:space="0" w:color="000000"/>
-              <w:right w:val="single" w:sz="8" w:space="0" w:color="000000"/>
-            </w:tcBorders>
-            <w:tcMar>
-              <w:top w:w="100" w:type="dxa"/>
-              <w:left w:w="100" w:type="dxa"/>
-              <w:bottom w:w="100" w:type="dxa"/>
-              <w:right w:w="100" w:type="dxa"/>
-            </w:tcMar>
-            <w:hideMark/>
-          </w:tcPr>
-          <w:p>
-            <w:r>
-              <w:t>39.24</w:t>
-            </w:r>
-          </w:p>
-        </w:tc>
-      </w:tr>
-      <w:tr>
-        <w:tc>
-          <w:tcPr>
-            <w:tcW w:w="0" w:type="auto"/>
-            <w:tcBorders>
-              <w:top w:val="single" w:sz="8" w:space="0" w:color="000000"/>
-              <w:left w:val="single" w:sz="8" w:space="0" w:color="000000"/>
-              <w:bottom w:val="single" w:sz="8" w:space="0" w:color="000000"/>
-              <w:right w:val="single" w:sz="8" w:space="0" w:color="000000"/>
-            </w:tcBorders>
-            <w:tcMar>
-              <w:top w:w="100" w:type="dxa"/>
-              <w:left w:w="100" w:type="dxa"/>
-              <w:bottom w:w="100" w:type="dxa"/>
-              <w:right w:w="100" w:type="dxa"/>
-            </w:tcMar>
-            <w:hideMark/>
-          </w:tcPr>
-          <w:p>
-            <w:r>
-              <w:t>Hunted</w:t>
-            </w:r>
-          </w:p>
-        </w:tc>
-        <w:tc>
-          <w:tcPr>
-            <w:tcW w:w="0" w:type="auto"/>
-            <w:tcBorders>
-              <w:top w:val="single" w:sz="8" w:space="0" w:color="000000"/>
-              <w:left w:val="single" w:sz="8" w:space="0" w:color="000000"/>
-              <w:bottom w:val="single" w:sz="8" w:space="0" w:color="000000"/>
-              <w:right w:val="single" w:sz="8" w:space="0" w:color="000000"/>
-            </w:tcBorders>
-            <w:tcMar>
-              <w:top w:w="100" w:type="dxa"/>
-              <w:left w:w="100" w:type="dxa"/>
-              <w:bottom w:w="100" w:type="dxa"/>
-              <w:right w:w="100" w:type="dxa"/>
-            </w:tcMar>
-            <w:hideMark/>
-          </w:tcPr>
-          <w:p>
-            <w:r>
-              <w:t>Mixed</w:t>
-            </w:r>
-          </w:p>
-        </w:tc>
-        <w:tc>
-          <w:tcPr>
-            <w:tcW w:w="0" w:type="auto"/>
-            <w:tcBorders>
-              <w:top w:val="single" w:sz="8" w:space="0" w:color="000000"/>
-              <w:left w:val="single" w:sz="8" w:space="0" w:color="000000"/>
-              <w:bottom w:val="single" w:sz="8" w:space="0" w:color="000000"/>
-              <w:right w:val="single" w:sz="8" w:space="0" w:color="000000"/>
-            </w:tcBorders>
-            <w:tcMar>
-              <w:top w:w="100" w:type="dxa"/>
-              <w:left w:w="100" w:type="dxa"/>
-              <w:bottom w:w="100" w:type="dxa"/>
-              <w:right w:w="100" w:type="dxa"/>
-            </w:tcMar>
-            <w:hideMark/>
-          </w:tcPr>
-          <w:p>
-            <w:r>
-              <w:t>10.94</w:t>
-            </w:r>
-          </w:p>
-        </w:tc>
-        <w:tc>
-          <w:tcPr>
-            <w:tcW w:w="0" w:type="auto"/>
-            <w:tcBorders>
-              <w:top w:val="single" w:sz="8" w:space="0" w:color="000000"/>
-              <w:left w:val="single" w:sz="8" w:space="0" w:color="000000"/>
-              <w:bottom w:val="single" w:sz="8" w:space="0" w:color="000000"/>
-              <w:right w:val="single" w:sz="8" w:space="0" w:color="000000"/>
-            </w:tcBorders>
-            <w:tcMar>
-              <w:top w:w="100" w:type="dxa"/>
-              <w:left w:w="100" w:type="dxa"/>
-              <w:bottom w:w="100" w:type="dxa"/>
-              <w:right w:w="100" w:type="dxa"/>
-            </w:tcMar>
-            <w:hideMark/>
-          </w:tcPr>
-          <w:p>
-            <w:r>
-              <w:t>5.54</w:t>
-            </w:r>
-          </w:p>
-        </w:tc>
-        <w:tc>
-          <w:tcPr>
-            <w:tcW w:w="0" w:type="auto"/>
-            <w:tcBorders>
-              <w:top w:val="single" w:sz="8" w:space="0" w:color="000000"/>
-              <w:left w:val="single" w:sz="8" w:space="0" w:color="000000"/>
-              <w:bottom w:val="single" w:sz="8" w:space="0" w:color="000000"/>
-              <w:right w:val="single" w:sz="8" w:space="0" w:color="000000"/>
-            </w:tcBorders>
-            <w:tcMar>
-              <w:top w:w="100" w:type="dxa"/>
-              <w:left w:w="100" w:type="dxa"/>
-              <w:bottom w:w="100" w:type="dxa"/>
-              <w:right w:w="100" w:type="dxa"/>
-            </w:tcMar>
-            <w:hideMark/>
-          </w:tcPr>
-          <w:p>
-            <w:r>
-              <w:t>4.05</w:t>
-            </w:r>
-          </w:p>
-        </w:tc>
-        <w:tc>
-          <w:tcPr>
-            <w:tcW w:w="0" w:type="auto"/>
-            <w:tcBorders>
-              <w:top w:val="single" w:sz="8" w:space="0" w:color="000000"/>
-              <w:left w:val="single" w:sz="8" w:space="0" w:color="000000"/>
-              <w:bottom w:val="single" w:sz="8" w:space="0" w:color="000000"/>
-              <w:right w:val="single" w:sz="8" w:space="0" w:color="000000"/>
-            </w:tcBorders>
-            <w:tcMar>
-              <w:top w:w="100" w:type="dxa"/>
-              <w:left w:w="100" w:type="dxa"/>
-              <w:bottom w:w="100" w:type="dxa"/>
-              <w:right w:w="100" w:type="dxa"/>
-            </w:tcMar>
-            <w:hideMark/>
-          </w:tcPr>
-          <w:p>
-            <w:r>
-              <w:t>29.51</w:t>
-            </w:r>
-          </w:p>
-        </w:tc>
-      </w:tr>
-      <w:tr>
-        <w:tc>
-          <w:tcPr>
-            <w:tcW w:w="0" w:type="auto"/>
-            <w:tcBorders>
-              <w:top w:val="single" w:sz="8" w:space="0" w:color="000000"/>
-              <w:left w:val="single" w:sz="8" w:space="0" w:color="000000"/>
-              <w:bottom w:val="single" w:sz="8" w:space="0" w:color="000000"/>
-              <w:right w:val="single" w:sz="8" w:space="0" w:color="000000"/>
-            </w:tcBorders>
-            <w:tcMar>
-              <w:top w:w="100" w:type="dxa"/>
-              <w:left w:w="100" w:type="dxa"/>
-              <w:bottom w:w="100" w:type="dxa"/>
-              <w:right w:w="100" w:type="dxa"/>
-            </w:tcMar>
-            <w:hideMark/>
-          </w:tcPr>
-          <w:p>
-            <w:r>
-              <w:lastRenderedPageBreak/>
-              <w:t>Unhunted</w:t>
-            </w:r>
-          </w:p>
-        </w:tc>
-        <w:tc>
-          <w:tcPr>
-            <w:tcW w:w="0" w:type="auto"/>
-            <w:tcBorders>
-              <w:top w:val="single" w:sz="8" w:space="0" w:color="000000"/>
-              <w:left w:val="single" w:sz="8" w:space="0" w:color="000000"/>
-              <w:bottom w:val="single" w:sz="8" w:space="0" w:color="000000"/>
-              <w:right w:val="single" w:sz="8" w:space="0" w:color="000000"/>
-            </w:tcBorders>
-            <w:tcMar>
-              <w:top w:w="100" w:type="dxa"/>
-              <w:left w:w="100" w:type="dxa"/>
-              <w:bottom w:w="100" w:type="dxa"/>
-              <w:right w:w="100" w:type="dxa"/>
-            </w:tcMar>
-            <w:hideMark/>
-          </w:tcPr>
-          <w:p>
-            <w:r>
-              <w:t>Mostly Mammals</w:t>
-            </w:r>
-          </w:p>
-        </w:tc>
-        <w:tc>
-          <w:tcPr>
-            <w:tcW w:w="0" w:type="auto"/>
-            <w:tcBorders>
-              <w:top w:val="single" w:sz="8" w:space="0" w:color="000000"/>
-              <w:left w:val="single" w:sz="8" w:space="0" w:color="000000"/>
-              <w:bottom w:val="single" w:sz="8" w:space="0" w:color="000000"/>
-              <w:right w:val="single" w:sz="8" w:space="0" w:color="000000"/>
-            </w:tcBorders>
-            <w:tcMar>
-              <w:top w:w="100" w:type="dxa"/>
-              <w:left w:w="100" w:type="dxa"/>
-              <w:bottom w:w="100" w:type="dxa"/>
-              <w:right w:w="100" w:type="dxa"/>
-            </w:tcMar>
-            <w:hideMark/>
-          </w:tcPr>
-          <w:p>
-            <w:r>
-              <w:t>8.08</w:t>
-            </w:r>
-          </w:p>
-        </w:tc>
-        <w:tc>
-          <w:tcPr>
-            <w:tcW w:w="0" w:type="auto"/>
-            <w:tcBorders>
-              <w:top w:val="single" w:sz="8" w:space="0" w:color="000000"/>
-              <w:left w:val="single" w:sz="8" w:space="0" w:color="000000"/>
-              <w:bottom w:val="single" w:sz="8" w:space="0" w:color="000000"/>
-              <w:right w:val="single" w:sz="8" w:space="0" w:color="000000"/>
-            </w:tcBorders>
-            <w:tcMar>
-              <w:top w:w="100" w:type="dxa"/>
-              <w:left w:w="100" w:type="dxa"/>
-              <w:bottom w:w="100" w:type="dxa"/>
-              <w:right w:w="100" w:type="dxa"/>
-            </w:tcMar>
-            <w:hideMark/>
-          </w:tcPr>
-          <w:p>
-            <w:r>
-              <w:t>5.04</w:t>
-            </w:r>
-          </w:p>
-        </w:tc>
-        <w:tc>
-          <w:tcPr>
-            <w:tcW w:w="0" w:type="auto"/>
-            <w:tcBorders>
-              <w:top w:val="single" w:sz="8" w:space="0" w:color="000000"/>
-              <w:left w:val="single" w:sz="8" w:space="0" w:color="000000"/>
-              <w:bottom w:val="single" w:sz="8" w:space="0" w:color="000000"/>
-              <w:right w:val="single" w:sz="8" w:space="0" w:color="000000"/>
-            </w:tcBorders>
-            <w:tcMar>
-              <w:top w:w="100" w:type="dxa"/>
-              <w:left w:w="100" w:type="dxa"/>
-              <w:bottom w:w="100" w:type="dxa"/>
-              <w:right w:w="100" w:type="dxa"/>
-            </w:tcMar>
-            <w:hideMark/>
-          </w:tcPr>
-          <w:p>
-            <w:r>
-              <w:t>2.38</w:t>
-            </w:r>
-          </w:p>
-        </w:tc>
-        <w:tc>
-          <w:tcPr>
-            <w:tcW w:w="0" w:type="auto"/>
-            <w:tcBorders>
-              <w:top w:val="single" w:sz="8" w:space="0" w:color="000000"/>
-              <w:left w:val="single" w:sz="8" w:space="0" w:color="000000"/>
-              <w:bottom w:val="single" w:sz="8" w:space="0" w:color="000000"/>
-              <w:right w:val="single" w:sz="8" w:space="0" w:color="000000"/>
-            </w:tcBorders>
-            <w:tcMar>
-              <w:top w:w="100" w:type="dxa"/>
-              <w:left w:w="100" w:type="dxa"/>
-              <w:bottom w:w="100" w:type="dxa"/>
-              <w:right w:w="100" w:type="dxa"/>
-            </w:tcMar>
-            <w:hideMark/>
-          </w:tcPr>
-          <w:p>
-            <w:r>
-              <w:t>27.43</w:t>
-            </w:r>
-          </w:p>
-        </w:tc>
-      </w:tr>
-      <w:tr>
-        <w:tc>
-          <w:tcPr>
-            <w:tcW w:w="0" w:type="auto"/>
-            <w:tcBorders>
-              <w:top w:val="single" w:sz="8" w:space="0" w:color="000000"/>
-              <w:left w:val="single" w:sz="8" w:space="0" w:color="000000"/>
-              <w:bottom w:val="single" w:sz="8" w:space="0" w:color="000000"/>
-              <w:right w:val="single" w:sz="8" w:space="0" w:color="000000"/>
-            </w:tcBorders>
-            <w:tcMar>
-              <w:top w:w="100" w:type="dxa"/>
-              <w:left w:w="100" w:type="dxa"/>
-              <w:bottom w:w="100" w:type="dxa"/>
-              <w:right w:w="100" w:type="dxa"/>
-            </w:tcMar>
-            <w:hideMark/>
-          </w:tcPr>
-          <w:p>
-            <w:r>
-              <w:t>Hunted</w:t>
-            </w:r>
-          </w:p>
-        </w:tc>
-        <w:tc>
-          <w:tcPr>
-            <w:tcW w:w="0" w:type="auto"/>
-            <w:tcBorders>
-              <w:top w:val="single" w:sz="8" w:space="0" w:color="000000"/>
-              <w:left w:val="single" w:sz="8" w:space="0" w:color="000000"/>
-              <w:bottom w:val="single" w:sz="8" w:space="0" w:color="000000"/>
-              <w:right w:val="single" w:sz="8" w:space="0" w:color="000000"/>
-            </w:tcBorders>
-            <w:tcMar>
-              <w:top w:w="100" w:type="dxa"/>
-              <w:left w:w="100" w:type="dxa"/>
-              <w:bottom w:w="100" w:type="dxa"/>
-              <w:right w:w="100" w:type="dxa"/>
-            </w:tcMar>
-            <w:hideMark/>
-          </w:tcPr>
-          <w:p>
-            <w:r>
-              <w:t>Mostly Mammals</w:t>
-            </w:r>
-          </w:p>
-        </w:tc>
-        <w:tc>
-          <w:tcPr>
-            <w:tcW w:w="0" w:type="auto"/>
-            <w:tcBorders>
-              <w:top w:val="single" w:sz="8" w:space="0" w:color="000000"/>
-              <w:left w:val="single" w:sz="8" w:space="0" w:color="000000"/>
-              <w:bottom w:val="single" w:sz="8" w:space="0" w:color="000000"/>
-              <w:right w:val="single" w:sz="8" w:space="0" w:color="000000"/>
-            </w:tcBorders>
-            <w:tcMar>
-              <w:top w:w="100" w:type="dxa"/>
-              <w:left w:w="100" w:type="dxa"/>
-              <w:bottom w:w="100" w:type="dxa"/>
-              <w:right w:w="100" w:type="dxa"/>
-            </w:tcMar>
-            <w:hideMark/>
-          </w:tcPr>
-          <w:p>
-            <w:r>
-              <w:t>18.81</w:t>
-            </w:r>
-          </w:p>
-        </w:tc>
-        <w:tc>
-          <w:tcPr>
-            <w:tcW w:w="0" w:type="auto"/>
-            <w:tcBorders>
-              <w:top w:val="single" w:sz="8" w:space="0" w:color="000000"/>
-              <w:left w:val="single" w:sz="8" w:space="0" w:color="000000"/>
-              <w:bottom w:val="single" w:sz="8" w:space="0" w:color="000000"/>
-              <w:right w:val="single" w:sz="8" w:space="0" w:color="000000"/>
-            </w:tcBorders>
-            <w:tcMar>
-              <w:top w:w="100" w:type="dxa"/>
-              <w:left w:w="100" w:type="dxa"/>
-              <w:bottom w:w="100" w:type="dxa"/>
-              <w:right w:w="100" w:type="dxa"/>
-            </w:tcMar>
-            <w:hideMark/>
-          </w:tcPr>
-          <w:p>
-            <w:r>
-              <w:t>7.67</w:t>
-            </w:r>
-          </w:p>
-        </w:tc>
-        <w:tc>
-          <w:tcPr>
-            <w:tcW w:w="0" w:type="auto"/>
-            <w:tcBorders>
-              <w:top w:val="single" w:sz="8" w:space="0" w:color="000000"/>
-              <w:left w:val="single" w:sz="8" w:space="0" w:color="000000"/>
-              <w:bottom w:val="single" w:sz="8" w:space="0" w:color="000000"/>
-              <w:right w:val="single" w:sz="8" w:space="0" w:color="000000"/>
-            </w:tcBorders>
-            <w:tcMar>
-              <w:top w:w="100" w:type="dxa"/>
-              <w:left w:w="100" w:type="dxa"/>
-              <w:bottom w:w="100" w:type="dxa"/>
-              <w:right w:w="100" w:type="dxa"/>
-            </w:tcMar>
-            <w:hideMark/>
-          </w:tcPr>
-          <w:p>
-            <w:r>
-              <w:t>8.46</w:t>
-            </w:r>
-          </w:p>
-        </w:tc>
-        <w:tc>
-          <w:tcPr>
-            <w:tcW w:w="0" w:type="auto"/>
-            <w:tcBorders>
-              <w:top w:val="single" w:sz="8" w:space="0" w:color="000000"/>
-              <w:left w:val="single" w:sz="8" w:space="0" w:color="000000"/>
-              <w:bottom w:val="single" w:sz="8" w:space="0" w:color="000000"/>
-              <w:right w:val="single" w:sz="8" w:space="0" w:color="000000"/>
-            </w:tcBorders>
-            <w:tcMar>
-              <w:top w:w="100" w:type="dxa"/>
-              <w:left w:w="100" w:type="dxa"/>
-              <w:bottom w:w="100" w:type="dxa"/>
-              <w:right w:w="100" w:type="dxa"/>
-            </w:tcMar>
-            <w:hideMark/>
-          </w:tcPr>
-          <w:p>
-            <w:r>
-              <w:t>41.84</w:t>
-            </w:r>
-          </w:p>
-        </w:tc>
-      </w:tr>
-    </w:tbl>
-    <w:p/>
-    <w:p>
-      <w:r>
-        <w:rPr>
-          <w:b/>
-          <w:bCs/>
-        </w:rPr>
-        <w:t>Table 54</w:t>
-      </w:r>
-      <w:r>
-        <w:t>: Model selection table for density estimates of two major families: Colubridae and Boidae. Models are ranked by AIC score. Covariates of detection are given on the lefthand side of model equations followed by covariates of density.</w:t>
-      </w:r>
-    </w:p>
-    <w:tbl>
-      <w:tblPr>
-        <w:tblW w:w="0" w:type="auto"/>
-        <w:tblCellMar>
-          <w:top w:w="15" w:type="dxa"/>
-          <w:left w:w="15" w:type="dxa"/>
-          <w:bottom w:w="15" w:type="dxa"/>
-          <w:right w:w="15" w:type="dxa"/>
-        </w:tblCellMar>
-        <w:tblLook w:val="04A0" w:firstRow="1" w:lastRow="0" w:firstColumn="1" w:lastColumn="0" w:noHBand="0" w:noVBand="1"/>
-      </w:tblPr>
-      <w:tblGrid>
-        <w:gridCol w:w="3203"/>
-        <w:gridCol w:w="230"/>
-        <w:gridCol w:w="790"/>
-        <w:gridCol w:w="1240"/>
-        <w:gridCol w:w="907"/>
-        <w:gridCol w:w="914"/>
-        <w:gridCol w:w="872"/>
-      </w:tblGrid>
-      <w:tr>
-        <w:trPr>
-          <w:trHeight w:val="315"/>
-        </w:trPr>
-        <w:tc>
-          <w:tcPr>
-            <w:tcW w:w="0" w:type="auto"/>
-            <w:tcBorders>
-              <w:top w:val="single" w:sz="8" w:space="0" w:color="CCCCCC"/>
-              <w:left w:val="single" w:sz="8" w:space="0" w:color="CCCCCC"/>
-              <w:bottom w:val="single" w:sz="8" w:space="0" w:color="CCCCCC"/>
-              <w:right w:val="single" w:sz="8" w:space="0" w:color="CCCCCC"/>
-            </w:tcBorders>
-            <w:tcMar>
-              <w:top w:w="40" w:type="dxa"/>
-              <w:left w:w="40" w:type="dxa"/>
-              <w:bottom w:w="40" w:type="dxa"/>
-              <w:right w:w="40" w:type="dxa"/>
-            </w:tcMar>
-            <w:vAlign w:val="bottom"/>
-            <w:hideMark/>
-          </w:tcPr>
-          <w:p>
-            <w:r>
-              <w:rPr>
-                <w:b/>
-                <w:bCs/>
-              </w:rPr>
-              <w:t>Model</w:t>
-            </w:r>
-          </w:p>
-        </w:tc>
-        <w:tc>
-          <w:tcPr>
-            <w:tcW w:w="0" w:type="auto"/>
-            <w:tcBorders>
-              <w:top w:val="single" w:sz="8" w:space="0" w:color="CCCCCC"/>
-              <w:left w:val="single" w:sz="8" w:space="0" w:color="CCCCCC"/>
-              <w:bottom w:val="single" w:sz="8" w:space="0" w:color="CCCCCC"/>
-              <w:right w:val="single" w:sz="8" w:space="0" w:color="CCCCCC"/>
-            </w:tcBorders>
-            <w:tcMar>
-              <w:top w:w="40" w:type="dxa"/>
-              <w:left w:w="40" w:type="dxa"/>
-              <w:bottom w:w="40" w:type="dxa"/>
-              <w:right w:w="40" w:type="dxa"/>
-            </w:tcMar>
-            <w:vAlign w:val="bottom"/>
-            <w:hideMark/>
-          </w:tcPr>
-          <w:p>
-            <w:r>
-              <w:rPr>
-                <w:b/>
-                <w:bCs/>
-              </w:rPr>
-              <w:t>K</w:t>
-            </w:r>
-          </w:p>
-        </w:tc>
-        <w:tc>
-          <w:tcPr>
-            <w:tcW w:w="0" w:type="auto"/>
-            <w:tcBorders>
-              <w:top w:val="single" w:sz="8" w:space="0" w:color="CCCCCC"/>
-              <w:left w:val="single" w:sz="8" w:space="0" w:color="CCCCCC"/>
-              <w:bottom w:val="single" w:sz="8" w:space="0" w:color="CCCCCC"/>
-              <w:right w:val="single" w:sz="8" w:space="0" w:color="CCCCCC"/>
-            </w:tcBorders>
-            <w:tcMar>
-              <w:top w:w="40" w:type="dxa"/>
-              <w:left w:w="40" w:type="dxa"/>
-              <w:bottom w:w="40" w:type="dxa"/>
-              <w:right w:w="40" w:type="dxa"/>
-            </w:tcMar>
-            <w:vAlign w:val="bottom"/>
-            <w:hideMark/>
-          </w:tcPr>
-          <w:p>
-            <w:r>
-              <w:rPr>
-                <w:b/>
-                <w:bCs/>
-              </w:rPr>
-              <w:t>AICc</w:t>
-            </w:r>
-          </w:p>
-        </w:tc>
-        <w:tc>
-          <w:tcPr>
-            <w:tcW w:w="0" w:type="auto"/>
-            <w:tcBorders>
-              <w:top w:val="single" w:sz="8" w:space="0" w:color="CCCCCC"/>
-              <w:left w:val="single" w:sz="8" w:space="0" w:color="CCCCCC"/>
-              <w:bottom w:val="single" w:sz="8" w:space="0" w:color="CCCCCC"/>
-              <w:right w:val="single" w:sz="8" w:space="0" w:color="CCCCCC"/>
-            </w:tcBorders>
-            <w:tcMar>
-              <w:top w:w="40" w:type="dxa"/>
-              <w:left w:w="40" w:type="dxa"/>
-              <w:bottom w:w="40" w:type="dxa"/>
-              <w:right w:w="40" w:type="dxa"/>
-            </w:tcMar>
-            <w:vAlign w:val="bottom"/>
-            <w:hideMark/>
-          </w:tcPr>
-          <w:p>
-            <w:r>
-              <w:rPr>
-                <w:b/>
-                <w:bCs/>
-              </w:rPr>
-              <w:t>Delta AICc</w:t>
-            </w:r>
-          </w:p>
-        </w:tc>
-        <w:tc>
-          <w:tcPr>
-            <w:tcW w:w="0" w:type="auto"/>
-            <w:tcBorders>
-              <w:top w:val="single" w:sz="8" w:space="0" w:color="CCCCCC"/>
-              <w:left w:val="single" w:sz="8" w:space="0" w:color="CCCCCC"/>
-              <w:bottom w:val="single" w:sz="8" w:space="0" w:color="CCCCCC"/>
-              <w:right w:val="single" w:sz="8" w:space="0" w:color="CCCCCC"/>
-            </w:tcBorders>
-            <w:tcMar>
-              <w:top w:w="40" w:type="dxa"/>
-              <w:left w:w="40" w:type="dxa"/>
-              <w:bottom w:w="40" w:type="dxa"/>
-              <w:right w:w="40" w:type="dxa"/>
-            </w:tcMar>
-            <w:vAlign w:val="bottom"/>
-            <w:hideMark/>
-          </w:tcPr>
-          <w:p>
-            <w:r>
-              <w:rPr>
-                <w:b/>
-                <w:bCs/>
-              </w:rPr>
-              <w:t>AICcWt</w:t>
-            </w:r>
-          </w:p>
-        </w:tc>
-        <w:tc>
-          <w:tcPr>
-            <w:tcW w:w="0" w:type="auto"/>
-            <w:tcBorders>
-              <w:top w:val="single" w:sz="8" w:space="0" w:color="CCCCCC"/>
-              <w:left w:val="single" w:sz="8" w:space="0" w:color="CCCCCC"/>
-              <w:bottom w:val="single" w:sz="8" w:space="0" w:color="CCCCCC"/>
-              <w:right w:val="single" w:sz="8" w:space="0" w:color="CCCCCC"/>
-            </w:tcBorders>
-            <w:tcMar>
-              <w:top w:w="40" w:type="dxa"/>
-              <w:left w:w="40" w:type="dxa"/>
-              <w:bottom w:w="40" w:type="dxa"/>
-              <w:right w:w="40" w:type="dxa"/>
-            </w:tcMar>
-            <w:vAlign w:val="bottom"/>
-            <w:hideMark/>
-          </w:tcPr>
-          <w:p>
-            <w:r>
-              <w:rPr>
-                <w:b/>
-                <w:bCs/>
-              </w:rPr>
-              <w:t>CumWt</w:t>
-            </w:r>
-          </w:p>
-        </w:tc>
-        <w:tc>
-          <w:tcPr>
-            <w:tcW w:w="0" w:type="auto"/>
-            <w:tcBorders>
-              <w:top w:val="single" w:sz="8" w:space="0" w:color="CCCCCC"/>
-              <w:left w:val="single" w:sz="8" w:space="0" w:color="CCCCCC"/>
-              <w:bottom w:val="single" w:sz="8" w:space="0" w:color="CCCCCC"/>
-              <w:right w:val="single" w:sz="8" w:space="0" w:color="CCCCCC"/>
-            </w:tcBorders>
-            <w:tcMar>
-              <w:top w:w="40" w:type="dxa"/>
-              <w:left w:w="40" w:type="dxa"/>
-              <w:bottom w:w="40" w:type="dxa"/>
-              <w:right w:w="40" w:type="dxa"/>
-            </w:tcMar>
-            <w:vAlign w:val="bottom"/>
-            <w:hideMark/>
-          </w:tcPr>
-          <w:p>
-            <w:r>
-              <w:rPr>
-                <w:b/>
-                <w:bCs/>
-              </w:rPr>
-              <w:t>LL</w:t>
-            </w:r>
-          </w:p>
-        </w:tc>
-      </w:tr>
-      <w:tr>
-        <w:trPr>
-          <w:trHeight w:val="315"/>
-        </w:trPr>
-        <w:tc>
-          <w:tcPr>
-            <w:tcW w:w="0" w:type="auto"/>
-            <w:tcBorders>
-              <w:top w:val="single" w:sz="8" w:space="0" w:color="CCCCCC"/>
-              <w:left w:val="single" w:sz="8" w:space="0" w:color="CCCCCC"/>
-              <w:bottom w:val="single" w:sz="8" w:space="0" w:color="CCCCCC"/>
-              <w:right w:val="single" w:sz="8" w:space="0" w:color="CCCCCC"/>
-            </w:tcBorders>
-            <w:tcMar>
-              <w:top w:w="40" w:type="dxa"/>
-              <w:left w:w="40" w:type="dxa"/>
-              <w:bottom w:w="40" w:type="dxa"/>
-              <w:right w:w="40" w:type="dxa"/>
-            </w:tcMar>
-            <w:vAlign w:val="bottom"/>
-            <w:hideMark/>
-          </w:tcPr>
-          <w:p>
-            <w:r>
-              <w:t>~ 1 ~ Station + Station * Family</w:t>
-            </w:r>
-          </w:p>
-        </w:tc>
-        <w:tc>
-          <w:tcPr>
-            <w:tcW w:w="0" w:type="auto"/>
-            <w:tcBorders>
-              <w:top w:val="single" w:sz="8" w:space="0" w:color="CCCCCC"/>
-              <w:left w:val="single" w:sz="8" w:space="0" w:color="CCCCCC"/>
-              <w:bottom w:val="single" w:sz="8" w:space="0" w:color="CCCCCC"/>
-              <w:right w:val="single" w:sz="8" w:space="0" w:color="CCCCCC"/>
-            </w:tcBorders>
-            <w:tcMar>
-              <w:top w:w="40" w:type="dxa"/>
-              <w:left w:w="40" w:type="dxa"/>
-              <w:bottom w:w="40" w:type="dxa"/>
-              <w:right w:w="40" w:type="dxa"/>
-            </w:tcMar>
-            <w:vAlign w:val="bottom"/>
-            <w:hideMark/>
-          </w:tcPr>
-          <w:p>
-            <w:r>
-              <w:t>5</w:t>
-            </w:r>
-          </w:p>
-        </w:tc>
-        <w:tc>
-          <w:tcPr>
-            <w:tcW w:w="0" w:type="auto"/>
-            <w:tcBorders>
-              <w:top w:val="single" w:sz="8" w:space="0" w:color="CCCCCC"/>
-              <w:left w:val="single" w:sz="8" w:space="0" w:color="CCCCCC"/>
-              <w:bottom w:val="single" w:sz="8" w:space="0" w:color="CCCCCC"/>
-              <w:right w:val="single" w:sz="8" w:space="0" w:color="CCCCCC"/>
-            </w:tcBorders>
-            <w:tcMar>
-              <w:top w:w="40" w:type="dxa"/>
-              <w:left w:w="40" w:type="dxa"/>
-              <w:bottom w:w="40" w:type="dxa"/>
-              <w:right w:w="40" w:type="dxa"/>
-            </w:tcMar>
-            <w:vAlign w:val="bottom"/>
-            <w:hideMark/>
-          </w:tcPr>
-          <w:p>
-            <w:r>
-              <w:t>492.87</w:t>
-            </w:r>
-          </w:p>
-        </w:tc>
-        <w:tc>
-          <w:tcPr>
-            <w:tcW w:w="0" w:type="auto"/>
-            <w:tcBorders>
-              <w:top w:val="single" w:sz="8" w:space="0" w:color="CCCCCC"/>
-              <w:left w:val="single" w:sz="8" w:space="0" w:color="CCCCCC"/>
-              <w:bottom w:val="single" w:sz="8" w:space="0" w:color="CCCCCC"/>
-              <w:right w:val="single" w:sz="8" w:space="0" w:color="CCCCCC"/>
-            </w:tcBorders>
-            <w:tcMar>
-              <w:top w:w="40" w:type="dxa"/>
-              <w:left w:w="40" w:type="dxa"/>
-              <w:bottom w:w="40" w:type="dxa"/>
-              <w:right w:w="40" w:type="dxa"/>
-            </w:tcMar>
-            <w:vAlign w:val="bottom"/>
-            <w:hideMark/>
-          </w:tcPr>
-          <w:p>
-            <w:r>
-              <w:t>0</w:t>
-            </w:r>
-          </w:p>
-        </w:tc>
-        <w:tc>
-          <w:tcPr>
-            <w:tcW w:w="0" w:type="auto"/>
-            <w:tcBorders>
-              <w:top w:val="single" w:sz="8" w:space="0" w:color="CCCCCC"/>
-              <w:left w:val="single" w:sz="8" w:space="0" w:color="CCCCCC"/>
-              <w:bottom w:val="single" w:sz="8" w:space="0" w:color="CCCCCC"/>
-              <w:right w:val="single" w:sz="8" w:space="0" w:color="CCCCCC"/>
-            </w:tcBorders>
-            <w:tcMar>
-              <w:top w:w="40" w:type="dxa"/>
-              <w:left w:w="40" w:type="dxa"/>
-              <w:bottom w:w="40" w:type="dxa"/>
-              <w:right w:w="40" w:type="dxa"/>
-            </w:tcMar>
-            <w:vAlign w:val="bottom"/>
-            <w:hideMark/>
-          </w:tcPr>
-          <w:p>
-            <w:r>
-              <w:t>1</w:t>
-            </w:r>
-          </w:p>
-        </w:tc>
-        <w:tc>
-          <w:tcPr>
-            <w:tcW w:w="0" w:type="auto"/>
-            <w:tcBorders>
-              <w:top w:val="single" w:sz="8" w:space="0" w:color="CCCCCC"/>
-              <w:left w:val="single" w:sz="8" w:space="0" w:color="CCCCCC"/>
-              <w:bottom w:val="single" w:sz="8" w:space="0" w:color="CCCCCC"/>
-              <w:right w:val="single" w:sz="8" w:space="0" w:color="CCCCCC"/>
-            </w:tcBorders>
-            <w:tcMar>
-              <w:top w:w="40" w:type="dxa"/>
-              <w:left w:w="40" w:type="dxa"/>
-              <w:bottom w:w="40" w:type="dxa"/>
-              <w:right w:w="40" w:type="dxa"/>
-            </w:tcMar>
-            <w:vAlign w:val="bottom"/>
-            <w:hideMark/>
-          </w:tcPr>
-          <w:p>
-            <w:r>
-              <w:t>1</w:t>
-            </w:r>
-          </w:p>
-        </w:tc>
-        <w:tc>
-          <w:tcPr>
-            <w:tcW w:w="0" w:type="auto"/>
-            <w:tcBorders>
-              <w:top w:val="single" w:sz="8" w:space="0" w:color="CCCCCC"/>
-              <w:left w:val="single" w:sz="8" w:space="0" w:color="CCCCCC"/>
-              <w:bottom w:val="single" w:sz="8" w:space="0" w:color="CCCCCC"/>
-              <w:right w:val="single" w:sz="8" w:space="0" w:color="CCCCCC"/>
-            </w:tcBorders>
-            <w:tcMar>
-              <w:top w:w="40" w:type="dxa"/>
-              <w:left w:w="40" w:type="dxa"/>
-              <w:bottom w:w="40" w:type="dxa"/>
-              <w:right w:w="40" w:type="dxa"/>
-            </w:tcMar>
-            <w:vAlign w:val="bottom"/>
-            <w:hideMark/>
-          </w:tcPr>
-          <w:p>
-            <w:r>
-              <w:t>-241.21</w:t>
-            </w:r>
-          </w:p>
-        </w:tc>
-      </w:tr>
-      <w:tr>
-        <w:trPr>
-          <w:trHeight w:val="315"/>
-        </w:trPr>
-        <w:tc>
-          <w:tcPr>
-            <w:tcW w:w="0" w:type="auto"/>
-            <w:tcBorders>
-              <w:top w:val="single" w:sz="8" w:space="0" w:color="CCCCCC"/>
-              <w:left w:val="single" w:sz="8" w:space="0" w:color="CCCCCC"/>
-              <w:bottom w:val="single" w:sz="8" w:space="0" w:color="CCCCCC"/>
-              <w:right w:val="single" w:sz="8" w:space="0" w:color="CCCCCC"/>
-            </w:tcBorders>
-            <w:tcMar>
-              <w:top w:w="40" w:type="dxa"/>
-              <w:left w:w="40" w:type="dxa"/>
-              <w:bottom w:w="40" w:type="dxa"/>
-              <w:right w:w="40" w:type="dxa"/>
-            </w:tcMar>
-            <w:vAlign w:val="bottom"/>
-            <w:hideMark/>
-          </w:tcPr>
-          <w:p>
-            <w:r>
-              <w:t>~ Family ~ 1</w:t>
-            </w:r>
-          </w:p>
-        </w:tc>
-        <w:tc>
-          <w:tcPr>
-            <w:tcW w:w="0" w:type="auto"/>
-            <w:tcBorders>
-              <w:top w:val="single" w:sz="8" w:space="0" w:color="CCCCCC"/>
-              <w:left w:val="single" w:sz="8" w:space="0" w:color="CCCCCC"/>
-              <w:bottom w:val="single" w:sz="8" w:space="0" w:color="CCCCCC"/>
-              <w:right w:val="single" w:sz="8" w:space="0" w:color="CCCCCC"/>
-            </w:tcBorders>
-            <w:tcMar>
-              <w:top w:w="40" w:type="dxa"/>
-              <w:left w:w="40" w:type="dxa"/>
-              <w:bottom w:w="40" w:type="dxa"/>
-              <w:right w:w="40" w:type="dxa"/>
-            </w:tcMar>
-            <w:vAlign w:val="bottom"/>
-            <w:hideMark/>
-          </w:tcPr>
-          <w:p>
-            <w:r>
-              <w:t>3</w:t>
-            </w:r>
-          </w:p>
-        </w:tc>
-        <w:tc>
-          <w:tcPr>
-            <w:tcW w:w="0" w:type="auto"/>
-            <w:tcBorders>
-              <w:top w:val="single" w:sz="8" w:space="0" w:color="CCCCCC"/>
-              <w:left w:val="single" w:sz="8" w:space="0" w:color="CCCCCC"/>
-              <w:bottom w:val="single" w:sz="8" w:space="0" w:color="CCCCCC"/>
-              <w:right w:val="single" w:sz="8" w:space="0" w:color="CCCCCC"/>
-            </w:tcBorders>
-            <w:tcMar>
-              <w:top w:w="40" w:type="dxa"/>
-              <w:left w:w="40" w:type="dxa"/>
-              <w:bottom w:w="40" w:type="dxa"/>
-              <w:right w:w="40" w:type="dxa"/>
-            </w:tcMar>
-            <w:vAlign w:val="bottom"/>
-            <w:hideMark/>
-          </w:tcPr>
-          <w:p>
-            <w:r>
-              <w:t>549.89</w:t>
-            </w:r>
-          </w:p>
-        </w:tc>
-        <w:tc>
-          <w:tcPr>
-            <w:tcW w:w="0" w:type="auto"/>
-            <w:tcBorders>
-              <w:top w:val="single" w:sz="8" w:space="0" w:color="CCCCCC"/>
-              <w:left w:val="single" w:sz="8" w:space="0" w:color="CCCCCC"/>
-              <w:bottom w:val="single" w:sz="8" w:space="0" w:color="CCCCCC"/>
-              <w:right w:val="single" w:sz="8" w:space="0" w:color="CCCCCC"/>
-            </w:tcBorders>
-            <w:tcMar>
-              <w:top w:w="40" w:type="dxa"/>
-              <w:left w:w="40" w:type="dxa"/>
-              <w:bottom w:w="40" w:type="dxa"/>
-              <w:right w:w="40" w:type="dxa"/>
-            </w:tcMar>
-            <w:vAlign w:val="bottom"/>
-            <w:hideMark/>
-          </w:tcPr>
-          <w:p>
-            <w:r>
-              <w:t>57.02</w:t>
-            </w:r>
-          </w:p>
-        </w:tc>
-        <w:tc>
-          <w:tcPr>
-            <w:tcW w:w="0" w:type="auto"/>
-            <w:tcBorders>
-              <w:top w:val="single" w:sz="8" w:space="0" w:color="CCCCCC"/>
-              <w:left w:val="single" w:sz="8" w:space="0" w:color="CCCCCC"/>
-              <w:bottom w:val="single" w:sz="8" w:space="0" w:color="CCCCCC"/>
-              <w:right w:val="single" w:sz="8" w:space="0" w:color="CCCCCC"/>
-            </w:tcBorders>
-            <w:tcMar>
-              <w:top w:w="40" w:type="dxa"/>
-              <w:left w:w="40" w:type="dxa"/>
-              <w:bottom w:w="40" w:type="dxa"/>
-              <w:right w:w="40" w:type="dxa"/>
-            </w:tcMar>
-            <w:vAlign w:val="bottom"/>
-            <w:hideMark/>
-          </w:tcPr>
-          <w:p>
-            <w:r>
-              <w:t>0</w:t>
-            </w:r>
-          </w:p>
-        </w:tc>
-        <w:tc>
-          <w:tcPr>
-            <w:tcW w:w="0" w:type="auto"/>
-            <w:tcBorders>
-              <w:top w:val="single" w:sz="8" w:space="0" w:color="CCCCCC"/>
-              <w:left w:val="single" w:sz="8" w:space="0" w:color="CCCCCC"/>
-              <w:bottom w:val="single" w:sz="8" w:space="0" w:color="CCCCCC"/>
-              <w:right w:val="single" w:sz="8" w:space="0" w:color="CCCCCC"/>
-            </w:tcBorders>
-            <w:tcMar>
-              <w:top w:w="40" w:type="dxa"/>
-              <w:left w:w="40" w:type="dxa"/>
-              <w:bottom w:w="40" w:type="dxa"/>
-              <w:right w:w="40" w:type="dxa"/>
-            </w:tcMar>
-            <w:vAlign w:val="bottom"/>
-            <w:hideMark/>
-          </w:tcPr>
-          <w:p>
-            <w:r>
-              <w:t>1</w:t>
-            </w:r>
-          </w:p>
-        </w:tc>
-        <w:tc>
-          <w:tcPr>
-            <w:tcW w:w="0" w:type="auto"/>
-            <w:tcBorders>
-              <w:top w:val="single" w:sz="8" w:space="0" w:color="CCCCCC"/>
-              <w:left w:val="single" w:sz="8" w:space="0" w:color="CCCCCC"/>
-              <w:bottom w:val="single" w:sz="8" w:space="0" w:color="CCCCCC"/>
-              <w:right w:val="single" w:sz="8" w:space="0" w:color="CCCCCC"/>
-            </w:tcBorders>
-            <w:tcMar>
-              <w:top w:w="40" w:type="dxa"/>
-              <w:left w:w="40" w:type="dxa"/>
-              <w:bottom w:w="40" w:type="dxa"/>
-              <w:right w:w="40" w:type="dxa"/>
-            </w:tcMar>
-            <w:vAlign w:val="bottom"/>
-            <w:hideMark/>
-          </w:tcPr>
-          <w:p>
-            <w:r>
-              <w:t>-271.86</w:t>
-            </w:r>
-          </w:p>
-        </w:tc>
-      </w:tr>
-      <w:tr>
-        <w:trPr>
-          <w:trHeight w:val="315"/>
-        </w:trPr>
-        <w:tc>
-          <w:tcPr>
-            <w:tcW w:w="0" w:type="auto"/>
-            <w:tcBorders>
-              <w:top w:val="single" w:sz="8" w:space="0" w:color="CCCCCC"/>
-              <w:left w:val="single" w:sz="8" w:space="0" w:color="CCCCCC"/>
-              <w:bottom w:val="single" w:sz="8" w:space="0" w:color="CCCCCC"/>
-              <w:right w:val="single" w:sz="8" w:space="0" w:color="CCCCCC"/>
-            </w:tcBorders>
-            <w:tcMar>
-              <w:top w:w="40" w:type="dxa"/>
-              <w:left w:w="40" w:type="dxa"/>
-              <w:bottom w:w="40" w:type="dxa"/>
-              <w:right w:w="40" w:type="dxa"/>
-            </w:tcMar>
-            <w:vAlign w:val="bottom"/>
-            <w:hideMark/>
-          </w:tcPr>
-          <w:p>
-            <w:r>
-              <w:t>~ Family ~ Station</w:t>
-            </w:r>
-          </w:p>
-        </w:tc>
-        <w:tc>
-          <w:tcPr>
-            <w:tcW w:w="0" w:type="auto"/>
-            <w:tcBorders>
-              <w:top w:val="single" w:sz="8" w:space="0" w:color="CCCCCC"/>
-              <w:left w:val="single" w:sz="8" w:space="0" w:color="CCCCCC"/>
-              <w:bottom w:val="single" w:sz="8" w:space="0" w:color="CCCCCC"/>
-              <w:right w:val="single" w:sz="8" w:space="0" w:color="CCCCCC"/>
-            </w:tcBorders>
-            <w:tcMar>
-              <w:top w:w="40" w:type="dxa"/>
-              <w:left w:w="40" w:type="dxa"/>
-              <w:bottom w:w="40" w:type="dxa"/>
-              <w:right w:w="40" w:type="dxa"/>
-            </w:tcMar>
-            <w:vAlign w:val="bottom"/>
-            <w:hideMark/>
-          </w:tcPr>
-          <w:p>
-            <w:r>
-              <w:t>4</w:t>
-            </w:r>
-          </w:p>
-        </w:tc>
-        <w:tc>
-          <w:tcPr>
-            <w:tcW w:w="0" w:type="auto"/>
-            <w:tcBorders>
-              <w:top w:val="single" w:sz="8" w:space="0" w:color="CCCCCC"/>
-              <w:left w:val="single" w:sz="8" w:space="0" w:color="CCCCCC"/>
-              <w:bottom w:val="single" w:sz="8" w:space="0" w:color="CCCCCC"/>
-              <w:right w:val="single" w:sz="8" w:space="0" w:color="CCCCCC"/>
-            </w:tcBorders>
-            <w:tcMar>
-              <w:top w:w="40" w:type="dxa"/>
-              <w:left w:w="40" w:type="dxa"/>
-              <w:bottom w:w="40" w:type="dxa"/>
-              <w:right w:w="40" w:type="dxa"/>
-            </w:tcMar>
-            <w:vAlign w:val="bottom"/>
-            <w:hideMark/>
-          </w:tcPr>
-          <w:p>
-            <w:r>
-              <w:t>550.87</w:t>
-            </w:r>
-          </w:p>
-        </w:tc>
-        <w:tc>
-          <w:tcPr>
-            <w:tcW w:w="0" w:type="auto"/>
-            <w:tcBorders>
-              <w:top w:val="single" w:sz="8" w:space="0" w:color="CCCCCC"/>
-              <w:left w:val="single" w:sz="8" w:space="0" w:color="CCCCCC"/>
-              <w:bottom w:val="single" w:sz="8" w:space="0" w:color="CCCCCC"/>
-              <w:right w:val="single" w:sz="8" w:space="0" w:color="CCCCCC"/>
-            </w:tcBorders>
-            <w:tcMar>
-              <w:top w:w="40" w:type="dxa"/>
-              <w:left w:w="40" w:type="dxa"/>
-              <w:bottom w:w="40" w:type="dxa"/>
-              <w:right w:w="40" w:type="dxa"/>
-            </w:tcMar>
-            <w:vAlign w:val="bottom"/>
-            <w:hideMark/>
-          </w:tcPr>
-          <w:p>
-            <w:r>
-              <w:t>58.00</w:t>
-            </w:r>
-          </w:p>
-        </w:tc>
-        <w:tc>
-          <w:tcPr>
-            <w:tcW w:w="0" w:type="auto"/>
-            <w:tcBorders>
-              <w:top w:val="single" w:sz="8" w:space="0" w:color="CCCCCC"/>
-              <w:left w:val="single" w:sz="8" w:space="0" w:color="CCCCCC"/>
-              <w:bottom w:val="single" w:sz="8" w:space="0" w:color="CCCCCC"/>
-              <w:right w:val="single" w:sz="8" w:space="0" w:color="CCCCCC"/>
-            </w:tcBorders>
-            <w:tcMar>
-              <w:top w:w="40" w:type="dxa"/>
-              <w:left w:w="40" w:type="dxa"/>
-              <w:bottom w:w="40" w:type="dxa"/>
-              <w:right w:w="40" w:type="dxa"/>
-            </w:tcMar>
-            <w:vAlign w:val="bottom"/>
-            <w:hideMark/>
-          </w:tcPr>
-          <w:p>
-            <w:r>
-              <w:t>0</w:t>
-            </w:r>
-          </w:p>
-        </w:tc>
-        <w:tc>
-          <w:tcPr>
-            <w:tcW w:w="0" w:type="auto"/>
-            <w:tcBorders>
-              <w:top w:val="single" w:sz="8" w:space="0" w:color="CCCCCC"/>
-              <w:left w:val="single" w:sz="8" w:space="0" w:color="CCCCCC"/>
-              <w:bottom w:val="single" w:sz="8" w:space="0" w:color="CCCCCC"/>
-              <w:right w:val="single" w:sz="8" w:space="0" w:color="CCCCCC"/>
-            </w:tcBorders>
-            <w:tcMar>
-              <w:top w:w="40" w:type="dxa"/>
-              <w:left w:w="40" w:type="dxa"/>
-              <w:bottom w:w="40" w:type="dxa"/>
-              <w:right w:w="40" w:type="dxa"/>
-            </w:tcMar>
-            <w:vAlign w:val="bottom"/>
-            <w:hideMark/>
-          </w:tcPr>
-          <w:p>
-            <w:r>
-              <w:t>1</w:t>
-            </w:r>
-          </w:p>
-        </w:tc>
-        <w:tc>
-          <w:tcPr>
-            <w:tcW w:w="0" w:type="auto"/>
-            <w:tcBorders>
-              <w:top w:val="single" w:sz="8" w:space="0" w:color="CCCCCC"/>
-              <w:left w:val="single" w:sz="8" w:space="0" w:color="CCCCCC"/>
-              <w:bottom w:val="single" w:sz="8" w:space="0" w:color="CCCCCC"/>
-              <w:right w:val="single" w:sz="8" w:space="0" w:color="CCCCCC"/>
-            </w:tcBorders>
-            <w:tcMar>
-              <w:top w:w="40" w:type="dxa"/>
-              <w:left w:w="40" w:type="dxa"/>
-              <w:bottom w:w="40" w:type="dxa"/>
-              <w:right w:w="40" w:type="dxa"/>
-            </w:tcMar>
-            <w:vAlign w:val="bottom"/>
-            <w:hideMark/>
-          </w:tcPr>
-          <w:p>
-            <w:r>
-              <w:t>-271.29</w:t>
-            </w:r>
-          </w:p>
-        </w:tc>
-      </w:tr>
-      <w:tr>
-        <w:trPr>
-          <w:trHeight w:val="315"/>
-        </w:trPr>
-        <w:tc>
-          <w:tcPr>
-            <w:tcW w:w="0" w:type="auto"/>
-            <w:tcBorders>
-              <w:top w:val="single" w:sz="8" w:space="0" w:color="CCCCCC"/>
-              <w:left w:val="single" w:sz="8" w:space="0" w:color="CCCCCC"/>
-              <w:bottom w:val="single" w:sz="8" w:space="0" w:color="CCCCCC"/>
-              <w:right w:val="single" w:sz="8" w:space="0" w:color="CCCCCC"/>
-            </w:tcBorders>
-            <w:tcMar>
-              <w:top w:w="40" w:type="dxa"/>
-              <w:left w:w="40" w:type="dxa"/>
-              <w:bottom w:w="40" w:type="dxa"/>
-              <w:right w:w="40" w:type="dxa"/>
-            </w:tcMar>
-            <w:vAlign w:val="bottom"/>
-            <w:hideMark/>
-          </w:tcPr>
-          <w:p>
-            <w:r>
-              <w:t>~Family ~Year</w:t>
-            </w:r>
-          </w:p>
-        </w:tc>
-        <w:tc>
-          <w:tcPr>
-            <w:tcW w:w="0" w:type="auto"/>
-            <w:tcBorders>
-              <w:top w:val="single" w:sz="8" w:space="0" w:color="CCCCCC"/>
-              <w:left w:val="single" w:sz="8" w:space="0" w:color="CCCCCC"/>
-              <w:bottom w:val="single" w:sz="8" w:space="0" w:color="CCCCCC"/>
-              <w:right w:val="single" w:sz="8" w:space="0" w:color="CCCCCC"/>
-            </w:tcBorders>
-            <w:tcMar>
-              <w:top w:w="40" w:type="dxa"/>
-              <w:left w:w="40" w:type="dxa"/>
-              <w:bottom w:w="40" w:type="dxa"/>
-              <w:right w:w="40" w:type="dxa"/>
-            </w:tcMar>
-            <w:vAlign w:val="bottom"/>
-            <w:hideMark/>
-          </w:tcPr>
-          <w:p>
-            <w:r>
-              <w:t>4</w:t>
-            </w:r>
-          </w:p>
-        </w:tc>
-        <w:tc>
-          <w:tcPr>
-            <w:tcW w:w="0" w:type="auto"/>
-            <w:tcBorders>
-              <w:top w:val="single" w:sz="8" w:space="0" w:color="CCCCCC"/>
-              <w:left w:val="single" w:sz="8" w:space="0" w:color="CCCCCC"/>
-              <w:bottom w:val="single" w:sz="8" w:space="0" w:color="CCCCCC"/>
-              <w:right w:val="single" w:sz="8" w:space="0" w:color="CCCCCC"/>
-            </w:tcBorders>
-            <w:tcMar>
-              <w:top w:w="40" w:type="dxa"/>
-              <w:left w:w="40" w:type="dxa"/>
-              <w:bottom w:w="40" w:type="dxa"/>
-              <w:right w:w="40" w:type="dxa"/>
-            </w:tcMar>
-            <w:vAlign w:val="bottom"/>
-            <w:hideMark/>
-          </w:tcPr>
-          <w:p>
-            <w:r>
-              <w:t>551.12</w:t>
-            </w:r>
-          </w:p>
-        </w:tc>
-        <w:tc>
-          <w:tcPr>
-            <w:tcW w:w="0" w:type="auto"/>
-            <w:tcBorders>
-              <w:top w:val="single" w:sz="8" w:space="0" w:color="CCCCCC"/>
-              <w:left w:val="single" w:sz="8" w:space="0" w:color="CCCCCC"/>
-              <w:bottom w:val="single" w:sz="8" w:space="0" w:color="CCCCCC"/>
-              <w:right w:val="single" w:sz="8" w:space="0" w:color="CCCCCC"/>
-            </w:tcBorders>
-            <w:tcMar>
-              <w:top w:w="40" w:type="dxa"/>
-              <w:left w:w="40" w:type="dxa"/>
-              <w:bottom w:w="40" w:type="dxa"/>
-              <w:right w:w="40" w:type="dxa"/>
-            </w:tcMar>
-            <w:vAlign w:val="bottom"/>
-            <w:hideMark/>
-          </w:tcPr>
-          <w:p>
-            <w:r>
-              <w:t>58.25</w:t>
-            </w:r>
-          </w:p>
-        </w:tc>
-        <w:tc>
-          <w:tcPr>
-            <w:tcW w:w="0" w:type="auto"/>
-            <w:tcBorders>
-              <w:top w:val="single" w:sz="8" w:space="0" w:color="CCCCCC"/>
-              <w:left w:val="single" w:sz="8" w:space="0" w:color="CCCCCC"/>
-              <w:bottom w:val="single" w:sz="8" w:space="0" w:color="CCCCCC"/>
-              <w:right w:val="single" w:sz="8" w:space="0" w:color="CCCCCC"/>
-            </w:tcBorders>
-            <w:tcMar>
-              <w:top w:w="40" w:type="dxa"/>
-              <w:left w:w="40" w:type="dxa"/>
-              <w:bottom w:w="40" w:type="dxa"/>
-              <w:right w:w="40" w:type="dxa"/>
-            </w:tcMar>
-            <w:vAlign w:val="bottom"/>
-            <w:hideMark/>
-          </w:tcPr>
-          <w:p>
-            <w:r>
-              <w:t>0</w:t>
-            </w:r>
-          </w:p>
-        </w:tc>
-        <w:tc>
-          <w:tcPr>
-            <w:tcW w:w="0" w:type="auto"/>
-            <w:tcBorders>
-              <w:top w:val="single" w:sz="8" w:space="0" w:color="CCCCCC"/>
-              <w:left w:val="single" w:sz="8" w:space="0" w:color="CCCCCC"/>
-              <w:bottom w:val="single" w:sz="8" w:space="0" w:color="CCCCCC"/>
-              <w:right w:val="single" w:sz="8" w:space="0" w:color="CCCCCC"/>
-            </w:tcBorders>
-            <w:tcMar>
-              <w:top w:w="40" w:type="dxa"/>
-              <w:left w:w="40" w:type="dxa"/>
-              <w:bottom w:w="40" w:type="dxa"/>
-              <w:right w:w="40" w:type="dxa"/>
-            </w:tcMar>
-            <w:vAlign w:val="bottom"/>
-            <w:hideMark/>
-          </w:tcPr>
-          <w:p>
-            <w:r>
-              <w:t>1</w:t>
-            </w:r>
-          </w:p>
-        </w:tc>
-        <w:tc>
-          <w:tcPr>
-            <w:tcW w:w="0" w:type="auto"/>
-            <w:tcBorders>
-              <w:top w:val="single" w:sz="8" w:space="0" w:color="CCCCCC"/>
-              <w:left w:val="single" w:sz="8" w:space="0" w:color="CCCCCC"/>
-              <w:bottom w:val="single" w:sz="8" w:space="0" w:color="CCCCCC"/>
-              <w:right w:val="single" w:sz="8" w:space="0" w:color="CCCCCC"/>
-            </w:tcBorders>
-            <w:tcMar>
-              <w:top w:w="40" w:type="dxa"/>
-              <w:left w:w="40" w:type="dxa"/>
-              <w:bottom w:w="40" w:type="dxa"/>
-              <w:right w:w="40" w:type="dxa"/>
-            </w:tcMar>
-            <w:vAlign w:val="bottom"/>
-            <w:hideMark/>
-          </w:tcPr>
-          <w:p>
-            <w:r>
-              <w:t>-271.41</w:t>
-            </w:r>
-          </w:p>
-        </w:tc>
-      </w:tr>
-      <w:tr>
-        <w:trPr>
-          <w:trHeight w:val="315"/>
-        </w:trPr>
-        <w:tc>
-          <w:tcPr>
-            <w:tcW w:w="0" w:type="auto"/>
-            <w:tcBorders>
-              <w:top w:val="single" w:sz="8" w:space="0" w:color="CCCCCC"/>
-              <w:left w:val="single" w:sz="8" w:space="0" w:color="CCCCCC"/>
-              <w:bottom w:val="single" w:sz="8" w:space="0" w:color="CCCCCC"/>
-              <w:right w:val="single" w:sz="8" w:space="0" w:color="CCCCCC"/>
-            </w:tcBorders>
-            <w:tcMar>
-              <w:top w:w="40" w:type="dxa"/>
-              <w:left w:w="40" w:type="dxa"/>
-              <w:bottom w:w="40" w:type="dxa"/>
-              <w:right w:w="40" w:type="dxa"/>
-            </w:tcMar>
-            <w:vAlign w:val="bottom"/>
-            <w:hideMark/>
-          </w:tcPr>
-          <w:p>
-            <w:r>
-              <w:t>~1 ~ 1</w:t>
-            </w:r>
-          </w:p>
-        </w:tc>
-        <w:tc>
-          <w:tcPr>
-            <w:tcW w:w="0" w:type="auto"/>
-            <w:tcBorders>
-              <w:top w:val="single" w:sz="8" w:space="0" w:color="CCCCCC"/>
-              <w:left w:val="single" w:sz="8" w:space="0" w:color="CCCCCC"/>
-              <w:bottom w:val="single" w:sz="8" w:space="0" w:color="CCCCCC"/>
-              <w:right w:val="single" w:sz="8" w:space="0" w:color="CCCCCC"/>
-            </w:tcBorders>
-            <w:tcMar>
-              <w:top w:w="40" w:type="dxa"/>
-              <w:left w:w="40" w:type="dxa"/>
-              <w:bottom w:w="40" w:type="dxa"/>
-              <w:right w:w="40" w:type="dxa"/>
-            </w:tcMar>
-            <w:vAlign w:val="bottom"/>
-            <w:hideMark/>
-          </w:tcPr>
-          <w:p>
-            <w:r>
-              <w:t>2</w:t>
-            </w:r>
-          </w:p>
-        </w:tc>
-        <w:tc>
-          <w:tcPr>
-            <w:tcW w:w="0" w:type="auto"/>
-            <w:tcBorders>
-              <w:top w:val="single" w:sz="8" w:space="0" w:color="CCCCCC"/>
-              <w:left w:val="single" w:sz="8" w:space="0" w:color="CCCCCC"/>
-              <w:bottom w:val="single" w:sz="8" w:space="0" w:color="CCCCCC"/>
-              <w:right w:val="single" w:sz="8" w:space="0" w:color="CCCCCC"/>
-            </w:tcBorders>
-            <w:tcMar>
-              <w:top w:w="40" w:type="dxa"/>
-              <w:left w:w="40" w:type="dxa"/>
-              <w:bottom w:w="40" w:type="dxa"/>
-              <w:right w:w="40" w:type="dxa"/>
-            </w:tcMar>
-            <w:vAlign w:val="bottom"/>
-            <w:hideMark/>
-          </w:tcPr>
-          <w:p>
-            <w:r>
-              <w:t>554.20</w:t>
-            </w:r>
-          </w:p>
-        </w:tc>
-        <w:tc>
-          <w:tcPr>
-            <w:tcW w:w="0" w:type="auto"/>
-            <w:tcBorders>
-              <w:top w:val="single" w:sz="8" w:space="0" w:color="CCCCCC"/>
-              <w:left w:val="single" w:sz="8" w:space="0" w:color="CCCCCC"/>
-              <w:bottom w:val="single" w:sz="8" w:space="0" w:color="CCCCCC"/>
-              <w:right w:val="single" w:sz="8" w:space="0" w:color="CCCCCC"/>
-            </w:tcBorders>
-            <w:tcMar>
-              <w:top w:w="40" w:type="dxa"/>
-              <w:left w:w="40" w:type="dxa"/>
-              <w:bottom w:w="40" w:type="dxa"/>
-              <w:right w:w="40" w:type="dxa"/>
-            </w:tcMar>
-            <w:vAlign w:val="bottom"/>
-            <w:hideMark/>
-          </w:tcPr>
-          <w:p>
-            <w:r>
-              <w:t>61.33</w:t>
-            </w:r>
-          </w:p>
-        </w:tc>
-        <w:tc>
-          <w:tcPr>
-            <w:tcW w:w="0" w:type="auto"/>
-            <w:tcBorders>
-              <w:top w:val="single" w:sz="8" w:space="0" w:color="CCCCCC"/>
-              <w:left w:val="single" w:sz="8" w:space="0" w:color="CCCCCC"/>
-              <w:bottom w:val="single" w:sz="8" w:space="0" w:color="CCCCCC"/>
-              <w:right w:val="single" w:sz="8" w:space="0" w:color="CCCCCC"/>
-            </w:tcBorders>
-            <w:tcMar>
-              <w:top w:w="40" w:type="dxa"/>
-              <w:left w:w="40" w:type="dxa"/>
-              <w:bottom w:w="40" w:type="dxa"/>
-              <w:right w:w="40" w:type="dxa"/>
-            </w:tcMar>
-            <w:vAlign w:val="bottom"/>
-            <w:hideMark/>
-          </w:tcPr>
-          <w:p>
-            <w:r>
-              <w:t>0</w:t>
-            </w:r>
-          </w:p>
-        </w:tc>
-        <w:tc>
-          <w:tcPr>
-            <w:tcW w:w="0" w:type="auto"/>
-            <w:tcBorders>
-              <w:top w:val="single" w:sz="8" w:space="0" w:color="CCCCCC"/>
-              <w:left w:val="single" w:sz="8" w:space="0" w:color="CCCCCC"/>
-              <w:bottom w:val="single" w:sz="8" w:space="0" w:color="CCCCCC"/>
-              <w:right w:val="single" w:sz="8" w:space="0" w:color="CCCCCC"/>
-            </w:tcBorders>
-            <w:tcMar>
-              <w:top w:w="40" w:type="dxa"/>
-              <w:left w:w="40" w:type="dxa"/>
-              <w:bottom w:w="40" w:type="dxa"/>
-              <w:right w:w="40" w:type="dxa"/>
-            </w:tcMar>
-            <w:vAlign w:val="bottom"/>
-            <w:hideMark/>
-          </w:tcPr>
-          <w:p>
-            <w:r>
-              <w:t>1</w:t>
-            </w:r>
-          </w:p>
-        </w:tc>
-        <w:tc>
-          <w:tcPr>
-            <w:tcW w:w="0" w:type="auto"/>
-            <w:tcBorders>
-              <w:top w:val="single" w:sz="8" w:space="0" w:color="CCCCCC"/>
-              <w:left w:val="single" w:sz="8" w:space="0" w:color="CCCCCC"/>
-              <w:bottom w:val="single" w:sz="8" w:space="0" w:color="CCCCCC"/>
-              <w:right w:val="single" w:sz="8" w:space="0" w:color="CCCCCC"/>
-            </w:tcBorders>
-            <w:tcMar>
-              <w:top w:w="40" w:type="dxa"/>
-              <w:left w:w="40" w:type="dxa"/>
-              <w:bottom w:w="40" w:type="dxa"/>
-              <w:right w:w="40" w:type="dxa"/>
-            </w:tcMar>
-            <w:vAlign w:val="bottom"/>
-            <w:hideMark/>
-          </w:tcPr>
-          <w:p>
-            <w:r>
-              <w:t>-275.06</w:t>
-            </w:r>
-          </w:p>
-        </w:tc>
-      </w:tr>
-    </w:tbl>
-    <w:p/>
-    <w:p>
-      <w:r>
-        <w:rPr>
-          <w:b/>
-          <w:bCs/>
-        </w:rPr>
-        <w:t>Table 6:</w:t>
-      </w:r>
-      <w:r>
-        <w:t xml:space="preserve"> Estimated densities of snakes, split up by site and family, by our [~ 1 ~ Station + Station * Family] model. Data associated with Figure 2. </w:t>
-      </w:r>
-    </w:p>
-    <w:tbl>
-      <w:tblPr>
-        <w:tblW w:w="9360" w:type="dxa"/>
-        <w:tblCellMar>
-          <w:top w:w="15" w:type="dxa"/>
-          <w:left w:w="15" w:type="dxa"/>
-          <w:bottom w:w="15" w:type="dxa"/>
-          <w:right w:w="15" w:type="dxa"/>
-        </w:tblCellMar>
-        <w:tblLook w:val="04A0" w:firstRow="1" w:lastRow="0" w:firstColumn="1" w:lastColumn="0" w:noHBand="0" w:noVBand="1"/>
-      </w:tblPr>
-      <w:tblGrid>
-        <w:gridCol w:w="1232"/>
-        <w:gridCol w:w="1356"/>
-        <w:gridCol w:w="3076"/>
-        <w:gridCol w:w="782"/>
-        <w:gridCol w:w="1454"/>
-        <w:gridCol w:w="1460"/>
-      </w:tblGrid>
-      <w:tr>
-        <w:tc>
-          <w:tcPr>
-            <w:tcW w:w="0" w:type="auto"/>
-            <w:tcBorders>
-              <w:top w:val="single" w:sz="8" w:space="0" w:color="000000"/>
-              <w:left w:val="single" w:sz="8" w:space="0" w:color="000000"/>
-              <w:bottom w:val="single" w:sz="8" w:space="0" w:color="000000"/>
-              <w:right w:val="single" w:sz="8" w:space="0" w:color="000000"/>
-            </w:tcBorders>
-            <w:tcMar>
-              <w:top w:w="100" w:type="dxa"/>
-              <w:left w:w="100" w:type="dxa"/>
-              <w:bottom w:w="100" w:type="dxa"/>
-              <w:right w:w="100" w:type="dxa"/>
-            </w:tcMar>
-            <w:hideMark/>
-          </w:tcPr>
-          <w:p>
-            <w:r>
-              <w:rPr>
-                <w:b/>
-                <w:bCs/>
-              </w:rPr>
-              <w:t>Station</w:t>
-            </w:r>
-          </w:p>
-        </w:tc>
-        <w:tc>
-          <w:tcPr>
-            <w:tcW w:w="0" w:type="auto"/>
-            <w:tcBorders>
-              <w:top w:val="single" w:sz="8" w:space="0" w:color="000000"/>
-              <w:left w:val="single" w:sz="8" w:space="0" w:color="000000"/>
-              <w:bottom w:val="single" w:sz="8" w:space="0" w:color="000000"/>
-              <w:right w:val="single" w:sz="8" w:space="0" w:color="000000"/>
-            </w:tcBorders>
-            <w:tcMar>
-              <w:top w:w="100" w:type="dxa"/>
-              <w:left w:w="100" w:type="dxa"/>
-              <w:bottom w:w="100" w:type="dxa"/>
-              <w:right w:w="100" w:type="dxa"/>
-            </w:tcMar>
-            <w:hideMark/>
-          </w:tcPr>
-          <w:p>
-            <w:r>
-              <w:rPr>
-                <w:b/>
-                <w:bCs/>
-              </w:rPr>
-              <w:t>Family</w:t>
-            </w:r>
-          </w:p>
-        </w:tc>
-        <w:tc>
-          <w:tcPr>
-            <w:tcW w:w="0" w:type="auto"/>
-            <w:tcBorders>
-              <w:top w:val="single" w:sz="8" w:space="0" w:color="000000"/>
-              <w:left w:val="single" w:sz="8" w:space="0" w:color="000000"/>
-              <w:bottom w:val="single" w:sz="8" w:space="0" w:color="000000"/>
-              <w:right w:val="single" w:sz="8" w:space="0" w:color="000000"/>
-            </w:tcBorders>
-            <w:tcMar>
-              <w:top w:w="100" w:type="dxa"/>
-              <w:left w:w="100" w:type="dxa"/>
-              <w:bottom w:w="100" w:type="dxa"/>
-              <w:right w:w="100" w:type="dxa"/>
-            </w:tcMar>
-            <w:hideMark/>
-          </w:tcPr>
-          <w:p>
-            <w:r>
-              <w:rPr>
-                <w:b/>
-                <w:bCs/>
-              </w:rPr>
-              <w:t>Predicted (n individuals per km</w:t>
-            </w:r>
-            <w:r>
-              <w:rPr>
-                <w:b/>
-                <w:bCs/>
-                <w:vertAlign w:val="superscript"/>
-              </w:rPr>
-              <w:t>2</w:t>
-            </w:r>
-            <w:r>
-              <w:rPr>
-                <w:b/>
-                <w:bCs/>
-              </w:rPr>
-              <w:t>)</w:t>
-            </w:r>
-          </w:p>
-        </w:tc>
-        <w:tc>
-          <w:tcPr>
-            <w:tcW w:w="0" w:type="auto"/>
-            <w:tcBorders>
-              <w:top w:val="single" w:sz="8" w:space="0" w:color="000000"/>
-              <w:left w:val="single" w:sz="8" w:space="0" w:color="000000"/>
-              <w:bottom w:val="single" w:sz="8" w:space="0" w:color="000000"/>
-              <w:right w:val="single" w:sz="8" w:space="0" w:color="000000"/>
-            </w:tcBorders>
-            <w:tcMar>
-              <w:top w:w="100" w:type="dxa"/>
-              <w:left w:w="100" w:type="dxa"/>
-              <w:bottom w:w="100" w:type="dxa"/>
-              <w:right w:w="100" w:type="dxa"/>
-            </w:tcMar>
-            <w:hideMark/>
-          </w:tcPr>
-          <w:p>
-            <w:r>
-              <w:rPr>
-                <w:b/>
-                <w:bCs/>
-              </w:rPr>
-              <w:t>SE</w:t>
-            </w:r>
-          </w:p>
-        </w:tc>
-        <w:tc>
-          <w:tcPr>
-            <w:tcW w:w="0" w:type="auto"/>
-            <w:tcBorders>
-              <w:top w:val="single" w:sz="8" w:space="0" w:color="000000"/>
-              <w:left w:val="single" w:sz="8" w:space="0" w:color="000000"/>
-              <w:bottom w:val="single" w:sz="8" w:space="0" w:color="000000"/>
-              <w:right w:val="single" w:sz="8" w:space="0" w:color="000000"/>
-            </w:tcBorders>
-            <w:tcMar>
-              <w:top w:w="100" w:type="dxa"/>
-              <w:left w:w="100" w:type="dxa"/>
-              <w:bottom w:w="100" w:type="dxa"/>
-              <w:right w:w="100" w:type="dxa"/>
-            </w:tcMar>
-            <w:hideMark/>
-          </w:tcPr>
-          <w:p>
-            <w:r>
-              <w:rPr>
-                <w:b/>
-                <w:bCs/>
-              </w:rPr>
-              <w:t>95% CI Lower</w:t>
-            </w:r>
-          </w:p>
-        </w:tc>
-        <w:tc>
-          <w:tcPr>
-            <w:tcW w:w="0" w:type="auto"/>
-            <w:tcBorders>
-              <w:top w:val="single" w:sz="8" w:space="0" w:color="000000"/>
-              <w:left w:val="single" w:sz="8" w:space="0" w:color="000000"/>
-              <w:bottom w:val="single" w:sz="8" w:space="0" w:color="000000"/>
-              <w:right w:val="single" w:sz="8" w:space="0" w:color="000000"/>
-            </w:tcBorders>
-            <w:tcMar>
-              <w:top w:w="100" w:type="dxa"/>
-              <w:left w:w="100" w:type="dxa"/>
-              <w:bottom w:w="100" w:type="dxa"/>
-              <w:right w:w="100" w:type="dxa"/>
-            </w:tcMar>
-            <w:hideMark/>
-          </w:tcPr>
-          <w:p>
-            <w:r>
-              <w:rPr>
-                <w:b/>
-                <w:bCs/>
-              </w:rPr>
-              <w:t>95% CI Upper</w:t>
-            </w:r>
-          </w:p>
-        </w:tc>
-      </w:tr>
-      <w:tr>
-        <w:tc>
-          <w:tcPr>
-            <w:tcW w:w="0" w:type="auto"/>
-            <w:tcBorders>
-              <w:top w:val="single" w:sz="8" w:space="0" w:color="000000"/>
-              <w:left w:val="single" w:sz="8" w:space="0" w:color="000000"/>
-              <w:bottom w:val="single" w:sz="8" w:space="0" w:color="000000"/>
-              <w:right w:val="single" w:sz="8" w:space="0" w:color="000000"/>
-            </w:tcBorders>
-            <w:tcMar>
-              <w:top w:w="100" w:type="dxa"/>
-              <w:left w:w="100" w:type="dxa"/>
-              <w:bottom w:w="100" w:type="dxa"/>
-              <w:right w:w="100" w:type="dxa"/>
-            </w:tcMar>
-            <w:hideMark/>
-          </w:tcPr>
-          <w:p>
-            <w:r>
-              <w:t>Unhunted</w:t>
-            </w:r>
-          </w:p>
-        </w:tc>
-        <w:tc>
-          <w:tcPr>
-            <w:tcW w:w="0" w:type="auto"/>
-            <w:tcBorders>
-              <w:top w:val="single" w:sz="8" w:space="0" w:color="000000"/>
-              <w:left w:val="single" w:sz="8" w:space="0" w:color="000000"/>
-              <w:bottom w:val="single" w:sz="8" w:space="0" w:color="000000"/>
-              <w:right w:val="single" w:sz="8" w:space="0" w:color="000000"/>
-            </w:tcBorders>
-            <w:tcMar>
-              <w:top w:w="100" w:type="dxa"/>
-              <w:left w:w="100" w:type="dxa"/>
-              <w:bottom w:w="100" w:type="dxa"/>
-              <w:right w:w="100" w:type="dxa"/>
-            </w:tcMar>
-            <w:hideMark/>
-          </w:tcPr>
-          <w:p>
-            <w:r>
-              <w:t>Boidae</w:t>
-            </w:r>
-          </w:p>
-        </w:tc>
-        <w:tc>
-          <w:tcPr>
-            <w:tcW w:w="0" w:type="auto"/>
-            <w:tcBorders>
-              <w:top w:val="single" w:sz="8" w:space="0" w:color="000000"/>
-              <w:left w:val="single" w:sz="8" w:space="0" w:color="000000"/>
-              <w:bottom w:val="single" w:sz="8" w:space="0" w:color="000000"/>
-              <w:right w:val="single" w:sz="8" w:space="0" w:color="000000"/>
-            </w:tcBorders>
-            <w:tcMar>
-              <w:top w:w="100" w:type="dxa"/>
-              <w:left w:w="100" w:type="dxa"/>
-              <w:bottom w:w="100" w:type="dxa"/>
-              <w:right w:w="100" w:type="dxa"/>
-            </w:tcMar>
-            <w:hideMark/>
-          </w:tcPr>
-          <w:p>
-            <w:r>
-              <w:t>17.15</w:t>
-            </w:r>
-          </w:p>
-        </w:tc>
-        <w:tc>
-          <w:tcPr>
-            <w:tcW w:w="0" w:type="auto"/>
-            <w:tcBorders>
-              <w:top w:val="single" w:sz="8" w:space="0" w:color="000000"/>
-              <w:left w:val="single" w:sz="8" w:space="0" w:color="000000"/>
-              <w:bottom w:val="single" w:sz="8" w:space="0" w:color="000000"/>
-              <w:right w:val="single" w:sz="8" w:space="0" w:color="000000"/>
-            </w:tcBorders>
-            <w:tcMar>
-              <w:top w:w="100" w:type="dxa"/>
-              <w:left w:w="100" w:type="dxa"/>
-              <w:bottom w:w="100" w:type="dxa"/>
-              <w:right w:w="100" w:type="dxa"/>
-            </w:tcMar>
-            <w:hideMark/>
-          </w:tcPr>
-          <w:p>
-            <w:r>
-              <w:t>10.00</w:t>
-            </w:r>
-          </w:p>
-        </w:tc>
-        <w:tc>
-          <w:tcPr>
-            <w:tcW w:w="0" w:type="auto"/>
-            <w:tcBorders>
-              <w:top w:val="single" w:sz="8" w:space="0" w:color="000000"/>
-              <w:left w:val="single" w:sz="8" w:space="0" w:color="000000"/>
-              <w:bottom w:val="single" w:sz="8" w:space="0" w:color="000000"/>
-              <w:right w:val="single" w:sz="8" w:space="0" w:color="000000"/>
-            </w:tcBorders>
-            <w:tcMar>
-              <w:top w:w="100" w:type="dxa"/>
-              <w:left w:w="100" w:type="dxa"/>
-              <w:bottom w:w="100" w:type="dxa"/>
-              <w:right w:w="100" w:type="dxa"/>
-            </w:tcMar>
-            <w:hideMark/>
-          </w:tcPr>
-          <w:p>
-            <w:r>
-              <w:t>5.48</w:t>
-            </w:r>
-          </w:p>
-        </w:tc>
-        <w:tc>
-          <w:tcPr>
-            <w:tcW w:w="0" w:type="auto"/>
-            <w:tcBorders>
-              <w:top w:val="single" w:sz="8" w:space="0" w:color="000000"/>
-              <w:left w:val="single" w:sz="8" w:space="0" w:color="000000"/>
-              <w:bottom w:val="single" w:sz="8" w:space="0" w:color="000000"/>
-              <w:right w:val="single" w:sz="8" w:space="0" w:color="000000"/>
-            </w:tcBorders>
-            <w:tcMar>
-              <w:top w:w="100" w:type="dxa"/>
-              <w:left w:w="100" w:type="dxa"/>
-              <w:bottom w:w="100" w:type="dxa"/>
-              <w:right w:w="100" w:type="dxa"/>
-            </w:tcMar>
-            <w:hideMark/>
-          </w:tcPr>
-          <w:p>
-            <w:r>
-              <w:t>53.75</w:t>
-            </w:r>
-          </w:p>
-        </w:tc>
-      </w:tr>
-      <w:tr>
-        <w:tc>
-          <w:tcPr>
-            <w:tcW w:w="0" w:type="auto"/>
-            <w:tcBorders>
-              <w:top w:val="single" w:sz="8" w:space="0" w:color="000000"/>
-              <w:left w:val="single" w:sz="8" w:space="0" w:color="000000"/>
-              <w:bottom w:val="single" w:sz="8" w:space="0" w:color="000000"/>
-              <w:right w:val="single" w:sz="8" w:space="0" w:color="000000"/>
-            </w:tcBorders>
-            <w:tcMar>
-              <w:top w:w="100" w:type="dxa"/>
-              <w:left w:w="100" w:type="dxa"/>
-              <w:bottom w:w="100" w:type="dxa"/>
-              <w:right w:w="100" w:type="dxa"/>
-            </w:tcMar>
-            <w:hideMark/>
-          </w:tcPr>
-          <w:p>
-            <w:r>
-              <w:t>Hunted</w:t>
-            </w:r>
-          </w:p>
-        </w:tc>
-        <w:tc>
-          <w:tcPr>
-            <w:tcW w:w="0" w:type="auto"/>
-            <w:tcBorders>
-              <w:top w:val="single" w:sz="8" w:space="0" w:color="000000"/>
-              <w:left w:val="single" w:sz="8" w:space="0" w:color="000000"/>
-              <w:bottom w:val="single" w:sz="8" w:space="0" w:color="000000"/>
-              <w:right w:val="single" w:sz="8" w:space="0" w:color="000000"/>
-            </w:tcBorders>
-            <w:tcMar>
-              <w:top w:w="100" w:type="dxa"/>
-              <w:left w:w="100" w:type="dxa"/>
-              <w:bottom w:w="100" w:type="dxa"/>
-              <w:right w:w="100" w:type="dxa"/>
-            </w:tcMar>
-            <w:hideMark/>
-          </w:tcPr>
-          <w:p>
-            <w:r>
-              <w:t>Boidae</w:t>
-            </w:r>
-          </w:p>
-        </w:tc>
-        <w:tc>
-          <w:tcPr>
-            <w:tcW w:w="0" w:type="auto"/>
-            <w:tcBorders>
-              <w:top w:val="single" w:sz="8" w:space="0" w:color="000000"/>
-              <w:left w:val="single" w:sz="8" w:space="0" w:color="000000"/>
-              <w:bottom w:val="single" w:sz="8" w:space="0" w:color="000000"/>
-              <w:right w:val="single" w:sz="8" w:space="0" w:color="000000"/>
-            </w:tcBorders>
-            <w:tcMar>
-              <w:top w:w="100" w:type="dxa"/>
-              <w:left w:w="100" w:type="dxa"/>
-              <w:bottom w:w="100" w:type="dxa"/>
-              <w:right w:w="100" w:type="dxa"/>
-            </w:tcMar>
-            <w:hideMark/>
-          </w:tcPr>
-          <w:p>
-            <w:r>
-              <w:t>63.87</w:t>
-            </w:r>
-          </w:p>
-        </w:tc>
-        <w:tc>
-          <w:tcPr>
-            <w:tcW w:w="0" w:type="auto"/>
-            <w:tcBorders>
-              <w:top w:val="single" w:sz="8" w:space="0" w:color="000000"/>
-              <w:left w:val="single" w:sz="8" w:space="0" w:color="000000"/>
-              <w:bottom w:val="single" w:sz="8" w:space="0" w:color="000000"/>
-              <w:right w:val="single" w:sz="8" w:space="0" w:color="000000"/>
-            </w:tcBorders>
-            <w:tcMar>
-              <w:top w:w="100" w:type="dxa"/>
-              <w:left w:w="100" w:type="dxa"/>
-              <w:bottom w:w="100" w:type="dxa"/>
-              <w:right w:w="100" w:type="dxa"/>
-            </w:tcMar>
-            <w:hideMark/>
-          </w:tcPr>
-          <w:p>
-            <w:r>
-              <w:t>21.88</w:t>
-            </w:r>
-          </w:p>
-        </w:tc>
-        <w:tc>
-          <w:tcPr>
-            <w:tcW w:w="0" w:type="auto"/>
-            <w:tcBorders>
-              <w:top w:val="single" w:sz="8" w:space="0" w:color="000000"/>
-              <w:left w:val="single" w:sz="8" w:space="0" w:color="000000"/>
-              <w:bottom w:val="single" w:sz="8" w:space="0" w:color="000000"/>
-              <w:right w:val="single" w:sz="8" w:space="0" w:color="000000"/>
-            </w:tcBorders>
-            <w:tcMar>
-              <w:top w:w="100" w:type="dxa"/>
-              <w:left w:w="100" w:type="dxa"/>
-              <w:bottom w:w="100" w:type="dxa"/>
-              <w:right w:w="100" w:type="dxa"/>
-            </w:tcMar>
-            <w:hideMark/>
-          </w:tcPr>
-          <w:p>
-            <w:r>
-              <w:t>32.64</w:t>
-            </w:r>
-          </w:p>
-        </w:tc>
-        <w:tc>
-          <w:tcPr>
-            <w:tcW w:w="0" w:type="auto"/>
-            <w:tcBorders>
-              <w:top w:val="single" w:sz="8" w:space="0" w:color="000000"/>
-              <w:left w:val="single" w:sz="8" w:space="0" w:color="000000"/>
-              <w:bottom w:val="single" w:sz="8" w:space="0" w:color="000000"/>
-              <w:right w:val="single" w:sz="8" w:space="0" w:color="000000"/>
-            </w:tcBorders>
-            <w:tcMar>
-              <w:top w:w="100" w:type="dxa"/>
-              <w:left w:w="100" w:type="dxa"/>
-              <w:bottom w:w="100" w:type="dxa"/>
-              <w:right w:w="100" w:type="dxa"/>
-            </w:tcMar>
-            <w:hideMark/>
-          </w:tcPr>
-          <w:p>
-            <w:r>
-              <w:t>124.98</w:t>
-            </w:r>
-          </w:p>
-        </w:tc>
-      </w:tr>
-      <w:tr>
-        <w:tc>
-          <w:tcPr>
-            <w:tcW w:w="0" w:type="auto"/>
-            <w:tcBorders>
-              <w:top w:val="single" w:sz="8" w:space="0" w:color="000000"/>
-              <w:left w:val="single" w:sz="8" w:space="0" w:color="000000"/>
-              <w:bottom w:val="single" w:sz="8" w:space="0" w:color="000000"/>
-              <w:right w:val="single" w:sz="8" w:space="0" w:color="000000"/>
-            </w:tcBorders>
-            <w:tcMar>
-              <w:top w:w="100" w:type="dxa"/>
-              <w:left w:w="100" w:type="dxa"/>
-              <w:bottom w:w="100" w:type="dxa"/>
-              <w:right w:w="100" w:type="dxa"/>
-            </w:tcMar>
-            <w:hideMark/>
-          </w:tcPr>
-          <w:p>
-            <w:r>
-              <w:t>Unhunted</w:t>
-            </w:r>
-          </w:p>
-        </w:tc>
-        <w:tc>
-          <w:tcPr>
-            <w:tcW w:w="0" w:type="auto"/>
-            <w:tcBorders>
-              <w:top w:val="single" w:sz="8" w:space="0" w:color="000000"/>
-              <w:left w:val="single" w:sz="8" w:space="0" w:color="000000"/>
-              <w:bottom w:val="single" w:sz="8" w:space="0" w:color="000000"/>
-              <w:right w:val="single" w:sz="8" w:space="0" w:color="000000"/>
-            </w:tcBorders>
-            <w:tcMar>
-              <w:top w:w="100" w:type="dxa"/>
-              <w:left w:w="100" w:type="dxa"/>
-              <w:bottom w:w="100" w:type="dxa"/>
-              <w:right w:w="100" w:type="dxa"/>
-            </w:tcMar>
-            <w:hideMark/>
-          </w:tcPr>
-          <w:p>
-            <w:r>
-              <w:t>Colubridae</w:t>
-            </w:r>
-          </w:p>
-        </w:tc>
-        <w:tc>
-          <w:tcPr>
-            <w:tcW w:w="0" w:type="auto"/>
-            <w:tcBorders>
-              <w:top w:val="single" w:sz="8" w:space="0" w:color="000000"/>
-              <w:left w:val="single" w:sz="8" w:space="0" w:color="000000"/>
-              <w:bottom w:val="single" w:sz="8" w:space="0" w:color="000000"/>
-              <w:right w:val="single" w:sz="8" w:space="0" w:color="000000"/>
-            </w:tcBorders>
-            <w:tcMar>
-              <w:top w:w="100" w:type="dxa"/>
-              <w:left w:w="100" w:type="dxa"/>
-              <w:bottom w:w="100" w:type="dxa"/>
-              <w:right w:w="100" w:type="dxa"/>
-            </w:tcMar>
-            <w:hideMark/>
-          </w:tcPr>
-          <w:p>
-            <w:r>
-              <w:t>263.04</w:t>
-            </w:r>
-          </w:p>
-        </w:tc>
-        <w:tc>
-          <w:tcPr>
-            <w:tcW w:w="0" w:type="auto"/>
-            <w:tcBorders>
-              <w:top w:val="single" w:sz="8" w:space="0" w:color="000000"/>
-              <w:left w:val="single" w:sz="8" w:space="0" w:color="000000"/>
-              <w:bottom w:val="single" w:sz="8" w:space="0" w:color="000000"/>
-              <w:right w:val="single" w:sz="8" w:space="0" w:color="000000"/>
-            </w:tcBorders>
-            <w:tcMar>
-              <w:top w:w="100" w:type="dxa"/>
-              <w:left w:w="100" w:type="dxa"/>
-              <w:bottom w:w="100" w:type="dxa"/>
-              <w:right w:w="100" w:type="dxa"/>
-            </w:tcMar>
-            <w:hideMark/>
-          </w:tcPr>
-          <w:p>
-            <w:r>
-              <w:t>43.96</w:t>
-            </w:r>
-          </w:p>
-        </w:tc>
-        <w:tc>
-          <w:tcPr>
-            <w:tcW w:w="0" w:type="auto"/>
-            <w:tcBorders>
-              <w:top w:val="single" w:sz="8" w:space="0" w:color="000000"/>
-              <w:left w:val="single" w:sz="8" w:space="0" w:color="000000"/>
-              <w:bottom w:val="single" w:sz="8" w:space="0" w:color="000000"/>
-              <w:right w:val="single" w:sz="8" w:space="0" w:color="000000"/>
-            </w:tcBorders>
-            <w:tcMar>
-              <w:top w:w="100" w:type="dxa"/>
-              <w:left w:w="100" w:type="dxa"/>
-              <w:bottom w:w="100" w:type="dxa"/>
-              <w:right w:w="100" w:type="dxa"/>
-            </w:tcMar>
-            <w:hideMark/>
-          </w:tcPr>
-          <w:p>
-            <w:r>
-              <w:t>189.56</w:t>
-            </w:r>
-          </w:p>
-        </w:tc>
-        <w:tc>
-          <w:tcPr>
-            <w:tcW w:w="0" w:type="auto"/>
-            <w:tcBorders>
-              <w:top w:val="single" w:sz="8" w:space="0" w:color="000000"/>
-              <w:left w:val="single" w:sz="8" w:space="0" w:color="000000"/>
-              <w:bottom w:val="single" w:sz="8" w:space="0" w:color="000000"/>
-              <w:right w:val="single" w:sz="8" w:space="0" w:color="000000"/>
-            </w:tcBorders>
-            <w:tcMar>
-              <w:top w:w="100" w:type="dxa"/>
-              <w:left w:w="100" w:type="dxa"/>
-              <w:bottom w:w="100" w:type="dxa"/>
-              <w:right w:w="100" w:type="dxa"/>
-            </w:tcMar>
-            <w:hideMark/>
-          </w:tcPr>
-          <w:p>
-            <w:r>
-              <w:t>364.99</w:t>
-            </w:r>
-          </w:p>
-        </w:tc>
-      </w:tr>
-      <w:tr>
-        <w:tc>
-          <w:tcPr>
-            <w:tcW w:w="0" w:type="auto"/>
-            <w:tcBorders>
-              <w:top w:val="single" w:sz="8" w:space="0" w:color="000000"/>
-              <w:left w:val="single" w:sz="8" w:space="0" w:color="000000"/>
-              <w:bottom w:val="single" w:sz="8" w:space="0" w:color="000000"/>
-              <w:right w:val="single" w:sz="8" w:space="0" w:color="000000"/>
-            </w:tcBorders>
-            <w:tcMar>
-              <w:top w:w="100" w:type="dxa"/>
-              <w:left w:w="100" w:type="dxa"/>
-              <w:bottom w:w="100" w:type="dxa"/>
-              <w:right w:w="100" w:type="dxa"/>
-            </w:tcMar>
-            <w:hideMark/>
-          </w:tcPr>
-          <w:p>
-            <w:r>
-              <w:t>Hunted</w:t>
-            </w:r>
-          </w:p>
-        </w:tc>
-        <w:tc>
-          <w:tcPr>
-            <w:tcW w:w="0" w:type="auto"/>
-            <w:tcBorders>
-              <w:top w:val="single" w:sz="8" w:space="0" w:color="000000"/>
-              <w:left w:val="single" w:sz="8" w:space="0" w:color="000000"/>
-              <w:bottom w:val="single" w:sz="8" w:space="0" w:color="000000"/>
-              <w:right w:val="single" w:sz="8" w:space="0" w:color="000000"/>
-            </w:tcBorders>
-            <w:tcMar>
-              <w:top w:w="100" w:type="dxa"/>
-              <w:left w:w="100" w:type="dxa"/>
-              <w:bottom w:w="100" w:type="dxa"/>
-              <w:right w:w="100" w:type="dxa"/>
-            </w:tcMar>
-            <w:hideMark/>
-          </w:tcPr>
-          <w:p>
-            <w:r>
-              <w:t>Colubridae</w:t>
-            </w:r>
-          </w:p>
-        </w:tc>
-        <w:tc>
-          <w:tcPr>
-            <w:tcW w:w="0" w:type="auto"/>
-            <w:tcBorders>
-              <w:top w:val="single" w:sz="8" w:space="0" w:color="000000"/>
-              <w:left w:val="single" w:sz="8" w:space="0" w:color="000000"/>
-              <w:bottom w:val="single" w:sz="8" w:space="0" w:color="000000"/>
-              <w:right w:val="single" w:sz="8" w:space="0" w:color="000000"/>
-            </w:tcBorders>
-            <w:tcMar>
-              <w:top w:w="100" w:type="dxa"/>
-              <w:left w:w="100" w:type="dxa"/>
-              <w:bottom w:w="100" w:type="dxa"/>
-              <w:right w:w="100" w:type="dxa"/>
-            </w:tcMar>
-            <w:hideMark/>
-          </w:tcPr>
-          <w:p>
-            <w:r>
-              <w:t>283.86</w:t>
-            </w:r>
-          </w:p>
-        </w:tc>
-        <w:tc>
-          <w:tcPr>
-            <w:tcW w:w="0" w:type="auto"/>
-            <w:tcBorders>
-              <w:top w:val="single" w:sz="8" w:space="0" w:color="000000"/>
-              <w:left w:val="single" w:sz="8" w:space="0" w:color="000000"/>
-              <w:bottom w:val="single" w:sz="8" w:space="0" w:color="000000"/>
-              <w:right w:val="single" w:sz="8" w:space="0" w:color="000000"/>
-            </w:tcBorders>
-            <w:tcMar>
-              <w:top w:w="100" w:type="dxa"/>
-              <w:left w:w="100" w:type="dxa"/>
-              <w:bottom w:w="100" w:type="dxa"/>
-              <w:right w:w="100" w:type="dxa"/>
-            </w:tcMar>
-            <w:hideMark/>
-          </w:tcPr>
-          <w:p>
-            <w:r>
-              <w:t>50.14</w:t>
-            </w:r>
-          </w:p>
-        </w:tc>
-        <w:tc>
-          <w:tcPr>
-            <w:tcW w:w="0" w:type="auto"/>
-            <w:tcBorders>
-              <w:top w:val="single" w:sz="8" w:space="0" w:color="000000"/>
-              <w:left w:val="single" w:sz="8" w:space="0" w:color="000000"/>
-              <w:bottom w:val="single" w:sz="8" w:space="0" w:color="000000"/>
-              <w:right w:val="single" w:sz="8" w:space="0" w:color="000000"/>
-            </w:tcBorders>
-            <w:tcMar>
-              <w:top w:w="100" w:type="dxa"/>
-              <w:left w:w="100" w:type="dxa"/>
-              <w:bottom w:w="100" w:type="dxa"/>
-              <w:right w:w="100" w:type="dxa"/>
-            </w:tcMar>
-            <w:hideMark/>
-          </w:tcPr>
-          <w:p>
-            <w:r>
-              <w:t>200.80</w:t>
-            </w:r>
-          </w:p>
-        </w:tc>
-        <w:tc>
-          <w:tcPr>
-            <w:tcW w:w="0" w:type="auto"/>
-            <w:tcBorders>
-              <w:top w:val="single" w:sz="8" w:space="0" w:color="000000"/>
-              <w:left w:val="single" w:sz="8" w:space="0" w:color="000000"/>
-              <w:bottom w:val="single" w:sz="8" w:space="0" w:color="000000"/>
-              <w:right w:val="single" w:sz="8" w:space="0" w:color="000000"/>
-            </w:tcBorders>
-            <w:tcMar>
-              <w:top w:w="100" w:type="dxa"/>
-              <w:left w:w="100" w:type="dxa"/>
-              <w:bottom w:w="100" w:type="dxa"/>
-              <w:right w:w="100" w:type="dxa"/>
-            </w:tcMar>
-            <w:hideMark/>
-          </w:tcPr>
-          <w:p>
-            <w:r>
-              <w:t>401.28</w:t>
-            </w:r>
-          </w:p>
-        </w:tc>
-      </w:tr>
-    </w:tbl>
-    <w:p/>
-    <w:p>
-      <w:r>
-        <w:rPr>
-          <w:noProof/>
-        </w:rPr>
-        <w:drawing>
-          <wp:inline distT="0" distB="0" distL="0" distR="0" wp14:anchorId="20715676" wp14:editId="022E779C">
-            <wp:extent cx="5943600" cy="3717290"/>
-            <wp:effectExtent l="0" t="0" r="0" b="0"/>
-            <wp:docPr id="898006174" name="Picture 3"/>
-            <wp:cNvGraphicFramePr>
-              <a:graphicFrameLocks xmlns:a="http://schemas.openxmlformats.org/drawingml/2006/main" noChangeAspect="1"/>
-            </wp:cNvGraphicFramePr>
-            <a:graphic xmlns:a="http://schemas.openxmlformats.org/drawingml/2006/main">
-              <a:graphicData uri="http://schemas.openxmlformats.org/drawingml/2006/picture">
-                <pic:pic xmlns:pic="http://schemas.openxmlformats.org/drawingml/2006/picture">
-                  <pic:nvPicPr>
-                    <pic:cNvPr id="0" name="Picture 12"/>
-                    <pic:cNvPicPr>
-                      <a:picLocks noChangeAspect="1" noChangeArrowheads="1"/>
-                    </pic:cNvPicPr>
-                  </pic:nvPicPr>
-                  <pic:blipFill>
-                    <a:blip r:embed="rId5" cstate="print">
-                      <a:extLst>
-                        <a:ext uri="{28A0092B-C50C-407E-A947-70E740481C1C}">
-                          <a14:useLocalDpi xmlns:a14="http://schemas.microsoft.com/office/drawing/2010/main" val="0"/>
-                        </a:ext>
-                      </a:extLst>
-                    </a:blip>
-                    <a:srcRect/>
-                    <a:stretch>
-                      <a:fillRect/>
-                    </a:stretch>
-                  </pic:blipFill>
-                  <pic:spPr bwMode="auto">
-                    <a:xfrm>
-                      <a:off x="0" y="0"/>
-                      <a:ext cx="5943600" cy="3717290"/>
-                    </a:xfrm>
-                    <a:prstGeom prst="rect">
-                      <a:avLst/>
-                    </a:prstGeom>
-                    <a:noFill/>
-                    <a:ln>
-                      <a:noFill/>
-                    </a:ln>
-                  </pic:spPr>
-                </pic:pic>
-              </a:graphicData>
-            </a:graphic>
-          </wp:inline>
-        </w:drawing>
-      </w:r>
-    </w:p>
-    <w:p>
-      <w:r>
-        <w:rPr>
-          <w:b/>
-          <w:bCs/>
-        </w:rPr>
-        <w:t>Figure 32</w:t>
-      </w:r>
-      <w:r>
-        <w:t>: This figure shows the estimated densities of snakes (</w:t>
-      </w:r>
-      <w:r>
-        <w:rPr>
-          <w:i/>
-          <w:iCs/>
-        </w:rPr>
-        <w:t>n</w:t>
-      </w:r>
-      <w:r>
-        <w:t xml:space="preserve"> per km</w:t>
-      </w:r>
-      <w:r>
-        <w:rPr>
-          <w:vertAlign w:val="superscript"/>
-        </w:rPr>
-        <w:t>2</w:t>
-      </w:r>
-      <w:r>
-        <w:t>), separated by dietary guild and site, based on the detections from nocturnal visual encounter surveys. Bars represent ± SE. </w:t>
-      </w:r>
-    </w:p>
     <w:p/>
     <w:sectPr>
       <w:pgSz w:w="12240" w:h="15840"/>
